--- a/policies/interviews/Interview_scripts.docx
+++ b/policies/interviews/Interview_scripts.docx
@@ -286,7 +286,7 @@
           <w:sz w:val="24"/>
           <w:szCs w:val="24"/>
         </w:rPr>
-        <w:t xml:space="preserve">We are working on a chapter about former teachers for an OECD project on the diversity of routes into the teaching profession. We are gathering the policies and the experiences that countries have used to bring former teachers back to the classroom — teachers who retired, teachers who moved into another sector, and teachers who left work altogether.</w:t>
+        <w:t xml:space="preserve">Teacher shortages have led a number of education systems to look for supply beyond initial teacher education. One source has received little systematic attention: qualified teachers who are no longer teaching. In most systems this is a large group, larger in several countries than the annual output of teacher education, and it is made up of three distinct populations — teachers who moved to another occupation, teachers who left the labour market, and teachers who retired. Policies that seek to bring any of them back to the classroom are the subject of the chapter to which this interview contributes, part of the project Unlocking the Potential of Diverse Teaching Profiles at the OECD Centre for Educational Research and Innovation.</w:t>
       </w:r>
     </w:p>
     <w:p>
@@ -302,7 +302,7 @@
           <w:sz w:val="24"/>
           <w:szCs w:val="24"/>
         </w:rPr>
-        <w:t xml:space="preserve">What we are after is not the design on paper, which we can read, but what actually happened: what worked, what did not, and what the people who ran these policies would tell a country thinking of doing the same.</w:t>
+        <w:t xml:space="preserve">The chapter maps these policies across countries and classifies them by the instrument they rely on: financial incentives, information and nudges, support and training, flexible positions, and flexible re-certification. Documents tell us the design. They rarely tell us take-up, retention or cost, and evaluations are scarce. What we are after in these conversations is the experience of the people who designed and ran the measures: what a design was meant to achieve, what happened once it was in place, and what they would now do differently.</w:t>
       </w:r>
     </w:p>
     <w:p>
@@ -318,7 +318,7 @@
           <w:sz w:val="24"/>
           <w:szCs w:val="24"/>
         </w:rPr>
-        <w:t xml:space="preserve">The third part of our work is about the teachers themselves. We are characterising why teachers leave, and we want to see whether the policies that try to bring them back speak to those reasons or to something else.</w:t>
+        <w:t xml:space="preserve">A second line of the research concerns the reasons teachers leave. The attrition literature points consistently to working conditions, workload and career prospects, and less uniformly to pay. Policies that bring teachers back tend to act on something else — on the cost of returning, on information, on the terms of a part-time or temporary post. Whether the two meet is an open question, and one we mean to examine case by case: whom a measure actually brings back, and whether they are the teachers the system loses.</w:t>
       </w:r>
     </w:p>
     <w:p>
@@ -334,7 +334,7 @@
           <w:sz w:val="24"/>
           <w:szCs w:val="24"/>
         </w:rPr>
-        <w:t xml:space="preserve">This conversation is to understand your experience. There are no right answers, and anything you cannot discuss, we simply leave aside.</w:t>
+        <w:t xml:space="preserve">The conversation follows a small number of open questions. It is not an evaluation. Nothing said will be attributed to you without your agreement, and any question can be left aside.</w:t>
       </w:r>
     </w:p>
     <w:p>
@@ -390,18 +390,18 @@
           <w:sz w:val="24"/>
           <w:szCs w:val="24"/>
         </w:rPr>
-        <w:t xml:space="preserve">Who to ask for:</w:t>
-      </w:r>
-      <w:r>
-        <w:rPr>
-          <w:rFonts w:ascii="Garamond" w:cs="Garamond" w:eastAsia="Garamond" w:hAnsi="Garamond"/>
-          <w:b w:val="false"/>
-          <w:bCs w:val="false"/>
-          <w:color w:val="000000"/>
-          <w:sz w:val="24"/>
-          <w:szCs w:val="24"/>
-        </w:rPr>
-        <w:t xml:space="preserve"> the School Workforce directorate of the NSW Department of Education, which runs attraction, engagement and retention and places teachers in public schools.</w:t>
+        <w:t xml:space="preserve">Who to ask:</w:t>
+      </w:r>
+      <w:r>
+        <w:rPr>
+          <w:rFonts w:ascii="Garamond" w:cs="Garamond" w:eastAsia="Garamond" w:hAnsi="Garamond"/>
+          <w:b w:val="false"/>
+          <w:bCs w:val="false"/>
+          <w:color w:val="000000"/>
+          <w:sz w:val="24"/>
+          <w:szCs w:val="24"/>
+        </w:rPr>
+        <w:t xml:space="preserve"> the School Workforce directorate of the NSW Department of Education, which handles attraction, retention and the placement of teachers in public schools.</w:t>
       </w:r>
     </w:p>
     <w:p>
@@ -417,18 +417,18 @@
           <w:sz w:val="24"/>
           <w:szCs w:val="24"/>
         </w:rPr>
-        <w:t xml:space="preserve">What we already know, so we do not ask it.</w:t>
-      </w:r>
-      <w:r>
-        <w:rPr>
-          <w:rFonts w:ascii="Garamond" w:cs="Garamond" w:eastAsia="Garamond" w:hAnsi="Garamond"/>
-          <w:b w:val="false"/>
-          <w:bCs w:val="false"/>
-          <w:color w:val="000000"/>
-          <w:sz w:val="24"/>
-          <w:szCs w:val="24"/>
-        </w:rPr>
-        <w:t xml:space="preserve"> From November 2023 the Department went through its own records of teachers who had left in the previous five years and approached more than 1,500 of them; by May 2024, 260 had expressed interest and 145 had been linked with schools, about six in ten of them out of retirement. Returners are helped with accreditation, approval to teach and the working-with-children check, and register on the casual booking platform the schools use; a streamlined re-accreditation route for retired teachers appeared at the standards authority in the same month the calls began. The press described the outreach as cold-calling; the Department itself has never said what the channel was. Nothing programme-specific has been published since May 2024.</w:t>
+        <w:t xml:space="preserve">What we know.</w:t>
+      </w:r>
+      <w:r>
+        <w:rPr>
+          <w:rFonts w:ascii="Garamond" w:cs="Garamond" w:eastAsia="Garamond" w:hAnsi="Garamond"/>
+          <w:b w:val="false"/>
+          <w:bCs w:val="false"/>
+          <w:color w:val="000000"/>
+          <w:sz w:val="24"/>
+          <w:szCs w:val="24"/>
+        </w:rPr>
+        <w:t xml:space="preserve"> From November 2023 the Department went through its own records of teachers who had left in the previous five years and approached more than 1,500 of them. By May 2024, 260 had expressed interest and 145 had been linked with schools, about six in ten of them retirees. Returners are helped with accreditation, approval to teach and the working-with-children check, and register on the casual booking platform schools use. A shorter re-accreditation route for retired teachers appeared at the standards authority the month the calls began. The press described the outreach as cold-calling; the Department has not said what the channel was. No figures have been published since May 2024.</w:t>
       </w:r>
     </w:p>
     <w:p>
@@ -456,70 +456,44 @@
           <w:sz w:val="24"/>
           <w:szCs w:val="24"/>
         </w:rPr>
-        <w:t xml:space="preserve">How did the idea come about?</w:t>
-      </w:r>
-      <w:r>
-        <w:rPr>
-          <w:rFonts w:ascii="Garamond" w:cs="Garamond" w:eastAsia="Garamond" w:hAnsi="Garamond"/>
-          <w:b w:val="false"/>
-          <w:bCs w:val="false"/>
-          <w:color w:val="000000"/>
-          <w:sz w:val="24"/>
-          <w:szCs w:val="24"/>
-        </w:rPr>
-        <w:t xml:space="preserve"> We are interested in the moment someone said: rather than advertise, let us go back to the teachers who have already left.</w:t>
-      </w:r>
-    </w:p>
-    <w:p>
-      <w:pPr>
-        <w:spacing w:after="40" w:before="0"/>
-        <w:ind w:left="1008" w:hanging="288"/>
-      </w:pPr>
-      <w:r>
-        <w:rPr>
-          <w:rFonts w:ascii="Garamond" w:cs="Garamond" w:eastAsia="Garamond" w:hAnsi="Garamond"/>
-          <w:color w:val="555555"/>
-          <w:sz w:val="21"/>
-          <w:szCs w:val="21"/>
-        </w:rPr>
-        <w:t xml:space="preserve">–	</w:t>
-      </w:r>
-      <w:r>
-        <w:rPr>
-          <w:rFonts w:ascii="Garamond" w:cs="Garamond" w:eastAsia="Garamond" w:hAnsi="Garamond"/>
-          <w:b w:val="false"/>
-          <w:bCs w:val="false"/>
-          <w:color w:val="555555"/>
-          <w:sz w:val="21"/>
-          <w:szCs w:val="21"/>
-        </w:rPr>
-        <w:t xml:space="preserve">Who had to be convinced, inside the Department or outside it?</w:t>
-      </w:r>
-    </w:p>
-    <w:p>
-      <w:pPr>
-        <w:spacing w:after="40" w:before="0"/>
-        <w:ind w:left="1008" w:hanging="288"/>
-      </w:pPr>
-      <w:r>
-        <w:rPr>
-          <w:rFonts w:ascii="Garamond" w:cs="Garamond" w:eastAsia="Garamond" w:hAnsi="Garamond"/>
-          <w:color w:val="555555"/>
-          <w:sz w:val="21"/>
-          <w:szCs w:val="21"/>
-        </w:rPr>
-        <w:t xml:space="preserve">–	</w:t>
-      </w:r>
-      <w:r>
-        <w:rPr>
-          <w:rFonts w:ascii="Garamond" w:cs="Garamond" w:eastAsia="Garamond" w:hAnsi="Garamond"/>
-          <w:b w:val="false"/>
-          <w:bCs w:val="false"/>
-          <w:color w:val="555555"/>
-          <w:sz w:val="21"/>
-          <w:szCs w:val="21"/>
-        </w:rPr>
-        <w:t xml:space="preserve">Was there a model you were looking at, here or elsewhere?</w:t>
+        <w:t xml:space="preserve">How did this start?</w:t>
+      </w:r>
+      <w:r>
+        <w:rPr>
+          <w:rFonts w:ascii="Garamond" w:cs="Garamond" w:eastAsia="Garamond" w:hAnsi="Garamond"/>
+          <w:b w:val="false"/>
+          <w:bCs w:val="false"/>
+          <w:color w:val="000000"/>
+          <w:sz w:val="24"/>
+          <w:szCs w:val="24"/>
+        </w:rPr>
+        <w:t xml:space="preserve"> Who first proposed going back to teachers who had already left, and who had to agree?</w:t>
+      </w:r>
+    </w:p>
+    <w:p>
+      <w:pPr>
+        <w:spacing w:after="40" w:before="0"/>
+        <w:ind w:left="1008" w:hanging="288"/>
+      </w:pPr>
+      <w:r>
+        <w:rPr>
+          <w:rFonts w:ascii="Garamond" w:cs="Garamond" w:eastAsia="Garamond" w:hAnsi="Garamond"/>
+          <w:color w:val="555555"/>
+          <w:sz w:val="21"/>
+          <w:szCs w:val="21"/>
+        </w:rPr>
+        <w:t xml:space="preserve">–	</w:t>
+      </w:r>
+      <w:r>
+        <w:rPr>
+          <w:rFonts w:ascii="Garamond" w:cs="Garamond" w:eastAsia="Garamond" w:hAnsi="Garamond"/>
+          <w:b w:val="false"/>
+          <w:bCs w:val="false"/>
+          <w:color w:val="555555"/>
+          <w:sz w:val="21"/>
+          <w:szCs w:val="21"/>
+        </w:rPr>
+        <w:t xml:space="preserve">Was there a model, in Australia or elsewhere?</w:t>
       </w:r>
     </w:p>
     <w:p>
@@ -547,85 +521,85 @@
           <w:sz w:val="24"/>
           <w:szCs w:val="24"/>
         </w:rPr>
-        <w:t xml:space="preserve">Going back to your own records to find former teachers is something very few systems do. How did you build that list, and how were people approached?</w:t>
-      </w:r>
-    </w:p>
-    <w:p>
-      <w:pPr>
-        <w:spacing w:after="40" w:before="0"/>
-        <w:ind w:left="1008" w:hanging="288"/>
-      </w:pPr>
-      <w:r>
-        <w:rPr>
-          <w:rFonts w:ascii="Garamond" w:cs="Garamond" w:eastAsia="Garamond" w:hAnsi="Garamond"/>
-          <w:color w:val="555555"/>
-          <w:sz w:val="21"/>
-          <w:szCs w:val="21"/>
-        </w:rPr>
-        <w:t xml:space="preserve">–	</w:t>
-      </w:r>
-      <w:r>
-        <w:rPr>
-          <w:rFonts w:ascii="Garamond" w:cs="Garamond" w:eastAsia="Garamond" w:hAnsi="Garamond"/>
-          <w:b w:val="false"/>
-          <w:bCs w:val="false"/>
-          <w:color w:val="555555"/>
-          <w:sz w:val="21"/>
-          <w:szCs w:val="21"/>
-        </w:rPr>
-        <w:t xml:space="preserve">What did you have to settle before contacting people who no longer worked for you?</w:t>
-      </w:r>
-    </w:p>
-    <w:p>
-      <w:pPr>
-        <w:spacing w:after="40" w:before="0"/>
-        <w:ind w:left="1008" w:hanging="288"/>
-      </w:pPr>
-      <w:r>
-        <w:rPr>
-          <w:rFonts w:ascii="Garamond" w:cs="Garamond" w:eastAsia="Garamond" w:hAnsi="Garamond"/>
-          <w:color w:val="555555"/>
-          <w:sz w:val="21"/>
-          <w:szCs w:val="21"/>
-        </w:rPr>
-        <w:t xml:space="preserve">–	</w:t>
-      </w:r>
-      <w:r>
-        <w:rPr>
-          <w:rFonts w:ascii="Garamond" w:cs="Garamond" w:eastAsia="Garamond" w:hAnsi="Garamond"/>
-          <w:b w:val="false"/>
-          <w:bCs w:val="false"/>
-          <w:color w:val="555555"/>
-          <w:sz w:val="21"/>
-          <w:szCs w:val="21"/>
-        </w:rPr>
-        <w:t xml:space="preserve">Was it a phone call, a letter, an e-mail — and what was actually said?</w:t>
-      </w:r>
-    </w:p>
-    <w:p>
-      <w:pPr>
-        <w:spacing w:after="40" w:before="0"/>
-        <w:ind w:left="1008" w:hanging="288"/>
-      </w:pPr>
-      <w:r>
-        <w:rPr>
-          <w:rFonts w:ascii="Garamond" w:cs="Garamond" w:eastAsia="Garamond" w:hAnsi="Garamond"/>
-          <w:color w:val="555555"/>
-          <w:sz w:val="21"/>
-          <w:szCs w:val="21"/>
-        </w:rPr>
-        <w:t xml:space="preserve">–	</w:t>
-      </w:r>
-      <w:r>
-        <w:rPr>
-          <w:rFonts w:ascii="Garamond" w:cs="Garamond" w:eastAsia="Garamond" w:hAnsi="Garamond"/>
-          <w:b w:val="false"/>
-          <w:bCs w:val="false"/>
-          <w:color w:val="555555"/>
-          <w:sz w:val="21"/>
-          <w:szCs w:val="21"/>
-        </w:rPr>
-        <w:t xml:space="preserve">Was the list everyone who had left, or a selection?</w:t>
+        <w:t xml:space="preserve">How did you find the teachers you contacted, and how were they approached?</w:t>
+      </w:r>
+    </w:p>
+    <w:p>
+      <w:pPr>
+        <w:spacing w:after="40" w:before="0"/>
+        <w:ind w:left="1008" w:hanging="288"/>
+      </w:pPr>
+      <w:r>
+        <w:rPr>
+          <w:rFonts w:ascii="Garamond" w:cs="Garamond" w:eastAsia="Garamond" w:hAnsi="Garamond"/>
+          <w:color w:val="555555"/>
+          <w:sz w:val="21"/>
+          <w:szCs w:val="21"/>
+        </w:rPr>
+        <w:t xml:space="preserve">–	</w:t>
+      </w:r>
+      <w:r>
+        <w:rPr>
+          <w:rFonts w:ascii="Garamond" w:cs="Garamond" w:eastAsia="Garamond" w:hAnsi="Garamond"/>
+          <w:b w:val="false"/>
+          <w:bCs w:val="false"/>
+          <w:color w:val="555555"/>
+          <w:sz w:val="21"/>
+          <w:szCs w:val="21"/>
+        </w:rPr>
+        <w:t xml:space="preserve">Which records were used, and what had to be settled before former employees could be contacted?</w:t>
+      </w:r>
+    </w:p>
+    <w:p>
+      <w:pPr>
+        <w:spacing w:after="40" w:before="0"/>
+        <w:ind w:left="1008" w:hanging="288"/>
+      </w:pPr>
+      <w:r>
+        <w:rPr>
+          <w:rFonts w:ascii="Garamond" w:cs="Garamond" w:eastAsia="Garamond" w:hAnsi="Garamond"/>
+          <w:color w:val="555555"/>
+          <w:sz w:val="21"/>
+          <w:szCs w:val="21"/>
+        </w:rPr>
+        <w:t xml:space="preserve">–	</w:t>
+      </w:r>
+      <w:r>
+        <w:rPr>
+          <w:rFonts w:ascii="Garamond" w:cs="Garamond" w:eastAsia="Garamond" w:hAnsi="Garamond"/>
+          <w:b w:val="false"/>
+          <w:bCs w:val="false"/>
+          <w:color w:val="555555"/>
+          <w:sz w:val="21"/>
+          <w:szCs w:val="21"/>
+        </w:rPr>
+        <w:t xml:space="preserve">Phone, letter, e-mail? What was said to them?</w:t>
+      </w:r>
+    </w:p>
+    <w:p>
+      <w:pPr>
+        <w:spacing w:after="40" w:before="0"/>
+        <w:ind w:left="1008" w:hanging="288"/>
+      </w:pPr>
+      <w:r>
+        <w:rPr>
+          <w:rFonts w:ascii="Garamond" w:cs="Garamond" w:eastAsia="Garamond" w:hAnsi="Garamond"/>
+          <w:color w:val="555555"/>
+          <w:sz w:val="21"/>
+          <w:szCs w:val="21"/>
+        </w:rPr>
+        <w:t xml:space="preserve">–	</w:t>
+      </w:r>
+      <w:r>
+        <w:rPr>
+          <w:rFonts w:ascii="Garamond" w:cs="Garamond" w:eastAsia="Garamond" w:hAnsi="Garamond"/>
+          <w:b w:val="false"/>
+          <w:bCs w:val="false"/>
+          <w:color w:val="555555"/>
+          <w:sz w:val="21"/>
+          <w:szCs w:val="21"/>
+        </w:rPr>
+        <w:t xml:space="preserve">Everyone who had left, or a selection?</w:t>
       </w:r>
     </w:p>
     <w:p>
@@ -653,70 +627,44 @@
           <w:sz w:val="24"/>
           <w:szCs w:val="24"/>
         </w:rPr>
-        <w:t xml:space="preserve">What did people say back?</w:t>
-      </w:r>
-      <w:r>
-        <w:rPr>
-          <w:rFonts w:ascii="Garamond" w:cs="Garamond" w:eastAsia="Garamond" w:hAnsi="Garamond"/>
-          <w:b w:val="false"/>
-          <w:bCs w:val="false"/>
-          <w:color w:val="000000"/>
-          <w:sz w:val="24"/>
-          <w:szCs w:val="24"/>
-        </w:rPr>
-        <w:t xml:space="preserve"> We are as interested in those who said no as in those who said yes.</w:t>
-      </w:r>
-    </w:p>
-    <w:p>
-      <w:pPr>
-        <w:spacing w:after="40" w:before="0"/>
-        <w:ind w:left="1008" w:hanging="288"/>
-      </w:pPr>
-      <w:r>
-        <w:rPr>
-          <w:rFonts w:ascii="Garamond" w:cs="Garamond" w:eastAsia="Garamond" w:hAnsi="Garamond"/>
-          <w:color w:val="555555"/>
-          <w:sz w:val="21"/>
-          <w:szCs w:val="21"/>
-        </w:rPr>
-        <w:t xml:space="preserve">–	</w:t>
-      </w:r>
-      <w:r>
-        <w:rPr>
-          <w:rFonts w:ascii="Garamond" w:cs="Garamond" w:eastAsia="Garamond" w:hAnsi="Garamond"/>
-          <w:b w:val="false"/>
-          <w:bCs w:val="false"/>
-          <w:color w:val="555555"/>
-          <w:sz w:val="21"/>
-          <w:szCs w:val="21"/>
-        </w:rPr>
-        <w:t xml:space="preserve">Did the reasons for saying no cluster around anything?</w:t>
-      </w:r>
-    </w:p>
-    <w:p>
-      <w:pPr>
-        <w:spacing w:after="40" w:before="0"/>
-        <w:ind w:left="1008" w:hanging="288"/>
-      </w:pPr>
-      <w:r>
-        <w:rPr>
-          <w:rFonts w:ascii="Garamond" w:cs="Garamond" w:eastAsia="Garamond" w:hAnsi="Garamond"/>
-          <w:color w:val="555555"/>
-          <w:sz w:val="21"/>
-          <w:szCs w:val="21"/>
-        </w:rPr>
-        <w:t xml:space="preserve">–	</w:t>
-      </w:r>
-      <w:r>
-        <w:rPr>
-          <w:rFonts w:ascii="Garamond" w:cs="Garamond" w:eastAsia="Garamond" w:hAnsi="Garamond"/>
-          <w:b w:val="false"/>
-          <w:bCs w:val="false"/>
-          <w:color w:val="555555"/>
-          <w:sz w:val="21"/>
-          <w:szCs w:val="21"/>
-        </w:rPr>
-        <w:t xml:space="preserve">Did anyone say no at first and come round later?</w:t>
+        <w:t xml:space="preserve">What did they answer?</w:t>
+      </w:r>
+      <w:r>
+        <w:rPr>
+          <w:rFonts w:ascii="Garamond" w:cs="Garamond" w:eastAsia="Garamond" w:hAnsi="Garamond"/>
+          <w:b w:val="false"/>
+          <w:bCs w:val="false"/>
+          <w:color w:val="000000"/>
+          <w:sz w:val="24"/>
+          <w:szCs w:val="24"/>
+        </w:rPr>
+        <w:t xml:space="preserve"> Refusals interest us as much as acceptances.</w:t>
+      </w:r>
+    </w:p>
+    <w:p>
+      <w:pPr>
+        <w:spacing w:after="40" w:before="0"/>
+        <w:ind w:left="1008" w:hanging="288"/>
+      </w:pPr>
+      <w:r>
+        <w:rPr>
+          <w:rFonts w:ascii="Garamond" w:cs="Garamond" w:eastAsia="Garamond" w:hAnsi="Garamond"/>
+          <w:color w:val="555555"/>
+          <w:sz w:val="21"/>
+          <w:szCs w:val="21"/>
+        </w:rPr>
+        <w:t xml:space="preserve">–	</w:t>
+      </w:r>
+      <w:r>
+        <w:rPr>
+          <w:rFonts w:ascii="Garamond" w:cs="Garamond" w:eastAsia="Garamond" w:hAnsi="Garamond"/>
+          <w:b w:val="false"/>
+          <w:bCs w:val="false"/>
+          <w:color w:val="555555"/>
+          <w:sz w:val="21"/>
+          <w:szCs w:val="21"/>
+        </w:rPr>
+        <w:t xml:space="preserve">Did the refusals have anything in common?</w:t>
       </w:r>
     </w:p>
     <w:p>
@@ -744,59 +692,59 @@
           <w:sz w:val="24"/>
           <w:szCs w:val="24"/>
         </w:rPr>
-        <w:t xml:space="preserve">Once someone was interested, what happened next, and where did people get stuck?</w:t>
-      </w:r>
-    </w:p>
-    <w:p>
-      <w:pPr>
-        <w:spacing w:after="40" w:before="0"/>
-        <w:ind w:left="1008" w:hanging="288"/>
-      </w:pPr>
-      <w:r>
-        <w:rPr>
-          <w:rFonts w:ascii="Garamond" w:cs="Garamond" w:eastAsia="Garamond" w:hAnsi="Garamond"/>
-          <w:color w:val="555555"/>
-          <w:sz w:val="21"/>
-          <w:szCs w:val="21"/>
-        </w:rPr>
-        <w:t xml:space="preserve">–	</w:t>
-      </w:r>
-      <w:r>
-        <w:rPr>
-          <w:rFonts w:ascii="Garamond" w:cs="Garamond" w:eastAsia="Garamond" w:hAnsi="Garamond"/>
-          <w:b w:val="false"/>
-          <w:bCs w:val="false"/>
-          <w:color w:val="555555"/>
-          <w:sz w:val="21"/>
-          <w:szCs w:val="21"/>
-        </w:rPr>
-        <w:t xml:space="preserve">The accreditation route for retired teachers changed the same month. Was that designed alongside this, or did it happen to coincide?</w:t>
-      </w:r>
-    </w:p>
-    <w:p>
-      <w:pPr>
-        <w:spacing w:after="40" w:before="0"/>
-        <w:ind w:left="1008" w:hanging="288"/>
-      </w:pPr>
-      <w:r>
-        <w:rPr>
-          <w:rFonts w:ascii="Garamond" w:cs="Garamond" w:eastAsia="Garamond" w:hAnsi="Garamond"/>
-          <w:color w:val="555555"/>
-          <w:sz w:val="21"/>
-          <w:szCs w:val="21"/>
-        </w:rPr>
-        <w:t xml:space="preserve">–	</w:t>
-      </w:r>
-      <w:r>
-        <w:rPr>
-          <w:rFonts w:ascii="Garamond" w:cs="Garamond" w:eastAsia="Garamond" w:hAnsi="Garamond"/>
-          <w:b w:val="false"/>
-          <w:bCs w:val="false"/>
-          <w:color w:val="555555"/>
-          <w:sz w:val="21"/>
-          <w:szCs w:val="21"/>
-        </w:rPr>
-        <w:t xml:space="preserve">Was the process really changed for these teachers, or was it the same process with someone walking them through it?</w:t>
+        <w:t xml:space="preserve">Once someone said yes, what followed, and where did it stall?</w:t>
+      </w:r>
+    </w:p>
+    <w:p>
+      <w:pPr>
+        <w:spacing w:after="40" w:before="0"/>
+        <w:ind w:left="1008" w:hanging="288"/>
+      </w:pPr>
+      <w:r>
+        <w:rPr>
+          <w:rFonts w:ascii="Garamond" w:cs="Garamond" w:eastAsia="Garamond" w:hAnsi="Garamond"/>
+          <w:color w:val="555555"/>
+          <w:sz w:val="21"/>
+          <w:szCs w:val="21"/>
+        </w:rPr>
+        <w:t xml:space="preserve">–	</w:t>
+      </w:r>
+      <w:r>
+        <w:rPr>
+          <w:rFonts w:ascii="Garamond" w:cs="Garamond" w:eastAsia="Garamond" w:hAnsi="Garamond"/>
+          <w:b w:val="false"/>
+          <w:bCs w:val="false"/>
+          <w:color w:val="555555"/>
+          <w:sz w:val="21"/>
+          <w:szCs w:val="21"/>
+        </w:rPr>
+        <w:t xml:space="preserve">The standards authority opened a shorter re-accreditation route for retired teachers the same month. Was that planned together?</w:t>
+      </w:r>
+    </w:p>
+    <w:p>
+      <w:pPr>
+        <w:spacing w:after="40" w:before="0"/>
+        <w:ind w:left="1008" w:hanging="288"/>
+      </w:pPr>
+      <w:r>
+        <w:rPr>
+          <w:rFonts w:ascii="Garamond" w:cs="Garamond" w:eastAsia="Garamond" w:hAnsi="Garamond"/>
+          <w:color w:val="555555"/>
+          <w:sz w:val="21"/>
+          <w:szCs w:val="21"/>
+        </w:rPr>
+        <w:t xml:space="preserve">–	</w:t>
+      </w:r>
+      <w:r>
+        <w:rPr>
+          <w:rFonts w:ascii="Garamond" w:cs="Garamond" w:eastAsia="Garamond" w:hAnsi="Garamond"/>
+          <w:b w:val="false"/>
+          <w:bCs w:val="false"/>
+          <w:color w:val="555555"/>
+          <w:sz w:val="21"/>
+          <w:szCs w:val="21"/>
+        </w:rPr>
+        <w:t xml:space="preserve">Was the process itself changed, or was it the usual process with someone guiding them through?</w:t>
       </w:r>
     </w:p>
     <w:p>
@@ -824,44 +772,33 @@
           <w:sz w:val="24"/>
           <w:szCs w:val="24"/>
         </w:rPr>
-        <w:t xml:space="preserve">Who came back, and into what?</w:t>
-      </w:r>
-      <w:r>
-        <w:rPr>
-          <w:rFonts w:ascii="Garamond" w:cs="Garamond" w:eastAsia="Garamond" w:hAnsi="Garamond"/>
-          <w:b w:val="false"/>
-          <w:bCs w:val="false"/>
-          <w:color w:val="000000"/>
-          <w:sz w:val="24"/>
-          <w:szCs w:val="24"/>
-        </w:rPr>
-        <w:t xml:space="preserve"> We can see that about six in ten were retirees; we would like to hear about the rest, and about the work they took.</w:t>
-      </w:r>
-    </w:p>
-    <w:p>
-      <w:pPr>
-        <w:spacing w:after="40" w:before="0"/>
-        <w:ind w:left="1008" w:hanging="288"/>
-      </w:pPr>
-      <w:r>
-        <w:rPr>
-          <w:rFonts w:ascii="Garamond" w:cs="Garamond" w:eastAsia="Garamond" w:hAnsi="Garamond"/>
-          <w:color w:val="555555"/>
-          <w:sz w:val="21"/>
-          <w:szCs w:val="21"/>
-        </w:rPr>
-        <w:t xml:space="preserve">–	</w:t>
-      </w:r>
-      <w:r>
-        <w:rPr>
-          <w:rFonts w:ascii="Garamond" w:cs="Garamond" w:eastAsia="Garamond" w:hAnsi="Garamond"/>
-          <w:b w:val="false"/>
-          <w:bCs w:val="false"/>
-          <w:color w:val="555555"/>
-          <w:sz w:val="21"/>
-          <w:szCs w:val="21"/>
-        </w:rPr>
-        <w:t xml:space="preserve">Casual, temporary, permanent — did the kind of work they wanted match what schools needed?</w:t>
+        <w:t xml:space="preserve">Who came back, and to what kind of post?</w:t>
+      </w:r>
+    </w:p>
+    <w:p>
+      <w:pPr>
+        <w:spacing w:after="40" w:before="0"/>
+        <w:ind w:left="1008" w:hanging="288"/>
+      </w:pPr>
+      <w:r>
+        <w:rPr>
+          <w:rFonts w:ascii="Garamond" w:cs="Garamond" w:eastAsia="Garamond" w:hAnsi="Garamond"/>
+          <w:color w:val="555555"/>
+          <w:sz w:val="21"/>
+          <w:szCs w:val="21"/>
+        </w:rPr>
+        <w:t xml:space="preserve">–	</w:t>
+      </w:r>
+      <w:r>
+        <w:rPr>
+          <w:rFonts w:ascii="Garamond" w:cs="Garamond" w:eastAsia="Garamond" w:hAnsi="Garamond"/>
+          <w:b w:val="false"/>
+          <w:bCs w:val="false"/>
+          <w:color w:val="555555"/>
+          <w:sz w:val="21"/>
+          <w:szCs w:val="21"/>
+        </w:rPr>
+        <w:t xml:space="preserve">Casual, temporary, permanent: did what they wanted match what schools needed?</w:t>
       </w:r>
     </w:p>
     <w:p>
@@ -915,7 +852,7 @@
           <w:sz w:val="24"/>
           <w:szCs w:val="24"/>
         </w:rPr>
-        <w:t xml:space="preserve">The Department has said the pay rise and the cut in administrative work helped. From where you sat, how much was the outreach and how much was that everything else had changed?</w:t>
+        <w:t xml:space="preserve">The pay rise and the reduction in administrative work came in at the same time. How much of the result do you attribute to the outreach itself?</w:t>
       </w:r>
     </w:p>
     <w:p>
@@ -943,44 +880,18 @@
           <w:sz w:val="24"/>
           <w:szCs w:val="24"/>
         </w:rPr>
-        <w:t xml:space="preserve">When you think about why teachers leave this system, are the ones who came back the same people, or a different group?</w:t>
-      </w:r>
-      <w:r>
-        <w:rPr>
-          <w:rFonts w:ascii="Garamond" w:cs="Garamond" w:eastAsia="Garamond" w:hAnsi="Garamond"/>
-          <w:b w:val="false"/>
-          <w:bCs w:val="false"/>
-          <w:color w:val="000000"/>
-          <w:sz w:val="24"/>
-          <w:szCs w:val="24"/>
-        </w:rPr>
-        <w:t xml:space="preserve"> This is the question our chapter turns on.</w:t>
-      </w:r>
-    </w:p>
-    <w:p>
-      <w:pPr>
-        <w:spacing w:after="40" w:before="0"/>
-        <w:ind w:left="1008" w:hanging="288"/>
-      </w:pPr>
-      <w:r>
-        <w:rPr>
-          <w:rFonts w:ascii="Garamond" w:cs="Garamond" w:eastAsia="Garamond" w:hAnsi="Garamond"/>
-          <w:color w:val="555555"/>
-          <w:sz w:val="21"/>
-          <w:szCs w:val="21"/>
-        </w:rPr>
-        <w:t xml:space="preserve">–	</w:t>
-      </w:r>
-      <w:r>
-        <w:rPr>
-          <w:rFonts w:ascii="Garamond" w:cs="Garamond" w:eastAsia="Garamond" w:hAnsi="Garamond"/>
-          <w:b w:val="false"/>
-          <w:bCs w:val="false"/>
-          <w:color w:val="555555"/>
-          <w:sz w:val="21"/>
-          <w:szCs w:val="21"/>
-        </w:rPr>
-        <w:t xml:space="preserve">What did returners say about why they had left, and about what had changed for them?</w:t>
+        <w:t xml:space="preserve">Are the teachers who came back the same kind of teachers who leave?</w:t>
+      </w:r>
+      <w:r>
+        <w:rPr>
+          <w:rFonts w:ascii="Garamond" w:cs="Garamond" w:eastAsia="Garamond" w:hAnsi="Garamond"/>
+          <w:b w:val="false"/>
+          <w:bCs w:val="false"/>
+          <w:color w:val="000000"/>
+          <w:sz w:val="24"/>
+          <w:szCs w:val="24"/>
+        </w:rPr>
+        <w:t xml:space="preserve"> What did they say about why they had left, and what had changed?</w:t>
       </w:r>
     </w:p>
     <w:p>
@@ -1034,96 +945,59 @@
           <w:sz w:val="24"/>
           <w:szCs w:val="24"/>
         </w:rPr>
-        <w:t xml:space="preserve">What happened to them afterwards, and what would you say the initiative taught you?</w:t>
-      </w:r>
-      <w:r>
-        <w:rPr>
-          <w:rFonts w:ascii="Garamond" w:cs="Garamond" w:eastAsia="Garamond" w:hAnsi="Garamond"/>
-          <w:b w:val="false"/>
-          <w:bCs w:val="false"/>
-          <w:color w:val="000000"/>
-          <w:sz w:val="24"/>
-          <w:szCs w:val="24"/>
-        </w:rPr>
-        <w:t xml:space="preserve"> We have never seen figures past May 2024.</w:t>
-      </w:r>
-    </w:p>
-    <w:p>
-      <w:pPr>
-        <w:spacing w:after="40" w:before="0"/>
-        <w:ind w:left="1008" w:hanging="288"/>
-      </w:pPr>
-      <w:r>
-        <w:rPr>
-          <w:rFonts w:ascii="Garamond" w:cs="Garamond" w:eastAsia="Garamond" w:hAnsi="Garamond"/>
-          <w:color w:val="555555"/>
-          <w:sz w:val="21"/>
-          <w:szCs w:val="21"/>
-        </w:rPr>
-        <w:t xml:space="preserve">–	</w:t>
-      </w:r>
-      <w:r>
-        <w:rPr>
-          <w:rFonts w:ascii="Garamond" w:cs="Garamond" w:eastAsia="Garamond" w:hAnsi="Garamond"/>
-          <w:b w:val="false"/>
-          <w:bCs w:val="false"/>
-          <w:color w:val="555555"/>
-          <w:sz w:val="21"/>
-          <w:szCs w:val="21"/>
-        </w:rPr>
-        <w:t xml:space="preserve">Were any of the 145 still teaching a year later? Did any move to permanent posts?</w:t>
-      </w:r>
-    </w:p>
-    <w:p>
-      <w:pPr>
-        <w:spacing w:after="40" w:before="0"/>
-        <w:ind w:left="1008" w:hanging="288"/>
-      </w:pPr>
-      <w:r>
-        <w:rPr>
-          <w:rFonts w:ascii="Garamond" w:cs="Garamond" w:eastAsia="Garamond" w:hAnsi="Garamond"/>
-          <w:color w:val="555555"/>
-          <w:sz w:val="21"/>
-          <w:szCs w:val="21"/>
-        </w:rPr>
-        <w:t xml:space="preserve">–	</w:t>
-      </w:r>
-      <w:r>
-        <w:rPr>
-          <w:rFonts w:ascii="Garamond" w:cs="Garamond" w:eastAsia="Garamond" w:hAnsi="Garamond"/>
-          <w:b w:val="false"/>
-          <w:bCs w:val="false"/>
-          <w:color w:val="555555"/>
-          <w:sz w:val="21"/>
-          <w:szCs w:val="21"/>
-        </w:rPr>
-        <w:t xml:space="preserve">Was it evaluated, formally or informally, and was it worth the effort?</w:t>
-      </w:r>
-    </w:p>
-    <w:p>
-      <w:pPr>
-        <w:spacing w:after="40" w:before="0"/>
-        <w:ind w:left="1008" w:hanging="288"/>
-      </w:pPr>
-      <w:r>
-        <w:rPr>
-          <w:rFonts w:ascii="Garamond" w:cs="Garamond" w:eastAsia="Garamond" w:hAnsi="Garamond"/>
-          <w:color w:val="555555"/>
-          <w:sz w:val="21"/>
-          <w:szCs w:val="21"/>
-        </w:rPr>
-        <w:t xml:space="preserve">–	</w:t>
-      </w:r>
-      <w:r>
-        <w:rPr>
-          <w:rFonts w:ascii="Garamond" w:cs="Garamond" w:eastAsia="Garamond" w:hAnsi="Garamond"/>
-          <w:b w:val="false"/>
-          <w:bCs w:val="false"/>
-          <w:color w:val="555555"/>
-          <w:sz w:val="21"/>
-          <w:szCs w:val="21"/>
-        </w:rPr>
-        <w:t xml:space="preserve">Where does it stand now, and what would you do differently?</w:t>
+        <w:t xml:space="preserve">What became of them, and what did the exercise teach you?</w:t>
+      </w:r>
+    </w:p>
+    <w:p>
+      <w:pPr>
+        <w:spacing w:after="40" w:before="0"/>
+        <w:ind w:left="1008" w:hanging="288"/>
+      </w:pPr>
+      <w:r>
+        <w:rPr>
+          <w:rFonts w:ascii="Garamond" w:cs="Garamond" w:eastAsia="Garamond" w:hAnsi="Garamond"/>
+          <w:color w:val="555555"/>
+          <w:sz w:val="21"/>
+          <w:szCs w:val="21"/>
+        </w:rPr>
+        <w:t xml:space="preserve">–	</w:t>
+      </w:r>
+      <w:r>
+        <w:rPr>
+          <w:rFonts w:ascii="Garamond" w:cs="Garamond" w:eastAsia="Garamond" w:hAnsi="Garamond"/>
+          <w:b w:val="false"/>
+          <w:bCs w:val="false"/>
+          <w:color w:val="555555"/>
+          <w:sz w:val="21"/>
+          <w:szCs w:val="21"/>
+        </w:rPr>
+        <w:t xml:space="preserve">How many were still teaching a year later? Any permanent appointments?</w:t>
+      </w:r>
+    </w:p>
+    <w:p>
+      <w:pPr>
+        <w:spacing w:after="40" w:before="0"/>
+        <w:ind w:left="1008" w:hanging="288"/>
+      </w:pPr>
+      <w:r>
+        <w:rPr>
+          <w:rFonts w:ascii="Garamond" w:cs="Garamond" w:eastAsia="Garamond" w:hAnsi="Garamond"/>
+          <w:color w:val="555555"/>
+          <w:sz w:val="21"/>
+          <w:szCs w:val="21"/>
+        </w:rPr>
+        <w:t xml:space="preserve">–	</w:t>
+      </w:r>
+      <w:r>
+        <w:rPr>
+          <w:rFonts w:ascii="Garamond" w:cs="Garamond" w:eastAsia="Garamond" w:hAnsi="Garamond"/>
+          <w:b w:val="false"/>
+          <w:bCs w:val="false"/>
+          <w:color w:val="555555"/>
+          <w:sz w:val="21"/>
+          <w:szCs w:val="21"/>
+        </w:rPr>
+        <w:t xml:space="preserve">Was it reviewed? Is it still running? What would you change?</w:t>
       </w:r>
     </w:p>
     <w:p>
@@ -1151,18 +1025,7 @@
           <w:sz w:val="24"/>
           <w:szCs w:val="24"/>
         </w:rPr>
-        <w:t xml:space="preserve">Is there a colleague, in the Department or at the standards authority, who was close to this and could speak to the experience and the results?</w:t>
-      </w:r>
-      <w:r>
-        <w:rPr>
-          <w:rFonts w:ascii="Garamond" w:cs="Garamond" w:eastAsia="Garamond" w:hAnsi="Garamond"/>
-          <w:b w:val="false"/>
-          <w:bCs w:val="false"/>
-          <w:color w:val="000000"/>
-          <w:sz w:val="24"/>
-          <w:szCs w:val="24"/>
-        </w:rPr>
-        <w:t xml:space="preserve"> We would be very grateful for an introduction.</w:t>
+        <w:t xml:space="preserve">Is there someone else, in the Department or at the standards authority, we should speak to?</w:t>
       </w:r>
     </w:p>
     <w:p>
@@ -1218,18 +1081,18 @@
           <w:sz w:val="24"/>
           <w:szCs w:val="24"/>
         </w:rPr>
-        <w:t xml:space="preserve">Who to ask for:</w:t>
-      </w:r>
-      <w:r>
-        <w:rPr>
-          <w:rFonts w:ascii="Garamond" w:cs="Garamond" w:eastAsia="Garamond" w:hAnsi="Garamond"/>
-          <w:b w:val="false"/>
-          <w:bCs w:val="false"/>
-          <w:color w:val="000000"/>
-          <w:sz w:val="24"/>
-          <w:szCs w:val="24"/>
-        </w:rPr>
-        <w:t xml:space="preserve"> the re-engagement team in the Department of Education, in the area responsible for attracting teachers to government schools.</w:t>
+        <w:t xml:space="preserve">Who to ask:</w:t>
+      </w:r>
+      <w:r>
+        <w:rPr>
+          <w:rFonts w:ascii="Garamond" w:cs="Garamond" w:eastAsia="Garamond" w:hAnsi="Garamond"/>
+          <w:b w:val="false"/>
+          <w:bCs w:val="false"/>
+          <w:color w:val="000000"/>
+          <w:sz w:val="24"/>
+          <w:szCs w:val="24"/>
+        </w:rPr>
+        <w:t xml:space="preserve"> the re-engagement team of the Department of Education, in the area responsible for attracting teachers to government schools.</w:t>
       </w:r>
     </w:p>
     <w:p>
@@ -1245,18 +1108,18 @@
           <w:sz w:val="24"/>
           <w:szCs w:val="24"/>
         </w:rPr>
-        <w:t xml:space="preserve">What we already know, so we do not ask it.</w:t>
-      </w:r>
-      <w:r>
-        <w:rPr>
-          <w:rFonts w:ascii="Garamond" w:cs="Garamond" w:eastAsia="Garamond" w:hAnsi="Garamond"/>
-          <w:b w:val="false"/>
-          <w:bCs w:val="false"/>
-          <w:color w:val="000000"/>
-          <w:sz w:val="24"/>
-          <w:szCs w:val="24"/>
-        </w:rPr>
-        <w:t xml:space="preserve"> The initiative began in late 2022 as a call for expressions of interest, which more than 1,100 teachers answered, and the money followed: the 2023/24 State Budget put 12 million dollars into paid placements of up to forty days in government schools, with placements to be completed by June 2025. A teacher who has been away from a fixed-term or ongoing role for a year or more registers, the team calls them, coaching is offered on applications and the current curriculum, and a placement is arranged with a serving teacher alongside; those returning from a career break or retirement receive an honorarium of up to 12,000 dollars. Teachers returning from more than two years of parental absence are on a different footing: a temporary resumption of duty on their own salary. As far as we can tell from the current departmental pages, the placement is now described as school-funded, at 330 dollars a day. No figure has been published on placements made or on how many went on to a post.</w:t>
+        <w:t xml:space="preserve">What we know.</w:t>
+      </w:r>
+      <w:r>
+        <w:rPr>
+          <w:rFonts w:ascii="Garamond" w:cs="Garamond" w:eastAsia="Garamond" w:hAnsi="Garamond"/>
+          <w:b w:val="false"/>
+          <w:bCs w:val="false"/>
+          <w:color w:val="000000"/>
+          <w:sz w:val="24"/>
+          <w:szCs w:val="24"/>
+        </w:rPr>
+        <w:t xml:space="preserve"> The initiative opened in late 2022 as a call for expressions of interest, answered by more than 1,100 teachers; the 2023/24 State Budget then put 12 million dollars into paid placements of up to forty days in government schools, to be completed by June 2025. A teacher away from a fixed-term or ongoing post for a year or more registers, the team calls, coaching is offered on applications and the current curriculum, and a placement is arranged with a serving teacher alongside. Returners from a career break or retirement receive an honorarium of up to 12,000 dollars; teachers returning from more than two years of parental absence resume duty temporarily on their own salary. The current departmental pages describe the placement as school-funded at 330 dollars a day, which we have not been able to confirm. No figure on placements made, or on how many led to a post, has been published.</w:t>
       </w:r>
     </w:p>
     <w:p>
@@ -1284,70 +1147,70 @@
           <w:sz w:val="24"/>
           <w:szCs w:val="24"/>
         </w:rPr>
-        <w:t xml:space="preserve">How did the idea come about?</w:t>
-      </w:r>
-      <w:r>
-        <w:rPr>
-          <w:rFonts w:ascii="Garamond" w:cs="Garamond" w:eastAsia="Garamond" w:hAnsi="Garamond"/>
-          <w:b w:val="false"/>
-          <w:bCs w:val="false"/>
-          <w:color w:val="000000"/>
-          <w:sz w:val="24"/>
-          <w:szCs w:val="24"/>
-        </w:rPr>
-        <w:t xml:space="preserve"> We understand the expressions of interest came first and the budget afterwards, which is the reverse of the usual order.</w:t>
-      </w:r>
-    </w:p>
-    <w:p>
-      <w:pPr>
-        <w:spacing w:after="40" w:before="0"/>
-        <w:ind w:left="1008" w:hanging="288"/>
-      </w:pPr>
-      <w:r>
-        <w:rPr>
-          <w:rFonts w:ascii="Garamond" w:cs="Garamond" w:eastAsia="Garamond" w:hAnsi="Garamond"/>
-          <w:color w:val="555555"/>
-          <w:sz w:val="21"/>
-          <w:szCs w:val="21"/>
-        </w:rPr>
-        <w:t xml:space="preserve">–	</w:t>
-      </w:r>
-      <w:r>
-        <w:rPr>
-          <w:rFonts w:ascii="Garamond" w:cs="Garamond" w:eastAsia="Garamond" w:hAnsi="Garamond"/>
-          <w:b w:val="false"/>
-          <w:bCs w:val="false"/>
-          <w:color w:val="555555"/>
-          <w:sz w:val="21"/>
-          <w:szCs w:val="21"/>
-        </w:rPr>
-        <w:t xml:space="preserve">What was the thinking in paying someone to try the classroom before they decide, rather than asking them to decide first?</w:t>
-      </w:r>
-    </w:p>
-    <w:p>
-      <w:pPr>
-        <w:spacing w:after="40" w:before="0"/>
-        <w:ind w:left="1008" w:hanging="288"/>
-      </w:pPr>
-      <w:r>
-        <w:rPr>
-          <w:rFonts w:ascii="Garamond" w:cs="Garamond" w:eastAsia="Garamond" w:hAnsi="Garamond"/>
-          <w:color w:val="555555"/>
-          <w:sz w:val="21"/>
-          <w:szCs w:val="21"/>
-        </w:rPr>
-        <w:t xml:space="preserve">–	</w:t>
-      </w:r>
-      <w:r>
-        <w:rPr>
-          <w:rFonts w:ascii="Garamond" w:cs="Garamond" w:eastAsia="Garamond" w:hAnsi="Garamond"/>
-          <w:b w:val="false"/>
-          <w:bCs w:val="false"/>
-          <w:color w:val="555555"/>
-          <w:sz w:val="21"/>
-          <w:szCs w:val="21"/>
-        </w:rPr>
-        <w:t xml:space="preserve">What else was on the table at the time?</w:t>
+        <w:t xml:space="preserve">How did this start?</w:t>
+      </w:r>
+      <w:r>
+        <w:rPr>
+          <w:rFonts w:ascii="Garamond" w:cs="Garamond" w:eastAsia="Garamond" w:hAnsi="Garamond"/>
+          <w:b w:val="false"/>
+          <w:bCs w:val="false"/>
+          <w:color w:val="000000"/>
+          <w:sz w:val="24"/>
+          <w:szCs w:val="24"/>
+        </w:rPr>
+        <w:t xml:space="preserve"> The expressions of interest came before the money, which is the reverse of the usual order.</w:t>
+      </w:r>
+    </w:p>
+    <w:p>
+      <w:pPr>
+        <w:spacing w:after="40" w:before="0"/>
+        <w:ind w:left="1008" w:hanging="288"/>
+      </w:pPr>
+      <w:r>
+        <w:rPr>
+          <w:rFonts w:ascii="Garamond" w:cs="Garamond" w:eastAsia="Garamond" w:hAnsi="Garamond"/>
+          <w:color w:val="555555"/>
+          <w:sz w:val="21"/>
+          <w:szCs w:val="21"/>
+        </w:rPr>
+        <w:t xml:space="preserve">–	</w:t>
+      </w:r>
+      <w:r>
+        <w:rPr>
+          <w:rFonts w:ascii="Garamond" w:cs="Garamond" w:eastAsia="Garamond" w:hAnsi="Garamond"/>
+          <w:b w:val="false"/>
+          <w:bCs w:val="false"/>
+          <w:color w:val="555555"/>
+          <w:sz w:val="21"/>
+          <w:szCs w:val="21"/>
+        </w:rPr>
+        <w:t xml:space="preserve">Why pay someone to try the classroom before deciding, rather than ask them to decide first?</w:t>
+      </w:r>
+    </w:p>
+    <w:p>
+      <w:pPr>
+        <w:spacing w:after="40" w:before="0"/>
+        <w:ind w:left="1008" w:hanging="288"/>
+      </w:pPr>
+      <w:r>
+        <w:rPr>
+          <w:rFonts w:ascii="Garamond" w:cs="Garamond" w:eastAsia="Garamond" w:hAnsi="Garamond"/>
+          <w:color w:val="555555"/>
+          <w:sz w:val="21"/>
+          <w:szCs w:val="21"/>
+        </w:rPr>
+        <w:t xml:space="preserve">–	</w:t>
+      </w:r>
+      <w:r>
+        <w:rPr>
+          <w:rFonts w:ascii="Garamond" w:cs="Garamond" w:eastAsia="Garamond" w:hAnsi="Garamond"/>
+          <w:b w:val="false"/>
+          <w:bCs w:val="false"/>
+          <w:color w:val="555555"/>
+          <w:sz w:val="21"/>
+          <w:szCs w:val="21"/>
+        </w:rPr>
+        <w:t xml:space="preserve">What else was considered?</w:t>
       </w:r>
     </w:p>
     <w:p>
@@ -1375,59 +1238,59 @@
           <w:sz w:val="24"/>
           <w:szCs w:val="24"/>
         </w:rPr>
-        <w:t xml:space="preserve">Could you walk us through what happens from the moment a teacher registers to the moment they walk into a school?</w:t>
-      </w:r>
-    </w:p>
-    <w:p>
-      <w:pPr>
-        <w:spacing w:after="40" w:before="0"/>
-        <w:ind w:left="1008" w:hanging="288"/>
-      </w:pPr>
-      <w:r>
-        <w:rPr>
-          <w:rFonts w:ascii="Garamond" w:cs="Garamond" w:eastAsia="Garamond" w:hAnsi="Garamond"/>
-          <w:color w:val="555555"/>
-          <w:sz w:val="21"/>
-          <w:szCs w:val="21"/>
-        </w:rPr>
-        <w:t xml:space="preserve">–	</w:t>
-      </w:r>
-      <w:r>
-        <w:rPr>
-          <w:rFonts w:ascii="Garamond" w:cs="Garamond" w:eastAsia="Garamond" w:hAnsi="Garamond"/>
-          <w:b w:val="false"/>
-          <w:bCs w:val="false"/>
-          <w:color w:val="555555"/>
-          <w:sz w:val="21"/>
-          <w:szCs w:val="21"/>
-        </w:rPr>
-        <w:t xml:space="preserve">What does the call from the team actually cover?</w:t>
-      </w:r>
-    </w:p>
-    <w:p>
-      <w:pPr>
-        <w:spacing w:after="40" w:before="0"/>
-        <w:ind w:left="1008" w:hanging="288"/>
-      </w:pPr>
-      <w:r>
-        <w:rPr>
-          <w:rFonts w:ascii="Garamond" w:cs="Garamond" w:eastAsia="Garamond" w:hAnsi="Garamond"/>
-          <w:color w:val="555555"/>
-          <w:sz w:val="21"/>
-          <w:szCs w:val="21"/>
-        </w:rPr>
-        <w:t xml:space="preserve">–	</w:t>
-      </w:r>
-      <w:r>
-        <w:rPr>
-          <w:rFonts w:ascii="Garamond" w:cs="Garamond" w:eastAsia="Garamond" w:hAnsi="Garamond"/>
-          <w:b w:val="false"/>
-          <w:bCs w:val="false"/>
-          <w:color w:val="555555"/>
-          <w:sz w:val="21"/>
-          <w:szCs w:val="21"/>
-        </w:rPr>
-        <w:t xml:space="preserve">How are teachers and schools matched, and what happens to someone who cannot be placed?</w:t>
+        <w:t xml:space="preserve">From registration to the first day in a school, what happens?</w:t>
+      </w:r>
+    </w:p>
+    <w:p>
+      <w:pPr>
+        <w:spacing w:after="40" w:before="0"/>
+        <w:ind w:left="1008" w:hanging="288"/>
+      </w:pPr>
+      <w:r>
+        <w:rPr>
+          <w:rFonts w:ascii="Garamond" w:cs="Garamond" w:eastAsia="Garamond" w:hAnsi="Garamond"/>
+          <w:color w:val="555555"/>
+          <w:sz w:val="21"/>
+          <w:szCs w:val="21"/>
+        </w:rPr>
+        <w:t xml:space="preserve">–	</w:t>
+      </w:r>
+      <w:r>
+        <w:rPr>
+          <w:rFonts w:ascii="Garamond" w:cs="Garamond" w:eastAsia="Garamond" w:hAnsi="Garamond"/>
+          <w:b w:val="false"/>
+          <w:bCs w:val="false"/>
+          <w:color w:val="555555"/>
+          <w:sz w:val="21"/>
+          <w:szCs w:val="21"/>
+        </w:rPr>
+        <w:t xml:space="preserve">What does the call from the team cover?</w:t>
+      </w:r>
+    </w:p>
+    <w:p>
+      <w:pPr>
+        <w:spacing w:after="40" w:before="0"/>
+        <w:ind w:left="1008" w:hanging="288"/>
+      </w:pPr>
+      <w:r>
+        <w:rPr>
+          <w:rFonts w:ascii="Garamond" w:cs="Garamond" w:eastAsia="Garamond" w:hAnsi="Garamond"/>
+          <w:color w:val="555555"/>
+          <w:sz w:val="21"/>
+          <w:szCs w:val="21"/>
+        </w:rPr>
+        <w:t xml:space="preserve">–	</w:t>
+      </w:r>
+      <w:r>
+        <w:rPr>
+          <w:rFonts w:ascii="Garamond" w:cs="Garamond" w:eastAsia="Garamond" w:hAnsi="Garamond"/>
+          <w:b w:val="false"/>
+          <w:bCs w:val="false"/>
+          <w:color w:val="555555"/>
+          <w:sz w:val="21"/>
+          <w:szCs w:val="21"/>
+        </w:rPr>
+        <w:t xml:space="preserve">How are teachers and schools matched, and what happens to someone who is not placed?</w:t>
       </w:r>
     </w:p>
     <w:p>
@@ -1455,59 +1318,59 @@
           <w:sz w:val="24"/>
           <w:szCs w:val="24"/>
         </w:rPr>
-        <w:t xml:space="preserve">What does a school take on when it hosts a returner, and what does it get out of it?</w:t>
-      </w:r>
-    </w:p>
-    <w:p>
-      <w:pPr>
-        <w:spacing w:after="40" w:before="0"/>
-        <w:ind w:left="1008" w:hanging="288"/>
-      </w:pPr>
-      <w:r>
-        <w:rPr>
-          <w:rFonts w:ascii="Garamond" w:cs="Garamond" w:eastAsia="Garamond" w:hAnsi="Garamond"/>
-          <w:color w:val="555555"/>
-          <w:sz w:val="21"/>
-          <w:szCs w:val="21"/>
-        </w:rPr>
-        <w:t xml:space="preserve">–	</w:t>
-      </w:r>
-      <w:r>
-        <w:rPr>
-          <w:rFonts w:ascii="Garamond" w:cs="Garamond" w:eastAsia="Garamond" w:hAnsi="Garamond"/>
-          <w:b w:val="false"/>
-          <w:bCs w:val="false"/>
-          <w:color w:val="555555"/>
-          <w:sz w:val="21"/>
-          <w:szCs w:val="21"/>
-        </w:rPr>
-        <w:t xml:space="preserve">What does the serving teacher alongside them actually do, and how is that found inside the timetable?</w:t>
-      </w:r>
-    </w:p>
-    <w:p>
-      <w:pPr>
-        <w:spacing w:after="40" w:before="0"/>
-        <w:ind w:left="1008" w:hanging="288"/>
-      </w:pPr>
-      <w:r>
-        <w:rPr>
-          <w:rFonts w:ascii="Garamond" w:cs="Garamond" w:eastAsia="Garamond" w:hAnsi="Garamond"/>
-          <w:color w:val="555555"/>
-          <w:sz w:val="21"/>
-          <w:szCs w:val="21"/>
-        </w:rPr>
-        <w:t xml:space="preserve">–	</w:t>
-      </w:r>
-      <w:r>
-        <w:rPr>
-          <w:rFonts w:ascii="Garamond" w:cs="Garamond" w:eastAsia="Garamond" w:hAnsi="Garamond"/>
-          <w:b w:val="false"/>
-          <w:bCs w:val="false"/>
-          <w:color w:val="555555"/>
-          <w:sz w:val="21"/>
-          <w:szCs w:val="21"/>
-        </w:rPr>
-        <w:t xml:space="preserve">Is the forty days a fixed shape, or does it become something different for each person?</w:t>
+        <w:t xml:space="preserve">What does a school take on when it hosts a returner, and what does it get from it?</w:t>
+      </w:r>
+    </w:p>
+    <w:p>
+      <w:pPr>
+        <w:spacing w:after="40" w:before="0"/>
+        <w:ind w:left="1008" w:hanging="288"/>
+      </w:pPr>
+      <w:r>
+        <w:rPr>
+          <w:rFonts w:ascii="Garamond" w:cs="Garamond" w:eastAsia="Garamond" w:hAnsi="Garamond"/>
+          <w:color w:val="555555"/>
+          <w:sz w:val="21"/>
+          <w:szCs w:val="21"/>
+        </w:rPr>
+        <w:t xml:space="preserve">–	</w:t>
+      </w:r>
+      <w:r>
+        <w:rPr>
+          <w:rFonts w:ascii="Garamond" w:cs="Garamond" w:eastAsia="Garamond" w:hAnsi="Garamond"/>
+          <w:b w:val="false"/>
+          <w:bCs w:val="false"/>
+          <w:color w:val="555555"/>
+          <w:sz w:val="21"/>
+          <w:szCs w:val="21"/>
+        </w:rPr>
+        <w:t xml:space="preserve">What does the serving teacher alongside them do, and how is that time found?</w:t>
+      </w:r>
+    </w:p>
+    <w:p>
+      <w:pPr>
+        <w:spacing w:after="40" w:before="0"/>
+        <w:ind w:left="1008" w:hanging="288"/>
+      </w:pPr>
+      <w:r>
+        <w:rPr>
+          <w:rFonts w:ascii="Garamond" w:cs="Garamond" w:eastAsia="Garamond" w:hAnsi="Garamond"/>
+          <w:color w:val="555555"/>
+          <w:sz w:val="21"/>
+          <w:szCs w:val="21"/>
+        </w:rPr>
+        <w:t xml:space="preserve">–	</w:t>
+      </w:r>
+      <w:r>
+        <w:rPr>
+          <w:rFonts w:ascii="Garamond" w:cs="Garamond" w:eastAsia="Garamond" w:hAnsi="Garamond"/>
+          <w:b w:val="false"/>
+          <w:bCs w:val="false"/>
+          <w:color w:val="555555"/>
+          <w:sz w:val="21"/>
+          <w:szCs w:val="21"/>
+        </w:rPr>
+        <w:t xml:space="preserve">Is the forty days a fixed shape, or different for each person?</w:t>
       </w:r>
     </w:p>
     <w:p>
@@ -1535,33 +1398,33 @@
           <w:sz w:val="24"/>
           <w:szCs w:val="24"/>
         </w:rPr>
-        <w:t xml:space="preserve">We noticed the placement is now described as funded by the school rather than centrally. Is that right, and if so, how did it come about?</w:t>
-      </w:r>
-    </w:p>
-    <w:p>
-      <w:pPr>
-        <w:spacing w:after="40" w:before="0"/>
-        <w:ind w:left="1008" w:hanging="288"/>
-      </w:pPr>
-      <w:r>
-        <w:rPr>
-          <w:rFonts w:ascii="Garamond" w:cs="Garamond" w:eastAsia="Garamond" w:hAnsi="Garamond"/>
-          <w:color w:val="555555"/>
-          <w:sz w:val="21"/>
-          <w:szCs w:val="21"/>
-        </w:rPr>
-        <w:t xml:space="preserve">–	</w:t>
-      </w:r>
-      <w:r>
-        <w:rPr>
-          <w:rFonts w:ascii="Garamond" w:cs="Garamond" w:eastAsia="Garamond" w:hAnsi="Garamond"/>
-          <w:b w:val="false"/>
-          <w:bCs w:val="false"/>
-          <w:color w:val="555555"/>
-          <w:sz w:val="21"/>
-          <w:szCs w:val="21"/>
-        </w:rPr>
-        <w:t xml:space="preserve">What changed in schools' willingness to host once they were paying?</w:t>
+        <w:t xml:space="preserve">The placement is now described as funded by the school rather than centrally. Is that right, and how did it come about?</w:t>
+      </w:r>
+    </w:p>
+    <w:p>
+      <w:pPr>
+        <w:spacing w:after="40" w:before="0"/>
+        <w:ind w:left="1008" w:hanging="288"/>
+      </w:pPr>
+      <w:r>
+        <w:rPr>
+          <w:rFonts w:ascii="Garamond" w:cs="Garamond" w:eastAsia="Garamond" w:hAnsi="Garamond"/>
+          <w:color w:val="555555"/>
+          <w:sz w:val="21"/>
+          <w:szCs w:val="21"/>
+        </w:rPr>
+        <w:t xml:space="preserve">–	</w:t>
+      </w:r>
+      <w:r>
+        <w:rPr>
+          <w:rFonts w:ascii="Garamond" w:cs="Garamond" w:eastAsia="Garamond" w:hAnsi="Garamond"/>
+          <w:b w:val="false"/>
+          <w:bCs w:val="false"/>
+          <w:color w:val="555555"/>
+          <w:sz w:val="21"/>
+          <w:szCs w:val="21"/>
+        </w:rPr>
+        <w:t xml:space="preserve">Did schools' willingness to host change once they were paying?</w:t>
       </w:r>
     </w:p>
     <w:p>
@@ -1589,70 +1452,59 @@
           <w:sz w:val="24"/>
           <w:szCs w:val="24"/>
         </w:rPr>
-        <w:t xml:space="preserve">Who came forward?</w:t>
-      </w:r>
-      <w:r>
-        <w:rPr>
-          <w:rFonts w:ascii="Garamond" w:cs="Garamond" w:eastAsia="Garamond" w:hAnsi="Garamond"/>
-          <w:b w:val="false"/>
-          <w:bCs w:val="false"/>
-          <w:color w:val="000000"/>
-          <w:sz w:val="24"/>
-          <w:szCs w:val="24"/>
-        </w:rPr>
-        <w:t xml:space="preserve"> Was it the people you expected?</w:t>
-      </w:r>
-    </w:p>
-    <w:p>
-      <w:pPr>
-        <w:spacing w:after="40" w:before="0"/>
-        <w:ind w:left="1008" w:hanging="288"/>
-      </w:pPr>
-      <w:r>
-        <w:rPr>
-          <w:rFonts w:ascii="Garamond" w:cs="Garamond" w:eastAsia="Garamond" w:hAnsi="Garamond"/>
-          <w:color w:val="555555"/>
-          <w:sz w:val="21"/>
-          <w:szCs w:val="21"/>
-        </w:rPr>
-        <w:t xml:space="preserve">–	</w:t>
-      </w:r>
-      <w:r>
-        <w:rPr>
-          <w:rFonts w:ascii="Garamond" w:cs="Garamond" w:eastAsia="Garamond" w:hAnsi="Garamond"/>
-          <w:b w:val="false"/>
-          <w:bCs w:val="false"/>
-          <w:color w:val="555555"/>
-          <w:sz w:val="21"/>
-          <w:szCs w:val="21"/>
-        </w:rPr>
-        <w:t xml:space="preserve">Of the things on offer — the paid days, the coaching, the mentor, the way back into a school — which one do people actually come for?</w:t>
-      </w:r>
-    </w:p>
-    <w:p>
-      <w:pPr>
-        <w:spacing w:after="40" w:before="0"/>
-        <w:ind w:left="1008" w:hanging="288"/>
-      </w:pPr>
-      <w:r>
-        <w:rPr>
-          <w:rFonts w:ascii="Garamond" w:cs="Garamond" w:eastAsia="Garamond" w:hAnsi="Garamond"/>
-          <w:color w:val="555555"/>
-          <w:sz w:val="21"/>
-          <w:szCs w:val="21"/>
-        </w:rPr>
-        <w:t xml:space="preserve">–	</w:t>
-      </w:r>
-      <w:r>
-        <w:rPr>
-          <w:rFonts w:ascii="Garamond" w:cs="Garamond" w:eastAsia="Garamond" w:hAnsi="Garamond"/>
-          <w:b w:val="false"/>
-          <w:bCs w:val="false"/>
-          <w:color w:val="555555"/>
-          <w:sz w:val="21"/>
-          <w:szCs w:val="21"/>
-        </w:rPr>
-        <w:t xml:space="preserve">Teachers returning from parental leave are treated differently from retirees and career-break returners. How did that come about, and does it work?</w:t>
+        <w:t xml:space="preserve">Who came forward, and was it who you expected?</w:t>
+      </w:r>
+    </w:p>
+    <w:p>
+      <w:pPr>
+        <w:spacing w:after="40" w:before="0"/>
+        <w:ind w:left="1008" w:hanging="288"/>
+      </w:pPr>
+      <w:r>
+        <w:rPr>
+          <w:rFonts w:ascii="Garamond" w:cs="Garamond" w:eastAsia="Garamond" w:hAnsi="Garamond"/>
+          <w:color w:val="555555"/>
+          <w:sz w:val="21"/>
+          <w:szCs w:val="21"/>
+        </w:rPr>
+        <w:t xml:space="preserve">–	</w:t>
+      </w:r>
+      <w:r>
+        <w:rPr>
+          <w:rFonts w:ascii="Garamond" w:cs="Garamond" w:eastAsia="Garamond" w:hAnsi="Garamond"/>
+          <w:b w:val="false"/>
+          <w:bCs w:val="false"/>
+          <w:color w:val="555555"/>
+          <w:sz w:val="21"/>
+          <w:szCs w:val="21"/>
+        </w:rPr>
+        <w:t xml:space="preserve">Of the paid days, the coaching, the mentor and the route into a school, which one do people come for?</w:t>
+      </w:r>
+    </w:p>
+    <w:p>
+      <w:pPr>
+        <w:spacing w:after="40" w:before="0"/>
+        <w:ind w:left="1008" w:hanging="288"/>
+      </w:pPr>
+      <w:r>
+        <w:rPr>
+          <w:rFonts w:ascii="Garamond" w:cs="Garamond" w:eastAsia="Garamond" w:hAnsi="Garamond"/>
+          <w:color w:val="555555"/>
+          <w:sz w:val="21"/>
+          <w:szCs w:val="21"/>
+        </w:rPr>
+        <w:t xml:space="preserve">–	</w:t>
+      </w:r>
+      <w:r>
+        <w:rPr>
+          <w:rFonts w:ascii="Garamond" w:cs="Garamond" w:eastAsia="Garamond" w:hAnsi="Garamond"/>
+          <w:b w:val="false"/>
+          <w:bCs w:val="false"/>
+          <w:color w:val="555555"/>
+          <w:sz w:val="21"/>
+          <w:szCs w:val="21"/>
+        </w:rPr>
+        <w:t xml:space="preserve">Why are returners from parental leave treated differently from retirees and career-break returners?</w:t>
       </w:r>
     </w:p>
     <w:p>
@@ -1680,44 +1532,18 @@
           <w:sz w:val="24"/>
           <w:szCs w:val="24"/>
         </w:rPr>
-        <w:t xml:space="preserve">When you think about why teachers leave Victorian schools, are the ones who came back the same people, or a different group?</w:t>
-      </w:r>
-      <w:r>
-        <w:rPr>
-          <w:rFonts w:ascii="Garamond" w:cs="Garamond" w:eastAsia="Garamond" w:hAnsi="Garamond"/>
-          <w:b w:val="false"/>
-          <w:bCs w:val="false"/>
-          <w:color w:val="000000"/>
-          <w:sz w:val="24"/>
-          <w:szCs w:val="24"/>
-        </w:rPr>
-        <w:t xml:space="preserve"> This is the question our chapter turns on.</w:t>
-      </w:r>
-    </w:p>
-    <w:p>
-      <w:pPr>
-        <w:spacing w:after="40" w:before="0"/>
-        <w:ind w:left="1008" w:hanging="288"/>
-      </w:pPr>
-      <w:r>
-        <w:rPr>
-          <w:rFonts w:ascii="Garamond" w:cs="Garamond" w:eastAsia="Garamond" w:hAnsi="Garamond"/>
-          <w:color w:val="555555"/>
-          <w:sz w:val="21"/>
-          <w:szCs w:val="21"/>
-        </w:rPr>
-        <w:t xml:space="preserve">–	</w:t>
-      </w:r>
-      <w:r>
-        <w:rPr>
-          <w:rFonts w:ascii="Garamond" w:cs="Garamond" w:eastAsia="Garamond" w:hAnsi="Garamond"/>
-          <w:b w:val="false"/>
-          <w:bCs w:val="false"/>
-          <w:color w:val="555555"/>
-          <w:sz w:val="21"/>
-          <w:szCs w:val="21"/>
-        </w:rPr>
-        <w:t xml:space="preserve">What did they tell you about why they had left, and what worried them most about coming back?</w:t>
+        <w:t xml:space="preserve">Are the teachers who came back the same kind of teachers who leave?</w:t>
+      </w:r>
+      <w:r>
+        <w:rPr>
+          <w:rFonts w:ascii="Garamond" w:cs="Garamond" w:eastAsia="Garamond" w:hAnsi="Garamond"/>
+          <w:b w:val="false"/>
+          <w:bCs w:val="false"/>
+          <w:color w:val="000000"/>
+          <w:sz w:val="24"/>
+          <w:szCs w:val="24"/>
+        </w:rPr>
+        <w:t xml:space="preserve"> What did they say about why they had left, and what worried them about returning?</w:t>
       </w:r>
     </w:p>
     <w:p>
@@ -1773,68 +1599,57 @@
         </w:rPr>
         <w:t xml:space="preserve">What happened after the placements?</w:t>
       </w:r>
-      <w:r>
-        <w:rPr>
-          <w:rFonts w:ascii="Garamond" w:cs="Garamond" w:eastAsia="Garamond" w:hAnsi="Garamond"/>
-          <w:b w:val="false"/>
-          <w:bCs w:val="false"/>
-          <w:color w:val="000000"/>
-          <w:sz w:val="24"/>
-          <w:szCs w:val="24"/>
-        </w:rPr>
-        <w:t xml:space="preserve"> We have not seen a figure anywhere.</w:t>
-      </w:r>
-    </w:p>
-    <w:p>
-      <w:pPr>
-        <w:spacing w:after="40" w:before="0"/>
-        <w:ind w:left="1008" w:hanging="288"/>
-      </w:pPr>
-      <w:r>
-        <w:rPr>
-          <w:rFonts w:ascii="Garamond" w:cs="Garamond" w:eastAsia="Garamond" w:hAnsi="Garamond"/>
-          <w:color w:val="555555"/>
-          <w:sz w:val="21"/>
-          <w:szCs w:val="21"/>
-        </w:rPr>
-        <w:t xml:space="preserve">–	</w:t>
-      </w:r>
-      <w:r>
-        <w:rPr>
-          <w:rFonts w:ascii="Garamond" w:cs="Garamond" w:eastAsia="Garamond" w:hAnsi="Garamond"/>
-          <w:b w:val="false"/>
-          <w:bCs w:val="false"/>
-          <w:color w:val="555555"/>
-          <w:sz w:val="21"/>
-          <w:szCs w:val="21"/>
-        </w:rPr>
-        <w:t xml:space="preserve">Who took a post, who did not, and what became of those who decided the classroom was not for them after all?</w:t>
-      </w:r>
-    </w:p>
-    <w:p>
-      <w:pPr>
-        <w:spacing w:after="40" w:before="0"/>
-        <w:ind w:left="1008" w:hanging="288"/>
-      </w:pPr>
-      <w:r>
-        <w:rPr>
-          <w:rFonts w:ascii="Garamond" w:cs="Garamond" w:eastAsia="Garamond" w:hAnsi="Garamond"/>
-          <w:color w:val="555555"/>
-          <w:sz w:val="21"/>
-          <w:szCs w:val="21"/>
-        </w:rPr>
-        <w:t xml:space="preserve">–	</w:t>
-      </w:r>
-      <w:r>
-        <w:rPr>
-          <w:rFonts w:ascii="Garamond" w:cs="Garamond" w:eastAsia="Garamond" w:hAnsi="Garamond"/>
-          <w:b w:val="false"/>
-          <w:bCs w:val="false"/>
-          <w:color w:val="555555"/>
-          <w:sz w:val="21"/>
-          <w:szCs w:val="21"/>
-        </w:rPr>
-        <w:t xml:space="preserve">Has any of it been evaluated, and what did the cost look like against what it produced?</w:t>
+    </w:p>
+    <w:p>
+      <w:pPr>
+        <w:spacing w:after="40" w:before="0"/>
+        <w:ind w:left="1008" w:hanging="288"/>
+      </w:pPr>
+      <w:r>
+        <w:rPr>
+          <w:rFonts w:ascii="Garamond" w:cs="Garamond" w:eastAsia="Garamond" w:hAnsi="Garamond"/>
+          <w:color w:val="555555"/>
+          <w:sz w:val="21"/>
+          <w:szCs w:val="21"/>
+        </w:rPr>
+        <w:t xml:space="preserve">–	</w:t>
+      </w:r>
+      <w:r>
+        <w:rPr>
+          <w:rFonts w:ascii="Garamond" w:cs="Garamond" w:eastAsia="Garamond" w:hAnsi="Garamond"/>
+          <w:b w:val="false"/>
+          <w:bCs w:val="false"/>
+          <w:color w:val="555555"/>
+          <w:sz w:val="21"/>
+          <w:szCs w:val="21"/>
+        </w:rPr>
+        <w:t xml:space="preserve">Who took a post, who did not, and what became of those who decided against the classroom?</w:t>
+      </w:r>
+    </w:p>
+    <w:p>
+      <w:pPr>
+        <w:spacing w:after="40" w:before="0"/>
+        <w:ind w:left="1008" w:hanging="288"/>
+      </w:pPr>
+      <w:r>
+        <w:rPr>
+          <w:rFonts w:ascii="Garamond" w:cs="Garamond" w:eastAsia="Garamond" w:hAnsi="Garamond"/>
+          <w:color w:val="555555"/>
+          <w:sz w:val="21"/>
+          <w:szCs w:val="21"/>
+        </w:rPr>
+        <w:t xml:space="preserve">–	</w:t>
+      </w:r>
+      <w:r>
+        <w:rPr>
+          <w:rFonts w:ascii="Garamond" w:cs="Garamond" w:eastAsia="Garamond" w:hAnsi="Garamond"/>
+          <w:b w:val="false"/>
+          <w:bCs w:val="false"/>
+          <w:color w:val="555555"/>
+          <w:sz w:val="21"/>
+          <w:szCs w:val="21"/>
+        </w:rPr>
+        <w:t xml:space="preserve">Has it been evaluated? What did it cost against what it produced?</w:t>
       </w:r>
     </w:p>
     <w:p>
@@ -1862,7 +1677,7 @@
           <w:sz w:val="24"/>
           <w:szCs w:val="24"/>
         </w:rPr>
-        <w:t xml:space="preserve">Where does the initiative stand now, and what would you change if you were designing it again?</w:t>
+        <w:t xml:space="preserve">Where does the initiative stand now, and what would you change?</w:t>
       </w:r>
     </w:p>
     <w:p>
@@ -1890,18 +1705,7 @@
           <w:sz w:val="24"/>
           <w:szCs w:val="24"/>
         </w:rPr>
-        <w:t xml:space="preserve">Is there a colleague who has run this closely and could speak to the experience and the results?</w:t>
-      </w:r>
-      <w:r>
-        <w:rPr>
-          <w:rFonts w:ascii="Garamond" w:cs="Garamond" w:eastAsia="Garamond" w:hAnsi="Garamond"/>
-          <w:b w:val="false"/>
-          <w:bCs w:val="false"/>
-          <w:color w:val="000000"/>
-          <w:sz w:val="24"/>
-          <w:szCs w:val="24"/>
-        </w:rPr>
-        <w:t xml:space="preserve"> We would be very grateful for an introduction.</w:t>
+        <w:t xml:space="preserve">Is there someone who has run this closely that we should speak to?</w:t>
       </w:r>
     </w:p>
     <w:p>
@@ -1957,7 +1761,7 @@
           <w:sz w:val="24"/>
           <w:szCs w:val="24"/>
         </w:rPr>
-        <w:t xml:space="preserve">Who to ask for:</w:t>
+        <w:t xml:space="preserve">Who to ask:</w:t>
       </w:r>
       <w:r>
         <w:rPr>
@@ -1984,18 +1788,18 @@
           <w:sz w:val="24"/>
           <w:szCs w:val="24"/>
         </w:rPr>
-        <w:t xml:space="preserve">What we already know, so we do not ask it.</w:t>
-      </w:r>
-      <w:r>
-        <w:rPr>
-          <w:rFonts w:ascii="Garamond" w:cs="Garamond" w:eastAsia="Garamond" w:hAnsi="Garamond"/>
-          <w:b w:val="false"/>
-          <w:bCs w:val="false"/>
-          <w:color w:val="000000"/>
-          <w:sz w:val="24"/>
-          <w:szCs w:val="24"/>
-        </w:rPr>
-        <w:t xml:space="preserve"> The measure was announced on 21 September 2020 as a pandemic response and sits in the Règles budgétaires de fonctionnement of the school service centres, where it now appears as measure 15178 in several volets. A retired teacher doing supply work is paid from the first day at the salary step and experience held at retirement, where the ordinary rules grant that step only after twenty days, and the pension continues because the retiree may elect not to rejoin the pension plan. It was at first limited to teachers who had retired since July 2015; a ministerial act effective in late January 2022 removed that condition and the measure was announced as permanent the same month. It rests on an agreement outside the collective agreement, between the employers' negotiating committee and the teaching unions, renewed on a school-year cycle. The minister has written personally to retired teachers twice, in June 2023 and August 2025. The ministry's figure for 2024-25 is more than 5,000 retirees back in schools; the press has since reported that some school service centres place retirees last on the supply list because they cost more.</w:t>
+        <w:t xml:space="preserve">What we know.</w:t>
+      </w:r>
+      <w:r>
+        <w:rPr>
+          <w:rFonts w:ascii="Garamond" w:cs="Garamond" w:eastAsia="Garamond" w:hAnsi="Garamond"/>
+          <w:b w:val="false"/>
+          <w:bCs w:val="false"/>
+          <w:color w:val="000000"/>
+          <w:sz w:val="24"/>
+          <w:szCs w:val="24"/>
+        </w:rPr>
+        <w:t xml:space="preserve"> Announced on 21 September 2020 as a pandemic measure, the incentive sits in the Règles budgétaires de fonctionnement of the school service centres, now as measure 15178 in several volets. A retired teacher doing supply work is paid from the first day at the salary step and experience held at retirement, where the ordinary rules grant that step only after twenty days; the pension continues because the retiree may elect not to rejoin the plan. It was first limited to teachers retired since July 2015; a ministerial act effective in late January 2022 removed the condition, and the measure was declared permanent the same month. It rests on an agreement outside the collective agreement, between the employers' negotiating committee and the teaching unions, renewed each school year. The minister has written to retired teachers twice, in June 2023 and August 2025. The ministry's figure for 2024-25 is more than 5,000 retirees back in schools; the press has since reported that some school service centres call retirees last because they cost more.</w:t>
       </w:r>
     </w:p>
     <w:p>
@@ -2023,70 +1827,70 @@
           <w:sz w:val="24"/>
           <w:szCs w:val="24"/>
         </w:rPr>
-        <w:t xml:space="preserve">Could you tell us how this came about in 2020?</w:t>
-      </w:r>
-      <w:r>
-        <w:rPr>
-          <w:rFonts w:ascii="Garamond" w:cs="Garamond" w:eastAsia="Garamond" w:hAnsi="Garamond"/>
-          <w:b w:val="false"/>
-          <w:bCs w:val="false"/>
-          <w:color w:val="000000"/>
-          <w:sz w:val="24"/>
-          <w:szCs w:val="24"/>
-        </w:rPr>
-        <w:t xml:space="preserve"> We are interested in why a pay rule was chosen, rather than a programme, a campaign or a change to the pension rules.</w:t>
-      </w:r>
-    </w:p>
-    <w:p>
-      <w:pPr>
-        <w:spacing w:after="40" w:before="0"/>
-        <w:ind w:left="1008" w:hanging="288"/>
-      </w:pPr>
-      <w:r>
-        <w:rPr>
-          <w:rFonts w:ascii="Garamond" w:cs="Garamond" w:eastAsia="Garamond" w:hAnsi="Garamond"/>
-          <w:color w:val="555555"/>
-          <w:sz w:val="21"/>
-          <w:szCs w:val="21"/>
-        </w:rPr>
-        <w:t xml:space="preserve">–	</w:t>
-      </w:r>
-      <w:r>
-        <w:rPr>
-          <w:rFonts w:ascii="Garamond" w:cs="Garamond" w:eastAsia="Garamond" w:hAnsi="Garamond"/>
-          <w:b w:val="false"/>
-          <w:bCs w:val="false"/>
-          <w:color w:val="555555"/>
-          <w:sz w:val="21"/>
-          <w:szCs w:val="21"/>
-        </w:rPr>
-        <w:t xml:space="preserve">Who had to agree before it could exist, and what was the hardest part of that conversation?</w:t>
-      </w:r>
-    </w:p>
-    <w:p>
-      <w:pPr>
-        <w:spacing w:after="40" w:before="0"/>
-        <w:ind w:left="1008" w:hanging="288"/>
-      </w:pPr>
-      <w:r>
-        <w:rPr>
-          <w:rFonts w:ascii="Garamond" w:cs="Garamond" w:eastAsia="Garamond" w:hAnsi="Garamond"/>
-          <w:color w:val="555555"/>
-          <w:sz w:val="21"/>
-          <w:szCs w:val="21"/>
-        </w:rPr>
-        <w:t xml:space="preserve">–	</w:t>
-      </w:r>
-      <w:r>
-        <w:rPr>
-          <w:rFonts w:ascii="Garamond" w:cs="Garamond" w:eastAsia="Garamond" w:hAnsi="Garamond"/>
-          <w:b w:val="false"/>
-          <w:bCs w:val="false"/>
-          <w:color w:val="555555"/>
-          <w:sz w:val="21"/>
-          <w:szCs w:val="21"/>
-        </w:rPr>
-        <w:t xml:space="preserve">Was there a reason it went into the budget rules rather than into the collective agreement?</w:t>
+        <w:t xml:space="preserve">How did this come about in 2020?</w:t>
+      </w:r>
+      <w:r>
+        <w:rPr>
+          <w:rFonts w:ascii="Garamond" w:cs="Garamond" w:eastAsia="Garamond" w:hAnsi="Garamond"/>
+          <w:b w:val="false"/>
+          <w:bCs w:val="false"/>
+          <w:color w:val="000000"/>
+          <w:sz w:val="24"/>
+          <w:szCs w:val="24"/>
+        </w:rPr>
+        <w:t xml:space="preserve"> Why a pay rule, rather than a programme, a campaign or a change to pension rules?</w:t>
+      </w:r>
+    </w:p>
+    <w:p>
+      <w:pPr>
+        <w:spacing w:after="40" w:before="0"/>
+        <w:ind w:left="1008" w:hanging="288"/>
+      </w:pPr>
+      <w:r>
+        <w:rPr>
+          <w:rFonts w:ascii="Garamond" w:cs="Garamond" w:eastAsia="Garamond" w:hAnsi="Garamond"/>
+          <w:color w:val="555555"/>
+          <w:sz w:val="21"/>
+          <w:szCs w:val="21"/>
+        </w:rPr>
+        <w:t xml:space="preserve">–	</w:t>
+      </w:r>
+      <w:r>
+        <w:rPr>
+          <w:rFonts w:ascii="Garamond" w:cs="Garamond" w:eastAsia="Garamond" w:hAnsi="Garamond"/>
+          <w:b w:val="false"/>
+          <w:bCs w:val="false"/>
+          <w:color w:val="555555"/>
+          <w:sz w:val="21"/>
+          <w:szCs w:val="21"/>
+        </w:rPr>
+        <w:t xml:space="preserve">Who had to agree, and what was hardest to agree?</w:t>
+      </w:r>
+    </w:p>
+    <w:p>
+      <w:pPr>
+        <w:spacing w:after="40" w:before="0"/>
+        <w:ind w:left="1008" w:hanging="288"/>
+      </w:pPr>
+      <w:r>
+        <w:rPr>
+          <w:rFonts w:ascii="Garamond" w:cs="Garamond" w:eastAsia="Garamond" w:hAnsi="Garamond"/>
+          <w:color w:val="555555"/>
+          <w:sz w:val="21"/>
+          <w:szCs w:val="21"/>
+        </w:rPr>
+        <w:t xml:space="preserve">–	</w:t>
+      </w:r>
+      <w:r>
+        <w:rPr>
+          <w:rFonts w:ascii="Garamond" w:cs="Garamond" w:eastAsia="Garamond" w:hAnsi="Garamond"/>
+          <w:b w:val="false"/>
+          <w:bCs w:val="false"/>
+          <w:color w:val="555555"/>
+          <w:sz w:val="21"/>
+          <w:szCs w:val="21"/>
+        </w:rPr>
+        <w:t xml:space="preserve">Why the budget rules rather than the collective agreement?</w:t>
       </w:r>
     </w:p>
     <w:p>
@@ -2114,59 +1918,59 @@
           <w:sz w:val="24"/>
           <w:szCs w:val="24"/>
         </w:rPr>
-        <w:t xml:space="preserve">The measure is permanent on the budget side, but the agreement that carries it is renewed each year with the unions. How does that work in practice?</w:t>
-      </w:r>
-    </w:p>
-    <w:p>
-      <w:pPr>
-        <w:spacing w:after="40" w:before="0"/>
-        <w:ind w:left="1008" w:hanging="288"/>
-      </w:pPr>
-      <w:r>
-        <w:rPr>
-          <w:rFonts w:ascii="Garamond" w:cs="Garamond" w:eastAsia="Garamond" w:hAnsi="Garamond"/>
-          <w:color w:val="555555"/>
-          <w:sz w:val="21"/>
-          <w:szCs w:val="21"/>
-        </w:rPr>
-        <w:t xml:space="preserve">–	</w:t>
-      </w:r>
-      <w:r>
-        <w:rPr>
-          <w:rFonts w:ascii="Garamond" w:cs="Garamond" w:eastAsia="Garamond" w:hAnsi="Garamond"/>
-          <w:b w:val="false"/>
-          <w:bCs w:val="false"/>
-          <w:color w:val="555555"/>
-          <w:sz w:val="21"/>
-          <w:szCs w:val="21"/>
-        </w:rPr>
-        <w:t xml:space="preserve">What gets renegotiated, and what has changed from one year to the next?</w:t>
-      </w:r>
-    </w:p>
-    <w:p>
-      <w:pPr>
-        <w:spacing w:after="40" w:before="0"/>
-        <w:ind w:left="1008" w:hanging="288"/>
-      </w:pPr>
-      <w:r>
-        <w:rPr>
-          <w:rFonts w:ascii="Garamond" w:cs="Garamond" w:eastAsia="Garamond" w:hAnsi="Garamond"/>
-          <w:color w:val="555555"/>
-          <w:sz w:val="21"/>
-          <w:szCs w:val="21"/>
-        </w:rPr>
-        <w:t xml:space="preserve">–	</w:t>
-      </w:r>
-      <w:r>
-        <w:rPr>
-          <w:rFonts w:ascii="Garamond" w:cs="Garamond" w:eastAsia="Garamond" w:hAnsi="Garamond"/>
-          <w:b w:val="false"/>
-          <w:bCs w:val="false"/>
-          <w:color w:val="555555"/>
-          <w:sz w:val="21"/>
-          <w:szCs w:val="21"/>
-        </w:rPr>
-        <w:t xml:space="preserve">What will decide whether it is renewed again?</w:t>
+        <w:t xml:space="preserve">The measure is permanent on the budget side but the agreement carrying it is renewed each year. How does that work?</w:t>
+      </w:r>
+    </w:p>
+    <w:p>
+      <w:pPr>
+        <w:spacing w:after="40" w:before="0"/>
+        <w:ind w:left="1008" w:hanging="288"/>
+      </w:pPr>
+      <w:r>
+        <w:rPr>
+          <w:rFonts w:ascii="Garamond" w:cs="Garamond" w:eastAsia="Garamond" w:hAnsi="Garamond"/>
+          <w:color w:val="555555"/>
+          <w:sz w:val="21"/>
+          <w:szCs w:val="21"/>
+        </w:rPr>
+        <w:t xml:space="preserve">–	</w:t>
+      </w:r>
+      <w:r>
+        <w:rPr>
+          <w:rFonts w:ascii="Garamond" w:cs="Garamond" w:eastAsia="Garamond" w:hAnsi="Garamond"/>
+          <w:b w:val="false"/>
+          <w:bCs w:val="false"/>
+          <w:color w:val="555555"/>
+          <w:sz w:val="21"/>
+          <w:szCs w:val="21"/>
+        </w:rPr>
+        <w:t xml:space="preserve">What is renegotiated, and what has changed from one year to the next?</w:t>
+      </w:r>
+    </w:p>
+    <w:p>
+      <w:pPr>
+        <w:spacing w:after="40" w:before="0"/>
+        <w:ind w:left="1008" w:hanging="288"/>
+      </w:pPr>
+      <w:r>
+        <w:rPr>
+          <w:rFonts w:ascii="Garamond" w:cs="Garamond" w:eastAsia="Garamond" w:hAnsi="Garamond"/>
+          <w:color w:val="555555"/>
+          <w:sz w:val="21"/>
+          <w:szCs w:val="21"/>
+        </w:rPr>
+        <w:t xml:space="preserve">–	</w:t>
+      </w:r>
+      <w:r>
+        <w:rPr>
+          <w:rFonts w:ascii="Garamond" w:cs="Garamond" w:eastAsia="Garamond" w:hAnsi="Garamond"/>
+          <w:b w:val="false"/>
+          <w:bCs w:val="false"/>
+          <w:color w:val="555555"/>
+          <w:sz w:val="21"/>
+          <w:szCs w:val="21"/>
+        </w:rPr>
+        <w:t xml:space="preserve">What will decide the next renewal?</w:t>
       </w:r>
     </w:p>
     <w:p>
@@ -2194,59 +1998,59 @@
           <w:sz w:val="24"/>
           <w:szCs w:val="24"/>
         </w:rPr>
-        <w:t xml:space="preserve">What does the measure look like from the school service centre's side?</w:t>
-      </w:r>
-    </w:p>
-    <w:p>
-      <w:pPr>
-        <w:spacing w:after="40" w:before="0"/>
-        <w:ind w:left="1008" w:hanging="288"/>
-      </w:pPr>
-      <w:r>
-        <w:rPr>
-          <w:rFonts w:ascii="Garamond" w:cs="Garamond" w:eastAsia="Garamond" w:hAnsi="Garamond"/>
-          <w:color w:val="555555"/>
-          <w:sz w:val="21"/>
-          <w:szCs w:val="21"/>
-        </w:rPr>
-        <w:t xml:space="preserve">–	</w:t>
-      </w:r>
-      <w:r>
-        <w:rPr>
-          <w:rFonts w:ascii="Garamond" w:cs="Garamond" w:eastAsia="Garamond" w:hAnsi="Garamond"/>
-          <w:b w:val="false"/>
-          <w:bCs w:val="false"/>
-          <w:color w:val="555555"/>
-          <w:sz w:val="21"/>
-          <w:szCs w:val="21"/>
-        </w:rPr>
-        <w:t xml:space="preserve">How do they draw on it, and what do they have to show?</w:t>
-      </w:r>
-    </w:p>
-    <w:p>
-      <w:pPr>
-        <w:spacing w:after="40" w:before="0"/>
-        <w:ind w:left="1008" w:hanging="288"/>
-      </w:pPr>
-      <w:r>
-        <w:rPr>
-          <w:rFonts w:ascii="Garamond" w:cs="Garamond" w:eastAsia="Garamond" w:hAnsi="Garamond"/>
-          <w:color w:val="555555"/>
-          <w:sz w:val="21"/>
-          <w:szCs w:val="21"/>
-        </w:rPr>
-        <w:t xml:space="preserve">–	</w:t>
-      </w:r>
-      <w:r>
-        <w:rPr>
-          <w:rFonts w:ascii="Garamond" w:cs="Garamond" w:eastAsia="Garamond" w:hAnsi="Garamond"/>
-          <w:b w:val="false"/>
-          <w:bCs w:val="false"/>
-          <w:color w:val="555555"/>
-          <w:sz w:val="21"/>
-          <w:szCs w:val="21"/>
-        </w:rPr>
-        <w:t xml:space="preserve">We have read that some centres call retirees last because they cost more. Is that something you recognise, and is the premium borne centrally or by the school?</w:t>
+        <w:t xml:space="preserve">Seen from a school service centre, how does the measure work?</w:t>
+      </w:r>
+    </w:p>
+    <w:p>
+      <w:pPr>
+        <w:spacing w:after="40" w:before="0"/>
+        <w:ind w:left="1008" w:hanging="288"/>
+      </w:pPr>
+      <w:r>
+        <w:rPr>
+          <w:rFonts w:ascii="Garamond" w:cs="Garamond" w:eastAsia="Garamond" w:hAnsi="Garamond"/>
+          <w:color w:val="555555"/>
+          <w:sz w:val="21"/>
+          <w:szCs w:val="21"/>
+        </w:rPr>
+        <w:t xml:space="preserve">–	</w:t>
+      </w:r>
+      <w:r>
+        <w:rPr>
+          <w:rFonts w:ascii="Garamond" w:cs="Garamond" w:eastAsia="Garamond" w:hAnsi="Garamond"/>
+          <w:b w:val="false"/>
+          <w:bCs w:val="false"/>
+          <w:color w:val="555555"/>
+          <w:sz w:val="21"/>
+          <w:szCs w:val="21"/>
+        </w:rPr>
+        <w:t xml:space="preserve">How do they draw on it, and what do they have to report?</w:t>
+      </w:r>
+    </w:p>
+    <w:p>
+      <w:pPr>
+        <w:spacing w:after="40" w:before="0"/>
+        <w:ind w:left="1008" w:hanging="288"/>
+      </w:pPr>
+      <w:r>
+        <w:rPr>
+          <w:rFonts w:ascii="Garamond" w:cs="Garamond" w:eastAsia="Garamond" w:hAnsi="Garamond"/>
+          <w:color w:val="555555"/>
+          <w:sz w:val="21"/>
+          <w:szCs w:val="21"/>
+        </w:rPr>
+        <w:t xml:space="preserve">–	</w:t>
+      </w:r>
+      <w:r>
+        <w:rPr>
+          <w:rFonts w:ascii="Garamond" w:cs="Garamond" w:eastAsia="Garamond" w:hAnsi="Garamond"/>
+          <w:b w:val="false"/>
+          <w:bCs w:val="false"/>
+          <w:color w:val="555555"/>
+          <w:sz w:val="21"/>
+          <w:szCs w:val="21"/>
+        </w:rPr>
+        <w:t xml:space="preserve">Some centres are said to call retirees last because they cost more. Do you recognise that? Who bears the premium, the ministry or the school?</w:t>
       </w:r>
     </w:p>
     <w:p>
@@ -2276,68 +2080,57 @@
         </w:rPr>
         <w:t xml:space="preserve">Who comes back, and to do what?</w:t>
       </w:r>
-      <w:r>
-        <w:rPr>
-          <w:rFonts w:ascii="Garamond" w:cs="Garamond" w:eastAsia="Garamond" w:hAnsi="Garamond"/>
-          <w:b w:val="false"/>
-          <w:bCs w:val="false"/>
-          <w:color w:val="000000"/>
-          <w:sz w:val="24"/>
-          <w:szCs w:val="24"/>
-        </w:rPr>
-        <w:t xml:space="preserve"> We would like to hear what kind of retired teacher takes this up, how long after retiring, and whether they do supply days, contracts or something else.</w:t>
-      </w:r>
-    </w:p>
-    <w:p>
-      <w:pPr>
-        <w:spacing w:after="40" w:before="0"/>
-        <w:ind w:left="1008" w:hanging="288"/>
-      </w:pPr>
-      <w:r>
-        <w:rPr>
-          <w:rFonts w:ascii="Garamond" w:cs="Garamond" w:eastAsia="Garamond" w:hAnsi="Garamond"/>
-          <w:color w:val="555555"/>
-          <w:sz w:val="21"/>
-          <w:szCs w:val="21"/>
-        </w:rPr>
-        <w:t xml:space="preserve">–	</w:t>
-      </w:r>
-      <w:r>
-        <w:rPr>
-          <w:rFonts w:ascii="Garamond" w:cs="Garamond" w:eastAsia="Garamond" w:hAnsi="Garamond"/>
-          <w:b w:val="false"/>
-          <w:bCs w:val="false"/>
-          <w:color w:val="555555"/>
-          <w:sz w:val="21"/>
-          <w:szCs w:val="21"/>
-        </w:rPr>
-        <w:t xml:space="preserve">Which do retirees actually take up — occasional supply, or the contract with its own incentive?</w:t>
-      </w:r>
-    </w:p>
-    <w:p>
-      <w:pPr>
-        <w:spacing w:after="40" w:before="0"/>
-        <w:ind w:left="1008" w:hanging="288"/>
-      </w:pPr>
-      <w:r>
-        <w:rPr>
-          <w:rFonts w:ascii="Garamond" w:cs="Garamond" w:eastAsia="Garamond" w:hAnsi="Garamond"/>
-          <w:color w:val="555555"/>
-          <w:sz w:val="21"/>
-          <w:szCs w:val="21"/>
-        </w:rPr>
-        <w:t xml:space="preserve">–	</w:t>
-      </w:r>
-      <w:r>
-        <w:rPr>
-          <w:rFonts w:ascii="Garamond" w:cs="Garamond" w:eastAsia="Garamond" w:hAnsi="Garamond"/>
-          <w:b w:val="false"/>
-          <w:bCs w:val="false"/>
-          <w:color w:val="555555"/>
-          <w:sz w:val="21"/>
-          <w:szCs w:val="21"/>
-        </w:rPr>
-        <w:t xml:space="preserve">Is the choice not to rejoin the pension plan explained to them, or something they have to find out?</w:t>
+    </w:p>
+    <w:p>
+      <w:pPr>
+        <w:spacing w:after="40" w:before="0"/>
+        <w:ind w:left="1008" w:hanging="288"/>
+      </w:pPr>
+      <w:r>
+        <w:rPr>
+          <w:rFonts w:ascii="Garamond" w:cs="Garamond" w:eastAsia="Garamond" w:hAnsi="Garamond"/>
+          <w:color w:val="555555"/>
+          <w:sz w:val="21"/>
+          <w:szCs w:val="21"/>
+        </w:rPr>
+        <w:t xml:space="preserve">–	</w:t>
+      </w:r>
+      <w:r>
+        <w:rPr>
+          <w:rFonts w:ascii="Garamond" w:cs="Garamond" w:eastAsia="Garamond" w:hAnsi="Garamond"/>
+          <w:b w:val="false"/>
+          <w:bCs w:val="false"/>
+          <w:color w:val="555555"/>
+          <w:sz w:val="21"/>
+          <w:szCs w:val="21"/>
+        </w:rPr>
+        <w:t xml:space="preserve">How long after retiring, and for supply days or contracts?</w:t>
+      </w:r>
+    </w:p>
+    <w:p>
+      <w:pPr>
+        <w:spacing w:after="40" w:before="0"/>
+        <w:ind w:left="1008" w:hanging="288"/>
+      </w:pPr>
+      <w:r>
+        <w:rPr>
+          <w:rFonts w:ascii="Garamond" w:cs="Garamond" w:eastAsia="Garamond" w:hAnsi="Garamond"/>
+          <w:color w:val="555555"/>
+          <w:sz w:val="21"/>
+          <w:szCs w:val="21"/>
+        </w:rPr>
+        <w:t xml:space="preserve">–	</w:t>
+      </w:r>
+      <w:r>
+        <w:rPr>
+          <w:rFonts w:ascii="Garamond" w:cs="Garamond" w:eastAsia="Garamond" w:hAnsi="Garamond"/>
+          <w:b w:val="false"/>
+          <w:bCs w:val="false"/>
+          <w:color w:val="555555"/>
+          <w:sz w:val="21"/>
+          <w:szCs w:val="21"/>
+        </w:rPr>
+        <w:t xml:space="preserve">Is the option not to rejoin the pension plan explained to them?</w:t>
       </w:r>
     </w:p>
     <w:p>
@@ -2365,33 +2158,33 @@
           <w:sz w:val="24"/>
           <w:szCs w:val="24"/>
         </w:rPr>
-        <w:t xml:space="preserve">The minister has written to retired teachers twice. What came of those letters, and what do they tell you about what moves this group?</w:t>
-      </w:r>
-    </w:p>
-    <w:p>
-      <w:pPr>
-        <w:spacing w:after="40" w:before="0"/>
-        <w:ind w:left="1008" w:hanging="288"/>
-      </w:pPr>
-      <w:r>
-        <w:rPr>
-          <w:rFonts w:ascii="Garamond" w:cs="Garamond" w:eastAsia="Garamond" w:hAnsi="Garamond"/>
-          <w:color w:val="555555"/>
-          <w:sz w:val="21"/>
-          <w:szCs w:val="21"/>
-        </w:rPr>
-        <w:t xml:space="preserve">–	</w:t>
-      </w:r>
-      <w:r>
-        <w:rPr>
-          <w:rFonts w:ascii="Garamond" w:cs="Garamond" w:eastAsia="Garamond" w:hAnsi="Garamond"/>
-          <w:b w:val="false"/>
-          <w:bCs w:val="false"/>
-          <w:color w:val="555555"/>
-          <w:sz w:val="21"/>
-          <w:szCs w:val="21"/>
-        </w:rPr>
-        <w:t xml:space="preserve">What do retirees say when they say no?</w:t>
+        <w:t xml:space="preserve">What came of the minister's letters, and what do they tell you about what moves this group?</w:t>
+      </w:r>
+    </w:p>
+    <w:p>
+      <w:pPr>
+        <w:spacing w:after="40" w:before="0"/>
+        <w:ind w:left="1008" w:hanging="288"/>
+      </w:pPr>
+      <w:r>
+        <w:rPr>
+          <w:rFonts w:ascii="Garamond" w:cs="Garamond" w:eastAsia="Garamond" w:hAnsi="Garamond"/>
+          <w:color w:val="555555"/>
+          <w:sz w:val="21"/>
+          <w:szCs w:val="21"/>
+        </w:rPr>
+        <w:t xml:space="preserve">–	</w:t>
+      </w:r>
+      <w:r>
+        <w:rPr>
+          <w:rFonts w:ascii="Garamond" w:cs="Garamond" w:eastAsia="Garamond" w:hAnsi="Garamond"/>
+          <w:b w:val="false"/>
+          <w:bCs w:val="false"/>
+          <w:color w:val="555555"/>
+          <w:sz w:val="21"/>
+          <w:szCs w:val="21"/>
+        </w:rPr>
+        <w:t xml:space="preserve">What do retirees say when they decline?</w:t>
       </w:r>
     </w:p>
     <w:p>
@@ -2419,70 +2212,59 @@
           <w:sz w:val="24"/>
           <w:szCs w:val="24"/>
         </w:rPr>
-        <w:t xml:space="preserve">When you think about why teachers leave Quebec's schools, are the retirees who come back covering for the same problem, or a different one?</w:t>
-      </w:r>
-      <w:r>
-        <w:rPr>
-          <w:rFonts w:ascii="Garamond" w:cs="Garamond" w:eastAsia="Garamond" w:hAnsi="Garamond"/>
-          <w:b w:val="false"/>
-          <w:bCs w:val="false"/>
-          <w:color w:val="000000"/>
-          <w:sz w:val="24"/>
-          <w:szCs w:val="24"/>
-        </w:rPr>
-        <w:t xml:space="preserve"> This is the question our chapter turns on.</w:t>
-      </w:r>
-    </w:p>
-    <w:p>
-      <w:pPr>
-        <w:spacing w:after="40" w:before="0"/>
-        <w:ind w:left="1008" w:hanging="288"/>
-      </w:pPr>
-      <w:r>
-        <w:rPr>
-          <w:rFonts w:ascii="Garamond" w:cs="Garamond" w:eastAsia="Garamond" w:hAnsi="Garamond"/>
-          <w:color w:val="555555"/>
-          <w:sz w:val="21"/>
-          <w:szCs w:val="21"/>
-        </w:rPr>
-        <w:t xml:space="preserve">–	</w:t>
-      </w:r>
-      <w:r>
-        <w:rPr>
-          <w:rFonts w:ascii="Garamond" w:cs="Garamond" w:eastAsia="Garamond" w:hAnsi="Garamond"/>
-          <w:b w:val="false"/>
-          <w:bCs w:val="false"/>
-          <w:color w:val="555555"/>
-          <w:sz w:val="21"/>
-          <w:szCs w:val="21"/>
-        </w:rPr>
-        <w:t xml:space="preserve">Has the measure changed how schools cover absences, and has it changed anything about the number of classrooms without a qualified teacher?</w:t>
-      </w:r>
-    </w:p>
-    <w:p>
-      <w:pPr>
-        <w:spacing w:after="40" w:before="0"/>
-        <w:ind w:left="1008" w:hanging="288"/>
-      </w:pPr>
-      <w:r>
-        <w:rPr>
-          <w:rFonts w:ascii="Garamond" w:cs="Garamond" w:eastAsia="Garamond" w:hAnsi="Garamond"/>
-          <w:color w:val="555555"/>
-          <w:sz w:val="21"/>
-          <w:szCs w:val="21"/>
-        </w:rPr>
-        <w:t xml:space="preserve">–	</w:t>
-      </w:r>
-      <w:r>
-        <w:rPr>
-          <w:rFonts w:ascii="Garamond" w:cs="Garamond" w:eastAsia="Garamond" w:hAnsi="Garamond"/>
-          <w:b w:val="false"/>
-          <w:bCs w:val="false"/>
-          <w:color w:val="555555"/>
-          <w:sz w:val="21"/>
-          <w:szCs w:val="21"/>
-        </w:rPr>
-        <w:t xml:space="preserve">Does it reach the teacher who left mid-career, or only the one who retired?</w:t>
+        <w:t xml:space="preserve">Do the retirees who return cover the same problem that drives teachers out of the profession, or a different one?</w:t>
+      </w:r>
+    </w:p>
+    <w:p>
+      <w:pPr>
+        <w:spacing w:after="40" w:before="0"/>
+        <w:ind w:left="1008" w:hanging="288"/>
+      </w:pPr>
+      <w:r>
+        <w:rPr>
+          <w:rFonts w:ascii="Garamond" w:cs="Garamond" w:eastAsia="Garamond" w:hAnsi="Garamond"/>
+          <w:color w:val="555555"/>
+          <w:sz w:val="21"/>
+          <w:szCs w:val="21"/>
+        </w:rPr>
+        <w:t xml:space="preserve">–	</w:t>
+      </w:r>
+      <w:r>
+        <w:rPr>
+          <w:rFonts w:ascii="Garamond" w:cs="Garamond" w:eastAsia="Garamond" w:hAnsi="Garamond"/>
+          <w:b w:val="false"/>
+          <w:bCs w:val="false"/>
+          <w:color w:val="555555"/>
+          <w:sz w:val="21"/>
+          <w:szCs w:val="21"/>
+        </w:rPr>
+        <w:t xml:space="preserve">Has the measure changed how absences are covered, and the number of classrooms without a qualified teacher?</w:t>
+      </w:r>
+    </w:p>
+    <w:p>
+      <w:pPr>
+        <w:spacing w:after="40" w:before="0"/>
+        <w:ind w:left="1008" w:hanging="288"/>
+      </w:pPr>
+      <w:r>
+        <w:rPr>
+          <w:rFonts w:ascii="Garamond" w:cs="Garamond" w:eastAsia="Garamond" w:hAnsi="Garamond"/>
+          <w:color w:val="555555"/>
+          <w:sz w:val="21"/>
+          <w:szCs w:val="21"/>
+        </w:rPr>
+        <w:t xml:space="preserve">–	</w:t>
+      </w:r>
+      <w:r>
+        <w:rPr>
+          <w:rFonts w:ascii="Garamond" w:cs="Garamond" w:eastAsia="Garamond" w:hAnsi="Garamond"/>
+          <w:b w:val="false"/>
+          <w:bCs w:val="false"/>
+          <w:color w:val="555555"/>
+          <w:sz w:val="21"/>
+          <w:szCs w:val="21"/>
+        </w:rPr>
+        <w:t xml:space="preserve">Does it reach the mid-career leaver at all?</w:t>
       </w:r>
     </w:p>
     <w:p>
@@ -2510,59 +2292,59 @@
           <w:sz w:val="24"/>
           <w:szCs w:val="24"/>
         </w:rPr>
-        <w:t xml:space="preserve">How has take-up developed since 2020, and how do you follow it?</w:t>
-      </w:r>
-    </w:p>
-    <w:p>
-      <w:pPr>
-        <w:spacing w:after="40" w:before="0"/>
-        <w:ind w:left="1008" w:hanging="288"/>
-      </w:pPr>
-      <w:r>
-        <w:rPr>
-          <w:rFonts w:ascii="Garamond" w:cs="Garamond" w:eastAsia="Garamond" w:hAnsi="Garamond"/>
-          <w:color w:val="555555"/>
-          <w:sz w:val="21"/>
-          <w:szCs w:val="21"/>
-        </w:rPr>
-        <w:t xml:space="preserve">–	</w:t>
-      </w:r>
-      <w:r>
-        <w:rPr>
-          <w:rFonts w:ascii="Garamond" w:cs="Garamond" w:eastAsia="Garamond" w:hAnsi="Garamond"/>
-          <w:b w:val="false"/>
-          <w:bCs w:val="false"/>
-          <w:color w:val="555555"/>
-          <w:sz w:val="21"/>
-          <w:szCs w:val="21"/>
-        </w:rPr>
-        <w:t xml:space="preserve">Does the 5,000 count anyone paid for a single day, or people with a meaningful volume of work?</w:t>
-      </w:r>
-    </w:p>
-    <w:p>
-      <w:pPr>
-        <w:spacing w:after="40" w:before="0"/>
-        <w:ind w:left="1008" w:hanging="288"/>
-      </w:pPr>
-      <w:r>
-        <w:rPr>
-          <w:rFonts w:ascii="Garamond" w:cs="Garamond" w:eastAsia="Garamond" w:hAnsi="Garamond"/>
-          <w:color w:val="555555"/>
-          <w:sz w:val="21"/>
-          <w:szCs w:val="21"/>
-        </w:rPr>
-        <w:t xml:space="preserve">–	</w:t>
-      </w:r>
-      <w:r>
-        <w:rPr>
-          <w:rFonts w:ascii="Garamond" w:cs="Garamond" w:eastAsia="Garamond" w:hAnsi="Garamond"/>
-          <w:b w:val="false"/>
-          <w:bCs w:val="false"/>
-          <w:color w:val="555555"/>
-          <w:sz w:val="21"/>
-          <w:szCs w:val="21"/>
-        </w:rPr>
-        <w:t xml:space="preserve">Has the ministry assessed the measure, and what would you say it has and has not solved?</w:t>
+        <w:t xml:space="preserve">How has take-up moved since 2020, and how is it counted?</w:t>
+      </w:r>
+    </w:p>
+    <w:p>
+      <w:pPr>
+        <w:spacing w:after="40" w:before="0"/>
+        <w:ind w:left="1008" w:hanging="288"/>
+      </w:pPr>
+      <w:r>
+        <w:rPr>
+          <w:rFonts w:ascii="Garamond" w:cs="Garamond" w:eastAsia="Garamond" w:hAnsi="Garamond"/>
+          <w:color w:val="555555"/>
+          <w:sz w:val="21"/>
+          <w:szCs w:val="21"/>
+        </w:rPr>
+        <w:t xml:space="preserve">–	</w:t>
+      </w:r>
+      <w:r>
+        <w:rPr>
+          <w:rFonts w:ascii="Garamond" w:cs="Garamond" w:eastAsia="Garamond" w:hAnsi="Garamond"/>
+          <w:b w:val="false"/>
+          <w:bCs w:val="false"/>
+          <w:color w:val="555555"/>
+          <w:sz w:val="21"/>
+          <w:szCs w:val="21"/>
+        </w:rPr>
+        <w:t xml:space="preserve">Does the 5,000 count anyone paid for one day, or people with a meaningful volume of work?</w:t>
+      </w:r>
+    </w:p>
+    <w:p>
+      <w:pPr>
+        <w:spacing w:after="40" w:before="0"/>
+        <w:ind w:left="1008" w:hanging="288"/>
+      </w:pPr>
+      <w:r>
+        <w:rPr>
+          <w:rFonts w:ascii="Garamond" w:cs="Garamond" w:eastAsia="Garamond" w:hAnsi="Garamond"/>
+          <w:color w:val="555555"/>
+          <w:sz w:val="21"/>
+          <w:szCs w:val="21"/>
+        </w:rPr>
+        <w:t xml:space="preserve">–	</w:t>
+      </w:r>
+      <w:r>
+        <w:rPr>
+          <w:rFonts w:ascii="Garamond" w:cs="Garamond" w:eastAsia="Garamond" w:hAnsi="Garamond"/>
+          <w:b w:val="false"/>
+          <w:bCs w:val="false"/>
+          <w:color w:val="555555"/>
+          <w:sz w:val="21"/>
+          <w:szCs w:val="21"/>
+        </w:rPr>
+        <w:t xml:space="preserve">Has the ministry assessed the measure? What has it solved, and what not?</w:t>
       </w:r>
     </w:p>
     <w:p>
@@ -2590,18 +2372,7 @@
           <w:sz w:val="24"/>
           <w:szCs w:val="24"/>
         </w:rPr>
-        <w:t xml:space="preserve">Is there a colleague who has followed this closely and could speak to the experience and the results?</w:t>
-      </w:r>
-      <w:r>
-        <w:rPr>
-          <w:rFonts w:ascii="Garamond" w:cs="Garamond" w:eastAsia="Garamond" w:hAnsi="Garamond"/>
-          <w:b w:val="false"/>
-          <w:bCs w:val="false"/>
-          <w:color w:val="000000"/>
-          <w:sz w:val="24"/>
-          <w:szCs w:val="24"/>
-        </w:rPr>
-        <w:t xml:space="preserve"> An introduction would be very welcome.</w:t>
+        <w:t xml:space="preserve">Is there someone who has followed this closely that we should speak to?</w:t>
       </w:r>
     </w:p>
     <w:p>
@@ -2617,18 +2388,18 @@
           <w:sz w:val="24"/>
           <w:szCs w:val="24"/>
         </w:rPr>
-        <w:t xml:space="preserve">Note for the interviewer.</w:t>
-      </w:r>
-      <w:r>
-        <w:rPr>
-          <w:rFonts w:ascii="Garamond" w:cs="Garamond" w:eastAsia="Garamond" w:hAnsi="Garamond"/>
-          <w:b w:val="false"/>
-          <w:bCs w:val="false"/>
-          <w:color w:val="000000"/>
-          <w:sz w:val="24"/>
-          <w:szCs w:val="24"/>
-        </w:rPr>
-        <w:t xml:space="preserve"> Two things the public record does not settle and that we could ask in passing: the number and official citation of the ministerial act of January 2022, and whether the measure carried the number 15178 from the start. Both matter for citing the policy correctly.</w:t>
+        <w:t xml:space="preserve">Note.</w:t>
+      </w:r>
+      <w:r>
+        <w:rPr>
+          <w:rFonts w:ascii="Garamond" w:cs="Garamond" w:eastAsia="Garamond" w:hAnsi="Garamond"/>
+          <w:b w:val="false"/>
+          <w:bCs w:val="false"/>
+          <w:color w:val="000000"/>
+          <w:sz w:val="24"/>
+          <w:szCs w:val="24"/>
+        </w:rPr>
+        <w:t xml:space="preserve"> Two points the record does not settle, to ask in passing: the number and citation of the ministerial act of January 2022, and whether the measure has carried the number 15178 from the start.</w:t>
       </w:r>
     </w:p>
     <w:p>
@@ -2684,18 +2455,18 @@
           <w:sz w:val="24"/>
           <w:szCs w:val="24"/>
         </w:rPr>
-        <w:t xml:space="preserve">Who to ask for:</w:t>
-      </w:r>
-      <w:r>
-        <w:rPr>
-          <w:rFonts w:ascii="Garamond" w:cs="Garamond" w:eastAsia="Garamond" w:hAnsi="Garamond"/>
-          <w:b w:val="false"/>
-          <w:bCs w:val="false"/>
-          <w:color w:val="000000"/>
-          <w:sz w:val="24"/>
-          <w:szCs w:val="24"/>
-        </w:rPr>
-        <w:t xml:space="preserve"> the Teacher Work Department of the Ministry of Education, which issues the plan with the Ministry of Finance, and, if possible, a provincial education department that recruits for it.</w:t>
+        <w:t xml:space="preserve">Who to ask:</w:t>
+      </w:r>
+      <w:r>
+        <w:rPr>
+          <w:rFonts w:ascii="Garamond" w:cs="Garamond" w:eastAsia="Garamond" w:hAnsi="Garamond"/>
+          <w:b w:val="false"/>
+          <w:bCs w:val="false"/>
+          <w:color w:val="000000"/>
+          <w:sz w:val="24"/>
+          <w:szCs w:val="24"/>
+        </w:rPr>
+        <w:t xml:space="preserve"> the Teacher Work Department of the Ministry of Education, which issues the plan with the Ministry of Finance, and if possible a provincial education department that recruits for it.</w:t>
       </w:r>
     </w:p>
     <w:p>
@@ -2711,18 +2482,18 @@
           <w:sz w:val="24"/>
           <w:szCs w:val="24"/>
         </w:rPr>
-        <w:t xml:space="preserve">What we already know, so we do not ask it.</w:t>
-      </w:r>
-      <w:r>
-        <w:rPr>
-          <w:rFonts w:ascii="Garamond" w:cs="Garamond" w:eastAsia="Garamond" w:hAnsi="Garamond"/>
-          <w:b w:val="false"/>
-          <w:bCs w:val="false"/>
-          <w:color w:val="000000"/>
-          <w:sz w:val="24"/>
-          <w:szCs w:val="24"/>
-        </w:rPr>
-        <w:t xml:space="preserve"> Since 2018 the Ministry of Education and the Ministry of Finance have recruited retired principals, teaching-research officers, special-grade and senior teachers, generally aged 65 or under, to county-town and rural schools in formerly poor, border and minority counties. Recruitment runs province by province against named posts; the county education bureau signs an agreement with the teacher, renewed each year, for at least one school year, and the teacher supplies a recent health certificate. The pension is untouched and the work is funded at 20,000 yuan per person per year, shared between central and local budgets, covering an allowance, travel and accident insurance; the county provides housing. In 2023 ten government departments extended the model to higher, vocational and private education, with a target of around 120,000 silver-age teachers within roughly three years. The annual plan has been 7,000 teachers for compulsory education in both 2024 and 2025, and the annual notices ask provinces to raise their completion rate.</w:t>
+        <w:t xml:space="preserve">What we know.</w:t>
+      </w:r>
+      <w:r>
+        <w:rPr>
+          <w:rFonts w:ascii="Garamond" w:cs="Garamond" w:eastAsia="Garamond" w:hAnsi="Garamond"/>
+          <w:b w:val="false"/>
+          <w:bCs w:val="false"/>
+          <w:color w:val="000000"/>
+          <w:sz w:val="24"/>
+          <w:szCs w:val="24"/>
+        </w:rPr>
+        <w:t xml:space="preserve"> Since 2018 the Ministry of Education and the Ministry of Finance have recruited retired principals, teaching-research officers, special-grade and senior teachers, generally aged 65 or under, to county-town and rural schools in formerly poor, border and minority counties. Recruitment is run by provinces against named posts; the county education bureau signs an agreement with the teacher, for at least one school year and renewed annually, on the strength of a recent health certificate. The pension is untouched; the work is funded at 20,000 yuan per person per year, shared between central and local budgets, for an allowance, travel and accident insurance, and the county provides housing. In 2023 ten government departments extended the model to higher, vocational and private education, with a target of about 120,000 silver-age teachers within three years. The annual plan for compulsory education has been 7,000 in 2024 and 2025, and the notices ask provinces to raise their completion rate.</w:t>
       </w:r>
     </w:p>
     <w:p>
@@ -2750,7 +2521,7 @@
           <w:sz w:val="24"/>
           <w:szCs w:val="24"/>
         </w:rPr>
-        <w:t xml:space="preserve">Could you tell us how the plan started in 2018, and what it was meant to do that other measures for rural schools were not doing?</w:t>
+        <w:t xml:space="preserve">How did the plan start in 2018, and what was it meant to do that other measures for rural schools were not doing?</w:t>
       </w:r>
     </w:p>
     <w:p>
@@ -2802,7 +2573,7 @@
           <w:sz w:val="21"/>
           <w:szCs w:val="21"/>
         </w:rPr>
-        <w:t xml:space="preserve">In 2023 it grew into something much larger. What changed in the thinking?</w:t>
+        <w:t xml:space="preserve">What changed in the thinking between 2018 and the 2023 plan?</w:t>
       </w:r>
     </w:p>
     <w:p>
@@ -2830,59 +2601,59 @@
           <w:sz w:val="24"/>
           <w:szCs w:val="24"/>
         </w:rPr>
-        <w:t xml:space="preserve">Could you describe how a retired teacher goes from hearing about the plan to standing in a classroom in a county far from home?</w:t>
-      </w:r>
-    </w:p>
-    <w:p>
-      <w:pPr>
-        <w:spacing w:after="40" w:before="0"/>
-        <w:ind w:left="1008" w:hanging="288"/>
-      </w:pPr>
-      <w:r>
-        <w:rPr>
-          <w:rFonts w:ascii="Garamond" w:cs="Garamond" w:eastAsia="Garamond" w:hAnsi="Garamond"/>
-          <w:color w:val="555555"/>
-          <w:sz w:val="21"/>
-          <w:szCs w:val="21"/>
-        </w:rPr>
-        <w:t xml:space="preserve">–	</w:t>
-      </w:r>
-      <w:r>
-        <w:rPr>
-          <w:rFonts w:ascii="Garamond" w:cs="Garamond" w:eastAsia="Garamond" w:hAnsi="Garamond"/>
-          <w:b w:val="false"/>
-          <w:bCs w:val="false"/>
-          <w:color w:val="555555"/>
-          <w:sz w:val="21"/>
-          <w:szCs w:val="21"/>
-        </w:rPr>
-        <w:t xml:space="preserve">Who decides which counties and schools receive a teacher, and how is that demand established?</w:t>
-      </w:r>
-    </w:p>
-    <w:p>
-      <w:pPr>
-        <w:spacing w:after="40" w:before="0"/>
-        <w:ind w:left="1008" w:hanging="288"/>
-      </w:pPr>
-      <w:r>
-        <w:rPr>
-          <w:rFonts w:ascii="Garamond" w:cs="Garamond" w:eastAsia="Garamond" w:hAnsi="Garamond"/>
-          <w:color w:val="555555"/>
-          <w:sz w:val="21"/>
-          <w:szCs w:val="21"/>
-        </w:rPr>
-        <w:t xml:space="preserve">–	</w:t>
-      </w:r>
-      <w:r>
-        <w:rPr>
-          <w:rFonts w:ascii="Garamond" w:cs="Garamond" w:eastAsia="Garamond" w:hAnsi="Garamond"/>
-          <w:b w:val="false"/>
-          <w:bCs w:val="false"/>
-          <w:color w:val="555555"/>
-          <w:sz w:val="21"/>
-          <w:szCs w:val="21"/>
-        </w:rPr>
-        <w:t xml:space="preserve">How are applicants chosen when there are more, or fewer, than the posts?</w:t>
+        <w:t xml:space="preserve">From application to a classroom in a distant county, how does it work?</w:t>
+      </w:r>
+    </w:p>
+    <w:p>
+      <w:pPr>
+        <w:spacing w:after="40" w:before="0"/>
+        <w:ind w:left="1008" w:hanging="288"/>
+      </w:pPr>
+      <w:r>
+        <w:rPr>
+          <w:rFonts w:ascii="Garamond" w:cs="Garamond" w:eastAsia="Garamond" w:hAnsi="Garamond"/>
+          <w:color w:val="555555"/>
+          <w:sz w:val="21"/>
+          <w:szCs w:val="21"/>
+        </w:rPr>
+        <w:t xml:space="preserve">–	</w:t>
+      </w:r>
+      <w:r>
+        <w:rPr>
+          <w:rFonts w:ascii="Garamond" w:cs="Garamond" w:eastAsia="Garamond" w:hAnsi="Garamond"/>
+          <w:b w:val="false"/>
+          <w:bCs w:val="false"/>
+          <w:color w:val="555555"/>
+          <w:sz w:val="21"/>
+          <w:szCs w:val="21"/>
+        </w:rPr>
+        <w:t xml:space="preserve">Who decides which counties and schools receive a teacher?</w:t>
+      </w:r>
+    </w:p>
+    <w:p>
+      <w:pPr>
+        <w:spacing w:after="40" w:before="0"/>
+        <w:ind w:left="1008" w:hanging="288"/>
+      </w:pPr>
+      <w:r>
+        <w:rPr>
+          <w:rFonts w:ascii="Garamond" w:cs="Garamond" w:eastAsia="Garamond" w:hAnsi="Garamond"/>
+          <w:color w:val="555555"/>
+          <w:sz w:val="21"/>
+          <w:szCs w:val="21"/>
+        </w:rPr>
+        <w:t xml:space="preserve">–	</w:t>
+      </w:r>
+      <w:r>
+        <w:rPr>
+          <w:rFonts w:ascii="Garamond" w:cs="Garamond" w:eastAsia="Garamond" w:hAnsi="Garamond"/>
+          <w:b w:val="false"/>
+          <w:bCs w:val="false"/>
+          <w:color w:val="555555"/>
+          <w:sz w:val="21"/>
+          <w:szCs w:val="21"/>
+        </w:rPr>
+        <w:t xml:space="preserve">What happens when applicants outnumber posts, or fall short of them?</w:t>
       </w:r>
     </w:p>
     <w:p>
@@ -2910,59 +2681,59 @@
           <w:sz w:val="24"/>
           <w:szCs w:val="24"/>
         </w:rPr>
-        <w:t xml:space="preserve">What does a silver-age teacher actually do in the school week?</w:t>
-      </w:r>
-    </w:p>
-    <w:p>
-      <w:pPr>
-        <w:spacing w:after="40" w:before="0"/>
-        <w:ind w:left="1008" w:hanging="288"/>
-      </w:pPr>
-      <w:r>
-        <w:rPr>
-          <w:rFonts w:ascii="Garamond" w:cs="Garamond" w:eastAsia="Garamond" w:hAnsi="Garamond"/>
-          <w:color w:val="555555"/>
-          <w:sz w:val="21"/>
-          <w:szCs w:val="21"/>
-        </w:rPr>
-        <w:t xml:space="preserve">–	</w:t>
-      </w:r>
-      <w:r>
-        <w:rPr>
-          <w:rFonts w:ascii="Garamond" w:cs="Garamond" w:eastAsia="Garamond" w:hAnsi="Garamond"/>
-          <w:b w:val="false"/>
-          <w:bCs w:val="false"/>
-          <w:color w:val="555555"/>
-          <w:sz w:val="21"/>
-          <w:szCs w:val="21"/>
-        </w:rPr>
-        <w:t xml:space="preserve">Teaching, working with the young teachers, advising the school leadership — how does that balance settle in practice?</w:t>
-      </w:r>
-    </w:p>
-    <w:p>
-      <w:pPr>
-        <w:spacing w:after="40" w:before="0"/>
-        <w:ind w:left="1008" w:hanging="288"/>
-      </w:pPr>
-      <w:r>
-        <w:rPr>
-          <w:rFonts w:ascii="Garamond" w:cs="Garamond" w:eastAsia="Garamond" w:hAnsi="Garamond"/>
-          <w:color w:val="555555"/>
-          <w:sz w:val="21"/>
-          <w:szCs w:val="21"/>
-        </w:rPr>
-        <w:t xml:space="preserve">–	</w:t>
-      </w:r>
-      <w:r>
-        <w:rPr>
-          <w:rFonts w:ascii="Garamond" w:cs="Garamond" w:eastAsia="Garamond" w:hAnsi="Garamond"/>
-          <w:b w:val="false"/>
-          <w:bCs w:val="false"/>
-          <w:color w:val="555555"/>
-          <w:sz w:val="21"/>
-          <w:szCs w:val="21"/>
-        </w:rPr>
-        <w:t xml:space="preserve">What do the young teachers in those schools get from having them there?</w:t>
+        <w:t xml:space="preserve">What does a silver-age teacher do in the school week?</w:t>
+      </w:r>
+    </w:p>
+    <w:p>
+      <w:pPr>
+        <w:spacing w:after="40" w:before="0"/>
+        <w:ind w:left="1008" w:hanging="288"/>
+      </w:pPr>
+      <w:r>
+        <w:rPr>
+          <w:rFonts w:ascii="Garamond" w:cs="Garamond" w:eastAsia="Garamond" w:hAnsi="Garamond"/>
+          <w:color w:val="555555"/>
+          <w:sz w:val="21"/>
+          <w:szCs w:val="21"/>
+        </w:rPr>
+        <w:t xml:space="preserve">–	</w:t>
+      </w:r>
+      <w:r>
+        <w:rPr>
+          <w:rFonts w:ascii="Garamond" w:cs="Garamond" w:eastAsia="Garamond" w:hAnsi="Garamond"/>
+          <w:b w:val="false"/>
+          <w:bCs w:val="false"/>
+          <w:color w:val="555555"/>
+          <w:sz w:val="21"/>
+          <w:szCs w:val="21"/>
+        </w:rPr>
+        <w:t xml:space="preserve">How is the balance struck between teaching, mentoring young teachers and advising the leadership?</w:t>
+      </w:r>
+    </w:p>
+    <w:p>
+      <w:pPr>
+        <w:spacing w:after="40" w:before="0"/>
+        <w:ind w:left="1008" w:hanging="288"/>
+      </w:pPr>
+      <w:r>
+        <w:rPr>
+          <w:rFonts w:ascii="Garamond" w:cs="Garamond" w:eastAsia="Garamond" w:hAnsi="Garamond"/>
+          <w:color w:val="555555"/>
+          <w:sz w:val="21"/>
+          <w:szCs w:val="21"/>
+        </w:rPr>
+        <w:t xml:space="preserve">–	</w:t>
+      </w:r>
+      <w:r>
+        <w:rPr>
+          <w:rFonts w:ascii="Garamond" w:cs="Garamond" w:eastAsia="Garamond" w:hAnsi="Garamond"/>
+          <w:b w:val="false"/>
+          <w:bCs w:val="false"/>
+          <w:color w:val="555555"/>
+          <w:sz w:val="21"/>
+          <w:szCs w:val="21"/>
+        </w:rPr>
+        <w:t xml:space="preserve">What do the young teachers get from it?</w:t>
       </w:r>
     </w:p>
     <w:p>
@@ -2990,59 +2761,59 @@
           <w:sz w:val="24"/>
           <w:szCs w:val="24"/>
         </w:rPr>
-        <w:t xml:space="preserve">The plan pays an allowance on top of the pension, the county provides housing, and the agreement is renewed each year. How was that arrangement arrived at, and does it work for the teachers and for the counties?</w:t>
-      </w:r>
-    </w:p>
-    <w:p>
-      <w:pPr>
-        <w:spacing w:after="40" w:before="0"/>
-        <w:ind w:left="1008" w:hanging="288"/>
-      </w:pPr>
-      <w:r>
-        <w:rPr>
-          <w:rFonts w:ascii="Garamond" w:cs="Garamond" w:eastAsia="Garamond" w:hAnsi="Garamond"/>
-          <w:color w:val="555555"/>
-          <w:sz w:val="21"/>
-          <w:szCs w:val="21"/>
-        </w:rPr>
-        <w:t xml:space="preserve">–	</w:t>
-      </w:r>
-      <w:r>
-        <w:rPr>
-          <w:rFonts w:ascii="Garamond" w:cs="Garamond" w:eastAsia="Garamond" w:hAnsi="Garamond"/>
-          <w:b w:val="false"/>
-          <w:bCs w:val="false"/>
-          <w:color w:val="555555"/>
-          <w:sz w:val="21"/>
-          <w:szCs w:val="21"/>
-        </w:rPr>
-        <w:t xml:space="preserve">What does a county look at when it decides to renew?</w:t>
-      </w:r>
-    </w:p>
-    <w:p>
-      <w:pPr>
-        <w:spacing w:after="40" w:before="0"/>
-        <w:ind w:left="1008" w:hanging="288"/>
-      </w:pPr>
-      <w:r>
-        <w:rPr>
-          <w:rFonts w:ascii="Garamond" w:cs="Garamond" w:eastAsia="Garamond" w:hAnsi="Garamond"/>
-          <w:color w:val="555555"/>
-          <w:sz w:val="21"/>
-          <w:szCs w:val="21"/>
-        </w:rPr>
-        <w:t xml:space="preserve">–	</w:t>
-      </w:r>
-      <w:r>
-        <w:rPr>
-          <w:rFonts w:ascii="Garamond" w:cs="Garamond" w:eastAsia="Garamond" w:hAnsi="Garamond"/>
-          <w:b w:val="false"/>
-          <w:bCs w:val="false"/>
-          <w:color w:val="555555"/>
-          <w:sz w:val="21"/>
-          <w:szCs w:val="21"/>
-        </w:rPr>
-        <w:t xml:space="preserve">How long do teachers tend to stay?</w:t>
+        <w:t xml:space="preserve">An allowance on top of the pension, county housing, an agreement renewed each year: how was that arrangement arrived at, and does it hold?</w:t>
+      </w:r>
+    </w:p>
+    <w:p>
+      <w:pPr>
+        <w:spacing w:after="40" w:before="0"/>
+        <w:ind w:left="1008" w:hanging="288"/>
+      </w:pPr>
+      <w:r>
+        <w:rPr>
+          <w:rFonts w:ascii="Garamond" w:cs="Garamond" w:eastAsia="Garamond" w:hAnsi="Garamond"/>
+          <w:color w:val="555555"/>
+          <w:sz w:val="21"/>
+          <w:szCs w:val="21"/>
+        </w:rPr>
+        <w:t xml:space="preserve">–	</w:t>
+      </w:r>
+      <w:r>
+        <w:rPr>
+          <w:rFonts w:ascii="Garamond" w:cs="Garamond" w:eastAsia="Garamond" w:hAnsi="Garamond"/>
+          <w:b w:val="false"/>
+          <w:bCs w:val="false"/>
+          <w:color w:val="555555"/>
+          <w:sz w:val="21"/>
+          <w:szCs w:val="21"/>
+        </w:rPr>
+        <w:t xml:space="preserve">What does a county consider when it renews?</w:t>
+      </w:r>
+    </w:p>
+    <w:p>
+      <w:pPr>
+        <w:spacing w:after="40" w:before="0"/>
+        <w:ind w:left="1008" w:hanging="288"/>
+      </w:pPr>
+      <w:r>
+        <w:rPr>
+          <w:rFonts w:ascii="Garamond" w:cs="Garamond" w:eastAsia="Garamond" w:hAnsi="Garamond"/>
+          <w:color w:val="555555"/>
+          <w:sz w:val="21"/>
+          <w:szCs w:val="21"/>
+        </w:rPr>
+        <w:t xml:space="preserve">–	</w:t>
+      </w:r>
+      <w:r>
+        <w:rPr>
+          <w:rFonts w:ascii="Garamond" w:cs="Garamond" w:eastAsia="Garamond" w:hAnsi="Garamond"/>
+          <w:b w:val="false"/>
+          <w:bCs w:val="false"/>
+          <w:color w:val="555555"/>
+          <w:sz w:val="21"/>
+          <w:szCs w:val="21"/>
+        </w:rPr>
+        <w:t xml:space="preserve">How long do teachers stay?</w:t>
       </w:r>
     </w:p>
     <w:p>
@@ -3070,44 +2841,33 @@
           <w:sz w:val="24"/>
           <w:szCs w:val="24"/>
         </w:rPr>
-        <w:t xml:space="preserve">Who applies?</w:t>
-      </w:r>
-      <w:r>
-        <w:rPr>
-          <w:rFonts w:ascii="Garamond" w:cs="Garamond" w:eastAsia="Garamond" w:hAnsi="Garamond"/>
-          <w:b w:val="false"/>
-          <w:bCs w:val="false"/>
-          <w:color w:val="000000"/>
-          <w:sz w:val="24"/>
-          <w:szCs w:val="24"/>
-        </w:rPr>
-        <w:t xml:space="preserve"> We would like to understand what moves a retired principal or senior teacher to spend a year in a rural county.</w:t>
-      </w:r>
-    </w:p>
-    <w:p>
-      <w:pPr>
-        <w:spacing w:after="40" w:before="0"/>
-        <w:ind w:left="1008" w:hanging="288"/>
-      </w:pPr>
-      <w:r>
-        <w:rPr>
-          <w:rFonts w:ascii="Garamond" w:cs="Garamond" w:eastAsia="Garamond" w:hAnsi="Garamond"/>
-          <w:color w:val="555555"/>
-          <w:sz w:val="21"/>
-          <w:szCs w:val="21"/>
-        </w:rPr>
-        <w:t xml:space="preserve">–	</w:t>
-      </w:r>
-      <w:r>
-        <w:rPr>
-          <w:rFonts w:ascii="Garamond" w:cs="Garamond" w:eastAsia="Garamond" w:hAnsi="Garamond"/>
-          <w:b w:val="false"/>
-          <w:bCs w:val="false"/>
-          <w:color w:val="555555"/>
-          <w:sz w:val="21"/>
-          <w:szCs w:val="21"/>
-        </w:rPr>
-        <w:t xml:space="preserve">What do they find hardest — distance from family, health, the difference between the schools they knew and the ones they arrive in?</w:t>
+        <w:t xml:space="preserve">Who applies, and why?</w:t>
+      </w:r>
+    </w:p>
+    <w:p>
+      <w:pPr>
+        <w:spacing w:after="40" w:before="0"/>
+        <w:ind w:left="1008" w:hanging="288"/>
+      </w:pPr>
+      <w:r>
+        <w:rPr>
+          <w:rFonts w:ascii="Garamond" w:cs="Garamond" w:eastAsia="Garamond" w:hAnsi="Garamond"/>
+          <w:color w:val="555555"/>
+          <w:sz w:val="21"/>
+          <w:szCs w:val="21"/>
+        </w:rPr>
+        <w:t xml:space="preserve">–	</w:t>
+      </w:r>
+      <w:r>
+        <w:rPr>
+          <w:rFonts w:ascii="Garamond" w:cs="Garamond" w:eastAsia="Garamond" w:hAnsi="Garamond"/>
+          <w:b w:val="false"/>
+          <w:bCs w:val="false"/>
+          <w:color w:val="555555"/>
+          <w:sz w:val="21"/>
+          <w:szCs w:val="21"/>
+        </w:rPr>
+        <w:t xml:space="preserve">What is hardest: distance from family, health, the gap between the schools they knew and the ones they arrive in?</w:t>
       </w:r>
     </w:p>
     <w:p>
@@ -3161,44 +2921,33 @@
           <w:sz w:val="24"/>
           <w:szCs w:val="24"/>
         </w:rPr>
-        <w:t xml:space="preserve">When you think about why teachers leave rural schools, or never go to them, is the silver-age teacher an answer to that, or a different kind of answer?</w:t>
-      </w:r>
-      <w:r>
-        <w:rPr>
-          <w:rFonts w:ascii="Garamond" w:cs="Garamond" w:eastAsia="Garamond" w:hAnsi="Garamond"/>
-          <w:b w:val="false"/>
-          <w:bCs w:val="false"/>
-          <w:color w:val="000000"/>
-          <w:sz w:val="24"/>
-          <w:szCs w:val="24"/>
-        </w:rPr>
-        <w:t xml:space="preserve"> This is the question our chapter turns on.</w:t>
-      </w:r>
-    </w:p>
-    <w:p>
-      <w:pPr>
-        <w:spacing w:after="40" w:before="0"/>
-        <w:ind w:left="1008" w:hanging="288"/>
-      </w:pPr>
-      <w:r>
-        <w:rPr>
-          <w:rFonts w:ascii="Garamond" w:cs="Garamond" w:eastAsia="Garamond" w:hAnsi="Garamond"/>
-          <w:color w:val="555555"/>
-          <w:sz w:val="21"/>
-          <w:szCs w:val="21"/>
-        </w:rPr>
-        <w:t xml:space="preserve">–	</w:t>
-      </w:r>
-      <w:r>
-        <w:rPr>
-          <w:rFonts w:ascii="Garamond" w:cs="Garamond" w:eastAsia="Garamond" w:hAnsi="Garamond"/>
-          <w:b w:val="false"/>
-          <w:bCs w:val="false"/>
-          <w:color w:val="555555"/>
-          <w:sz w:val="21"/>
-          <w:szCs w:val="21"/>
-        </w:rPr>
-        <w:t xml:space="preserve">Does a retired teacher in the school change anything about whether the young ones stay?</w:t>
+        <w:t xml:space="preserve">Is a silver-age teacher an answer to why teachers leave rural schools, or never go to them, or an answer to something else?</w:t>
+      </w:r>
+    </w:p>
+    <w:p>
+      <w:pPr>
+        <w:spacing w:after="40" w:before="0"/>
+        <w:ind w:left="1008" w:hanging="288"/>
+      </w:pPr>
+      <w:r>
+        <w:rPr>
+          <w:rFonts w:ascii="Garamond" w:cs="Garamond" w:eastAsia="Garamond" w:hAnsi="Garamond"/>
+          <w:color w:val="555555"/>
+          <w:sz w:val="21"/>
+          <w:szCs w:val="21"/>
+        </w:rPr>
+        <w:t xml:space="preserve">–	</w:t>
+      </w:r>
+      <w:r>
+        <w:rPr>
+          <w:rFonts w:ascii="Garamond" w:cs="Garamond" w:eastAsia="Garamond" w:hAnsi="Garamond"/>
+          <w:b w:val="false"/>
+          <w:bCs w:val="false"/>
+          <w:color w:val="555555"/>
+          <w:sz w:val="21"/>
+          <w:szCs w:val="21"/>
+        </w:rPr>
+        <w:t xml:space="preserve">Does their presence change whether young teachers stay?</w:t>
       </w:r>
     </w:p>
     <w:p>
@@ -3226,59 +2975,59 @@
           <w:sz w:val="24"/>
           <w:szCs w:val="24"/>
         </w:rPr>
-        <w:t xml:space="preserve">How has recruitment gone against the annual plan, and where does the difficulty lie?</w:t>
-      </w:r>
-    </w:p>
-    <w:p>
-      <w:pPr>
-        <w:spacing w:after="40" w:before="0"/>
-        <w:ind w:left="1008" w:hanging="288"/>
-      </w:pPr>
-      <w:r>
-        <w:rPr>
-          <w:rFonts w:ascii="Garamond" w:cs="Garamond" w:eastAsia="Garamond" w:hAnsi="Garamond"/>
-          <w:color w:val="555555"/>
-          <w:sz w:val="21"/>
-          <w:szCs w:val="21"/>
-        </w:rPr>
-        <w:t xml:space="preserve">–	</w:t>
-      </w:r>
-      <w:r>
-        <w:rPr>
-          <w:rFonts w:ascii="Garamond" w:cs="Garamond" w:eastAsia="Garamond" w:hAnsi="Garamond"/>
-          <w:b w:val="false"/>
-          <w:bCs w:val="false"/>
-          <w:color w:val="555555"/>
-          <w:sz w:val="21"/>
-          <w:szCs w:val="21"/>
-        </w:rPr>
-        <w:t xml:space="preserve">The 2023 plan sets a figure of around 120,000. How is progress measured, and where does it stand?</w:t>
-      </w:r>
-    </w:p>
-    <w:p>
-      <w:pPr>
-        <w:spacing w:after="40" w:before="0"/>
-        <w:ind w:left="1008" w:hanging="288"/>
-      </w:pPr>
-      <w:r>
-        <w:rPr>
-          <w:rFonts w:ascii="Garamond" w:cs="Garamond" w:eastAsia="Garamond" w:hAnsi="Garamond"/>
-          <w:color w:val="555555"/>
-          <w:sz w:val="21"/>
-          <w:szCs w:val="21"/>
-        </w:rPr>
-        <w:t xml:space="preserve">–	</w:t>
-      </w:r>
-      <w:r>
-        <w:rPr>
-          <w:rFonts w:ascii="Garamond" w:cs="Garamond" w:eastAsia="Garamond" w:hAnsi="Garamond"/>
-          <w:b w:val="false"/>
-          <w:bCs w:val="false"/>
-          <w:color w:val="555555"/>
-          <w:sz w:val="21"/>
-          <w:szCs w:val="21"/>
-        </w:rPr>
-        <w:t xml:space="preserve">Has anyone looked at what the plan has changed in the receiving schools?</w:t>
+        <w:t xml:space="preserve">How has recruitment gone against the annual plan, and where is the difficulty?</w:t>
+      </w:r>
+    </w:p>
+    <w:p>
+      <w:pPr>
+        <w:spacing w:after="40" w:before="0"/>
+        <w:ind w:left="1008" w:hanging="288"/>
+      </w:pPr>
+      <w:r>
+        <w:rPr>
+          <w:rFonts w:ascii="Garamond" w:cs="Garamond" w:eastAsia="Garamond" w:hAnsi="Garamond"/>
+          <w:color w:val="555555"/>
+          <w:sz w:val="21"/>
+          <w:szCs w:val="21"/>
+        </w:rPr>
+        <w:t xml:space="preserve">–	</w:t>
+      </w:r>
+      <w:r>
+        <w:rPr>
+          <w:rFonts w:ascii="Garamond" w:cs="Garamond" w:eastAsia="Garamond" w:hAnsi="Garamond"/>
+          <w:b w:val="false"/>
+          <w:bCs w:val="false"/>
+          <w:color w:val="555555"/>
+          <w:sz w:val="21"/>
+          <w:szCs w:val="21"/>
+        </w:rPr>
+        <w:t xml:space="preserve">How is progress towards 120,000 measured, and where does it stand?</w:t>
+      </w:r>
+    </w:p>
+    <w:p>
+      <w:pPr>
+        <w:spacing w:after="40" w:before="0"/>
+        <w:ind w:left="1008" w:hanging="288"/>
+      </w:pPr>
+      <w:r>
+        <w:rPr>
+          <w:rFonts w:ascii="Garamond" w:cs="Garamond" w:eastAsia="Garamond" w:hAnsi="Garamond"/>
+          <w:color w:val="555555"/>
+          <w:sz w:val="21"/>
+          <w:szCs w:val="21"/>
+        </w:rPr>
+        <w:t xml:space="preserve">–	</w:t>
+      </w:r>
+      <w:r>
+        <w:rPr>
+          <w:rFonts w:ascii="Garamond" w:cs="Garamond" w:eastAsia="Garamond" w:hAnsi="Garamond"/>
+          <w:b w:val="false"/>
+          <w:bCs w:val="false"/>
+          <w:color w:val="555555"/>
+          <w:sz w:val="21"/>
+          <w:szCs w:val="21"/>
+        </w:rPr>
+        <w:t xml:space="preserve">Has anyone looked at what the plan changed in the receiving schools?</w:t>
       </w:r>
     </w:p>
     <w:p>
@@ -3306,7 +3055,7 @@
           <w:sz w:val="24"/>
           <w:szCs w:val="24"/>
         </w:rPr>
-        <w:t xml:space="preserve">What would you say a country with an ageing teaching profession should take from this, and what should it avoid?</w:t>
+        <w:t xml:space="preserve">What should a country with an ageing teaching profession take from this, and what should it avoid?</w:t>
       </w:r>
     </w:p>
     <w:p>
@@ -3334,18 +3083,7 @@
           <w:sz w:val="24"/>
           <w:szCs w:val="24"/>
         </w:rPr>
-        <w:t xml:space="preserve">Is there a colleague at the ministry, or at a provincial education department that has recruited for the plan, who could speak to the experience and the results?</w:t>
-      </w:r>
-      <w:r>
-        <w:rPr>
-          <w:rFonts w:ascii="Garamond" w:cs="Garamond" w:eastAsia="Garamond" w:hAnsi="Garamond"/>
-          <w:b w:val="false"/>
-          <w:bCs w:val="false"/>
-          <w:color w:val="000000"/>
-          <w:sz w:val="24"/>
-          <w:szCs w:val="24"/>
-        </w:rPr>
-        <w:t xml:space="preserve"> We would be very grateful for an introduction.</w:t>
+        <w:t xml:space="preserve">Is there someone at the ministry, or in a province that recruits for the plan, we should speak to?</w:t>
       </w:r>
     </w:p>
     <w:p>
@@ -3401,18 +3139,18 @@
           <w:sz w:val="24"/>
           <w:szCs w:val="24"/>
         </w:rPr>
-        <w:t xml:space="preserve">Who to ask for:</w:t>
-      </w:r>
-      <w:r>
-        <w:rPr>
-          <w:rFonts w:ascii="Garamond" w:cs="Garamond" w:eastAsia="Garamond" w:hAnsi="Garamond"/>
-          <w:b w:val="false"/>
-          <w:bCs w:val="false"/>
-          <w:color w:val="000000"/>
-          <w:sz w:val="24"/>
-          <w:szCs w:val="24"/>
-        </w:rPr>
-        <w:t xml:space="preserve"> the primary-education directorate of the Ministry of Education, Culture and Science, and the grant agency that handled the applications (DUS-I).</w:t>
+        <w:t xml:space="preserve">Who to ask:</w:t>
+      </w:r>
+      <w:r>
+        <w:rPr>
+          <w:rFonts w:ascii="Garamond" w:cs="Garamond" w:eastAsia="Garamond" w:hAnsi="Garamond"/>
+          <w:b w:val="false"/>
+          <w:bCs w:val="false"/>
+          <w:color w:val="000000"/>
+          <w:sz w:val="24"/>
+          <w:szCs w:val="24"/>
+        </w:rPr>
+        <w:t xml:space="preserve"> the primary-education directorate of the Ministry of Education, Culture and Science, and the agency that handled the applications (DUS-I).</w:t>
       </w:r>
     </w:p>
     <w:p>
@@ -3428,18 +3166,46 @@
           <w:sz w:val="24"/>
           <w:szCs w:val="24"/>
         </w:rPr>
-        <w:t xml:space="preserve">What we already know, so we do not ask it.</w:t>
-      </w:r>
-      <w:r>
-        <w:rPr>
-          <w:rFonts w:ascii="Garamond" w:cs="Garamond" w:eastAsia="Garamond" w:hAnsi="Garamond"/>
-          <w:b w:val="false"/>
-          <w:bCs w:val="false"/>
-          <w:color w:val="000000"/>
-          <w:sz w:val="24"/>
-          <w:szCs w:val="24"/>
-        </w:rPr>
-        <w:t xml:space="preserve"> The regulation took effect on 1 November 2017 and paid a primary-school board up to 2,500 euros for each qualified teacher it took on who had not worked in primary education for at least a year, on a contract of six months or more. The money went to the board, not the teacher, for the guidance and support a returner needs in the first months. The first budget was 1.25 million euros, enough for about 500 returners; a 2019 amendment extended the scheme, applications were accepted until 1 November 2020, and the regulation expired on 1 January 2022. In mid-2019 the ministry reported that more than a hundred returners had used it, against a pool of qualified teachers outside education that the ministry itself put in the tens of thousands. A Dutch teaching qualification does not expire, so there is no re-licensing step on the way back.</w:t>
+        <w:t xml:space="preserve">What we know.</w:t>
+      </w:r>
+      <w:r>
+        <w:rPr>
+          <w:rFonts w:ascii="Garamond" w:cs="Garamond" w:eastAsia="Garamond" w:hAnsi="Garamond"/>
+          <w:b w:val="false"/>
+          <w:bCs w:val="false"/>
+          <w:color w:val="000000"/>
+          <w:sz w:val="24"/>
+          <w:szCs w:val="24"/>
+        </w:rPr>
+        <w:t xml:space="preserve"> The regulation took effect on 1 November 2017 and paid a primary-school board up to 2,500 euros for each qualified teacher it hired who had not worked in primary education for at least a year, on a contract of six months or more. The money went to the board, for the guidance and support a returner needs in the first months. The first budget was 1.25 million euros, enough for about 500 returners; a 2019 amendment extended the scheme, applications closed on 1 November 2020 and the regulation expired on 1 January</w:t>
+      </w:r>
+    </w:p>
+    <w:p>
+      <w:pPr>
+        <w:spacing w:after="60" w:before="200"/>
+        <w:ind w:left="504" w:hanging="504"/>
+      </w:pPr>
+      <w:r>
+        <w:rPr>
+          <w:rFonts w:ascii="Garamond" w:cs="Garamond" w:eastAsia="Garamond" w:hAnsi="Garamond"/>
+          <w:b/>
+          <w:bCs/>
+          <w:color w:val="000000"/>
+          <w:sz w:val="24"/>
+          <w:szCs w:val="24"/>
+        </w:rPr>
+        <w:t xml:space="preserve">2022.	</w:t>
+      </w:r>
+      <w:r>
+        <w:rPr>
+          <w:rFonts w:ascii="Garamond" w:cs="Garamond" w:eastAsia="Garamond" w:hAnsi="Garamond"/>
+          <w:b w:val="false"/>
+          <w:bCs w:val="false"/>
+          <w:color w:val="000000"/>
+          <w:sz w:val="24"/>
+          <w:szCs w:val="24"/>
+        </w:rPr>
+        <w:t xml:space="preserve">In mid-2019 the ministry reported that more than a hundred returners had used it, against a pool of qualified teachers outside education that it put in the tens of thousands. A Dutch teaching qualification does not expire, so there is no re-licensing step on the way back.</w:t>
       </w:r>
     </w:p>
     <w:p>
@@ -3467,59 +3233,59 @@
           <w:sz w:val="24"/>
           <w:szCs w:val="24"/>
         </w:rPr>
-        <w:t xml:space="preserve">Could you tell us how the scheme came about in 2017, and what the thinking was in paying the school rather than the teacher?</w:t>
-      </w:r>
-    </w:p>
-    <w:p>
-      <w:pPr>
-        <w:spacing w:after="40" w:before="0"/>
-        <w:ind w:left="1008" w:hanging="288"/>
-      </w:pPr>
-      <w:r>
-        <w:rPr>
-          <w:rFonts w:ascii="Garamond" w:cs="Garamond" w:eastAsia="Garamond" w:hAnsi="Garamond"/>
-          <w:color w:val="555555"/>
-          <w:sz w:val="21"/>
-          <w:szCs w:val="21"/>
-        </w:rPr>
-        <w:t xml:space="preserve">–	</w:t>
-      </w:r>
-      <w:r>
-        <w:rPr>
-          <w:rFonts w:ascii="Garamond" w:cs="Garamond" w:eastAsia="Garamond" w:hAnsi="Garamond"/>
-          <w:b w:val="false"/>
-          <w:bCs w:val="false"/>
-          <w:color w:val="555555"/>
-          <w:sz w:val="21"/>
-          <w:szCs w:val="21"/>
-        </w:rPr>
-        <w:t xml:space="preserve">Was that design debated at the time? What would the alternative have been?</w:t>
-      </w:r>
-    </w:p>
-    <w:p>
-      <w:pPr>
-        <w:spacing w:after="40" w:before="0"/>
-        <w:ind w:left="1008" w:hanging="288"/>
-      </w:pPr>
-      <w:r>
-        <w:rPr>
-          <w:rFonts w:ascii="Garamond" w:cs="Garamond" w:eastAsia="Garamond" w:hAnsi="Garamond"/>
-          <w:color w:val="555555"/>
-          <w:sz w:val="21"/>
-          <w:szCs w:val="21"/>
-        </w:rPr>
-        <w:t xml:space="preserve">–	</w:t>
-      </w:r>
-      <w:r>
-        <w:rPr>
-          <w:rFonts w:ascii="Garamond" w:cs="Garamond" w:eastAsia="Garamond" w:hAnsi="Garamond"/>
-          <w:b w:val="false"/>
-          <w:bCs w:val="false"/>
-          <w:color w:val="555555"/>
-          <w:sz w:val="21"/>
-          <w:szCs w:val="21"/>
-        </w:rPr>
-        <w:t xml:space="preserve">Who inside the ministry, or outside it, pushed for it?</w:t>
+        <w:t xml:space="preserve">How did the scheme come about, and why pay the school rather than the teacher?</w:t>
+      </w:r>
+    </w:p>
+    <w:p>
+      <w:pPr>
+        <w:spacing w:after="40" w:before="0"/>
+        <w:ind w:left="1008" w:hanging="288"/>
+      </w:pPr>
+      <w:r>
+        <w:rPr>
+          <w:rFonts w:ascii="Garamond" w:cs="Garamond" w:eastAsia="Garamond" w:hAnsi="Garamond"/>
+          <w:color w:val="555555"/>
+          <w:sz w:val="21"/>
+          <w:szCs w:val="21"/>
+        </w:rPr>
+        <w:t xml:space="preserve">–	</w:t>
+      </w:r>
+      <w:r>
+        <w:rPr>
+          <w:rFonts w:ascii="Garamond" w:cs="Garamond" w:eastAsia="Garamond" w:hAnsi="Garamond"/>
+          <w:b w:val="false"/>
+          <w:bCs w:val="false"/>
+          <w:color w:val="555555"/>
+          <w:sz w:val="21"/>
+          <w:szCs w:val="21"/>
+        </w:rPr>
+        <w:t xml:space="preserve">Was that debated? What was the alternative?</w:t>
+      </w:r>
+    </w:p>
+    <w:p>
+      <w:pPr>
+        <w:spacing w:after="40" w:before="0"/>
+        <w:ind w:left="1008" w:hanging="288"/>
+      </w:pPr>
+      <w:r>
+        <w:rPr>
+          <w:rFonts w:ascii="Garamond" w:cs="Garamond" w:eastAsia="Garamond" w:hAnsi="Garamond"/>
+          <w:color w:val="555555"/>
+          <w:sz w:val="21"/>
+          <w:szCs w:val="21"/>
+        </w:rPr>
+        <w:t xml:space="preserve">–	</w:t>
+      </w:r>
+      <w:r>
+        <w:rPr>
+          <w:rFonts w:ascii="Garamond" w:cs="Garamond" w:eastAsia="Garamond" w:hAnsi="Garamond"/>
+          <w:b w:val="false"/>
+          <w:bCs w:val="false"/>
+          <w:color w:val="555555"/>
+          <w:sz w:val="21"/>
+          <w:szCs w:val="21"/>
+        </w:rPr>
+        <w:t xml:space="preserve">Who pushed for it?</w:t>
       </w:r>
     </w:p>
     <w:p>
@@ -3547,33 +3313,33 @@
           <w:sz w:val="24"/>
           <w:szCs w:val="24"/>
         </w:rPr>
-        <w:t xml:space="preserve">What did a school board actually have to do to claim it, and what did they spend the money on?</w:t>
-      </w:r>
-    </w:p>
-    <w:p>
-      <w:pPr>
-        <w:spacing w:after="40" w:before="0"/>
-        <w:ind w:left="1008" w:hanging="288"/>
-      </w:pPr>
-      <w:r>
-        <w:rPr>
-          <w:rFonts w:ascii="Garamond" w:cs="Garamond" w:eastAsia="Garamond" w:hAnsi="Garamond"/>
-          <w:color w:val="555555"/>
-          <w:sz w:val="21"/>
-          <w:szCs w:val="21"/>
-        </w:rPr>
-        <w:t xml:space="preserve">–	</w:t>
-      </w:r>
-      <w:r>
-        <w:rPr>
-          <w:rFonts w:ascii="Garamond" w:cs="Garamond" w:eastAsia="Garamond" w:hAnsi="Garamond"/>
-          <w:b w:val="false"/>
-          <w:bCs w:val="false"/>
-          <w:color w:val="555555"/>
-          <w:sz w:val="21"/>
-          <w:szCs w:val="21"/>
-        </w:rPr>
-        <w:t xml:space="preserve">Did 2,500 euros change a board's decision, or did they hire the person anyway and claim afterwards?</w:t>
+        <w:t xml:space="preserve">What did a board have to do to claim it, and what was the money spent on?</w:t>
+      </w:r>
+    </w:p>
+    <w:p>
+      <w:pPr>
+        <w:spacing w:after="40" w:before="0"/>
+        <w:ind w:left="1008" w:hanging="288"/>
+      </w:pPr>
+      <w:r>
+        <w:rPr>
+          <w:rFonts w:ascii="Garamond" w:cs="Garamond" w:eastAsia="Garamond" w:hAnsi="Garamond"/>
+          <w:color w:val="555555"/>
+          <w:sz w:val="21"/>
+          <w:szCs w:val="21"/>
+        </w:rPr>
+        <w:t xml:space="preserve">–	</w:t>
+      </w:r>
+      <w:r>
+        <w:rPr>
+          <w:rFonts w:ascii="Garamond" w:cs="Garamond" w:eastAsia="Garamond" w:hAnsi="Garamond"/>
+          <w:b w:val="false"/>
+          <w:bCs w:val="false"/>
+          <w:color w:val="555555"/>
+          <w:sz w:val="21"/>
+          <w:szCs w:val="21"/>
+        </w:rPr>
+        <w:t xml:space="preserve">Did 2,500 euros change a hiring decision, or did boards hire first and claim afterwards?</w:t>
       </w:r>
     </w:p>
     <w:p>
@@ -3601,7 +3367,7 @@
           <w:sz w:val="24"/>
           <w:szCs w:val="24"/>
         </w:rPr>
-        <w:t xml:space="preserve">Our reading of the figures is that a good deal less of the money was used than was available. Is that right, and what was behind it?</w:t>
+        <w:t xml:space="preserve">Our reading is that much less of the money was used than was available. Is that right, and why?</w:t>
       </w:r>
     </w:p>
     <w:p>
@@ -3681,59 +3447,59 @@
           <w:sz w:val="24"/>
           <w:szCs w:val="24"/>
         </w:rPr>
-        <w:t xml:space="preserve">In 2019 the scheme was extended rather than dropped, and then it ran out at the beginning of 2022 without being replaced by anything of the same kind. How were those two decisions made?</w:t>
-      </w:r>
-    </w:p>
-    <w:p>
-      <w:pPr>
-        <w:spacing w:after="40" w:before="0"/>
-        <w:ind w:left="1008" w:hanging="288"/>
-      </w:pPr>
-      <w:r>
-        <w:rPr>
-          <w:rFonts w:ascii="Garamond" w:cs="Garamond" w:eastAsia="Garamond" w:hAnsi="Garamond"/>
-          <w:color w:val="555555"/>
-          <w:sz w:val="21"/>
-          <w:szCs w:val="21"/>
-        </w:rPr>
-        <w:t xml:space="preserve">–	</w:t>
-      </w:r>
-      <w:r>
-        <w:rPr>
-          <w:rFonts w:ascii="Garamond" w:cs="Garamond" w:eastAsia="Garamond" w:hAnsi="Garamond"/>
-          <w:b w:val="false"/>
-          <w:bCs w:val="false"/>
-          <w:color w:val="555555"/>
-          <w:sz w:val="21"/>
-          <w:szCs w:val="21"/>
-        </w:rPr>
-        <w:t xml:space="preserve">Was it evaluated, and what did it teach you?</w:t>
-      </w:r>
-    </w:p>
-    <w:p>
-      <w:pPr>
-        <w:spacing w:after="40" w:before="0"/>
-        <w:ind w:left="1008" w:hanging="288"/>
-      </w:pPr>
-      <w:r>
-        <w:rPr>
-          <w:rFonts w:ascii="Garamond" w:cs="Garamond" w:eastAsia="Garamond" w:hAnsi="Garamond"/>
-          <w:color w:val="555555"/>
-          <w:sz w:val="21"/>
-          <w:szCs w:val="21"/>
-        </w:rPr>
-        <w:t xml:space="preserve">–	</w:t>
-      </w:r>
-      <w:r>
-        <w:rPr>
-          <w:rFonts w:ascii="Garamond" w:cs="Garamond" w:eastAsia="Garamond" w:hAnsi="Garamond"/>
-          <w:b w:val="false"/>
-          <w:bCs w:val="false"/>
-          <w:color w:val="555555"/>
-          <w:sz w:val="21"/>
-          <w:szCs w:val="21"/>
-        </w:rPr>
-        <w:t xml:space="preserve">Did the work move into the regional partnerships, and does anyone there still target returners specifically?</w:t>
+        <w:t xml:space="preserve">The scheme was extended in 2019 and then allowed to lapse in 2022 with nothing of the same kind in its place. How were those decisions taken?</w:t>
+      </w:r>
+    </w:p>
+    <w:p>
+      <w:pPr>
+        <w:spacing w:after="40" w:before="0"/>
+        <w:ind w:left="1008" w:hanging="288"/>
+      </w:pPr>
+      <w:r>
+        <w:rPr>
+          <w:rFonts w:ascii="Garamond" w:cs="Garamond" w:eastAsia="Garamond" w:hAnsi="Garamond"/>
+          <w:color w:val="555555"/>
+          <w:sz w:val="21"/>
+          <w:szCs w:val="21"/>
+        </w:rPr>
+        <w:t xml:space="preserve">–	</w:t>
+      </w:r>
+      <w:r>
+        <w:rPr>
+          <w:rFonts w:ascii="Garamond" w:cs="Garamond" w:eastAsia="Garamond" w:hAnsi="Garamond"/>
+          <w:b w:val="false"/>
+          <w:bCs w:val="false"/>
+          <w:color w:val="555555"/>
+          <w:sz w:val="21"/>
+          <w:szCs w:val="21"/>
+        </w:rPr>
+        <w:t xml:space="preserve">Was it evaluated?</w:t>
+      </w:r>
+    </w:p>
+    <w:p>
+      <w:pPr>
+        <w:spacing w:after="40" w:before="0"/>
+        <w:ind w:left="1008" w:hanging="288"/>
+      </w:pPr>
+      <w:r>
+        <w:rPr>
+          <w:rFonts w:ascii="Garamond" w:cs="Garamond" w:eastAsia="Garamond" w:hAnsi="Garamond"/>
+          <w:color w:val="555555"/>
+          <w:sz w:val="21"/>
+          <w:szCs w:val="21"/>
+        </w:rPr>
+        <w:t xml:space="preserve">–	</w:t>
+      </w:r>
+      <w:r>
+        <w:rPr>
+          <w:rFonts w:ascii="Garamond" w:cs="Garamond" w:eastAsia="Garamond" w:hAnsi="Garamond"/>
+          <w:b w:val="false"/>
+          <w:bCs w:val="false"/>
+          <w:color w:val="555555"/>
+          <w:sz w:val="21"/>
+          <w:szCs w:val="21"/>
+        </w:rPr>
+        <w:t xml:space="preserve">Did the work move to the regional partnerships, and does anyone there still target returners?</w:t>
       </w:r>
     </w:p>
     <w:p>
@@ -3761,70 +3527,70 @@
           <w:sz w:val="24"/>
           <w:szCs w:val="24"/>
         </w:rPr>
-        <w:t xml:space="preserve">Who are the herintreders, in your experience?</w:t>
-      </w:r>
-      <w:r>
-        <w:rPr>
-          <w:rFonts w:ascii="Garamond" w:cs="Garamond" w:eastAsia="Garamond" w:hAnsi="Garamond"/>
-          <w:b w:val="false"/>
-          <w:bCs w:val="false"/>
-          <w:color w:val="000000"/>
-          <w:sz w:val="24"/>
-          <w:szCs w:val="24"/>
-        </w:rPr>
-        <w:t xml:space="preserve"> We are aware the definition also covers people who qualified and never started.</w:t>
-      </w:r>
-    </w:p>
-    <w:p>
-      <w:pPr>
-        <w:spacing w:after="40" w:before="0"/>
-        <w:ind w:left="1008" w:hanging="288"/>
-      </w:pPr>
-      <w:r>
-        <w:rPr>
-          <w:rFonts w:ascii="Garamond" w:cs="Garamond" w:eastAsia="Garamond" w:hAnsi="Garamond"/>
-          <w:color w:val="555555"/>
-          <w:sz w:val="21"/>
-          <w:szCs w:val="21"/>
-        </w:rPr>
-        <w:t xml:space="preserve">–	</w:t>
-      </w:r>
-      <w:r>
-        <w:rPr>
-          <w:rFonts w:ascii="Garamond" w:cs="Garamond" w:eastAsia="Garamond" w:hAnsi="Garamond"/>
-          <w:b w:val="false"/>
-          <w:bCs w:val="false"/>
-          <w:color w:val="555555"/>
-          <w:sz w:val="21"/>
-          <w:szCs w:val="21"/>
-        </w:rPr>
-        <w:t xml:space="preserve">What do they say about why they left primary teaching, and about what makes coming back possible?</w:t>
-      </w:r>
-    </w:p>
-    <w:p>
-      <w:pPr>
-        <w:spacing w:after="40" w:before="0"/>
-        <w:ind w:left="1008" w:hanging="288"/>
-      </w:pPr>
-      <w:r>
-        <w:rPr>
-          <w:rFonts w:ascii="Garamond" w:cs="Garamond" w:eastAsia="Garamond" w:hAnsi="Garamond"/>
-          <w:color w:val="555555"/>
-          <w:sz w:val="21"/>
-          <w:szCs w:val="21"/>
-        </w:rPr>
-        <w:t xml:space="preserve">–	</w:t>
-      </w:r>
-      <w:r>
-        <w:rPr>
-          <w:rFonts w:ascii="Garamond" w:cs="Garamond" w:eastAsia="Garamond" w:hAnsi="Garamond"/>
-          <w:b w:val="false"/>
-          <w:bCs w:val="false"/>
-          <w:color w:val="555555"/>
-          <w:sz w:val="21"/>
-          <w:szCs w:val="21"/>
-        </w:rPr>
-        <w:t xml:space="preserve">Does the fact that a qualification never expires make returning easier, or does it simply move the difficulty somewhere else?</w:t>
+        <w:t xml:space="preserve">Who are the herintreders?</w:t>
+      </w:r>
+      <w:r>
+        <w:rPr>
+          <w:rFonts w:ascii="Garamond" w:cs="Garamond" w:eastAsia="Garamond" w:hAnsi="Garamond"/>
+          <w:b w:val="false"/>
+          <w:bCs w:val="false"/>
+          <w:color w:val="000000"/>
+          <w:sz w:val="24"/>
+          <w:szCs w:val="24"/>
+        </w:rPr>
+        <w:t xml:space="preserve"> The definition also covers people who qualified and never started.</w:t>
+      </w:r>
+    </w:p>
+    <w:p>
+      <w:pPr>
+        <w:spacing w:after="40" w:before="0"/>
+        <w:ind w:left="1008" w:hanging="288"/>
+      </w:pPr>
+      <w:r>
+        <w:rPr>
+          <w:rFonts w:ascii="Garamond" w:cs="Garamond" w:eastAsia="Garamond" w:hAnsi="Garamond"/>
+          <w:color w:val="555555"/>
+          <w:sz w:val="21"/>
+          <w:szCs w:val="21"/>
+        </w:rPr>
+        <w:t xml:space="preserve">–	</w:t>
+      </w:r>
+      <w:r>
+        <w:rPr>
+          <w:rFonts w:ascii="Garamond" w:cs="Garamond" w:eastAsia="Garamond" w:hAnsi="Garamond"/>
+          <w:b w:val="false"/>
+          <w:bCs w:val="false"/>
+          <w:color w:val="555555"/>
+          <w:sz w:val="21"/>
+          <w:szCs w:val="21"/>
+        </w:rPr>
+        <w:t xml:space="preserve">Why did they leave primary teaching, and what made returning possible?</w:t>
+      </w:r>
+    </w:p>
+    <w:p>
+      <w:pPr>
+        <w:spacing w:after="40" w:before="0"/>
+        <w:ind w:left="1008" w:hanging="288"/>
+      </w:pPr>
+      <w:r>
+        <w:rPr>
+          <w:rFonts w:ascii="Garamond" w:cs="Garamond" w:eastAsia="Garamond" w:hAnsi="Garamond"/>
+          <w:color w:val="555555"/>
+          <w:sz w:val="21"/>
+          <w:szCs w:val="21"/>
+        </w:rPr>
+        <w:t xml:space="preserve">–	</w:t>
+      </w:r>
+      <w:r>
+        <w:rPr>
+          <w:rFonts w:ascii="Garamond" w:cs="Garamond" w:eastAsia="Garamond" w:hAnsi="Garamond"/>
+          <w:b w:val="false"/>
+          <w:bCs w:val="false"/>
+          <w:color w:val="555555"/>
+          <w:sz w:val="21"/>
+          <w:szCs w:val="21"/>
+        </w:rPr>
+        <w:t xml:space="preserve">Does a qualification that never expires make return easier, or does it move the difficulty elsewhere?</w:t>
       </w:r>
     </w:p>
     <w:p>
@@ -3852,44 +3618,33 @@
           <w:sz w:val="24"/>
           <w:szCs w:val="24"/>
         </w:rPr>
-        <w:t xml:space="preserve">When you think about why primary teachers leave — workload, class size, leadership — does a grant to the school reach that, or something else?</w:t>
-      </w:r>
-      <w:r>
-        <w:rPr>
-          <w:rFonts w:ascii="Garamond" w:cs="Garamond" w:eastAsia="Garamond" w:hAnsi="Garamond"/>
-          <w:b w:val="false"/>
-          <w:bCs w:val="false"/>
-          <w:color w:val="000000"/>
-          <w:sz w:val="24"/>
-          <w:szCs w:val="24"/>
-        </w:rPr>
-        <w:t xml:space="preserve"> This is the question our chapter turns on.</w:t>
-      </w:r>
-    </w:p>
-    <w:p>
-      <w:pPr>
-        <w:spacing w:after="40" w:before="0"/>
-        <w:ind w:left="1008" w:hanging="288"/>
-      </w:pPr>
-      <w:r>
-        <w:rPr>
-          <w:rFonts w:ascii="Garamond" w:cs="Garamond" w:eastAsia="Garamond" w:hAnsi="Garamond"/>
-          <w:color w:val="555555"/>
-          <w:sz w:val="21"/>
-          <w:szCs w:val="21"/>
-        </w:rPr>
-        <w:t xml:space="preserve">–	</w:t>
-      </w:r>
-      <w:r>
-        <w:rPr>
-          <w:rFonts w:ascii="Garamond" w:cs="Garamond" w:eastAsia="Garamond" w:hAnsi="Garamond"/>
-          <w:b w:val="false"/>
-          <w:bCs w:val="false"/>
-          <w:color w:val="555555"/>
-          <w:sz w:val="21"/>
-          <w:szCs w:val="21"/>
-        </w:rPr>
-        <w:t xml:space="preserve">The number of returners in primary education has fallen over the last decade while the shortage continued. How do you read that?</w:t>
+        <w:t xml:space="preserve">Primary teachers leave over workload, class size and leadership. Does a grant to the school reach any of that?</w:t>
+      </w:r>
+    </w:p>
+    <w:p>
+      <w:pPr>
+        <w:spacing w:after="40" w:before="0"/>
+        <w:ind w:left="1008" w:hanging="288"/>
+      </w:pPr>
+      <w:r>
+        <w:rPr>
+          <w:rFonts w:ascii="Garamond" w:cs="Garamond" w:eastAsia="Garamond" w:hAnsi="Garamond"/>
+          <w:color w:val="555555"/>
+          <w:sz w:val="21"/>
+          <w:szCs w:val="21"/>
+        </w:rPr>
+        <w:t xml:space="preserve">–	</w:t>
+      </w:r>
+      <w:r>
+        <w:rPr>
+          <w:rFonts w:ascii="Garamond" w:cs="Garamond" w:eastAsia="Garamond" w:hAnsi="Garamond"/>
+          <w:b w:val="false"/>
+          <w:bCs w:val="false"/>
+          <w:color w:val="555555"/>
+          <w:sz w:val="21"/>
+          <w:szCs w:val="21"/>
+        </w:rPr>
+        <w:t xml:space="preserve">The number of returners in primary education has halved in a decade while the shortage persisted. How do you read that?</w:t>
       </w:r>
     </w:p>
     <w:p>
@@ -3917,33 +3672,33 @@
           <w:sz w:val="24"/>
           <w:szCs w:val="24"/>
         </w:rPr>
-        <w:t xml:space="preserve">The debate about the silent reserve now seems to be about whether that pool is really available, given how many are already working elsewhere. Where has the ministry landed, and what follows from it for policy?</w:t>
-      </w:r>
-    </w:p>
-    <w:p>
-      <w:pPr>
-        <w:spacing w:after="40" w:before="0"/>
-        <w:ind w:left="1008" w:hanging="288"/>
-      </w:pPr>
-      <w:r>
-        <w:rPr>
-          <w:rFonts w:ascii="Garamond" w:cs="Garamond" w:eastAsia="Garamond" w:hAnsi="Garamond"/>
-          <w:color w:val="555555"/>
-          <w:sz w:val="21"/>
-          <w:szCs w:val="21"/>
-        </w:rPr>
-        <w:t xml:space="preserve">–	</w:t>
-      </w:r>
-      <w:r>
-        <w:rPr>
-          <w:rFonts w:ascii="Garamond" w:cs="Garamond" w:eastAsia="Garamond" w:hAnsi="Garamond"/>
-          <w:b w:val="false"/>
-          <w:bCs w:val="false"/>
-          <w:color w:val="555555"/>
-          <w:sz w:val="21"/>
-          <w:szCs w:val="21"/>
-        </w:rPr>
-        <w:t xml:space="preserve">Do you know whether the teachers who came back through the scheme stayed?</w:t>
+        <w:t xml:space="preserve">The debate about the silent reserve now turns on whether the pool is really available, given how many already work elsewhere. Where has the ministry landed, and what follows for policy?</w:t>
+      </w:r>
+    </w:p>
+    <w:p>
+      <w:pPr>
+        <w:spacing w:after="40" w:before="0"/>
+        <w:ind w:left="1008" w:hanging="288"/>
+      </w:pPr>
+      <w:r>
+        <w:rPr>
+          <w:rFonts w:ascii="Garamond" w:cs="Garamond" w:eastAsia="Garamond" w:hAnsi="Garamond"/>
+          <w:color w:val="555555"/>
+          <w:sz w:val="21"/>
+          <w:szCs w:val="21"/>
+        </w:rPr>
+        <w:t xml:space="preserve">–	</w:t>
+      </w:r>
+      <w:r>
+        <w:rPr>
+          <w:rFonts w:ascii="Garamond" w:cs="Garamond" w:eastAsia="Garamond" w:hAnsi="Garamond"/>
+          <w:b w:val="false"/>
+          <w:bCs w:val="false"/>
+          <w:color w:val="555555"/>
+          <w:sz w:val="21"/>
+          <w:szCs w:val="21"/>
+        </w:rPr>
+        <w:t xml:space="preserve">Did the teachers who came back through the scheme stay?</w:t>
       </w:r>
     </w:p>
     <w:p>
@@ -3971,18 +3726,7 @@
           <w:sz w:val="24"/>
           <w:szCs w:val="24"/>
         </w:rPr>
-        <w:t xml:space="preserve">Is there a colleague at the ministry, or at the agency that handled the applications, who followed the scheme closely and could speak to the experience and the results?</w:t>
-      </w:r>
-      <w:r>
-        <w:rPr>
-          <w:rFonts w:ascii="Garamond" w:cs="Garamond" w:eastAsia="Garamond" w:hAnsi="Garamond"/>
-          <w:b w:val="false"/>
-          <w:bCs w:val="false"/>
-          <w:color w:val="000000"/>
-          <w:sz w:val="24"/>
-          <w:szCs w:val="24"/>
-        </w:rPr>
-        <w:t xml:space="preserve"> We would be grateful if you could point us to them.</w:t>
+        <w:t xml:space="preserve">Is there someone at the ministry or at the agency we should speak to?</w:t>
       </w:r>
     </w:p>
     <w:p>
@@ -4038,18 +3782,18 @@
           <w:sz w:val="24"/>
           <w:szCs w:val="24"/>
         </w:rPr>
-        <w:t xml:space="preserve">Who to ask for:</w:t>
-      </w:r>
-      <w:r>
-        <w:rPr>
-          <w:rFonts w:ascii="Garamond" w:cs="Garamond" w:eastAsia="Garamond" w:hAnsi="Garamond"/>
-          <w:b w:val="false"/>
-          <w:bCs w:val="false"/>
-          <w:color w:val="000000"/>
-          <w:sz w:val="24"/>
-          <w:szCs w:val="24"/>
-        </w:rPr>
-        <w:t xml:space="preserve"> in each state, two bodies rather than one — the teachers' retirement system, which administers the return and holds the records, and the department of education or the certification board, which controls the licence. That split is part of the story.</w:t>
+        <w:t xml:space="preserve">Who to ask:</w:t>
+      </w:r>
+      <w:r>
+        <w:rPr>
+          <w:rFonts w:ascii="Garamond" w:cs="Garamond" w:eastAsia="Garamond" w:hAnsi="Garamond"/>
+          <w:b w:val="false"/>
+          <w:bCs w:val="false"/>
+          <w:color w:val="000000"/>
+          <w:sz w:val="24"/>
+          <w:szCs w:val="24"/>
+        </w:rPr>
+        <w:t xml:space="preserve"> in each state, the teachers' retirement system, which administers the return and holds the records, and the department of education or certification board, which controls the licence.</w:t>
       </w:r>
     </w:p>
     <w:p>
@@ -4065,18 +3809,18 @@
           <w:sz w:val="24"/>
           <w:szCs w:val="24"/>
         </w:rPr>
-        <w:t xml:space="preserve">What we already know, so we do not ask it.</w:t>
-      </w:r>
-      <w:r>
-        <w:rPr>
-          <w:rFonts w:ascii="Garamond" w:cs="Garamond" w:eastAsia="Garamond" w:hAnsi="Garamond"/>
-          <w:b w:val="false"/>
-          <w:bCs w:val="false"/>
-          <w:color w:val="000000"/>
-          <w:sz w:val="24"/>
-          <w:szCs w:val="24"/>
-        </w:rPr>
-        <w:t xml:space="preserve"> Almost every state lets a retired teacher come back under conditions, and the conditions are built from the same four levers: a waiting period before returning, a ceiling on earnings, a shortage designation the district must establish, and a limit on how long the return may last. The states in our set have moved these levers in different directions. Michigan shortened the wait to six months and removed the earnings ceiling after it, under a law that expires in October 2028. Georgia opened full-time return only to teachers with thirty years of service, in subjects a region had designated as highest-need, and its own audit in 2025 found the measure had little effect — a few hundred teachers a year — with the one-year wait, not the pay rules, as the main deterrent; the legislature has since widened eligibility and extended the measure to 2034. New Mexico lets a retiree draw pension and full salary with no cap on earnings or hours, for a limited number of months, each return approved by the retirement board. Louisiana removed the cut-off that had restricted its critical-shortage route to people who retired before mid-2020. North Carolina ran the most generous version of all between 1999 and 2009, and published research finds those returners went disproportionately to high-need schools; the policy was allowed to lapse. Virginia went at the licence rather than the pension. Several of these laws were amended in 2025 and 2026: check the current text before the conversation.</w:t>
+        <w:t xml:space="preserve">What we know.</w:t>
+      </w:r>
+      <w:r>
+        <w:rPr>
+          <w:rFonts w:ascii="Garamond" w:cs="Garamond" w:eastAsia="Garamond" w:hAnsi="Garamond"/>
+          <w:b w:val="false"/>
+          <w:bCs w:val="false"/>
+          <w:color w:val="000000"/>
+          <w:sz w:val="24"/>
+          <w:szCs w:val="24"/>
+        </w:rPr>
+        <w:t xml:space="preserve"> Almost every state lets a retired teacher return under conditions built from the same four levers: a waiting period, an earnings ceiling, a shortage designation the district must establish, and a limit on the duration of the return. The states in our set have moved these levers differently. Michigan cut the wait to six months and removed the earnings ceiling after it, under a law expiring in October 2028. Georgia opened full-time return only to teachers with thirty years of service, in subjects a region had designated as highest-need; its 2025 audit found a few hundred returns a year and the one-year wait, not the pay rules, as the main deterrent, and the legislature has since widened eligibility and extended the measure to 2034. New Mexico lets a retiree draw pension and full salary with no cap on earnings or hours for a limited number of months, each return approved by the retirement board. Louisiana removed the cut-off that had confined its critical-shortage route to teachers retired before mid-2020. North Carolina ran the most generous version between 1999 and 2009, and published research finds those returners went disproportionately to high-need schools; the policy was allowed to lapse. Virginia acted on the licence rather than the pension. Several of these laws were amended in 2025 and 2026; check the current text before the conversation.</w:t>
       </w:r>
     </w:p>
     <w:p>
@@ -4093,7 +3837,7 @@
           <w:sz w:val="26"/>
           <w:szCs w:val="26"/>
         </w:rPr>
-        <w:t xml:space="preserve">Questions for any of the states</w:t>
+        <w:t xml:space="preserve">For any state</w:t>
       </w:r>
     </w:p>
     <w:p>
@@ -4121,59 +3865,59 @@
           <w:sz w:val="24"/>
           <w:szCs w:val="24"/>
         </w:rPr>
-        <w:t xml:space="preserve">Could you tell us how this came about in your state, and what problem it was meant to solve?</w:t>
-      </w:r>
-    </w:p>
-    <w:p>
-      <w:pPr>
-        <w:spacing w:after="40" w:before="0"/>
-        <w:ind w:left="1008" w:hanging="288"/>
-      </w:pPr>
-      <w:r>
-        <w:rPr>
-          <w:rFonts w:ascii="Garamond" w:cs="Garamond" w:eastAsia="Garamond" w:hAnsi="Garamond"/>
-          <w:color w:val="555555"/>
-          <w:sz w:val="21"/>
-          <w:szCs w:val="21"/>
-        </w:rPr>
-        <w:t xml:space="preserve">–	</w:t>
-      </w:r>
-      <w:r>
-        <w:rPr>
-          <w:rFonts w:ascii="Garamond" w:cs="Garamond" w:eastAsia="Garamond" w:hAnsi="Garamond"/>
-          <w:b w:val="false"/>
-          <w:bCs w:val="false"/>
-          <w:color w:val="555555"/>
-          <w:sz w:val="21"/>
-          <w:szCs w:val="21"/>
-        </w:rPr>
-        <w:t xml:space="preserve">Who had to be persuaded: the legislature, the retirement system, the districts, the unions?</w:t>
-      </w:r>
-    </w:p>
-    <w:p>
-      <w:pPr>
-        <w:spacing w:after="40" w:before="0"/>
-        <w:ind w:left="1008" w:hanging="288"/>
-      </w:pPr>
-      <w:r>
-        <w:rPr>
-          <w:rFonts w:ascii="Garamond" w:cs="Garamond" w:eastAsia="Garamond" w:hAnsi="Garamond"/>
-          <w:color w:val="555555"/>
-          <w:sz w:val="21"/>
-          <w:szCs w:val="21"/>
-        </w:rPr>
-        <w:t xml:space="preserve">–	</w:t>
-      </w:r>
-      <w:r>
-        <w:rPr>
-          <w:rFonts w:ascii="Garamond" w:cs="Garamond" w:eastAsia="Garamond" w:hAnsi="Garamond"/>
-          <w:b w:val="false"/>
-          <w:bCs w:val="false"/>
-          <w:color w:val="555555"/>
-          <w:sz w:val="21"/>
-          <w:szCs w:val="21"/>
-        </w:rPr>
-        <w:t xml:space="preserve">Was there another state you were looking at?</w:t>
+        <w:t xml:space="preserve">How did this come about, and what problem was it meant to solve?</w:t>
+      </w:r>
+    </w:p>
+    <w:p>
+      <w:pPr>
+        <w:spacing w:after="40" w:before="0"/>
+        <w:ind w:left="1008" w:hanging="288"/>
+      </w:pPr>
+      <w:r>
+        <w:rPr>
+          <w:rFonts w:ascii="Garamond" w:cs="Garamond" w:eastAsia="Garamond" w:hAnsi="Garamond"/>
+          <w:color w:val="555555"/>
+          <w:sz w:val="21"/>
+          <w:szCs w:val="21"/>
+        </w:rPr>
+        <w:t xml:space="preserve">–	</w:t>
+      </w:r>
+      <w:r>
+        <w:rPr>
+          <w:rFonts w:ascii="Garamond" w:cs="Garamond" w:eastAsia="Garamond" w:hAnsi="Garamond"/>
+          <w:b w:val="false"/>
+          <w:bCs w:val="false"/>
+          <w:color w:val="555555"/>
+          <w:sz w:val="21"/>
+          <w:szCs w:val="21"/>
+        </w:rPr>
+        <w:t xml:space="preserve">Who had to be persuaded: legislature, retirement system, districts, unions?</w:t>
+      </w:r>
+    </w:p>
+    <w:p>
+      <w:pPr>
+        <w:spacing w:after="40" w:before="0"/>
+        <w:ind w:left="1008" w:hanging="288"/>
+      </w:pPr>
+      <w:r>
+        <w:rPr>
+          <w:rFonts w:ascii="Garamond" w:cs="Garamond" w:eastAsia="Garamond" w:hAnsi="Garamond"/>
+          <w:color w:val="555555"/>
+          <w:sz w:val="21"/>
+          <w:szCs w:val="21"/>
+        </w:rPr>
+        <w:t xml:space="preserve">–	</w:t>
+      </w:r>
+      <w:r>
+        <w:rPr>
+          <w:rFonts w:ascii="Garamond" w:cs="Garamond" w:eastAsia="Garamond" w:hAnsi="Garamond"/>
+          <w:b w:val="false"/>
+          <w:bCs w:val="false"/>
+          <w:color w:val="555555"/>
+          <w:sz w:val="21"/>
+          <w:szCs w:val="21"/>
+        </w:rPr>
+        <w:t xml:space="preserve">Was another state the model?</w:t>
       </w:r>
     </w:p>
     <w:p>
@@ -4201,33 +3945,33 @@
           <w:sz w:val="24"/>
           <w:szCs w:val="24"/>
         </w:rPr>
-        <w:t xml:space="preserve">The rules here are built from a few levers — how long someone waits, how much they may earn, whether the district must show a shortage, how long the return may last. Which of those were argued over most, and why did they land where they did?</w:t>
-      </w:r>
-    </w:p>
-    <w:p>
-      <w:pPr>
-        <w:spacing w:after="40" w:before="0"/>
-        <w:ind w:left="1008" w:hanging="288"/>
-      </w:pPr>
-      <w:r>
-        <w:rPr>
-          <w:rFonts w:ascii="Garamond" w:cs="Garamond" w:eastAsia="Garamond" w:hAnsi="Garamond"/>
-          <w:color w:val="555555"/>
-          <w:sz w:val="21"/>
-          <w:szCs w:val="21"/>
-        </w:rPr>
-        <w:t xml:space="preserve">–	</w:t>
-      </w:r>
-      <w:r>
-        <w:rPr>
-          <w:rFonts w:ascii="Garamond" w:cs="Garamond" w:eastAsia="Garamond" w:hAnsi="Garamond"/>
-          <w:b w:val="false"/>
-          <w:bCs w:val="false"/>
-          <w:color w:val="555555"/>
-          <w:sz w:val="21"/>
-          <w:szCs w:val="21"/>
-        </w:rPr>
-        <w:t xml:space="preserve">Is the waiting period a pension question, a federal-tax question, or a political one?</w:t>
+        <w:t xml:space="preserve">Of the four levers — waiting period, earnings ceiling, shortage designation, duration — which were argued over, and why did they land where they did?</w:t>
+      </w:r>
+    </w:p>
+    <w:p>
+      <w:pPr>
+        <w:spacing w:after="40" w:before="0"/>
+        <w:ind w:left="1008" w:hanging="288"/>
+      </w:pPr>
+      <w:r>
+        <w:rPr>
+          <w:rFonts w:ascii="Garamond" w:cs="Garamond" w:eastAsia="Garamond" w:hAnsi="Garamond"/>
+          <w:color w:val="555555"/>
+          <w:sz w:val="21"/>
+          <w:szCs w:val="21"/>
+        </w:rPr>
+        <w:t xml:space="preserve">–	</w:t>
+      </w:r>
+      <w:r>
+        <w:rPr>
+          <w:rFonts w:ascii="Garamond" w:cs="Garamond" w:eastAsia="Garamond" w:hAnsi="Garamond"/>
+          <w:b w:val="false"/>
+          <w:bCs w:val="false"/>
+          <w:color w:val="555555"/>
+          <w:sz w:val="21"/>
+          <w:szCs w:val="21"/>
+        </w:rPr>
+        <w:t xml:space="preserve">Is the waiting period a pension question, a federal-tax question or a political one?</w:t>
       </w:r>
     </w:p>
     <w:p>
@@ -4255,7 +3999,7 @@
           <w:sz w:val="24"/>
           <w:szCs w:val="24"/>
         </w:rPr>
-        <w:t xml:space="preserve">What does a retiree actually have to do to come back, and who decides whether they may?</w:t>
+        <w:t xml:space="preserve">What does a retiree have to do to come back, and who decides?</w:t>
       </w:r>
     </w:p>
     <w:p>
@@ -4307,33 +4051,33 @@
           <w:sz w:val="21"/>
           <w:szCs w:val="21"/>
         </w:rPr>
-        <w:t xml:space="preserve">Licensing sits with a different body from the pension. For someone whose certificate has lapsed, how much of an obstacle is that, and does anyone own that part of the problem?</w:t>
-      </w:r>
-    </w:p>
-    <w:p>
-      <w:pPr>
-        <w:spacing w:after="40" w:before="0"/>
-        <w:ind w:left="1008" w:hanging="288"/>
-      </w:pPr>
-      <w:r>
-        <w:rPr>
-          <w:rFonts w:ascii="Garamond" w:cs="Garamond" w:eastAsia="Garamond" w:hAnsi="Garamond"/>
-          <w:color w:val="555555"/>
-          <w:sz w:val="21"/>
-          <w:szCs w:val="21"/>
-        </w:rPr>
-        <w:t xml:space="preserve">–	</w:t>
-      </w:r>
-      <w:r>
-        <w:rPr>
-          <w:rFonts w:ascii="Garamond" w:cs="Garamond" w:eastAsia="Garamond" w:hAnsi="Garamond"/>
-          <w:b w:val="false"/>
-          <w:bCs w:val="false"/>
-          <w:color w:val="555555"/>
-          <w:sz w:val="21"/>
-          <w:szCs w:val="21"/>
-        </w:rPr>
-        <w:t xml:space="preserve">What must a district show before it can hire a retiree — a real filter or a formality?</w:t>
+        <w:t xml:space="preserve">The licence sits with a different body from the pension. For a lapsed certificate, how much of an obstacle is that, and does anyone own it?</w:t>
+      </w:r>
+    </w:p>
+    <w:p>
+      <w:pPr>
+        <w:spacing w:after="40" w:before="0"/>
+        <w:ind w:left="1008" w:hanging="288"/>
+      </w:pPr>
+      <w:r>
+        <w:rPr>
+          <w:rFonts w:ascii="Garamond" w:cs="Garamond" w:eastAsia="Garamond" w:hAnsi="Garamond"/>
+          <w:color w:val="555555"/>
+          <w:sz w:val="21"/>
+          <w:szCs w:val="21"/>
+        </w:rPr>
+        <w:t xml:space="preserve">–	</w:t>
+      </w:r>
+      <w:r>
+        <w:rPr>
+          <w:rFonts w:ascii="Garamond" w:cs="Garamond" w:eastAsia="Garamond" w:hAnsi="Garamond"/>
+          <w:b w:val="false"/>
+          <w:bCs w:val="false"/>
+          <w:color w:val="555555"/>
+          <w:sz w:val="21"/>
+          <w:szCs w:val="21"/>
+        </w:rPr>
+        <w:t xml:space="preserve">Is the district's shortage test a filter or a formality?</w:t>
       </w:r>
     </w:p>
     <w:p>
@@ -4361,44 +4105,59 @@
           <w:sz w:val="24"/>
           <w:szCs w:val="24"/>
         </w:rPr>
-        <w:t xml:space="preserve">Who comes back, into what kind of posts, and in which schools?</w:t>
-      </w:r>
-      <w:r>
-        <w:rPr>
-          <w:rFonts w:ascii="Garamond" w:cs="Garamond" w:eastAsia="Garamond" w:hAnsi="Garamond"/>
-          <w:b w:val="false"/>
-          <w:bCs w:val="false"/>
-          <w:color w:val="000000"/>
-          <w:sz w:val="24"/>
-          <w:szCs w:val="24"/>
-        </w:rPr>
-        <w:t xml:space="preserve"> We are particularly interested in whether they end up where the shortage is worst.</w:t>
-      </w:r>
-    </w:p>
-    <w:p>
-      <w:pPr>
-        <w:spacing w:after="40" w:before="0"/>
-        <w:ind w:left="1008" w:hanging="288"/>
-      </w:pPr>
-      <w:r>
-        <w:rPr>
-          <w:rFonts w:ascii="Garamond" w:cs="Garamond" w:eastAsia="Garamond" w:hAnsi="Garamond"/>
-          <w:color w:val="555555"/>
-          <w:sz w:val="21"/>
-          <w:szCs w:val="21"/>
-        </w:rPr>
-        <w:t xml:space="preserve">–	</w:t>
-      </w:r>
-      <w:r>
-        <w:rPr>
-          <w:rFonts w:ascii="Garamond" w:cs="Garamond" w:eastAsia="Garamond" w:hAnsi="Garamond"/>
-          <w:b w:val="false"/>
-          <w:bCs w:val="false"/>
-          <w:color w:val="555555"/>
-          <w:sz w:val="21"/>
-          <w:szCs w:val="21"/>
-        </w:rPr>
-        <w:t xml:space="preserve">What do retirees say when they decide not to come back?</w:t>
+        <w:t xml:space="preserve">Who comes back, to what posts, in which schools?</w:t>
+      </w:r>
+    </w:p>
+    <w:p>
+      <w:pPr>
+        <w:spacing w:after="40" w:before="0"/>
+        <w:ind w:left="1008" w:hanging="288"/>
+      </w:pPr>
+      <w:r>
+        <w:rPr>
+          <w:rFonts w:ascii="Garamond" w:cs="Garamond" w:eastAsia="Garamond" w:hAnsi="Garamond"/>
+          <w:color w:val="555555"/>
+          <w:sz w:val="21"/>
+          <w:szCs w:val="21"/>
+        </w:rPr>
+        <w:t xml:space="preserve">–	</w:t>
+      </w:r>
+      <w:r>
+        <w:rPr>
+          <w:rFonts w:ascii="Garamond" w:cs="Garamond" w:eastAsia="Garamond" w:hAnsi="Garamond"/>
+          <w:b w:val="false"/>
+          <w:bCs w:val="false"/>
+          <w:color w:val="555555"/>
+          <w:sz w:val="21"/>
+          <w:szCs w:val="21"/>
+        </w:rPr>
+        <w:t xml:space="preserve">Do they end up where the shortage is worst?</w:t>
+      </w:r>
+    </w:p>
+    <w:p>
+      <w:pPr>
+        <w:spacing w:after="40" w:before="0"/>
+        <w:ind w:left="1008" w:hanging="288"/>
+      </w:pPr>
+      <w:r>
+        <w:rPr>
+          <w:rFonts w:ascii="Garamond" w:cs="Garamond" w:eastAsia="Garamond" w:hAnsi="Garamond"/>
+          <w:color w:val="555555"/>
+          <w:sz w:val="21"/>
+          <w:szCs w:val="21"/>
+        </w:rPr>
+        <w:t xml:space="preserve">–	</w:t>
+      </w:r>
+      <w:r>
+        <w:rPr>
+          <w:rFonts w:ascii="Garamond" w:cs="Garamond" w:eastAsia="Garamond" w:hAnsi="Garamond"/>
+          <w:b w:val="false"/>
+          <w:bCs w:val="false"/>
+          <w:color w:val="555555"/>
+          <w:sz w:val="21"/>
+          <w:szCs w:val="21"/>
+        </w:rPr>
+        <w:t xml:space="preserve">What do retirees say when they decline?</w:t>
       </w:r>
     </w:p>
     <w:p>
@@ -4426,44 +4185,33 @@
           <w:sz w:val="24"/>
           <w:szCs w:val="24"/>
         </w:rPr>
-        <w:t xml:space="preserve">When you think about why teachers leave your state's schools, is a returning retiree an answer to that, or an answer to something else?</w:t>
-      </w:r>
-      <w:r>
-        <w:rPr>
-          <w:rFonts w:ascii="Garamond" w:cs="Garamond" w:eastAsia="Garamond" w:hAnsi="Garamond"/>
-          <w:b w:val="false"/>
-          <w:bCs w:val="false"/>
-          <w:color w:val="000000"/>
-          <w:sz w:val="24"/>
-          <w:szCs w:val="24"/>
-        </w:rPr>
-        <w:t xml:space="preserve"> This is the question our chapter turns on.</w:t>
-      </w:r>
-    </w:p>
-    <w:p>
-      <w:pPr>
-        <w:spacing w:after="40" w:before="0"/>
-        <w:ind w:left="1008" w:hanging="288"/>
-      </w:pPr>
-      <w:r>
-        <w:rPr>
-          <w:rFonts w:ascii="Garamond" w:cs="Garamond" w:eastAsia="Garamond" w:hAnsi="Garamond"/>
-          <w:color w:val="555555"/>
-          <w:sz w:val="21"/>
-          <w:szCs w:val="21"/>
-        </w:rPr>
-        <w:t xml:space="preserve">–	</w:t>
-      </w:r>
-      <w:r>
-        <w:rPr>
-          <w:rFonts w:ascii="Garamond" w:cs="Garamond" w:eastAsia="Garamond" w:hAnsi="Garamond"/>
-          <w:b w:val="false"/>
-          <w:bCs w:val="false"/>
-          <w:color w:val="555555"/>
-          <w:sz w:val="21"/>
-          <w:szCs w:val="21"/>
-        </w:rPr>
-        <w:t xml:space="preserve">Is there a concern that returning retirees take positions that would otherwise go to teachers starting out — and has anyone looked?</w:t>
+        <w:t xml:space="preserve">Is a returning retiree an answer to why teachers leave your schools, or an answer to something else?</w:t>
+      </w:r>
+    </w:p>
+    <w:p>
+      <w:pPr>
+        <w:spacing w:after="40" w:before="0"/>
+        <w:ind w:left="1008" w:hanging="288"/>
+      </w:pPr>
+      <w:r>
+        <w:rPr>
+          <w:rFonts w:ascii="Garamond" w:cs="Garamond" w:eastAsia="Garamond" w:hAnsi="Garamond"/>
+          <w:color w:val="555555"/>
+          <w:sz w:val="21"/>
+          <w:szCs w:val="21"/>
+        </w:rPr>
+        <w:t xml:space="preserve">–	</w:t>
+      </w:r>
+      <w:r>
+        <w:rPr>
+          <w:rFonts w:ascii="Garamond" w:cs="Garamond" w:eastAsia="Garamond" w:hAnsi="Garamond"/>
+          <w:b w:val="false"/>
+          <w:bCs w:val="false"/>
+          <w:color w:val="555555"/>
+          <w:sz w:val="21"/>
+          <w:szCs w:val="21"/>
+        </w:rPr>
+        <w:t xml:space="preserve">Do returning retirees take posts that would otherwise go to new teachers, and has anyone looked?</w:t>
       </w:r>
     </w:p>
     <w:p>
@@ -4491,18 +4239,7 @@
           <w:sz w:val="24"/>
           <w:szCs w:val="24"/>
         </w:rPr>
-        <w:t xml:space="preserve">How many have returned, and how do you count them?</w:t>
-      </w:r>
-      <w:r>
-        <w:rPr>
-          <w:rFonts w:ascii="Garamond" w:cs="Garamond" w:eastAsia="Garamond" w:hAnsi="Garamond"/>
-          <w:b w:val="false"/>
-          <w:bCs w:val="false"/>
-          <w:color w:val="000000"/>
-          <w:sz w:val="24"/>
-          <w:szCs w:val="24"/>
-        </w:rPr>
-        <w:t xml:space="preserve"> We have found it hard to get a figure that means the same thing from one state to the next.</w:t>
+        <w:t xml:space="preserve">How many have returned, and how are they counted?</w:t>
       </w:r>
     </w:p>
     <w:p>
@@ -4554,7 +4291,7 @@
           <w:sz w:val="21"/>
           <w:szCs w:val="21"/>
         </w:rPr>
-        <w:t xml:space="preserve">Has the measure been evaluated or audited, and what did that conclude?</w:t>
+        <w:t xml:space="preserve">Has the measure been evaluated or audited?</w:t>
       </w:r>
     </w:p>
     <w:p>
@@ -4582,33 +4319,33 @@
           <w:sz w:val="24"/>
           <w:szCs w:val="24"/>
         </w:rPr>
-        <w:t xml:space="preserve">Several of these laws have an expiry date. What will decide whether yours is kept, and what would you want to know before that decision?</w:t>
-      </w:r>
-    </w:p>
-    <w:p>
-      <w:pPr>
-        <w:spacing w:after="40" w:before="0"/>
-        <w:ind w:left="1008" w:hanging="288"/>
-      </w:pPr>
-      <w:r>
-        <w:rPr>
-          <w:rFonts w:ascii="Garamond" w:cs="Garamond" w:eastAsia="Garamond" w:hAnsi="Garamond"/>
-          <w:color w:val="555555"/>
-          <w:sz w:val="21"/>
-          <w:szCs w:val="21"/>
-        </w:rPr>
-        <w:t xml:space="preserve">–	</w:t>
-      </w:r>
-      <w:r>
-        <w:rPr>
-          <w:rFonts w:ascii="Garamond" w:cs="Garamond" w:eastAsia="Garamond" w:hAnsi="Garamond"/>
-          <w:b w:val="false"/>
-          <w:bCs w:val="false"/>
-          <w:color w:val="555555"/>
-          <w:sz w:val="21"/>
-          <w:szCs w:val="21"/>
-        </w:rPr>
-        <w:t xml:space="preserve">If you were advising another state, what would you tell them to do differently?</w:t>
+        <w:t xml:space="preserve">Several of these laws expire. What will decide whether yours is kept, and what would you want to know first?</w:t>
+      </w:r>
+    </w:p>
+    <w:p>
+      <w:pPr>
+        <w:spacing w:after="40" w:before="0"/>
+        <w:ind w:left="1008" w:hanging="288"/>
+      </w:pPr>
+      <w:r>
+        <w:rPr>
+          <w:rFonts w:ascii="Garamond" w:cs="Garamond" w:eastAsia="Garamond" w:hAnsi="Garamond"/>
+          <w:color w:val="555555"/>
+          <w:sz w:val="21"/>
+          <w:szCs w:val="21"/>
+        </w:rPr>
+        <w:t xml:space="preserve">–	</w:t>
+      </w:r>
+      <w:r>
+        <w:rPr>
+          <w:rFonts w:ascii="Garamond" w:cs="Garamond" w:eastAsia="Garamond" w:hAnsi="Garamond"/>
+          <w:b w:val="false"/>
+          <w:bCs w:val="false"/>
+          <w:color w:val="555555"/>
+          <w:sz w:val="21"/>
+          <w:szCs w:val="21"/>
+        </w:rPr>
+        <w:t xml:space="preserve">What would you tell another state to do differently?</w:t>
       </w:r>
     </w:p>
     <w:p>
@@ -4636,18 +4373,7 @@
           <w:sz w:val="24"/>
           <w:szCs w:val="24"/>
         </w:rPr>
-        <w:t xml:space="preserve">Is there a colleague, at the retirement system or on the certification side, who could speak to the experience and the results?</w:t>
-      </w:r>
-      <w:r>
-        <w:rPr>
-          <w:rFonts w:ascii="Garamond" w:cs="Garamond" w:eastAsia="Garamond" w:hAnsi="Garamond"/>
-          <w:b w:val="false"/>
-          <w:bCs w:val="false"/>
-          <w:color w:val="000000"/>
-          <w:sz w:val="24"/>
-          <w:szCs w:val="24"/>
-        </w:rPr>
-        <w:t xml:space="preserve"> We would be very grateful for an introduction.</w:t>
+        <w:t xml:space="preserve">Is there someone at the retirement system or on the certification side we should speak to?</w:t>
       </w:r>
     </w:p>
     <w:p>
@@ -4700,7 +4426,7 @@
           <w:sz w:val="24"/>
           <w:szCs w:val="24"/>
         </w:rPr>
-        <w:t xml:space="preserve"> Is the six-month wait still what holds people back, and how does the requirement of a genuine separation from the employer work in practice, given that it also reaches people hired through an agency?</w:t>
+        <w:t xml:space="preserve"> Is the six-month wait still what holds people back, and how does the requirement of a genuine separation work when it also reaches hiring through an agency?</w:t>
       </w:r>
     </w:p>
     <w:p>
@@ -4736,7 +4462,7 @@
           <w:sz w:val="24"/>
           <w:szCs w:val="24"/>
         </w:rPr>
-        <w:t xml:space="preserve"> The audit named the one-year wait as the main deterrent, and we understand the new law kept it while widening eligibility. How was that decided?</w:t>
+        <w:t xml:space="preserve"> The audit named the one-year wait as the main deterrent and the new law appears to have kept it while widening eligibility. How was that decided?</w:t>
       </w:r>
     </w:p>
     <w:p>
@@ -4772,7 +4498,7 @@
           <w:sz w:val="24"/>
           <w:szCs w:val="24"/>
         </w:rPr>
-        <w:t xml:space="preserve"> Every return goes through the retirement board. What does that approval consist of, and what happens to a teacher when the months allowed run out?</w:t>
+        <w:t xml:space="preserve"> What does the retirement board's approval consist of, and what happens when the months allowed run out?</w:t>
       </w:r>
     </w:p>
     <w:p>
@@ -4808,7 +4534,7 @@
           <w:sz w:val="24"/>
           <w:szCs w:val="24"/>
         </w:rPr>
-        <w:t xml:space="preserve"> Removing the retirement-date cut-off looks small on paper and large in effect. What did it change, and what does a district have to do to certify a shortage?</w:t>
+        <w:t xml:space="preserve"> Removing the retirement-date cut-off looks small on paper and large in effect. What did it change, and how does a district certify a shortage?</w:t>
       </w:r>
     </w:p>
     <w:p>
@@ -4844,7 +4570,7 @@
           <w:sz w:val="24"/>
           <w:szCs w:val="24"/>
         </w:rPr>
-        <w:t xml:space="preserve"> Yours is the one case with published research behind it. Why was the policy allowed to lapse, and what would it take to revisit it?</w:t>
+        <w:t xml:space="preserve"> Why was the 1999–2009 policy allowed to lapse, and what would it take to revisit it?</w:t>
       </w:r>
     </w:p>
     <w:p>
@@ -4880,7 +4606,7 @@
           <w:sz w:val="24"/>
           <w:szCs w:val="24"/>
         </w:rPr>
-        <w:t xml:space="preserve"> Yours went at the licence rather than the pension. What did that change for retirees specifically, and where do things stand now?</w:t>
+        <w:t xml:space="preserve"> Acting on the licence rather than the pension: what did that change for retirees, and where does it stand now?</w:t>
       </w:r>
     </w:p>
     <w:sectPr>

--- a/policies/interviews/Interview_scripts.docx
+++ b/policies/interviews/Interview_scripts.docx
@@ -34,36 +34,34 @@
     </w:p>
     <w:p>
       <w:pPr>
-        <w:spacing w:after="0" w:before="100"/>
+        <w:spacing w:after="0" w:before="120"/>
+      </w:pPr>
+      <w:r>
+        <w:rPr>
+          <w:rFonts w:ascii="Garamond" w:cs="Garamond" w:eastAsia="Garamond" w:hAnsi="Garamond"/>
+          <w:b/>
+          <w:bCs/>
+          <w:color w:val="000000"/>
+          <w:sz w:val="24"/>
+          <w:szCs w:val="24"/>
+        </w:rPr>
+        <w:t xml:space="preserve">Australia</w:t>
+      </w:r>
+    </w:p>
+    <w:p>
+      <w:pPr>
+        <w:spacing w:after="0" w:before="40"/>
+        <w:ind w:left="504"/>
       </w:pPr>
       <w:hyperlink w:history="1" w:anchor="sec0">
         <w:r>
           <w:rPr>
             <w:rFonts w:ascii="Garamond" w:cs="Garamond" w:eastAsia="Garamond" w:hAnsi="Garamond"/>
-            <w:b/>
-            <w:bCs/>
+            <w:b w:val="false"/>
+            <w:bCs w:val="false"/>
             <w:color w:val="000000"/>
-            <w:sz w:val="24"/>
-            <w:szCs w:val="24"/>
-            <w:u w:val="single"/>
-          </w:rPr>
-          <w:t xml:space="preserve">Introduction</w:t>
-        </w:r>
-      </w:hyperlink>
-    </w:p>
-    <w:p>
-      <w:pPr>
-        <w:spacing w:after="0" w:before="100"/>
-      </w:pPr>
-      <w:hyperlink w:history="1" w:anchor="sec1">
-        <w:r>
-          <w:rPr>
-            <w:rFonts w:ascii="Garamond" w:cs="Garamond" w:eastAsia="Garamond" w:hAnsi="Garamond"/>
-            <w:b/>
-            <w:bCs/>
-            <w:color w:val="000000"/>
-            <w:sz w:val="24"/>
-            <w:szCs w:val="24"/>
+            <w:sz w:val="22"/>
+            <w:szCs w:val="22"/>
             <w:u w:val="single"/>
           </w:rPr>
           <w:t xml:space="preserve">New South Wales</w:t>
@@ -72,21 +70,27 @@
     </w:p>
     <w:p>
       <w:pPr>
-        <w:spacing w:after="60"/>
-      </w:pPr>
-      <w:r>
-        <w:rPr>
-          <w:rFonts w:ascii="Garamond" w:cs="Garamond" w:eastAsia="Garamond" w:hAnsi="Garamond"/>
-          <w:color w:val="555555"/>
-          <w:sz w:val="20"/>
-          <w:szCs w:val="20"/>
-        </w:rPr>
-        <w:t xml:space="preserve">Teachers Re-Engage, since 2023</w:t>
-      </w:r>
-    </w:p>
-    <w:p>
-      <w:pPr>
-        <w:spacing w:after="0" w:before="100"/>
+        <w:spacing w:after="0" w:before="40"/>
+        <w:ind w:left="504"/>
+      </w:pPr>
+      <w:hyperlink w:history="1" w:anchor="sec1">
+        <w:r>
+          <w:rPr>
+            <w:rFonts w:ascii="Garamond" w:cs="Garamond" w:eastAsia="Garamond" w:hAnsi="Garamond"/>
+            <w:b w:val="false"/>
+            <w:bCs w:val="false"/>
+            <w:color w:val="000000"/>
+            <w:sz w:val="22"/>
+            <w:szCs w:val="22"/>
+            <w:u w:val="single"/>
+          </w:rPr>
+          <w:t xml:space="preserve">Victoria</w:t>
+        </w:r>
+      </w:hyperlink>
+    </w:p>
+    <w:p>
+      <w:pPr>
+        <w:spacing w:after="0" w:before="120"/>
       </w:pPr>
       <w:hyperlink w:history="1" w:anchor="sec2">
         <w:r>
@@ -99,62 +103,15 @@
             <w:szCs w:val="24"/>
             <w:u w:val="single"/>
           </w:rPr>
-          <w:t xml:space="preserve">Victoria</w:t>
+          <w:t xml:space="preserve">Canada</w:t>
         </w:r>
       </w:hyperlink>
     </w:p>
     <w:p>
       <w:pPr>
-        <w:spacing w:after="60"/>
-      </w:pPr>
-      <w:r>
-        <w:rPr>
-          <w:rFonts w:ascii="Garamond" w:cs="Garamond" w:eastAsia="Garamond" w:hAnsi="Garamond"/>
-          <w:color w:val="555555"/>
-          <w:sz w:val="20"/>
-          <w:szCs w:val="20"/>
-        </w:rPr>
-        <w:t xml:space="preserve">Teacher Re-Engagement Initiative, since 2022</w:t>
-      </w:r>
-    </w:p>
-    <w:p>
-      <w:pPr>
-        <w:spacing w:after="0" w:before="100"/>
+        <w:spacing w:after="0" w:before="120"/>
       </w:pPr>
       <w:hyperlink w:history="1" w:anchor="sec3">
-        <w:r>
-          <w:rPr>
-            <w:rFonts w:ascii="Garamond" w:cs="Garamond" w:eastAsia="Garamond" w:hAnsi="Garamond"/>
-            <w:b/>
-            <w:bCs/>
-            <w:color w:val="000000"/>
-            <w:sz w:val="24"/>
-            <w:szCs w:val="24"/>
-            <w:u w:val="single"/>
-          </w:rPr>
-          <w:t xml:space="preserve">Quebec</w:t>
-        </w:r>
-      </w:hyperlink>
-    </w:p>
-    <w:p>
-      <w:pPr>
-        <w:spacing w:after="60"/>
-      </w:pPr>
-      <w:r>
-        <w:rPr>
-          <w:rFonts w:ascii="Garamond" w:cs="Garamond" w:eastAsia="Garamond" w:hAnsi="Garamond"/>
-          <w:color w:val="555555"/>
-          <w:sz w:val="20"/>
-          <w:szCs w:val="20"/>
-        </w:rPr>
-        <w:t xml:space="preserve">Measure 15178, pay for returning retired teachers, since 2020</w:t>
-      </w:r>
-    </w:p>
-    <w:p>
-      <w:pPr>
-        <w:spacing w:after="0" w:before="100"/>
-      </w:pPr>
-      <w:hyperlink w:history="1" w:anchor="sec4">
         <w:r>
           <w:rPr>
             <w:rFonts w:ascii="Garamond" w:cs="Garamond" w:eastAsia="Garamond" w:hAnsi="Garamond"/>
@@ -171,23 +128,9 @@
     </w:p>
     <w:p>
       <w:pPr>
-        <w:spacing w:after="60"/>
-      </w:pPr>
-      <w:r>
-        <w:rPr>
-          <w:rFonts w:ascii="Garamond" w:cs="Garamond" w:eastAsia="Garamond" w:hAnsi="Garamond"/>
-          <w:color w:val="555555"/>
-          <w:sz w:val="20"/>
-          <w:szCs w:val="20"/>
-        </w:rPr>
-        <w:t xml:space="preserve">Silver-Age Lecturing Plan, since 2018</w:t>
-      </w:r>
-    </w:p>
-    <w:p>
-      <w:pPr>
-        <w:spacing w:after="0" w:before="100"/>
-      </w:pPr>
-      <w:hyperlink w:history="1" w:anchor="sec5">
+        <w:spacing w:after="0" w:before="120"/>
+      </w:pPr>
+      <w:hyperlink w:history="1" w:anchor="sec4">
         <w:r>
           <w:rPr>
             <w:rFonts w:ascii="Garamond" w:cs="Garamond" w:eastAsia="Garamond" w:hAnsi="Garamond"/>
@@ -204,23 +147,9 @@
     </w:p>
     <w:p>
       <w:pPr>
-        <w:spacing w:after="60"/>
-      </w:pPr>
-      <w:r>
-        <w:rPr>
-          <w:rFonts w:ascii="Garamond" w:cs="Garamond" w:eastAsia="Garamond" w:hAnsi="Garamond"/>
-          <w:color w:val="555555"/>
-          <w:sz w:val="20"/>
-          <w:szCs w:val="20"/>
-        </w:rPr>
-        <w:t xml:space="preserve">Grant to schools for re-hiring former teachers, 2017–2022</w:t>
-      </w:r>
-    </w:p>
-    <w:p>
-      <w:pPr>
-        <w:spacing w:after="0" w:before="100"/>
-      </w:pPr>
-      <w:hyperlink w:history="1" w:anchor="sec6">
+        <w:spacing w:after="0" w:before="120"/>
+      </w:pPr>
+      <w:hyperlink w:history="1" w:anchor="sec5">
         <w:r>
           <w:rPr>
             <w:rFonts w:ascii="Garamond" w:cs="Garamond" w:eastAsia="Garamond" w:hAnsi="Garamond"/>
@@ -236,20 +165,6 @@
       </w:hyperlink>
     </w:p>
     <w:p>
-      <w:pPr>
-        <w:spacing w:after="60"/>
-      </w:pPr>
-      <w:r>
-        <w:rPr>
-          <w:rFonts w:ascii="Garamond" w:cs="Garamond" w:eastAsia="Garamond" w:hAnsi="Garamond"/>
-          <w:color w:val="555555"/>
-          <w:sz w:val="20"/>
-          <w:szCs w:val="20"/>
-        </w:rPr>
-        <w:t xml:space="preserve">State laws on retired teachers returning to work</w:t>
-      </w:r>
-    </w:p>
-    <w:p>
       <w:r>
         <w:br w:type="page"/>
       </w:r>
@@ -257,7 +172,7 @@
     <w:p>
       <w:pPr>
         <w:pStyle w:val="Heading1"/>
-        <w:spacing w:after="200" w:before="0"/>
+        <w:spacing w:after="0" w:before="0"/>
       </w:pPr>
       <w:bookmarkStart w:name="sec0" w:id="1"/>
       <w:r>
@@ -269,24 +184,51 @@
           <w:sz w:val="32"/>
           <w:szCs w:val="32"/>
         </w:rPr>
-        <w:t xml:space="preserve">Introduction</w:t>
+        <w:t xml:space="preserve">New South Wales</w:t>
       </w:r>
       <w:bookmarkEnd w:id="1"/>
     </w:p>
     <w:p>
       <w:pPr>
+        <w:spacing w:after="240"/>
+      </w:pPr>
+      <w:r>
+        <w:rPr>
+          <w:rFonts w:ascii="Garamond" w:cs="Garamond" w:eastAsia="Garamond" w:hAnsi="Garamond"/>
+          <w:i/>
+          <w:iCs/>
+          <w:color w:val="555555"/>
+          <w:sz w:val="22"/>
+          <w:szCs w:val="22"/>
+        </w:rPr>
+        <w:t xml:space="preserve">Teachers Re-Engage, since 2023</w:t>
+      </w:r>
+    </w:p>
+    <w:p>
+      <w:pPr>
         <w:spacing w:after="100" w:before="100"/>
       </w:pPr>
       <w:r>
         <w:rPr>
           <w:rFonts w:ascii="Garamond" w:cs="Garamond" w:eastAsia="Garamond" w:hAnsi="Garamond"/>
-          <w:b w:val="false"/>
-          <w:bCs w:val="false"/>
-          <w:color w:val="000000"/>
-          <w:sz w:val="24"/>
-          <w:szCs w:val="24"/>
-        </w:rPr>
-        <w:t xml:space="preserve">Teacher shortages have led a number of education systems to look for supply beyond initial teacher education. One source has received little systematic attention: qualified teachers who are no longer teaching. In most systems this is a large group, larger in several countries than the annual output of teacher education, and it is made up of three distinct populations — teachers who moved to another occupation, teachers who left the labour market, and teachers who retired. Policies that seek to bring any of them back to the classroom are the subject of the chapter to which this interview contributes, part of the project Unlocking the Potential of Diverse Teaching Profiles at the OECD Centre for Educational Research and Innovation.</w:t>
+          <w:b/>
+          <w:bCs/>
+          <w:color w:val="000000"/>
+          <w:sz w:val="24"/>
+          <w:szCs w:val="24"/>
+        </w:rPr>
+        <w:t xml:space="preserve">Who to ask:</w:t>
+      </w:r>
+      <w:r>
+        <w:rPr>
+          <w:rFonts w:ascii="Garamond" w:cs="Garamond" w:eastAsia="Garamond" w:hAnsi="Garamond"/>
+          <w:b w:val="false"/>
+          <w:bCs w:val="false"/>
+          <w:color w:val="000000"/>
+          <w:sz w:val="24"/>
+          <w:szCs w:val="24"/>
+        </w:rPr>
+        <w:t xml:space="preserve"> the School Workforce directorate of the NSW Department of Education, which handles attraction, retention and the placement of teachers in public schools.</w:t>
       </w:r>
     </w:p>
     <w:p>
@@ -296,45 +238,621 @@
       <w:r>
         <w:rPr>
           <w:rFonts w:ascii="Garamond" w:cs="Garamond" w:eastAsia="Garamond" w:hAnsi="Garamond"/>
-          <w:b w:val="false"/>
-          <w:bCs w:val="false"/>
-          <w:color w:val="000000"/>
-          <w:sz w:val="24"/>
-          <w:szCs w:val="24"/>
-        </w:rPr>
-        <w:t xml:space="preserve">The chapter maps these policies across countries and classifies them by the instrument they rely on: financial incentives, information and nudges, support and training, flexible positions, and flexible re-certification. Documents tell us the design. They rarely tell us take-up, retention or cost, and evaluations are scarce. What we are after in these conversations is the experience of the people who designed and ran the measures: what a design was meant to achieve, what happened once it was in place, and what they would now do differently.</w:t>
-      </w:r>
-    </w:p>
-    <w:p>
-      <w:pPr>
-        <w:spacing w:after="100" w:before="100"/>
-      </w:pPr>
-      <w:r>
-        <w:rPr>
-          <w:rFonts w:ascii="Garamond" w:cs="Garamond" w:eastAsia="Garamond" w:hAnsi="Garamond"/>
-          <w:b w:val="false"/>
-          <w:bCs w:val="false"/>
-          <w:color w:val="000000"/>
-          <w:sz w:val="24"/>
-          <w:szCs w:val="24"/>
-        </w:rPr>
-        <w:t xml:space="preserve">A second line of the research concerns the reasons teachers leave. The attrition literature points consistently to working conditions, workload and career prospects, and less uniformly to pay. Policies that bring teachers back tend to act on something else — on the cost of returning, on information, on the terms of a part-time or temporary post. Whether the two meet is an open question, and one we mean to examine case by case: whom a measure actually brings back, and whether they are the teachers the system loses.</w:t>
-      </w:r>
-    </w:p>
-    <w:p>
-      <w:pPr>
-        <w:spacing w:after="100" w:before="100"/>
-      </w:pPr>
-      <w:r>
-        <w:rPr>
-          <w:rFonts w:ascii="Garamond" w:cs="Garamond" w:eastAsia="Garamond" w:hAnsi="Garamond"/>
-          <w:b w:val="false"/>
-          <w:bCs w:val="false"/>
-          <w:color w:val="000000"/>
-          <w:sz w:val="24"/>
-          <w:szCs w:val="24"/>
-        </w:rPr>
-        <w:t xml:space="preserve">The conversation follows a small number of open questions. It is not an evaluation. Nothing said will be attributed to you without your agreement, and any question can be left aside.</w:t>
+          <w:b/>
+          <w:bCs/>
+          <w:color w:val="000000"/>
+          <w:sz w:val="24"/>
+          <w:szCs w:val="24"/>
+        </w:rPr>
+        <w:t xml:space="preserve">What we know.</w:t>
+      </w:r>
+      <w:r>
+        <w:rPr>
+          <w:rFonts w:ascii="Garamond" w:cs="Garamond" w:eastAsia="Garamond" w:hAnsi="Garamond"/>
+          <w:b w:val="false"/>
+          <w:bCs w:val="false"/>
+          <w:color w:val="000000"/>
+          <w:sz w:val="24"/>
+          <w:szCs w:val="24"/>
+        </w:rPr>
+        <w:t xml:space="preserve"> From November 2023 the Department went through its own records of teachers who had left in the previous five years and approached more than 1,500 of them. By May 2024, 260 had expressed interest and 145 had been linked with schools, about six in ten of them retirees. Returners are helped with accreditation, approval to teach and the working-with-children check, and register on the casual booking platform schools use. A shorter re-accreditation route for retired teachers appeared at the standards authority the month the calls began. The press described the outreach as cold-calling; the Department has not said what the channel was. No figures have been published since May 2024.</w:t>
+      </w:r>
+    </w:p>
+    <w:p>
+      <w:pPr>
+        <w:spacing w:after="60" w:before="200"/>
+        <w:ind w:left="504" w:hanging="504"/>
+      </w:pPr>
+      <w:r>
+        <w:rPr>
+          <w:rFonts w:ascii="Garamond" w:cs="Garamond" w:eastAsia="Garamond" w:hAnsi="Garamond"/>
+          <w:b/>
+          <w:bCs/>
+          <w:color w:val="000000"/>
+          <w:sz w:val="24"/>
+          <w:szCs w:val="24"/>
+        </w:rPr>
+        <w:t xml:space="preserve">1.	</w:t>
+      </w:r>
+      <w:r>
+        <w:rPr>
+          <w:rFonts w:ascii="Garamond" w:cs="Garamond" w:eastAsia="Garamond" w:hAnsi="Garamond"/>
+          <w:b/>
+          <w:bCs/>
+          <w:color w:val="000000"/>
+          <w:sz w:val="24"/>
+          <w:szCs w:val="24"/>
+        </w:rPr>
+        <w:t xml:space="preserve">How did this start?</w:t>
+      </w:r>
+      <w:r>
+        <w:rPr>
+          <w:rFonts w:ascii="Garamond" w:cs="Garamond" w:eastAsia="Garamond" w:hAnsi="Garamond"/>
+          <w:b w:val="false"/>
+          <w:bCs w:val="false"/>
+          <w:color w:val="000000"/>
+          <w:sz w:val="24"/>
+          <w:szCs w:val="24"/>
+        </w:rPr>
+        <w:t xml:space="preserve"> Who first proposed going back to teachers who had already left, and who had to agree?</w:t>
+      </w:r>
+    </w:p>
+    <w:p>
+      <w:pPr>
+        <w:spacing w:after="40" w:before="0"/>
+        <w:ind w:left="1008" w:hanging="288"/>
+      </w:pPr>
+      <w:r>
+        <w:rPr>
+          <w:rFonts w:ascii="Garamond" w:cs="Garamond" w:eastAsia="Garamond" w:hAnsi="Garamond"/>
+          <w:color w:val="555555"/>
+          <w:sz w:val="21"/>
+          <w:szCs w:val="21"/>
+        </w:rPr>
+        <w:t xml:space="preserve">–	</w:t>
+      </w:r>
+      <w:r>
+        <w:rPr>
+          <w:rFonts w:ascii="Garamond" w:cs="Garamond" w:eastAsia="Garamond" w:hAnsi="Garamond"/>
+          <w:b w:val="false"/>
+          <w:bCs w:val="false"/>
+          <w:color w:val="555555"/>
+          <w:sz w:val="21"/>
+          <w:szCs w:val="21"/>
+        </w:rPr>
+        <w:t xml:space="preserve">Was there a model, in Australia or elsewhere?</w:t>
+      </w:r>
+    </w:p>
+    <w:p>
+      <w:pPr>
+        <w:spacing w:after="60" w:before="200"/>
+        <w:ind w:left="504" w:hanging="504"/>
+      </w:pPr>
+      <w:r>
+        <w:rPr>
+          <w:rFonts w:ascii="Garamond" w:cs="Garamond" w:eastAsia="Garamond" w:hAnsi="Garamond"/>
+          <w:b/>
+          <w:bCs/>
+          <w:color w:val="000000"/>
+          <w:sz w:val="24"/>
+          <w:szCs w:val="24"/>
+        </w:rPr>
+        <w:t xml:space="preserve">2.	</w:t>
+      </w:r>
+      <w:r>
+        <w:rPr>
+          <w:rFonts w:ascii="Garamond" w:cs="Garamond" w:eastAsia="Garamond" w:hAnsi="Garamond"/>
+          <w:b/>
+          <w:bCs/>
+          <w:color w:val="000000"/>
+          <w:sz w:val="24"/>
+          <w:szCs w:val="24"/>
+        </w:rPr>
+        <w:t xml:space="preserve">How did you find the teachers you contacted, and how were they approached?</w:t>
+      </w:r>
+    </w:p>
+    <w:p>
+      <w:pPr>
+        <w:spacing w:after="40" w:before="0"/>
+        <w:ind w:left="1008" w:hanging="288"/>
+      </w:pPr>
+      <w:r>
+        <w:rPr>
+          <w:rFonts w:ascii="Garamond" w:cs="Garamond" w:eastAsia="Garamond" w:hAnsi="Garamond"/>
+          <w:color w:val="555555"/>
+          <w:sz w:val="21"/>
+          <w:szCs w:val="21"/>
+        </w:rPr>
+        <w:t xml:space="preserve">–	</w:t>
+      </w:r>
+      <w:r>
+        <w:rPr>
+          <w:rFonts w:ascii="Garamond" w:cs="Garamond" w:eastAsia="Garamond" w:hAnsi="Garamond"/>
+          <w:b w:val="false"/>
+          <w:bCs w:val="false"/>
+          <w:color w:val="555555"/>
+          <w:sz w:val="21"/>
+          <w:szCs w:val="21"/>
+        </w:rPr>
+        <w:t xml:space="preserve">Which records were used, and what had to be settled before former employees could be contacted?</w:t>
+      </w:r>
+    </w:p>
+    <w:p>
+      <w:pPr>
+        <w:spacing w:after="40" w:before="0"/>
+        <w:ind w:left="1008" w:hanging="288"/>
+      </w:pPr>
+      <w:r>
+        <w:rPr>
+          <w:rFonts w:ascii="Garamond" w:cs="Garamond" w:eastAsia="Garamond" w:hAnsi="Garamond"/>
+          <w:color w:val="555555"/>
+          <w:sz w:val="21"/>
+          <w:szCs w:val="21"/>
+        </w:rPr>
+        <w:t xml:space="preserve">–	</w:t>
+      </w:r>
+      <w:r>
+        <w:rPr>
+          <w:rFonts w:ascii="Garamond" w:cs="Garamond" w:eastAsia="Garamond" w:hAnsi="Garamond"/>
+          <w:b w:val="false"/>
+          <w:bCs w:val="false"/>
+          <w:color w:val="555555"/>
+          <w:sz w:val="21"/>
+          <w:szCs w:val="21"/>
+        </w:rPr>
+        <w:t xml:space="preserve">Phone, letter, e-mail? What was said to them?</w:t>
+      </w:r>
+    </w:p>
+    <w:p>
+      <w:pPr>
+        <w:spacing w:after="40" w:before="0"/>
+        <w:ind w:left="1008" w:hanging="288"/>
+      </w:pPr>
+      <w:r>
+        <w:rPr>
+          <w:rFonts w:ascii="Garamond" w:cs="Garamond" w:eastAsia="Garamond" w:hAnsi="Garamond"/>
+          <w:color w:val="555555"/>
+          <w:sz w:val="21"/>
+          <w:szCs w:val="21"/>
+        </w:rPr>
+        <w:t xml:space="preserve">–	</w:t>
+      </w:r>
+      <w:r>
+        <w:rPr>
+          <w:rFonts w:ascii="Garamond" w:cs="Garamond" w:eastAsia="Garamond" w:hAnsi="Garamond"/>
+          <w:b w:val="false"/>
+          <w:bCs w:val="false"/>
+          <w:color w:val="555555"/>
+          <w:sz w:val="21"/>
+          <w:szCs w:val="21"/>
+        </w:rPr>
+        <w:t xml:space="preserve">Everyone who had left, or a selection?</w:t>
+      </w:r>
+    </w:p>
+    <w:p>
+      <w:pPr>
+        <w:spacing w:after="60" w:before="200"/>
+        <w:ind w:left="504" w:hanging="504"/>
+      </w:pPr>
+      <w:r>
+        <w:rPr>
+          <w:rFonts w:ascii="Garamond" w:cs="Garamond" w:eastAsia="Garamond" w:hAnsi="Garamond"/>
+          <w:b/>
+          <w:bCs/>
+          <w:color w:val="000000"/>
+          <w:sz w:val="24"/>
+          <w:szCs w:val="24"/>
+        </w:rPr>
+        <w:t xml:space="preserve">3.	</w:t>
+      </w:r>
+      <w:r>
+        <w:rPr>
+          <w:rFonts w:ascii="Garamond" w:cs="Garamond" w:eastAsia="Garamond" w:hAnsi="Garamond"/>
+          <w:b/>
+          <w:bCs/>
+          <w:color w:val="000000"/>
+          <w:sz w:val="24"/>
+          <w:szCs w:val="24"/>
+        </w:rPr>
+        <w:t xml:space="preserve">What did they answer?</w:t>
+      </w:r>
+      <w:r>
+        <w:rPr>
+          <w:rFonts w:ascii="Garamond" w:cs="Garamond" w:eastAsia="Garamond" w:hAnsi="Garamond"/>
+          <w:b w:val="false"/>
+          <w:bCs w:val="false"/>
+          <w:color w:val="000000"/>
+          <w:sz w:val="24"/>
+          <w:szCs w:val="24"/>
+        </w:rPr>
+        <w:t xml:space="preserve"> Refusals interest us as much as acceptances.</w:t>
+      </w:r>
+    </w:p>
+    <w:p>
+      <w:pPr>
+        <w:spacing w:after="40" w:before="0"/>
+        <w:ind w:left="1008" w:hanging="288"/>
+      </w:pPr>
+      <w:r>
+        <w:rPr>
+          <w:rFonts w:ascii="Garamond" w:cs="Garamond" w:eastAsia="Garamond" w:hAnsi="Garamond"/>
+          <w:color w:val="555555"/>
+          <w:sz w:val="21"/>
+          <w:szCs w:val="21"/>
+        </w:rPr>
+        <w:t xml:space="preserve">–	</w:t>
+      </w:r>
+      <w:r>
+        <w:rPr>
+          <w:rFonts w:ascii="Garamond" w:cs="Garamond" w:eastAsia="Garamond" w:hAnsi="Garamond"/>
+          <w:b w:val="false"/>
+          <w:bCs w:val="false"/>
+          <w:color w:val="555555"/>
+          <w:sz w:val="21"/>
+          <w:szCs w:val="21"/>
+        </w:rPr>
+        <w:t xml:space="preserve">Did the refusals have anything in common?</w:t>
+      </w:r>
+    </w:p>
+    <w:p>
+      <w:pPr>
+        <w:spacing w:after="60" w:before="200"/>
+        <w:ind w:left="504" w:hanging="504"/>
+      </w:pPr>
+      <w:r>
+        <w:rPr>
+          <w:rFonts w:ascii="Garamond" w:cs="Garamond" w:eastAsia="Garamond" w:hAnsi="Garamond"/>
+          <w:b/>
+          <w:bCs/>
+          <w:color w:val="000000"/>
+          <w:sz w:val="24"/>
+          <w:szCs w:val="24"/>
+        </w:rPr>
+        <w:t xml:space="preserve">4.	</w:t>
+      </w:r>
+      <w:r>
+        <w:rPr>
+          <w:rFonts w:ascii="Garamond" w:cs="Garamond" w:eastAsia="Garamond" w:hAnsi="Garamond"/>
+          <w:b/>
+          <w:bCs/>
+          <w:color w:val="000000"/>
+          <w:sz w:val="24"/>
+          <w:szCs w:val="24"/>
+        </w:rPr>
+        <w:t xml:space="preserve">Once someone said yes, what followed, and where did it stall?</w:t>
+      </w:r>
+    </w:p>
+    <w:p>
+      <w:pPr>
+        <w:spacing w:after="40" w:before="0"/>
+        <w:ind w:left="1008" w:hanging="288"/>
+      </w:pPr>
+      <w:r>
+        <w:rPr>
+          <w:rFonts w:ascii="Garamond" w:cs="Garamond" w:eastAsia="Garamond" w:hAnsi="Garamond"/>
+          <w:color w:val="555555"/>
+          <w:sz w:val="21"/>
+          <w:szCs w:val="21"/>
+        </w:rPr>
+        <w:t xml:space="preserve">–	</w:t>
+      </w:r>
+      <w:r>
+        <w:rPr>
+          <w:rFonts w:ascii="Garamond" w:cs="Garamond" w:eastAsia="Garamond" w:hAnsi="Garamond"/>
+          <w:b w:val="false"/>
+          <w:bCs w:val="false"/>
+          <w:color w:val="555555"/>
+          <w:sz w:val="21"/>
+          <w:szCs w:val="21"/>
+        </w:rPr>
+        <w:t xml:space="preserve">The standards authority opened a shorter re-accreditation route for retired teachers the same month. Was that planned together?</w:t>
+      </w:r>
+    </w:p>
+    <w:p>
+      <w:pPr>
+        <w:spacing w:after="40" w:before="0"/>
+        <w:ind w:left="1008" w:hanging="288"/>
+      </w:pPr>
+      <w:r>
+        <w:rPr>
+          <w:rFonts w:ascii="Garamond" w:cs="Garamond" w:eastAsia="Garamond" w:hAnsi="Garamond"/>
+          <w:color w:val="555555"/>
+          <w:sz w:val="21"/>
+          <w:szCs w:val="21"/>
+        </w:rPr>
+        <w:t xml:space="preserve">–	</w:t>
+      </w:r>
+      <w:r>
+        <w:rPr>
+          <w:rFonts w:ascii="Garamond" w:cs="Garamond" w:eastAsia="Garamond" w:hAnsi="Garamond"/>
+          <w:b w:val="false"/>
+          <w:bCs w:val="false"/>
+          <w:color w:val="555555"/>
+          <w:sz w:val="21"/>
+          <w:szCs w:val="21"/>
+        </w:rPr>
+        <w:t xml:space="preserve">Was the process itself changed, or was it the usual process with someone guiding them through?</w:t>
+      </w:r>
+    </w:p>
+    <w:p>
+      <w:pPr>
+        <w:spacing w:after="60" w:before="200"/>
+        <w:ind w:left="504" w:hanging="504"/>
+      </w:pPr>
+      <w:r>
+        <w:rPr>
+          <w:rFonts w:ascii="Garamond" w:cs="Garamond" w:eastAsia="Garamond" w:hAnsi="Garamond"/>
+          <w:b/>
+          <w:bCs/>
+          <w:color w:val="000000"/>
+          <w:sz w:val="24"/>
+          <w:szCs w:val="24"/>
+        </w:rPr>
+        <w:t xml:space="preserve">5.	</w:t>
+      </w:r>
+      <w:r>
+        <w:rPr>
+          <w:rFonts w:ascii="Garamond" w:cs="Garamond" w:eastAsia="Garamond" w:hAnsi="Garamond"/>
+          <w:b/>
+          <w:bCs/>
+          <w:color w:val="000000"/>
+          <w:sz w:val="24"/>
+          <w:szCs w:val="24"/>
+        </w:rPr>
+        <w:t xml:space="preserve">Who came back, and to what kind of post?</w:t>
+      </w:r>
+    </w:p>
+    <w:p>
+      <w:pPr>
+        <w:spacing w:after="40" w:before="0"/>
+        <w:ind w:left="1008" w:hanging="288"/>
+      </w:pPr>
+      <w:r>
+        <w:rPr>
+          <w:rFonts w:ascii="Garamond" w:cs="Garamond" w:eastAsia="Garamond" w:hAnsi="Garamond"/>
+          <w:color w:val="555555"/>
+          <w:sz w:val="21"/>
+          <w:szCs w:val="21"/>
+        </w:rPr>
+        <w:t xml:space="preserve">–	</w:t>
+      </w:r>
+      <w:r>
+        <w:rPr>
+          <w:rFonts w:ascii="Garamond" w:cs="Garamond" w:eastAsia="Garamond" w:hAnsi="Garamond"/>
+          <w:b w:val="false"/>
+          <w:bCs w:val="false"/>
+          <w:color w:val="555555"/>
+          <w:sz w:val="21"/>
+          <w:szCs w:val="21"/>
+        </w:rPr>
+        <w:t xml:space="preserve">Casual, temporary, permanent: did what they wanted match what schools needed?</w:t>
+      </w:r>
+    </w:p>
+    <w:p>
+      <w:pPr>
+        <w:spacing w:after="40" w:before="0"/>
+        <w:ind w:left="1008" w:hanging="288"/>
+      </w:pPr>
+      <w:r>
+        <w:rPr>
+          <w:rFonts w:ascii="Garamond" w:cs="Garamond" w:eastAsia="Garamond" w:hAnsi="Garamond"/>
+          <w:color w:val="555555"/>
+          <w:sz w:val="21"/>
+          <w:szCs w:val="21"/>
+        </w:rPr>
+        <w:t xml:space="preserve">–	</w:t>
+      </w:r>
+      <w:r>
+        <w:rPr>
+          <w:rFonts w:ascii="Garamond" w:cs="Garamond" w:eastAsia="Garamond" w:hAnsi="Garamond"/>
+          <w:b w:val="false"/>
+          <w:bCs w:val="false"/>
+          <w:color w:val="555555"/>
+          <w:sz w:val="21"/>
+          <w:szCs w:val="21"/>
+        </w:rPr>
+        <w:t xml:space="preserve">Did they go where the shortage was, or where they lived?</w:t>
+      </w:r>
+    </w:p>
+    <w:p>
+      <w:pPr>
+        <w:spacing w:after="60" w:before="200"/>
+        <w:ind w:left="504" w:hanging="504"/>
+      </w:pPr>
+      <w:r>
+        <w:rPr>
+          <w:rFonts w:ascii="Garamond" w:cs="Garamond" w:eastAsia="Garamond" w:hAnsi="Garamond"/>
+          <w:b/>
+          <w:bCs/>
+          <w:color w:val="000000"/>
+          <w:sz w:val="24"/>
+          <w:szCs w:val="24"/>
+        </w:rPr>
+        <w:t xml:space="preserve">6.	</w:t>
+      </w:r>
+      <w:r>
+        <w:rPr>
+          <w:rFonts w:ascii="Garamond" w:cs="Garamond" w:eastAsia="Garamond" w:hAnsi="Garamond"/>
+          <w:b/>
+          <w:bCs/>
+          <w:color w:val="000000"/>
+          <w:sz w:val="24"/>
+          <w:szCs w:val="24"/>
+        </w:rPr>
+        <w:t xml:space="preserve">The pay rise and the reduction in administrative work came in at the same time. How much of the result do you attribute to the outreach itself?</w:t>
+      </w:r>
+    </w:p>
+    <w:p>
+      <w:pPr>
+        <w:spacing w:after="60" w:before="200"/>
+        <w:ind w:left="504" w:hanging="504"/>
+      </w:pPr>
+      <w:r>
+        <w:rPr>
+          <w:rFonts w:ascii="Garamond" w:cs="Garamond" w:eastAsia="Garamond" w:hAnsi="Garamond"/>
+          <w:b/>
+          <w:bCs/>
+          <w:color w:val="000000"/>
+          <w:sz w:val="24"/>
+          <w:szCs w:val="24"/>
+        </w:rPr>
+        <w:t xml:space="preserve">7.	</w:t>
+      </w:r>
+      <w:r>
+        <w:rPr>
+          <w:rFonts w:ascii="Garamond" w:cs="Garamond" w:eastAsia="Garamond" w:hAnsi="Garamond"/>
+          <w:b/>
+          <w:bCs/>
+          <w:color w:val="000000"/>
+          <w:sz w:val="24"/>
+          <w:szCs w:val="24"/>
+        </w:rPr>
+        <w:t xml:space="preserve">Are the teachers who came back the same kind of teachers who leave?</w:t>
+      </w:r>
+      <w:r>
+        <w:rPr>
+          <w:rFonts w:ascii="Garamond" w:cs="Garamond" w:eastAsia="Garamond" w:hAnsi="Garamond"/>
+          <w:b w:val="false"/>
+          <w:bCs w:val="false"/>
+          <w:color w:val="000000"/>
+          <w:sz w:val="24"/>
+          <w:szCs w:val="24"/>
+        </w:rPr>
+        <w:t xml:space="preserve"> What did they say about why they had left, and what had changed?</w:t>
+      </w:r>
+    </w:p>
+    <w:p>
+      <w:pPr>
+        <w:spacing w:after="40" w:before="0"/>
+        <w:ind w:left="1008" w:hanging="288"/>
+      </w:pPr>
+      <w:r>
+        <w:rPr>
+          <w:rFonts w:ascii="Garamond" w:cs="Garamond" w:eastAsia="Garamond" w:hAnsi="Garamond"/>
+          <w:color w:val="555555"/>
+          <w:sz w:val="21"/>
+          <w:szCs w:val="21"/>
+        </w:rPr>
+        <w:t xml:space="preserve">–	</w:t>
+      </w:r>
+      <w:r>
+        <w:rPr>
+          <w:rFonts w:ascii="Garamond" w:cs="Garamond" w:eastAsia="Garamond" w:hAnsi="Garamond"/>
+          <w:b w:val="false"/>
+          <w:bCs w:val="false"/>
+          <w:color w:val="555555"/>
+          <w:sz w:val="21"/>
+          <w:szCs w:val="21"/>
+        </w:rPr>
+        <w:t xml:space="preserve">Is there a kind of leaver this approach does not reach?</w:t>
+      </w:r>
+    </w:p>
+    <w:p>
+      <w:pPr>
+        <w:spacing w:after="60" w:before="200"/>
+        <w:ind w:left="504" w:hanging="504"/>
+      </w:pPr>
+      <w:r>
+        <w:rPr>
+          <w:rFonts w:ascii="Garamond" w:cs="Garamond" w:eastAsia="Garamond" w:hAnsi="Garamond"/>
+          <w:b/>
+          <w:bCs/>
+          <w:color w:val="000000"/>
+          <w:sz w:val="24"/>
+          <w:szCs w:val="24"/>
+        </w:rPr>
+        <w:t xml:space="preserve">8.	</w:t>
+      </w:r>
+      <w:r>
+        <w:rPr>
+          <w:rFonts w:ascii="Garamond" w:cs="Garamond" w:eastAsia="Garamond" w:hAnsi="Garamond"/>
+          <w:b/>
+          <w:bCs/>
+          <w:color w:val="000000"/>
+          <w:sz w:val="24"/>
+          <w:szCs w:val="24"/>
+        </w:rPr>
+        <w:t xml:space="preserve">What became of them, and what did the exercise teach you?</w:t>
+      </w:r>
+    </w:p>
+    <w:p>
+      <w:pPr>
+        <w:spacing w:after="40" w:before="0"/>
+        <w:ind w:left="1008" w:hanging="288"/>
+      </w:pPr>
+      <w:r>
+        <w:rPr>
+          <w:rFonts w:ascii="Garamond" w:cs="Garamond" w:eastAsia="Garamond" w:hAnsi="Garamond"/>
+          <w:color w:val="555555"/>
+          <w:sz w:val="21"/>
+          <w:szCs w:val="21"/>
+        </w:rPr>
+        <w:t xml:space="preserve">–	</w:t>
+      </w:r>
+      <w:r>
+        <w:rPr>
+          <w:rFonts w:ascii="Garamond" w:cs="Garamond" w:eastAsia="Garamond" w:hAnsi="Garamond"/>
+          <w:b w:val="false"/>
+          <w:bCs w:val="false"/>
+          <w:color w:val="555555"/>
+          <w:sz w:val="21"/>
+          <w:szCs w:val="21"/>
+        </w:rPr>
+        <w:t xml:space="preserve">How many were still teaching a year later? Any permanent appointments?</w:t>
+      </w:r>
+    </w:p>
+    <w:p>
+      <w:pPr>
+        <w:spacing w:after="40" w:before="0"/>
+        <w:ind w:left="1008" w:hanging="288"/>
+      </w:pPr>
+      <w:r>
+        <w:rPr>
+          <w:rFonts w:ascii="Garamond" w:cs="Garamond" w:eastAsia="Garamond" w:hAnsi="Garamond"/>
+          <w:color w:val="555555"/>
+          <w:sz w:val="21"/>
+          <w:szCs w:val="21"/>
+        </w:rPr>
+        <w:t xml:space="preserve">–	</w:t>
+      </w:r>
+      <w:r>
+        <w:rPr>
+          <w:rFonts w:ascii="Garamond" w:cs="Garamond" w:eastAsia="Garamond" w:hAnsi="Garamond"/>
+          <w:b w:val="false"/>
+          <w:bCs w:val="false"/>
+          <w:color w:val="555555"/>
+          <w:sz w:val="21"/>
+          <w:szCs w:val="21"/>
+        </w:rPr>
+        <w:t xml:space="preserve">Was it reviewed? Is it still running? What would you change?</w:t>
+      </w:r>
+    </w:p>
+    <w:p>
+      <w:pPr>
+        <w:spacing w:after="60" w:before="200"/>
+        <w:ind w:left="504" w:hanging="504"/>
+      </w:pPr>
+      <w:r>
+        <w:rPr>
+          <w:rFonts w:ascii="Garamond" w:cs="Garamond" w:eastAsia="Garamond" w:hAnsi="Garamond"/>
+          <w:b/>
+          <w:bCs/>
+          <w:color w:val="000000"/>
+          <w:sz w:val="24"/>
+          <w:szCs w:val="24"/>
+        </w:rPr>
+        <w:t xml:space="preserve">9.	</w:t>
+      </w:r>
+      <w:r>
+        <w:rPr>
+          <w:rFonts w:ascii="Garamond" w:cs="Garamond" w:eastAsia="Garamond" w:hAnsi="Garamond"/>
+          <w:b/>
+          <w:bCs/>
+          <w:color w:val="000000"/>
+          <w:sz w:val="24"/>
+          <w:szCs w:val="24"/>
+        </w:rPr>
+        <w:t xml:space="preserve">Is there someone else, in the Department or at the standards authority, we should speak to?</w:t>
       </w:r>
     </w:p>
     <w:p>
@@ -357,7 +875,7 @@
           <w:sz w:val="32"/>
           <w:szCs w:val="32"/>
         </w:rPr>
-        <w:t xml:space="preserve">New South Wales</w:t>
+        <w:t xml:space="preserve">Victoria</w:t>
       </w:r>
       <w:bookmarkEnd w:id="1"/>
     </w:p>
@@ -374,7 +892,7 @@
           <w:sz w:val="22"/>
           <w:szCs w:val="22"/>
         </w:rPr>
-        <w:t xml:space="preserve">Teachers Re-Engage, since 2023</w:t>
+        <w:t xml:space="preserve">Teacher Re-Engagement Initiative, since 2022</w:t>
       </w:r>
     </w:p>
     <w:p>
@@ -401,7 +919,7 @@
           <w:sz w:val="24"/>
           <w:szCs w:val="24"/>
         </w:rPr>
-        <w:t xml:space="preserve"> the School Workforce directorate of the NSW Department of Education, which handles attraction, retention and the placement of teachers in public schools.</w:t>
+        <w:t xml:space="preserve"> the re-engagement team of the Department of Education, in the area responsible for attracting teachers to government schools.</w:t>
       </w:r>
     </w:p>
     <w:p>
@@ -428,7 +946,7 @@
           <w:sz w:val="24"/>
           <w:szCs w:val="24"/>
         </w:rPr>
-        <w:t xml:space="preserve"> From November 2023 the Department went through its own records of teachers who had left in the previous five years and approached more than 1,500 of them. By May 2024, 260 had expressed interest and 145 had been linked with schools, about six in ten of them retirees. Returners are helped with accreditation, approval to teach and the working-with-children check, and register on the casual booking platform schools use. A shorter re-accreditation route for retired teachers appeared at the standards authority the month the calls began. The press described the outreach as cold-calling; the Department has not said what the channel was. No figures have been published since May 2024.</w:t>
+        <w:t xml:space="preserve"> The initiative opened in late 2022 as a call for expressions of interest, answered by more than 1,100 teachers; the 2023/24 State Budget then put 12 million dollars into paid placements of up to forty days in government schools, to be completed by June 2025. A teacher away from a fixed-term or ongoing post for a year or more registers, the team calls, coaching is offered on applications and the current curriculum, and a placement is arranged with a serving teacher alongside. Returners from a career break or retirement receive an honorarium of up to 12,000 dollars; teachers returning from more than two years of parental absence resume duty temporarily on their own salary. The current departmental pages describe the placement as school-funded at 330 dollars a day, which we have not been able to confirm. No figure on placements made, or on how many led to a post, has been published.</w:t>
       </w:r>
     </w:p>
     <w:p>
@@ -467,33 +985,59 @@
           <w:sz w:val="24"/>
           <w:szCs w:val="24"/>
         </w:rPr>
-        <w:t xml:space="preserve"> Who first proposed going back to teachers who had already left, and who had to agree?</w:t>
-      </w:r>
-    </w:p>
-    <w:p>
-      <w:pPr>
-        <w:spacing w:after="40" w:before="0"/>
-        <w:ind w:left="1008" w:hanging="288"/>
-      </w:pPr>
-      <w:r>
-        <w:rPr>
-          <w:rFonts w:ascii="Garamond" w:cs="Garamond" w:eastAsia="Garamond" w:hAnsi="Garamond"/>
-          <w:color w:val="555555"/>
-          <w:sz w:val="21"/>
-          <w:szCs w:val="21"/>
-        </w:rPr>
-        <w:t xml:space="preserve">–	</w:t>
-      </w:r>
-      <w:r>
-        <w:rPr>
-          <w:rFonts w:ascii="Garamond" w:cs="Garamond" w:eastAsia="Garamond" w:hAnsi="Garamond"/>
-          <w:b w:val="false"/>
-          <w:bCs w:val="false"/>
-          <w:color w:val="555555"/>
-          <w:sz w:val="21"/>
-          <w:szCs w:val="21"/>
-        </w:rPr>
-        <w:t xml:space="preserve">Was there a model, in Australia or elsewhere?</w:t>
+        <w:t xml:space="preserve"> The expressions of interest came before the money, which is the reverse of the usual order.</w:t>
+      </w:r>
+    </w:p>
+    <w:p>
+      <w:pPr>
+        <w:spacing w:after="40" w:before="0"/>
+        <w:ind w:left="1008" w:hanging="288"/>
+      </w:pPr>
+      <w:r>
+        <w:rPr>
+          <w:rFonts w:ascii="Garamond" w:cs="Garamond" w:eastAsia="Garamond" w:hAnsi="Garamond"/>
+          <w:color w:val="555555"/>
+          <w:sz w:val="21"/>
+          <w:szCs w:val="21"/>
+        </w:rPr>
+        <w:t xml:space="preserve">–	</w:t>
+      </w:r>
+      <w:r>
+        <w:rPr>
+          <w:rFonts w:ascii="Garamond" w:cs="Garamond" w:eastAsia="Garamond" w:hAnsi="Garamond"/>
+          <w:b w:val="false"/>
+          <w:bCs w:val="false"/>
+          <w:color w:val="555555"/>
+          <w:sz w:val="21"/>
+          <w:szCs w:val="21"/>
+        </w:rPr>
+        <w:t xml:space="preserve">Why pay someone to try the classroom before deciding, rather than ask them to decide first?</w:t>
+      </w:r>
+    </w:p>
+    <w:p>
+      <w:pPr>
+        <w:spacing w:after="40" w:before="0"/>
+        <w:ind w:left="1008" w:hanging="288"/>
+      </w:pPr>
+      <w:r>
+        <w:rPr>
+          <w:rFonts w:ascii="Garamond" w:cs="Garamond" w:eastAsia="Garamond" w:hAnsi="Garamond"/>
+          <w:color w:val="555555"/>
+          <w:sz w:val="21"/>
+          <w:szCs w:val="21"/>
+        </w:rPr>
+        <w:t xml:space="preserve">–	</w:t>
+      </w:r>
+      <w:r>
+        <w:rPr>
+          <w:rFonts w:ascii="Garamond" w:cs="Garamond" w:eastAsia="Garamond" w:hAnsi="Garamond"/>
+          <w:b w:val="false"/>
+          <w:bCs w:val="false"/>
+          <w:color w:val="555555"/>
+          <w:sz w:val="21"/>
+          <w:szCs w:val="21"/>
+        </w:rPr>
+        <w:t xml:space="preserve">What else was considered?</w:t>
       </w:r>
     </w:p>
     <w:p>
@@ -521,85 +1065,59 @@
           <w:sz w:val="24"/>
           <w:szCs w:val="24"/>
         </w:rPr>
-        <w:t xml:space="preserve">How did you find the teachers you contacted, and how were they approached?</w:t>
-      </w:r>
-    </w:p>
-    <w:p>
-      <w:pPr>
-        <w:spacing w:after="40" w:before="0"/>
-        <w:ind w:left="1008" w:hanging="288"/>
-      </w:pPr>
-      <w:r>
-        <w:rPr>
-          <w:rFonts w:ascii="Garamond" w:cs="Garamond" w:eastAsia="Garamond" w:hAnsi="Garamond"/>
-          <w:color w:val="555555"/>
-          <w:sz w:val="21"/>
-          <w:szCs w:val="21"/>
-        </w:rPr>
-        <w:t xml:space="preserve">–	</w:t>
-      </w:r>
-      <w:r>
-        <w:rPr>
-          <w:rFonts w:ascii="Garamond" w:cs="Garamond" w:eastAsia="Garamond" w:hAnsi="Garamond"/>
-          <w:b w:val="false"/>
-          <w:bCs w:val="false"/>
-          <w:color w:val="555555"/>
-          <w:sz w:val="21"/>
-          <w:szCs w:val="21"/>
-        </w:rPr>
-        <w:t xml:space="preserve">Which records were used, and what had to be settled before former employees could be contacted?</w:t>
-      </w:r>
-    </w:p>
-    <w:p>
-      <w:pPr>
-        <w:spacing w:after="40" w:before="0"/>
-        <w:ind w:left="1008" w:hanging="288"/>
-      </w:pPr>
-      <w:r>
-        <w:rPr>
-          <w:rFonts w:ascii="Garamond" w:cs="Garamond" w:eastAsia="Garamond" w:hAnsi="Garamond"/>
-          <w:color w:val="555555"/>
-          <w:sz w:val="21"/>
-          <w:szCs w:val="21"/>
-        </w:rPr>
-        <w:t xml:space="preserve">–	</w:t>
-      </w:r>
-      <w:r>
-        <w:rPr>
-          <w:rFonts w:ascii="Garamond" w:cs="Garamond" w:eastAsia="Garamond" w:hAnsi="Garamond"/>
-          <w:b w:val="false"/>
-          <w:bCs w:val="false"/>
-          <w:color w:val="555555"/>
-          <w:sz w:val="21"/>
-          <w:szCs w:val="21"/>
-        </w:rPr>
-        <w:t xml:space="preserve">Phone, letter, e-mail? What was said to them?</w:t>
-      </w:r>
-    </w:p>
-    <w:p>
-      <w:pPr>
-        <w:spacing w:after="40" w:before="0"/>
-        <w:ind w:left="1008" w:hanging="288"/>
-      </w:pPr>
-      <w:r>
-        <w:rPr>
-          <w:rFonts w:ascii="Garamond" w:cs="Garamond" w:eastAsia="Garamond" w:hAnsi="Garamond"/>
-          <w:color w:val="555555"/>
-          <w:sz w:val="21"/>
-          <w:szCs w:val="21"/>
-        </w:rPr>
-        <w:t xml:space="preserve">–	</w:t>
-      </w:r>
-      <w:r>
-        <w:rPr>
-          <w:rFonts w:ascii="Garamond" w:cs="Garamond" w:eastAsia="Garamond" w:hAnsi="Garamond"/>
-          <w:b w:val="false"/>
-          <w:bCs w:val="false"/>
-          <w:color w:val="555555"/>
-          <w:sz w:val="21"/>
-          <w:szCs w:val="21"/>
-        </w:rPr>
-        <w:t xml:space="preserve">Everyone who had left, or a selection?</w:t>
+        <w:t xml:space="preserve">From registration to the first day in a school, what happens?</w:t>
+      </w:r>
+    </w:p>
+    <w:p>
+      <w:pPr>
+        <w:spacing w:after="40" w:before="0"/>
+        <w:ind w:left="1008" w:hanging="288"/>
+      </w:pPr>
+      <w:r>
+        <w:rPr>
+          <w:rFonts w:ascii="Garamond" w:cs="Garamond" w:eastAsia="Garamond" w:hAnsi="Garamond"/>
+          <w:color w:val="555555"/>
+          <w:sz w:val="21"/>
+          <w:szCs w:val="21"/>
+        </w:rPr>
+        <w:t xml:space="preserve">–	</w:t>
+      </w:r>
+      <w:r>
+        <w:rPr>
+          <w:rFonts w:ascii="Garamond" w:cs="Garamond" w:eastAsia="Garamond" w:hAnsi="Garamond"/>
+          <w:b w:val="false"/>
+          <w:bCs w:val="false"/>
+          <w:color w:val="555555"/>
+          <w:sz w:val="21"/>
+          <w:szCs w:val="21"/>
+        </w:rPr>
+        <w:t xml:space="preserve">What does the call from the team cover?</w:t>
+      </w:r>
+    </w:p>
+    <w:p>
+      <w:pPr>
+        <w:spacing w:after="40" w:before="0"/>
+        <w:ind w:left="1008" w:hanging="288"/>
+      </w:pPr>
+      <w:r>
+        <w:rPr>
+          <w:rFonts w:ascii="Garamond" w:cs="Garamond" w:eastAsia="Garamond" w:hAnsi="Garamond"/>
+          <w:color w:val="555555"/>
+          <w:sz w:val="21"/>
+          <w:szCs w:val="21"/>
+        </w:rPr>
+        <w:t xml:space="preserve">–	</w:t>
+      </w:r>
+      <w:r>
+        <w:rPr>
+          <w:rFonts w:ascii="Garamond" w:cs="Garamond" w:eastAsia="Garamond" w:hAnsi="Garamond"/>
+          <w:b w:val="false"/>
+          <w:bCs w:val="false"/>
+          <w:color w:val="555555"/>
+          <w:sz w:val="21"/>
+          <w:szCs w:val="21"/>
+        </w:rPr>
+        <w:t xml:space="preserve">How are teachers and schools matched, and what happens to someone who is not placed?</w:t>
       </w:r>
     </w:p>
     <w:p>
@@ -627,44 +1145,59 @@
           <w:sz w:val="24"/>
           <w:szCs w:val="24"/>
         </w:rPr>
-        <w:t xml:space="preserve">What did they answer?</w:t>
-      </w:r>
-      <w:r>
-        <w:rPr>
-          <w:rFonts w:ascii="Garamond" w:cs="Garamond" w:eastAsia="Garamond" w:hAnsi="Garamond"/>
-          <w:b w:val="false"/>
-          <w:bCs w:val="false"/>
-          <w:color w:val="000000"/>
-          <w:sz w:val="24"/>
-          <w:szCs w:val="24"/>
-        </w:rPr>
-        <w:t xml:space="preserve"> Refusals interest us as much as acceptances.</w:t>
-      </w:r>
-    </w:p>
-    <w:p>
-      <w:pPr>
-        <w:spacing w:after="40" w:before="0"/>
-        <w:ind w:left="1008" w:hanging="288"/>
-      </w:pPr>
-      <w:r>
-        <w:rPr>
-          <w:rFonts w:ascii="Garamond" w:cs="Garamond" w:eastAsia="Garamond" w:hAnsi="Garamond"/>
-          <w:color w:val="555555"/>
-          <w:sz w:val="21"/>
-          <w:szCs w:val="21"/>
-        </w:rPr>
-        <w:t xml:space="preserve">–	</w:t>
-      </w:r>
-      <w:r>
-        <w:rPr>
-          <w:rFonts w:ascii="Garamond" w:cs="Garamond" w:eastAsia="Garamond" w:hAnsi="Garamond"/>
-          <w:b w:val="false"/>
-          <w:bCs w:val="false"/>
-          <w:color w:val="555555"/>
-          <w:sz w:val="21"/>
-          <w:szCs w:val="21"/>
-        </w:rPr>
-        <w:t xml:space="preserve">Did the refusals have anything in common?</w:t>
+        <w:t xml:space="preserve">What does a school take on when it hosts a returner, and what does it get from it?</w:t>
+      </w:r>
+    </w:p>
+    <w:p>
+      <w:pPr>
+        <w:spacing w:after="40" w:before="0"/>
+        <w:ind w:left="1008" w:hanging="288"/>
+      </w:pPr>
+      <w:r>
+        <w:rPr>
+          <w:rFonts w:ascii="Garamond" w:cs="Garamond" w:eastAsia="Garamond" w:hAnsi="Garamond"/>
+          <w:color w:val="555555"/>
+          <w:sz w:val="21"/>
+          <w:szCs w:val="21"/>
+        </w:rPr>
+        <w:t xml:space="preserve">–	</w:t>
+      </w:r>
+      <w:r>
+        <w:rPr>
+          <w:rFonts w:ascii="Garamond" w:cs="Garamond" w:eastAsia="Garamond" w:hAnsi="Garamond"/>
+          <w:b w:val="false"/>
+          <w:bCs w:val="false"/>
+          <w:color w:val="555555"/>
+          <w:sz w:val="21"/>
+          <w:szCs w:val="21"/>
+        </w:rPr>
+        <w:t xml:space="preserve">What does the serving teacher alongside them do, and how is that time found?</w:t>
+      </w:r>
+    </w:p>
+    <w:p>
+      <w:pPr>
+        <w:spacing w:after="40" w:before="0"/>
+        <w:ind w:left="1008" w:hanging="288"/>
+      </w:pPr>
+      <w:r>
+        <w:rPr>
+          <w:rFonts w:ascii="Garamond" w:cs="Garamond" w:eastAsia="Garamond" w:hAnsi="Garamond"/>
+          <w:color w:val="555555"/>
+          <w:sz w:val="21"/>
+          <w:szCs w:val="21"/>
+        </w:rPr>
+        <w:t xml:space="preserve">–	</w:t>
+      </w:r>
+      <w:r>
+        <w:rPr>
+          <w:rFonts w:ascii="Garamond" w:cs="Garamond" w:eastAsia="Garamond" w:hAnsi="Garamond"/>
+          <w:b w:val="false"/>
+          <w:bCs w:val="false"/>
+          <w:color w:val="555555"/>
+          <w:sz w:val="21"/>
+          <w:szCs w:val="21"/>
+        </w:rPr>
+        <w:t xml:space="preserve">Is the forty days a fixed shape, or different for each person?</w:t>
       </w:r>
     </w:p>
     <w:p>
@@ -692,59 +1225,33 @@
           <w:sz w:val="24"/>
           <w:szCs w:val="24"/>
         </w:rPr>
-        <w:t xml:space="preserve">Once someone said yes, what followed, and where did it stall?</w:t>
-      </w:r>
-    </w:p>
-    <w:p>
-      <w:pPr>
-        <w:spacing w:after="40" w:before="0"/>
-        <w:ind w:left="1008" w:hanging="288"/>
-      </w:pPr>
-      <w:r>
-        <w:rPr>
-          <w:rFonts w:ascii="Garamond" w:cs="Garamond" w:eastAsia="Garamond" w:hAnsi="Garamond"/>
-          <w:color w:val="555555"/>
-          <w:sz w:val="21"/>
-          <w:szCs w:val="21"/>
-        </w:rPr>
-        <w:t xml:space="preserve">–	</w:t>
-      </w:r>
-      <w:r>
-        <w:rPr>
-          <w:rFonts w:ascii="Garamond" w:cs="Garamond" w:eastAsia="Garamond" w:hAnsi="Garamond"/>
-          <w:b w:val="false"/>
-          <w:bCs w:val="false"/>
-          <w:color w:val="555555"/>
-          <w:sz w:val="21"/>
-          <w:szCs w:val="21"/>
-        </w:rPr>
-        <w:t xml:space="preserve">The standards authority opened a shorter re-accreditation route for retired teachers the same month. Was that planned together?</w:t>
-      </w:r>
-    </w:p>
-    <w:p>
-      <w:pPr>
-        <w:spacing w:after="40" w:before="0"/>
-        <w:ind w:left="1008" w:hanging="288"/>
-      </w:pPr>
-      <w:r>
-        <w:rPr>
-          <w:rFonts w:ascii="Garamond" w:cs="Garamond" w:eastAsia="Garamond" w:hAnsi="Garamond"/>
-          <w:color w:val="555555"/>
-          <w:sz w:val="21"/>
-          <w:szCs w:val="21"/>
-        </w:rPr>
-        <w:t xml:space="preserve">–	</w:t>
-      </w:r>
-      <w:r>
-        <w:rPr>
-          <w:rFonts w:ascii="Garamond" w:cs="Garamond" w:eastAsia="Garamond" w:hAnsi="Garamond"/>
-          <w:b w:val="false"/>
-          <w:bCs w:val="false"/>
-          <w:color w:val="555555"/>
-          <w:sz w:val="21"/>
-          <w:szCs w:val="21"/>
-        </w:rPr>
-        <w:t xml:space="preserve">Was the process itself changed, or was it the usual process with someone guiding them through?</w:t>
+        <w:t xml:space="preserve">The placement is now described as funded by the school rather than centrally. Is that right, and how did it come about?</w:t>
+      </w:r>
+    </w:p>
+    <w:p>
+      <w:pPr>
+        <w:spacing w:after="40" w:before="0"/>
+        <w:ind w:left="1008" w:hanging="288"/>
+      </w:pPr>
+      <w:r>
+        <w:rPr>
+          <w:rFonts w:ascii="Garamond" w:cs="Garamond" w:eastAsia="Garamond" w:hAnsi="Garamond"/>
+          <w:color w:val="555555"/>
+          <w:sz w:val="21"/>
+          <w:szCs w:val="21"/>
+        </w:rPr>
+        <w:t xml:space="preserve">–	</w:t>
+      </w:r>
+      <w:r>
+        <w:rPr>
+          <w:rFonts w:ascii="Garamond" w:cs="Garamond" w:eastAsia="Garamond" w:hAnsi="Garamond"/>
+          <w:b w:val="false"/>
+          <w:bCs w:val="false"/>
+          <w:color w:val="555555"/>
+          <w:sz w:val="21"/>
+          <w:szCs w:val="21"/>
+        </w:rPr>
+        <w:t xml:space="preserve">Did schools' willingness to host change once they were paying?</w:t>
       </w:r>
     </w:p>
     <w:p>
@@ -772,59 +1279,59 @@
           <w:sz w:val="24"/>
           <w:szCs w:val="24"/>
         </w:rPr>
-        <w:t xml:space="preserve">Who came back, and to what kind of post?</w:t>
-      </w:r>
-    </w:p>
-    <w:p>
-      <w:pPr>
-        <w:spacing w:after="40" w:before="0"/>
-        <w:ind w:left="1008" w:hanging="288"/>
-      </w:pPr>
-      <w:r>
-        <w:rPr>
-          <w:rFonts w:ascii="Garamond" w:cs="Garamond" w:eastAsia="Garamond" w:hAnsi="Garamond"/>
-          <w:color w:val="555555"/>
-          <w:sz w:val="21"/>
-          <w:szCs w:val="21"/>
-        </w:rPr>
-        <w:t xml:space="preserve">–	</w:t>
-      </w:r>
-      <w:r>
-        <w:rPr>
-          <w:rFonts w:ascii="Garamond" w:cs="Garamond" w:eastAsia="Garamond" w:hAnsi="Garamond"/>
-          <w:b w:val="false"/>
-          <w:bCs w:val="false"/>
-          <w:color w:val="555555"/>
-          <w:sz w:val="21"/>
-          <w:szCs w:val="21"/>
-        </w:rPr>
-        <w:t xml:space="preserve">Casual, temporary, permanent: did what they wanted match what schools needed?</w:t>
-      </w:r>
-    </w:p>
-    <w:p>
-      <w:pPr>
-        <w:spacing w:after="40" w:before="0"/>
-        <w:ind w:left="1008" w:hanging="288"/>
-      </w:pPr>
-      <w:r>
-        <w:rPr>
-          <w:rFonts w:ascii="Garamond" w:cs="Garamond" w:eastAsia="Garamond" w:hAnsi="Garamond"/>
-          <w:color w:val="555555"/>
-          <w:sz w:val="21"/>
-          <w:szCs w:val="21"/>
-        </w:rPr>
-        <w:t xml:space="preserve">–	</w:t>
-      </w:r>
-      <w:r>
-        <w:rPr>
-          <w:rFonts w:ascii="Garamond" w:cs="Garamond" w:eastAsia="Garamond" w:hAnsi="Garamond"/>
-          <w:b w:val="false"/>
-          <w:bCs w:val="false"/>
-          <w:color w:val="555555"/>
-          <w:sz w:val="21"/>
-          <w:szCs w:val="21"/>
-        </w:rPr>
-        <w:t xml:space="preserve">Did they go where the shortage was, or where they lived?</w:t>
+        <w:t xml:space="preserve">Who came forward, and was it who you expected?</w:t>
+      </w:r>
+    </w:p>
+    <w:p>
+      <w:pPr>
+        <w:spacing w:after="40" w:before="0"/>
+        <w:ind w:left="1008" w:hanging="288"/>
+      </w:pPr>
+      <w:r>
+        <w:rPr>
+          <w:rFonts w:ascii="Garamond" w:cs="Garamond" w:eastAsia="Garamond" w:hAnsi="Garamond"/>
+          <w:color w:val="555555"/>
+          <w:sz w:val="21"/>
+          <w:szCs w:val="21"/>
+        </w:rPr>
+        <w:t xml:space="preserve">–	</w:t>
+      </w:r>
+      <w:r>
+        <w:rPr>
+          <w:rFonts w:ascii="Garamond" w:cs="Garamond" w:eastAsia="Garamond" w:hAnsi="Garamond"/>
+          <w:b w:val="false"/>
+          <w:bCs w:val="false"/>
+          <w:color w:val="555555"/>
+          <w:sz w:val="21"/>
+          <w:szCs w:val="21"/>
+        </w:rPr>
+        <w:t xml:space="preserve">Of the paid days, the coaching, the mentor and the route into a school, which one do people come for?</w:t>
+      </w:r>
+    </w:p>
+    <w:p>
+      <w:pPr>
+        <w:spacing w:after="40" w:before="0"/>
+        <w:ind w:left="1008" w:hanging="288"/>
+      </w:pPr>
+      <w:r>
+        <w:rPr>
+          <w:rFonts w:ascii="Garamond" w:cs="Garamond" w:eastAsia="Garamond" w:hAnsi="Garamond"/>
+          <w:color w:val="555555"/>
+          <w:sz w:val="21"/>
+          <w:szCs w:val="21"/>
+        </w:rPr>
+        <w:t xml:space="preserve">–	</w:t>
+      </w:r>
+      <w:r>
+        <w:rPr>
+          <w:rFonts w:ascii="Garamond" w:cs="Garamond" w:eastAsia="Garamond" w:hAnsi="Garamond"/>
+          <w:b w:val="false"/>
+          <w:bCs w:val="false"/>
+          <w:color w:val="555555"/>
+          <w:sz w:val="21"/>
+          <w:szCs w:val="21"/>
+        </w:rPr>
+        <w:t xml:space="preserve">Why are returners from parental leave treated differently from retirees and career-break returners?</w:t>
       </w:r>
     </w:p>
     <w:p>
@@ -852,7 +1359,44 @@
           <w:sz w:val="24"/>
           <w:szCs w:val="24"/>
         </w:rPr>
-        <w:t xml:space="preserve">The pay rise and the reduction in administrative work came in at the same time. How much of the result do you attribute to the outreach itself?</w:t>
+        <w:t xml:space="preserve">Are the teachers who came back the same kind of teachers who leave?</w:t>
+      </w:r>
+      <w:r>
+        <w:rPr>
+          <w:rFonts w:ascii="Garamond" w:cs="Garamond" w:eastAsia="Garamond" w:hAnsi="Garamond"/>
+          <w:b w:val="false"/>
+          <w:bCs w:val="false"/>
+          <w:color w:val="000000"/>
+          <w:sz w:val="24"/>
+          <w:szCs w:val="24"/>
+        </w:rPr>
+        <w:t xml:space="preserve"> What did they say about why they had left, and what worried them about returning?</w:t>
+      </w:r>
+    </w:p>
+    <w:p>
+      <w:pPr>
+        <w:spacing w:after="40" w:before="0"/>
+        <w:ind w:left="1008" w:hanging="288"/>
+      </w:pPr>
+      <w:r>
+        <w:rPr>
+          <w:rFonts w:ascii="Garamond" w:cs="Garamond" w:eastAsia="Garamond" w:hAnsi="Garamond"/>
+          <w:color w:val="555555"/>
+          <w:sz w:val="21"/>
+          <w:szCs w:val="21"/>
+        </w:rPr>
+        <w:t xml:space="preserve">–	</w:t>
+      </w:r>
+      <w:r>
+        <w:rPr>
+          <w:rFonts w:ascii="Garamond" w:cs="Garamond" w:eastAsia="Garamond" w:hAnsi="Garamond"/>
+          <w:b w:val="false"/>
+          <w:bCs w:val="false"/>
+          <w:color w:val="555555"/>
+          <w:sz w:val="21"/>
+          <w:szCs w:val="21"/>
+        </w:rPr>
+        <w:t xml:space="preserve">Does a paid re-entry reach the teacher who left because of the job itself?</w:t>
       </w:r>
     </w:p>
     <w:p>
@@ -880,44 +1424,59 @@
           <w:sz w:val="24"/>
           <w:szCs w:val="24"/>
         </w:rPr>
-        <w:t xml:space="preserve">Are the teachers who came back the same kind of teachers who leave?</w:t>
-      </w:r>
-      <w:r>
-        <w:rPr>
-          <w:rFonts w:ascii="Garamond" w:cs="Garamond" w:eastAsia="Garamond" w:hAnsi="Garamond"/>
-          <w:b w:val="false"/>
-          <w:bCs w:val="false"/>
-          <w:color w:val="000000"/>
-          <w:sz w:val="24"/>
-          <w:szCs w:val="24"/>
-        </w:rPr>
-        <w:t xml:space="preserve"> What did they say about why they had left, and what had changed?</w:t>
-      </w:r>
-    </w:p>
-    <w:p>
-      <w:pPr>
-        <w:spacing w:after="40" w:before="0"/>
-        <w:ind w:left="1008" w:hanging="288"/>
-      </w:pPr>
-      <w:r>
-        <w:rPr>
-          <w:rFonts w:ascii="Garamond" w:cs="Garamond" w:eastAsia="Garamond" w:hAnsi="Garamond"/>
-          <w:color w:val="555555"/>
-          <w:sz w:val="21"/>
-          <w:szCs w:val="21"/>
-        </w:rPr>
-        <w:t xml:space="preserve">–	</w:t>
-      </w:r>
-      <w:r>
-        <w:rPr>
-          <w:rFonts w:ascii="Garamond" w:cs="Garamond" w:eastAsia="Garamond" w:hAnsi="Garamond"/>
-          <w:b w:val="false"/>
-          <w:bCs w:val="false"/>
-          <w:color w:val="555555"/>
-          <w:sz w:val="21"/>
-          <w:szCs w:val="21"/>
-        </w:rPr>
-        <w:t xml:space="preserve">Is there a kind of leaver this approach does not reach?</w:t>
+        <w:t xml:space="preserve">What happened after the placements?</w:t>
+      </w:r>
+    </w:p>
+    <w:p>
+      <w:pPr>
+        <w:spacing w:after="40" w:before="0"/>
+        <w:ind w:left="1008" w:hanging="288"/>
+      </w:pPr>
+      <w:r>
+        <w:rPr>
+          <w:rFonts w:ascii="Garamond" w:cs="Garamond" w:eastAsia="Garamond" w:hAnsi="Garamond"/>
+          <w:color w:val="555555"/>
+          <w:sz w:val="21"/>
+          <w:szCs w:val="21"/>
+        </w:rPr>
+        <w:t xml:space="preserve">–	</w:t>
+      </w:r>
+      <w:r>
+        <w:rPr>
+          <w:rFonts w:ascii="Garamond" w:cs="Garamond" w:eastAsia="Garamond" w:hAnsi="Garamond"/>
+          <w:b w:val="false"/>
+          <w:bCs w:val="false"/>
+          <w:color w:val="555555"/>
+          <w:sz w:val="21"/>
+          <w:szCs w:val="21"/>
+        </w:rPr>
+        <w:t xml:space="preserve">Who took a post, who did not, and what became of those who decided against the classroom?</w:t>
+      </w:r>
+    </w:p>
+    <w:p>
+      <w:pPr>
+        <w:spacing w:after="40" w:before="0"/>
+        <w:ind w:left="1008" w:hanging="288"/>
+      </w:pPr>
+      <w:r>
+        <w:rPr>
+          <w:rFonts w:ascii="Garamond" w:cs="Garamond" w:eastAsia="Garamond" w:hAnsi="Garamond"/>
+          <w:color w:val="555555"/>
+          <w:sz w:val="21"/>
+          <w:szCs w:val="21"/>
+        </w:rPr>
+        <w:t xml:space="preserve">–	</w:t>
+      </w:r>
+      <w:r>
+        <w:rPr>
+          <w:rFonts w:ascii="Garamond" w:cs="Garamond" w:eastAsia="Garamond" w:hAnsi="Garamond"/>
+          <w:b w:val="false"/>
+          <w:bCs w:val="false"/>
+          <w:color w:val="555555"/>
+          <w:sz w:val="21"/>
+          <w:szCs w:val="21"/>
+        </w:rPr>
+        <w:t xml:space="preserve">Has it been evaluated? What did it cost against what it produced?</w:t>
       </w:r>
     </w:p>
     <w:p>
@@ -945,59 +1504,7 @@
           <w:sz w:val="24"/>
           <w:szCs w:val="24"/>
         </w:rPr>
-        <w:t xml:space="preserve">What became of them, and what did the exercise teach you?</w:t>
-      </w:r>
-    </w:p>
-    <w:p>
-      <w:pPr>
-        <w:spacing w:after="40" w:before="0"/>
-        <w:ind w:left="1008" w:hanging="288"/>
-      </w:pPr>
-      <w:r>
-        <w:rPr>
-          <w:rFonts w:ascii="Garamond" w:cs="Garamond" w:eastAsia="Garamond" w:hAnsi="Garamond"/>
-          <w:color w:val="555555"/>
-          <w:sz w:val="21"/>
-          <w:szCs w:val="21"/>
-        </w:rPr>
-        <w:t xml:space="preserve">–	</w:t>
-      </w:r>
-      <w:r>
-        <w:rPr>
-          <w:rFonts w:ascii="Garamond" w:cs="Garamond" w:eastAsia="Garamond" w:hAnsi="Garamond"/>
-          <w:b w:val="false"/>
-          <w:bCs w:val="false"/>
-          <w:color w:val="555555"/>
-          <w:sz w:val="21"/>
-          <w:szCs w:val="21"/>
-        </w:rPr>
-        <w:t xml:space="preserve">How many were still teaching a year later? Any permanent appointments?</w:t>
-      </w:r>
-    </w:p>
-    <w:p>
-      <w:pPr>
-        <w:spacing w:after="40" w:before="0"/>
-        <w:ind w:left="1008" w:hanging="288"/>
-      </w:pPr>
-      <w:r>
-        <w:rPr>
-          <w:rFonts w:ascii="Garamond" w:cs="Garamond" w:eastAsia="Garamond" w:hAnsi="Garamond"/>
-          <w:color w:val="555555"/>
-          <w:sz w:val="21"/>
-          <w:szCs w:val="21"/>
-        </w:rPr>
-        <w:t xml:space="preserve">–	</w:t>
-      </w:r>
-      <w:r>
-        <w:rPr>
-          <w:rFonts w:ascii="Garamond" w:cs="Garamond" w:eastAsia="Garamond" w:hAnsi="Garamond"/>
-          <w:b w:val="false"/>
-          <w:bCs w:val="false"/>
-          <w:color w:val="555555"/>
-          <w:sz w:val="21"/>
-          <w:szCs w:val="21"/>
-        </w:rPr>
-        <w:t xml:space="preserve">Was it reviewed? Is it still running? What would you change?</w:t>
+        <w:t xml:space="preserve">Where does the initiative stand now, and what would you change?</w:t>
       </w:r>
     </w:p>
     <w:p>
@@ -1025,7 +1532,7 @@
           <w:sz w:val="24"/>
           <w:szCs w:val="24"/>
         </w:rPr>
-        <w:t xml:space="preserve">Is there someone else, in the Department or at the standards authority, we should speak to?</w:t>
+        <w:t xml:space="preserve">Is there someone who has run this closely that we should speak to?</w:t>
       </w:r>
     </w:p>
     <w:p>
@@ -1048,7 +1555,7 @@
           <w:sz w:val="32"/>
           <w:szCs w:val="32"/>
         </w:rPr>
-        <w:t xml:space="preserve">Victoria</w:t>
+        <w:t xml:space="preserve">Canada</w:t>
       </w:r>
       <w:bookmarkEnd w:id="1"/>
     </w:p>
@@ -1065,7 +1572,7 @@
           <w:sz w:val="22"/>
           <w:szCs w:val="22"/>
         </w:rPr>
-        <w:t xml:space="preserve">Teacher Re-Engagement Initiative, since 2022</w:t>
+        <w:t xml:space="preserve">Quebec. Measure 15178, pay for returning retired teachers, since 2020</w:t>
       </w:r>
     </w:p>
     <w:p>
@@ -1092,7 +1599,7 @@
           <w:sz w:val="24"/>
           <w:szCs w:val="24"/>
         </w:rPr>
-        <w:t xml:space="preserve"> the re-engagement team of the Department of Education, in the area responsible for attracting teachers to government schools.</w:t>
+        <w:t xml:space="preserve"> the direction of the Ministère de l'Éducation responsible for teaching staff and for the operating budget rules of the centres de services scolaires.</w:t>
       </w:r>
     </w:p>
     <w:p>
@@ -1119,7 +1626,7 @@
           <w:sz w:val="24"/>
           <w:szCs w:val="24"/>
         </w:rPr>
-        <w:t xml:space="preserve"> The initiative opened in late 2022 as a call for expressions of interest, answered by more than 1,100 teachers; the 2023/24 State Budget then put 12 million dollars into paid placements of up to forty days in government schools, to be completed by June 2025. A teacher away from a fixed-term or ongoing post for a year or more registers, the team calls, coaching is offered on applications and the current curriculum, and a placement is arranged with a serving teacher alongside. Returners from a career break or retirement receive an honorarium of up to 12,000 dollars; teachers returning from more than two years of parental absence resume duty temporarily on their own salary. The current departmental pages describe the placement as school-funded at 330 dollars a day, which we have not been able to confirm. No figure on placements made, or on how many led to a post, has been published.</w:t>
+        <w:t xml:space="preserve"> Announced on 21 September 2020 as a pandemic measure, the incentive sits in the Règles budgétaires de fonctionnement of the school service centres, now as measure 15178 in several volets. A retired teacher doing supply work is paid from the first day at the salary step and experience held at retirement, where the ordinary rules grant that step only after twenty days; the pension continues because the retiree may elect not to rejoin the plan. It was first limited to teachers retired since July 2015; a ministerial act effective in late January 2022 removed the condition, and the measure was declared permanent the same month. It rests on an agreement outside the collective agreement, between the employers' negotiating committee and the teaching unions, renewed each school year. The minister has written to retired teachers twice, in June 2023 and August 2025. The ministry's figure for 2024-25 is more than 5,000 retirees back in schools; the press has since reported that some school service centres call retirees last because they cost more.</w:t>
       </w:r>
     </w:p>
     <w:p>
@@ -1147,70 +1654,70 @@
           <w:sz w:val="24"/>
           <w:szCs w:val="24"/>
         </w:rPr>
-        <w:t xml:space="preserve">How did this start?</w:t>
-      </w:r>
-      <w:r>
-        <w:rPr>
-          <w:rFonts w:ascii="Garamond" w:cs="Garamond" w:eastAsia="Garamond" w:hAnsi="Garamond"/>
-          <w:b w:val="false"/>
-          <w:bCs w:val="false"/>
-          <w:color w:val="000000"/>
-          <w:sz w:val="24"/>
-          <w:szCs w:val="24"/>
-        </w:rPr>
-        <w:t xml:space="preserve"> The expressions of interest came before the money, which is the reverse of the usual order.</w:t>
-      </w:r>
-    </w:p>
-    <w:p>
-      <w:pPr>
-        <w:spacing w:after="40" w:before="0"/>
-        <w:ind w:left="1008" w:hanging="288"/>
-      </w:pPr>
-      <w:r>
-        <w:rPr>
-          <w:rFonts w:ascii="Garamond" w:cs="Garamond" w:eastAsia="Garamond" w:hAnsi="Garamond"/>
-          <w:color w:val="555555"/>
-          <w:sz w:val="21"/>
-          <w:szCs w:val="21"/>
-        </w:rPr>
-        <w:t xml:space="preserve">–	</w:t>
-      </w:r>
-      <w:r>
-        <w:rPr>
-          <w:rFonts w:ascii="Garamond" w:cs="Garamond" w:eastAsia="Garamond" w:hAnsi="Garamond"/>
-          <w:b w:val="false"/>
-          <w:bCs w:val="false"/>
-          <w:color w:val="555555"/>
-          <w:sz w:val="21"/>
-          <w:szCs w:val="21"/>
-        </w:rPr>
-        <w:t xml:space="preserve">Why pay someone to try the classroom before deciding, rather than ask them to decide first?</w:t>
-      </w:r>
-    </w:p>
-    <w:p>
-      <w:pPr>
-        <w:spacing w:after="40" w:before="0"/>
-        <w:ind w:left="1008" w:hanging="288"/>
-      </w:pPr>
-      <w:r>
-        <w:rPr>
-          <w:rFonts w:ascii="Garamond" w:cs="Garamond" w:eastAsia="Garamond" w:hAnsi="Garamond"/>
-          <w:color w:val="555555"/>
-          <w:sz w:val="21"/>
-          <w:szCs w:val="21"/>
-        </w:rPr>
-        <w:t xml:space="preserve">–	</w:t>
-      </w:r>
-      <w:r>
-        <w:rPr>
-          <w:rFonts w:ascii="Garamond" w:cs="Garamond" w:eastAsia="Garamond" w:hAnsi="Garamond"/>
-          <w:b w:val="false"/>
-          <w:bCs w:val="false"/>
-          <w:color w:val="555555"/>
-          <w:sz w:val="21"/>
-          <w:szCs w:val="21"/>
-        </w:rPr>
-        <w:t xml:space="preserve">What else was considered?</w:t>
+        <w:t xml:space="preserve">How did this come about in 2020?</w:t>
+      </w:r>
+      <w:r>
+        <w:rPr>
+          <w:rFonts w:ascii="Garamond" w:cs="Garamond" w:eastAsia="Garamond" w:hAnsi="Garamond"/>
+          <w:b w:val="false"/>
+          <w:bCs w:val="false"/>
+          <w:color w:val="000000"/>
+          <w:sz w:val="24"/>
+          <w:szCs w:val="24"/>
+        </w:rPr>
+        <w:t xml:space="preserve"> Why a pay rule, rather than a programme, a campaign or a change to pension rules?</w:t>
+      </w:r>
+    </w:p>
+    <w:p>
+      <w:pPr>
+        <w:spacing w:after="40" w:before="0"/>
+        <w:ind w:left="1008" w:hanging="288"/>
+      </w:pPr>
+      <w:r>
+        <w:rPr>
+          <w:rFonts w:ascii="Garamond" w:cs="Garamond" w:eastAsia="Garamond" w:hAnsi="Garamond"/>
+          <w:color w:val="555555"/>
+          <w:sz w:val="21"/>
+          <w:szCs w:val="21"/>
+        </w:rPr>
+        <w:t xml:space="preserve">–	</w:t>
+      </w:r>
+      <w:r>
+        <w:rPr>
+          <w:rFonts w:ascii="Garamond" w:cs="Garamond" w:eastAsia="Garamond" w:hAnsi="Garamond"/>
+          <w:b w:val="false"/>
+          <w:bCs w:val="false"/>
+          <w:color w:val="555555"/>
+          <w:sz w:val="21"/>
+          <w:szCs w:val="21"/>
+        </w:rPr>
+        <w:t xml:space="preserve">Who had to agree, and what was hardest to agree?</w:t>
+      </w:r>
+    </w:p>
+    <w:p>
+      <w:pPr>
+        <w:spacing w:after="40" w:before="0"/>
+        <w:ind w:left="1008" w:hanging="288"/>
+      </w:pPr>
+      <w:r>
+        <w:rPr>
+          <w:rFonts w:ascii="Garamond" w:cs="Garamond" w:eastAsia="Garamond" w:hAnsi="Garamond"/>
+          <w:color w:val="555555"/>
+          <w:sz w:val="21"/>
+          <w:szCs w:val="21"/>
+        </w:rPr>
+        <w:t xml:space="preserve">–	</w:t>
+      </w:r>
+      <w:r>
+        <w:rPr>
+          <w:rFonts w:ascii="Garamond" w:cs="Garamond" w:eastAsia="Garamond" w:hAnsi="Garamond"/>
+          <w:b w:val="false"/>
+          <w:bCs w:val="false"/>
+          <w:color w:val="555555"/>
+          <w:sz w:val="21"/>
+          <w:szCs w:val="21"/>
+        </w:rPr>
+        <w:t xml:space="preserve">Why the budget rules rather than the collective agreement?</w:t>
       </w:r>
     </w:p>
     <w:p>
@@ -1238,59 +1745,59 @@
           <w:sz w:val="24"/>
           <w:szCs w:val="24"/>
         </w:rPr>
-        <w:t xml:space="preserve">From registration to the first day in a school, what happens?</w:t>
-      </w:r>
-    </w:p>
-    <w:p>
-      <w:pPr>
-        <w:spacing w:after="40" w:before="0"/>
-        <w:ind w:left="1008" w:hanging="288"/>
-      </w:pPr>
-      <w:r>
-        <w:rPr>
-          <w:rFonts w:ascii="Garamond" w:cs="Garamond" w:eastAsia="Garamond" w:hAnsi="Garamond"/>
-          <w:color w:val="555555"/>
-          <w:sz w:val="21"/>
-          <w:szCs w:val="21"/>
-        </w:rPr>
-        <w:t xml:space="preserve">–	</w:t>
-      </w:r>
-      <w:r>
-        <w:rPr>
-          <w:rFonts w:ascii="Garamond" w:cs="Garamond" w:eastAsia="Garamond" w:hAnsi="Garamond"/>
-          <w:b w:val="false"/>
-          <w:bCs w:val="false"/>
-          <w:color w:val="555555"/>
-          <w:sz w:val="21"/>
-          <w:szCs w:val="21"/>
-        </w:rPr>
-        <w:t xml:space="preserve">What does the call from the team cover?</w:t>
-      </w:r>
-    </w:p>
-    <w:p>
-      <w:pPr>
-        <w:spacing w:after="40" w:before="0"/>
-        <w:ind w:left="1008" w:hanging="288"/>
-      </w:pPr>
-      <w:r>
-        <w:rPr>
-          <w:rFonts w:ascii="Garamond" w:cs="Garamond" w:eastAsia="Garamond" w:hAnsi="Garamond"/>
-          <w:color w:val="555555"/>
-          <w:sz w:val="21"/>
-          <w:szCs w:val="21"/>
-        </w:rPr>
-        <w:t xml:space="preserve">–	</w:t>
-      </w:r>
-      <w:r>
-        <w:rPr>
-          <w:rFonts w:ascii="Garamond" w:cs="Garamond" w:eastAsia="Garamond" w:hAnsi="Garamond"/>
-          <w:b w:val="false"/>
-          <w:bCs w:val="false"/>
-          <w:color w:val="555555"/>
-          <w:sz w:val="21"/>
-          <w:szCs w:val="21"/>
-        </w:rPr>
-        <w:t xml:space="preserve">How are teachers and schools matched, and what happens to someone who is not placed?</w:t>
+        <w:t xml:space="preserve">The measure is permanent on the budget side but the agreement carrying it is renewed each year. How does that work?</w:t>
+      </w:r>
+    </w:p>
+    <w:p>
+      <w:pPr>
+        <w:spacing w:after="40" w:before="0"/>
+        <w:ind w:left="1008" w:hanging="288"/>
+      </w:pPr>
+      <w:r>
+        <w:rPr>
+          <w:rFonts w:ascii="Garamond" w:cs="Garamond" w:eastAsia="Garamond" w:hAnsi="Garamond"/>
+          <w:color w:val="555555"/>
+          <w:sz w:val="21"/>
+          <w:szCs w:val="21"/>
+        </w:rPr>
+        <w:t xml:space="preserve">–	</w:t>
+      </w:r>
+      <w:r>
+        <w:rPr>
+          <w:rFonts w:ascii="Garamond" w:cs="Garamond" w:eastAsia="Garamond" w:hAnsi="Garamond"/>
+          <w:b w:val="false"/>
+          <w:bCs w:val="false"/>
+          <w:color w:val="555555"/>
+          <w:sz w:val="21"/>
+          <w:szCs w:val="21"/>
+        </w:rPr>
+        <w:t xml:space="preserve">What is renegotiated, and what has changed from one year to the next?</w:t>
+      </w:r>
+    </w:p>
+    <w:p>
+      <w:pPr>
+        <w:spacing w:after="40" w:before="0"/>
+        <w:ind w:left="1008" w:hanging="288"/>
+      </w:pPr>
+      <w:r>
+        <w:rPr>
+          <w:rFonts w:ascii="Garamond" w:cs="Garamond" w:eastAsia="Garamond" w:hAnsi="Garamond"/>
+          <w:color w:val="555555"/>
+          <w:sz w:val="21"/>
+          <w:szCs w:val="21"/>
+        </w:rPr>
+        <w:t xml:space="preserve">–	</w:t>
+      </w:r>
+      <w:r>
+        <w:rPr>
+          <w:rFonts w:ascii="Garamond" w:cs="Garamond" w:eastAsia="Garamond" w:hAnsi="Garamond"/>
+          <w:b w:val="false"/>
+          <w:bCs w:val="false"/>
+          <w:color w:val="555555"/>
+          <w:sz w:val="21"/>
+          <w:szCs w:val="21"/>
+        </w:rPr>
+        <w:t xml:space="preserve">What will decide the next renewal?</w:t>
       </w:r>
     </w:p>
     <w:p>
@@ -1318,59 +1825,59 @@
           <w:sz w:val="24"/>
           <w:szCs w:val="24"/>
         </w:rPr>
-        <w:t xml:space="preserve">What does a school take on when it hosts a returner, and what does it get from it?</w:t>
-      </w:r>
-    </w:p>
-    <w:p>
-      <w:pPr>
-        <w:spacing w:after="40" w:before="0"/>
-        <w:ind w:left="1008" w:hanging="288"/>
-      </w:pPr>
-      <w:r>
-        <w:rPr>
-          <w:rFonts w:ascii="Garamond" w:cs="Garamond" w:eastAsia="Garamond" w:hAnsi="Garamond"/>
-          <w:color w:val="555555"/>
-          <w:sz w:val="21"/>
-          <w:szCs w:val="21"/>
-        </w:rPr>
-        <w:t xml:space="preserve">–	</w:t>
-      </w:r>
-      <w:r>
-        <w:rPr>
-          <w:rFonts w:ascii="Garamond" w:cs="Garamond" w:eastAsia="Garamond" w:hAnsi="Garamond"/>
-          <w:b w:val="false"/>
-          <w:bCs w:val="false"/>
-          <w:color w:val="555555"/>
-          <w:sz w:val="21"/>
-          <w:szCs w:val="21"/>
-        </w:rPr>
-        <w:t xml:space="preserve">What does the serving teacher alongside them do, and how is that time found?</w:t>
-      </w:r>
-    </w:p>
-    <w:p>
-      <w:pPr>
-        <w:spacing w:after="40" w:before="0"/>
-        <w:ind w:left="1008" w:hanging="288"/>
-      </w:pPr>
-      <w:r>
-        <w:rPr>
-          <w:rFonts w:ascii="Garamond" w:cs="Garamond" w:eastAsia="Garamond" w:hAnsi="Garamond"/>
-          <w:color w:val="555555"/>
-          <w:sz w:val="21"/>
-          <w:szCs w:val="21"/>
-        </w:rPr>
-        <w:t xml:space="preserve">–	</w:t>
-      </w:r>
-      <w:r>
-        <w:rPr>
-          <w:rFonts w:ascii="Garamond" w:cs="Garamond" w:eastAsia="Garamond" w:hAnsi="Garamond"/>
-          <w:b w:val="false"/>
-          <w:bCs w:val="false"/>
-          <w:color w:val="555555"/>
-          <w:sz w:val="21"/>
-          <w:szCs w:val="21"/>
-        </w:rPr>
-        <w:t xml:space="preserve">Is the forty days a fixed shape, or different for each person?</w:t>
+        <w:t xml:space="preserve">Seen from a school service centre, how does the measure work?</w:t>
+      </w:r>
+    </w:p>
+    <w:p>
+      <w:pPr>
+        <w:spacing w:after="40" w:before="0"/>
+        <w:ind w:left="1008" w:hanging="288"/>
+      </w:pPr>
+      <w:r>
+        <w:rPr>
+          <w:rFonts w:ascii="Garamond" w:cs="Garamond" w:eastAsia="Garamond" w:hAnsi="Garamond"/>
+          <w:color w:val="555555"/>
+          <w:sz w:val="21"/>
+          <w:szCs w:val="21"/>
+        </w:rPr>
+        <w:t xml:space="preserve">–	</w:t>
+      </w:r>
+      <w:r>
+        <w:rPr>
+          <w:rFonts w:ascii="Garamond" w:cs="Garamond" w:eastAsia="Garamond" w:hAnsi="Garamond"/>
+          <w:b w:val="false"/>
+          <w:bCs w:val="false"/>
+          <w:color w:val="555555"/>
+          <w:sz w:val="21"/>
+          <w:szCs w:val="21"/>
+        </w:rPr>
+        <w:t xml:space="preserve">How do they draw on it, and what do they have to report?</w:t>
+      </w:r>
+    </w:p>
+    <w:p>
+      <w:pPr>
+        <w:spacing w:after="40" w:before="0"/>
+        <w:ind w:left="1008" w:hanging="288"/>
+      </w:pPr>
+      <w:r>
+        <w:rPr>
+          <w:rFonts w:ascii="Garamond" w:cs="Garamond" w:eastAsia="Garamond" w:hAnsi="Garamond"/>
+          <w:color w:val="555555"/>
+          <w:sz w:val="21"/>
+          <w:szCs w:val="21"/>
+        </w:rPr>
+        <w:t xml:space="preserve">–	</w:t>
+      </w:r>
+      <w:r>
+        <w:rPr>
+          <w:rFonts w:ascii="Garamond" w:cs="Garamond" w:eastAsia="Garamond" w:hAnsi="Garamond"/>
+          <w:b w:val="false"/>
+          <w:bCs w:val="false"/>
+          <w:color w:val="555555"/>
+          <w:sz w:val="21"/>
+          <w:szCs w:val="21"/>
+        </w:rPr>
+        <w:t xml:space="preserve">Some centres are said to call retirees last because they cost more. Do you recognise that? Who bears the premium, the ministry or the school?</w:t>
       </w:r>
     </w:p>
     <w:p>
@@ -1398,33 +1905,59 @@
           <w:sz w:val="24"/>
           <w:szCs w:val="24"/>
         </w:rPr>
-        <w:t xml:space="preserve">The placement is now described as funded by the school rather than centrally. Is that right, and how did it come about?</w:t>
-      </w:r>
-    </w:p>
-    <w:p>
-      <w:pPr>
-        <w:spacing w:after="40" w:before="0"/>
-        <w:ind w:left="1008" w:hanging="288"/>
-      </w:pPr>
-      <w:r>
-        <w:rPr>
-          <w:rFonts w:ascii="Garamond" w:cs="Garamond" w:eastAsia="Garamond" w:hAnsi="Garamond"/>
-          <w:color w:val="555555"/>
-          <w:sz w:val="21"/>
-          <w:szCs w:val="21"/>
-        </w:rPr>
-        <w:t xml:space="preserve">–	</w:t>
-      </w:r>
-      <w:r>
-        <w:rPr>
-          <w:rFonts w:ascii="Garamond" w:cs="Garamond" w:eastAsia="Garamond" w:hAnsi="Garamond"/>
-          <w:b w:val="false"/>
-          <w:bCs w:val="false"/>
-          <w:color w:val="555555"/>
-          <w:sz w:val="21"/>
-          <w:szCs w:val="21"/>
-        </w:rPr>
-        <w:t xml:space="preserve">Did schools' willingness to host change once they were paying?</w:t>
+        <w:t xml:space="preserve">Who comes back, and to do what?</w:t>
+      </w:r>
+    </w:p>
+    <w:p>
+      <w:pPr>
+        <w:spacing w:after="40" w:before="0"/>
+        <w:ind w:left="1008" w:hanging="288"/>
+      </w:pPr>
+      <w:r>
+        <w:rPr>
+          <w:rFonts w:ascii="Garamond" w:cs="Garamond" w:eastAsia="Garamond" w:hAnsi="Garamond"/>
+          <w:color w:val="555555"/>
+          <w:sz w:val="21"/>
+          <w:szCs w:val="21"/>
+        </w:rPr>
+        <w:t xml:space="preserve">–	</w:t>
+      </w:r>
+      <w:r>
+        <w:rPr>
+          <w:rFonts w:ascii="Garamond" w:cs="Garamond" w:eastAsia="Garamond" w:hAnsi="Garamond"/>
+          <w:b w:val="false"/>
+          <w:bCs w:val="false"/>
+          <w:color w:val="555555"/>
+          <w:sz w:val="21"/>
+          <w:szCs w:val="21"/>
+        </w:rPr>
+        <w:t xml:space="preserve">How long after retiring, and for supply days or contracts?</w:t>
+      </w:r>
+    </w:p>
+    <w:p>
+      <w:pPr>
+        <w:spacing w:after="40" w:before="0"/>
+        <w:ind w:left="1008" w:hanging="288"/>
+      </w:pPr>
+      <w:r>
+        <w:rPr>
+          <w:rFonts w:ascii="Garamond" w:cs="Garamond" w:eastAsia="Garamond" w:hAnsi="Garamond"/>
+          <w:color w:val="555555"/>
+          <w:sz w:val="21"/>
+          <w:szCs w:val="21"/>
+        </w:rPr>
+        <w:t xml:space="preserve">–	</w:t>
+      </w:r>
+      <w:r>
+        <w:rPr>
+          <w:rFonts w:ascii="Garamond" w:cs="Garamond" w:eastAsia="Garamond" w:hAnsi="Garamond"/>
+          <w:b w:val="false"/>
+          <w:bCs w:val="false"/>
+          <w:color w:val="555555"/>
+          <w:sz w:val="21"/>
+          <w:szCs w:val="21"/>
+        </w:rPr>
+        <w:t xml:space="preserve">Is the option not to rejoin the pension plan explained to them?</w:t>
       </w:r>
     </w:p>
     <w:p>
@@ -1452,59 +1985,33 @@
           <w:sz w:val="24"/>
           <w:szCs w:val="24"/>
         </w:rPr>
-        <w:t xml:space="preserve">Who came forward, and was it who you expected?</w:t>
-      </w:r>
-    </w:p>
-    <w:p>
-      <w:pPr>
-        <w:spacing w:after="40" w:before="0"/>
-        <w:ind w:left="1008" w:hanging="288"/>
-      </w:pPr>
-      <w:r>
-        <w:rPr>
-          <w:rFonts w:ascii="Garamond" w:cs="Garamond" w:eastAsia="Garamond" w:hAnsi="Garamond"/>
-          <w:color w:val="555555"/>
-          <w:sz w:val="21"/>
-          <w:szCs w:val="21"/>
-        </w:rPr>
-        <w:t xml:space="preserve">–	</w:t>
-      </w:r>
-      <w:r>
-        <w:rPr>
-          <w:rFonts w:ascii="Garamond" w:cs="Garamond" w:eastAsia="Garamond" w:hAnsi="Garamond"/>
-          <w:b w:val="false"/>
-          <w:bCs w:val="false"/>
-          <w:color w:val="555555"/>
-          <w:sz w:val="21"/>
-          <w:szCs w:val="21"/>
-        </w:rPr>
-        <w:t xml:space="preserve">Of the paid days, the coaching, the mentor and the route into a school, which one do people come for?</w:t>
-      </w:r>
-    </w:p>
-    <w:p>
-      <w:pPr>
-        <w:spacing w:after="40" w:before="0"/>
-        <w:ind w:left="1008" w:hanging="288"/>
-      </w:pPr>
-      <w:r>
-        <w:rPr>
-          <w:rFonts w:ascii="Garamond" w:cs="Garamond" w:eastAsia="Garamond" w:hAnsi="Garamond"/>
-          <w:color w:val="555555"/>
-          <w:sz w:val="21"/>
-          <w:szCs w:val="21"/>
-        </w:rPr>
-        <w:t xml:space="preserve">–	</w:t>
-      </w:r>
-      <w:r>
-        <w:rPr>
-          <w:rFonts w:ascii="Garamond" w:cs="Garamond" w:eastAsia="Garamond" w:hAnsi="Garamond"/>
-          <w:b w:val="false"/>
-          <w:bCs w:val="false"/>
-          <w:color w:val="555555"/>
-          <w:sz w:val="21"/>
-          <w:szCs w:val="21"/>
-        </w:rPr>
-        <w:t xml:space="preserve">Why are returners from parental leave treated differently from retirees and career-break returners?</w:t>
+        <w:t xml:space="preserve">What came of the minister's letters, and what do they tell you about what moves this group?</w:t>
+      </w:r>
+    </w:p>
+    <w:p>
+      <w:pPr>
+        <w:spacing w:after="40" w:before="0"/>
+        <w:ind w:left="1008" w:hanging="288"/>
+      </w:pPr>
+      <w:r>
+        <w:rPr>
+          <w:rFonts w:ascii="Garamond" w:cs="Garamond" w:eastAsia="Garamond" w:hAnsi="Garamond"/>
+          <w:color w:val="555555"/>
+          <w:sz w:val="21"/>
+          <w:szCs w:val="21"/>
+        </w:rPr>
+        <w:t xml:space="preserve">–	</w:t>
+      </w:r>
+      <w:r>
+        <w:rPr>
+          <w:rFonts w:ascii="Garamond" w:cs="Garamond" w:eastAsia="Garamond" w:hAnsi="Garamond"/>
+          <w:b w:val="false"/>
+          <w:bCs w:val="false"/>
+          <w:color w:val="555555"/>
+          <w:sz w:val="21"/>
+          <w:szCs w:val="21"/>
+        </w:rPr>
+        <w:t xml:space="preserve">What do retirees say when they decline?</w:t>
       </w:r>
     </w:p>
     <w:p>
@@ -1532,44 +2039,59 @@
           <w:sz w:val="24"/>
           <w:szCs w:val="24"/>
         </w:rPr>
-        <w:t xml:space="preserve">Are the teachers who came back the same kind of teachers who leave?</w:t>
-      </w:r>
-      <w:r>
-        <w:rPr>
-          <w:rFonts w:ascii="Garamond" w:cs="Garamond" w:eastAsia="Garamond" w:hAnsi="Garamond"/>
-          <w:b w:val="false"/>
-          <w:bCs w:val="false"/>
-          <w:color w:val="000000"/>
-          <w:sz w:val="24"/>
-          <w:szCs w:val="24"/>
-        </w:rPr>
-        <w:t xml:space="preserve"> What did they say about why they had left, and what worried them about returning?</w:t>
-      </w:r>
-    </w:p>
-    <w:p>
-      <w:pPr>
-        <w:spacing w:after="40" w:before="0"/>
-        <w:ind w:left="1008" w:hanging="288"/>
-      </w:pPr>
-      <w:r>
-        <w:rPr>
-          <w:rFonts w:ascii="Garamond" w:cs="Garamond" w:eastAsia="Garamond" w:hAnsi="Garamond"/>
-          <w:color w:val="555555"/>
-          <w:sz w:val="21"/>
-          <w:szCs w:val="21"/>
-        </w:rPr>
-        <w:t xml:space="preserve">–	</w:t>
-      </w:r>
-      <w:r>
-        <w:rPr>
-          <w:rFonts w:ascii="Garamond" w:cs="Garamond" w:eastAsia="Garamond" w:hAnsi="Garamond"/>
-          <w:b w:val="false"/>
-          <w:bCs w:val="false"/>
-          <w:color w:val="555555"/>
-          <w:sz w:val="21"/>
-          <w:szCs w:val="21"/>
-        </w:rPr>
-        <w:t xml:space="preserve">Does a paid re-entry reach the teacher who left because of the job itself?</w:t>
+        <w:t xml:space="preserve">Do the retirees who return cover the same problem that drives teachers out of the profession, or a different one?</w:t>
+      </w:r>
+    </w:p>
+    <w:p>
+      <w:pPr>
+        <w:spacing w:after="40" w:before="0"/>
+        <w:ind w:left="1008" w:hanging="288"/>
+      </w:pPr>
+      <w:r>
+        <w:rPr>
+          <w:rFonts w:ascii="Garamond" w:cs="Garamond" w:eastAsia="Garamond" w:hAnsi="Garamond"/>
+          <w:color w:val="555555"/>
+          <w:sz w:val="21"/>
+          <w:szCs w:val="21"/>
+        </w:rPr>
+        <w:t xml:space="preserve">–	</w:t>
+      </w:r>
+      <w:r>
+        <w:rPr>
+          <w:rFonts w:ascii="Garamond" w:cs="Garamond" w:eastAsia="Garamond" w:hAnsi="Garamond"/>
+          <w:b w:val="false"/>
+          <w:bCs w:val="false"/>
+          <w:color w:val="555555"/>
+          <w:sz w:val="21"/>
+          <w:szCs w:val="21"/>
+        </w:rPr>
+        <w:t xml:space="preserve">Has the measure changed how absences are covered, and the number of classrooms without a qualified teacher?</w:t>
+      </w:r>
+    </w:p>
+    <w:p>
+      <w:pPr>
+        <w:spacing w:after="40" w:before="0"/>
+        <w:ind w:left="1008" w:hanging="288"/>
+      </w:pPr>
+      <w:r>
+        <w:rPr>
+          <w:rFonts w:ascii="Garamond" w:cs="Garamond" w:eastAsia="Garamond" w:hAnsi="Garamond"/>
+          <w:color w:val="555555"/>
+          <w:sz w:val="21"/>
+          <w:szCs w:val="21"/>
+        </w:rPr>
+        <w:t xml:space="preserve">–	</w:t>
+      </w:r>
+      <w:r>
+        <w:rPr>
+          <w:rFonts w:ascii="Garamond" w:cs="Garamond" w:eastAsia="Garamond" w:hAnsi="Garamond"/>
+          <w:b w:val="false"/>
+          <w:bCs w:val="false"/>
+          <w:color w:val="555555"/>
+          <w:sz w:val="21"/>
+          <w:szCs w:val="21"/>
+        </w:rPr>
+        <w:t xml:space="preserve">Does it reach the mid-career leaver at all?</w:t>
       </w:r>
     </w:p>
     <w:p>
@@ -1597,59 +2119,59 @@
           <w:sz w:val="24"/>
           <w:szCs w:val="24"/>
         </w:rPr>
-        <w:t xml:space="preserve">What happened after the placements?</w:t>
-      </w:r>
-    </w:p>
-    <w:p>
-      <w:pPr>
-        <w:spacing w:after="40" w:before="0"/>
-        <w:ind w:left="1008" w:hanging="288"/>
-      </w:pPr>
-      <w:r>
-        <w:rPr>
-          <w:rFonts w:ascii="Garamond" w:cs="Garamond" w:eastAsia="Garamond" w:hAnsi="Garamond"/>
-          <w:color w:val="555555"/>
-          <w:sz w:val="21"/>
-          <w:szCs w:val="21"/>
-        </w:rPr>
-        <w:t xml:space="preserve">–	</w:t>
-      </w:r>
-      <w:r>
-        <w:rPr>
-          <w:rFonts w:ascii="Garamond" w:cs="Garamond" w:eastAsia="Garamond" w:hAnsi="Garamond"/>
-          <w:b w:val="false"/>
-          <w:bCs w:val="false"/>
-          <w:color w:val="555555"/>
-          <w:sz w:val="21"/>
-          <w:szCs w:val="21"/>
-        </w:rPr>
-        <w:t xml:space="preserve">Who took a post, who did not, and what became of those who decided against the classroom?</w:t>
-      </w:r>
-    </w:p>
-    <w:p>
-      <w:pPr>
-        <w:spacing w:after="40" w:before="0"/>
-        <w:ind w:left="1008" w:hanging="288"/>
-      </w:pPr>
-      <w:r>
-        <w:rPr>
-          <w:rFonts w:ascii="Garamond" w:cs="Garamond" w:eastAsia="Garamond" w:hAnsi="Garamond"/>
-          <w:color w:val="555555"/>
-          <w:sz w:val="21"/>
-          <w:szCs w:val="21"/>
-        </w:rPr>
-        <w:t xml:space="preserve">–	</w:t>
-      </w:r>
-      <w:r>
-        <w:rPr>
-          <w:rFonts w:ascii="Garamond" w:cs="Garamond" w:eastAsia="Garamond" w:hAnsi="Garamond"/>
-          <w:b w:val="false"/>
-          <w:bCs w:val="false"/>
-          <w:color w:val="555555"/>
-          <w:sz w:val="21"/>
-          <w:szCs w:val="21"/>
-        </w:rPr>
-        <w:t xml:space="preserve">Has it been evaluated? What did it cost against what it produced?</w:t>
+        <w:t xml:space="preserve">How has take-up moved since 2020, and how is it counted?</w:t>
+      </w:r>
+    </w:p>
+    <w:p>
+      <w:pPr>
+        <w:spacing w:after="40" w:before="0"/>
+        <w:ind w:left="1008" w:hanging="288"/>
+      </w:pPr>
+      <w:r>
+        <w:rPr>
+          <w:rFonts w:ascii="Garamond" w:cs="Garamond" w:eastAsia="Garamond" w:hAnsi="Garamond"/>
+          <w:color w:val="555555"/>
+          <w:sz w:val="21"/>
+          <w:szCs w:val="21"/>
+        </w:rPr>
+        <w:t xml:space="preserve">–	</w:t>
+      </w:r>
+      <w:r>
+        <w:rPr>
+          <w:rFonts w:ascii="Garamond" w:cs="Garamond" w:eastAsia="Garamond" w:hAnsi="Garamond"/>
+          <w:b w:val="false"/>
+          <w:bCs w:val="false"/>
+          <w:color w:val="555555"/>
+          <w:sz w:val="21"/>
+          <w:szCs w:val="21"/>
+        </w:rPr>
+        <w:t xml:space="preserve">Does the 5,000 count anyone paid for one day, or people with a meaningful volume of work?</w:t>
+      </w:r>
+    </w:p>
+    <w:p>
+      <w:pPr>
+        <w:spacing w:after="40" w:before="0"/>
+        <w:ind w:left="1008" w:hanging="288"/>
+      </w:pPr>
+      <w:r>
+        <w:rPr>
+          <w:rFonts w:ascii="Garamond" w:cs="Garamond" w:eastAsia="Garamond" w:hAnsi="Garamond"/>
+          <w:color w:val="555555"/>
+          <w:sz w:val="21"/>
+          <w:szCs w:val="21"/>
+        </w:rPr>
+        <w:t xml:space="preserve">–	</w:t>
+      </w:r>
+      <w:r>
+        <w:rPr>
+          <w:rFonts w:ascii="Garamond" w:cs="Garamond" w:eastAsia="Garamond" w:hAnsi="Garamond"/>
+          <w:b w:val="false"/>
+          <w:bCs w:val="false"/>
+          <w:color w:val="555555"/>
+          <w:sz w:val="21"/>
+          <w:szCs w:val="21"/>
+        </w:rPr>
+        <w:t xml:space="preserve">Has the ministry assessed the measure? What has it solved, and what not?</w:t>
       </w:r>
     </w:p>
     <w:p>
@@ -1677,35 +2199,34 @@
           <w:sz w:val="24"/>
           <w:szCs w:val="24"/>
         </w:rPr>
-        <w:t xml:space="preserve">Where does the initiative stand now, and what would you change?</w:t>
-      </w:r>
-    </w:p>
-    <w:p>
-      <w:pPr>
-        <w:spacing w:after="60" w:before="200"/>
-        <w:ind w:left="504" w:hanging="504"/>
-      </w:pPr>
-      <w:r>
-        <w:rPr>
-          <w:rFonts w:ascii="Garamond" w:cs="Garamond" w:eastAsia="Garamond" w:hAnsi="Garamond"/>
-          <w:b/>
-          <w:bCs/>
-          <w:color w:val="000000"/>
-          <w:sz w:val="24"/>
-          <w:szCs w:val="24"/>
-        </w:rPr>
-        <w:t xml:space="preserve">9.	</w:t>
-      </w:r>
-      <w:r>
-        <w:rPr>
-          <w:rFonts w:ascii="Garamond" w:cs="Garamond" w:eastAsia="Garamond" w:hAnsi="Garamond"/>
-          <w:b/>
-          <w:bCs/>
-          <w:color w:val="000000"/>
-          <w:sz w:val="24"/>
-          <w:szCs w:val="24"/>
-        </w:rPr>
-        <w:t xml:space="preserve">Is there someone who has run this closely that we should speak to?</w:t>
+        <w:t xml:space="preserve">Is there someone who has followed this closely that we should speak to?</w:t>
+      </w:r>
+    </w:p>
+    <w:p>
+      <w:pPr>
+        <w:spacing w:after="100" w:before="100"/>
+      </w:pPr>
+      <w:r>
+        <w:rPr>
+          <w:rFonts w:ascii="Garamond" w:cs="Garamond" w:eastAsia="Garamond" w:hAnsi="Garamond"/>
+          <w:b/>
+          <w:bCs/>
+          <w:color w:val="000000"/>
+          <w:sz w:val="24"/>
+          <w:szCs w:val="24"/>
+        </w:rPr>
+        <w:t xml:space="preserve">Note.</w:t>
+      </w:r>
+      <w:r>
+        <w:rPr>
+          <w:rFonts w:ascii="Garamond" w:cs="Garamond" w:eastAsia="Garamond" w:hAnsi="Garamond"/>
+          <w:b w:val="false"/>
+          <w:bCs w:val="false"/>
+          <w:color w:val="000000"/>
+          <w:sz w:val="24"/>
+          <w:szCs w:val="24"/>
+        </w:rPr>
+        <w:t xml:space="preserve"> Two points the record does not settle, to ask in passing: the number and citation of the ministerial act of January 2022, and whether the measure has carried the number 15178 from the start.</w:t>
       </w:r>
     </w:p>
     <w:p>
@@ -1728,7 +2249,7 @@
           <w:sz w:val="32"/>
           <w:szCs w:val="32"/>
         </w:rPr>
-        <w:t xml:space="preserve">Quebec</w:t>
+        <w:t xml:space="preserve">China</w:t>
       </w:r>
       <w:bookmarkEnd w:id="1"/>
     </w:p>
@@ -1745,7 +2266,7 @@
           <w:sz w:val="22"/>
           <w:szCs w:val="22"/>
         </w:rPr>
-        <w:t xml:space="preserve">Measure 15178, pay for returning retired teachers, since 2020</w:t>
+        <w:t xml:space="preserve">Silver-Age Lecturing Plan, since 2018</w:t>
       </w:r>
     </w:p>
     <w:p>
@@ -1772,7 +2293,7 @@
           <w:sz w:val="24"/>
           <w:szCs w:val="24"/>
         </w:rPr>
-        <w:t xml:space="preserve"> the direction of the Ministère de l'Éducation responsible for teaching staff and for the operating budget rules of the centres de services scolaires.</w:t>
+        <w:t xml:space="preserve"> the Teacher Work Department of the Ministry of Education, which issues the plan with the Ministry of Finance, and if possible a provincial education department that recruits for it.</w:t>
       </w:r>
     </w:p>
     <w:p>
@@ -1799,7 +2320,7 @@
           <w:sz w:val="24"/>
           <w:szCs w:val="24"/>
         </w:rPr>
-        <w:t xml:space="preserve"> Announced on 21 September 2020 as a pandemic measure, the incentive sits in the Règles budgétaires de fonctionnement of the school service centres, now as measure 15178 in several volets. A retired teacher doing supply work is paid from the first day at the salary step and experience held at retirement, where the ordinary rules grant that step only after twenty days; the pension continues because the retiree may elect not to rejoin the plan. It was first limited to teachers retired since July 2015; a ministerial act effective in late January 2022 removed the condition, and the measure was declared permanent the same month. It rests on an agreement outside the collective agreement, between the employers' negotiating committee and the teaching unions, renewed each school year. The minister has written to retired teachers twice, in June 2023 and August 2025. The ministry's figure for 2024-25 is more than 5,000 retirees back in schools; the press has since reported that some school service centres call retirees last because they cost more.</w:t>
+        <w:t xml:space="preserve"> Since 2018 the Ministry of Education and the Ministry of Finance have recruited retired principals, teaching-research officers, special-grade and senior teachers, generally aged 65 or under, to county-town and rural schools in formerly poor, border and minority counties. Recruitment is run by provinces against named posts; the county education bureau signs an agreement with the teacher, for at least one school year and renewed annually, on the strength of a recent health certificate. The pension is untouched; the work is funded at 20,000 yuan per person per year, shared between central and local budgets, for an allowance, travel and accident insurance, and the county provides housing. In 2023 ten government departments extended the model to higher, vocational and private education, with a target of about 120,000 silver-age teachers within three years. The annual plan for compulsory education has been 7,000 in 2024 and 2025, and the notices ask provinces to raise their completion rate.</w:t>
       </w:r>
     </w:p>
     <w:p>
@@ -1827,70 +2348,59 @@
           <w:sz w:val="24"/>
           <w:szCs w:val="24"/>
         </w:rPr>
-        <w:t xml:space="preserve">How did this come about in 2020?</w:t>
-      </w:r>
-      <w:r>
-        <w:rPr>
-          <w:rFonts w:ascii="Garamond" w:cs="Garamond" w:eastAsia="Garamond" w:hAnsi="Garamond"/>
-          <w:b w:val="false"/>
-          <w:bCs w:val="false"/>
-          <w:color w:val="000000"/>
-          <w:sz w:val="24"/>
-          <w:szCs w:val="24"/>
-        </w:rPr>
-        <w:t xml:space="preserve"> Why a pay rule, rather than a programme, a campaign or a change to pension rules?</w:t>
-      </w:r>
-    </w:p>
-    <w:p>
-      <w:pPr>
-        <w:spacing w:after="40" w:before="0"/>
-        <w:ind w:left="1008" w:hanging="288"/>
-      </w:pPr>
-      <w:r>
-        <w:rPr>
-          <w:rFonts w:ascii="Garamond" w:cs="Garamond" w:eastAsia="Garamond" w:hAnsi="Garamond"/>
-          <w:color w:val="555555"/>
-          <w:sz w:val="21"/>
-          <w:szCs w:val="21"/>
-        </w:rPr>
-        <w:t xml:space="preserve">–	</w:t>
-      </w:r>
-      <w:r>
-        <w:rPr>
-          <w:rFonts w:ascii="Garamond" w:cs="Garamond" w:eastAsia="Garamond" w:hAnsi="Garamond"/>
-          <w:b w:val="false"/>
-          <w:bCs w:val="false"/>
-          <w:color w:val="555555"/>
-          <w:sz w:val="21"/>
-          <w:szCs w:val="21"/>
-        </w:rPr>
-        <w:t xml:space="preserve">Who had to agree, and what was hardest to agree?</w:t>
-      </w:r>
-    </w:p>
-    <w:p>
-      <w:pPr>
-        <w:spacing w:after="40" w:before="0"/>
-        <w:ind w:left="1008" w:hanging="288"/>
-      </w:pPr>
-      <w:r>
-        <w:rPr>
-          <w:rFonts w:ascii="Garamond" w:cs="Garamond" w:eastAsia="Garamond" w:hAnsi="Garamond"/>
-          <w:color w:val="555555"/>
-          <w:sz w:val="21"/>
-          <w:szCs w:val="21"/>
-        </w:rPr>
-        <w:t xml:space="preserve">–	</w:t>
-      </w:r>
-      <w:r>
-        <w:rPr>
-          <w:rFonts w:ascii="Garamond" w:cs="Garamond" w:eastAsia="Garamond" w:hAnsi="Garamond"/>
-          <w:b w:val="false"/>
-          <w:bCs w:val="false"/>
-          <w:color w:val="555555"/>
-          <w:sz w:val="21"/>
-          <w:szCs w:val="21"/>
-        </w:rPr>
-        <w:t xml:space="preserve">Why the budget rules rather than the collective agreement?</w:t>
+        <w:t xml:space="preserve">How did the plan start in 2018, and what was it meant to do that other measures for rural schools were not doing?</w:t>
+      </w:r>
+    </w:p>
+    <w:p>
+      <w:pPr>
+        <w:spacing w:after="40" w:before="0"/>
+        <w:ind w:left="1008" w:hanging="288"/>
+      </w:pPr>
+      <w:r>
+        <w:rPr>
+          <w:rFonts w:ascii="Garamond" w:cs="Garamond" w:eastAsia="Garamond" w:hAnsi="Garamond"/>
+          <w:color w:val="555555"/>
+          <w:sz w:val="21"/>
+          <w:szCs w:val="21"/>
+        </w:rPr>
+        <w:t xml:space="preserve">–	</w:t>
+      </w:r>
+      <w:r>
+        <w:rPr>
+          <w:rFonts w:ascii="Garamond" w:cs="Garamond" w:eastAsia="Garamond" w:hAnsi="Garamond"/>
+          <w:b w:val="false"/>
+          <w:bCs w:val="false"/>
+          <w:color w:val="555555"/>
+          <w:sz w:val="21"/>
+          <w:szCs w:val="21"/>
+        </w:rPr>
+        <w:t xml:space="preserve">Why retired teachers, rather than more posts for young ones?</w:t>
+      </w:r>
+    </w:p>
+    <w:p>
+      <w:pPr>
+        <w:spacing w:after="40" w:before="0"/>
+        <w:ind w:left="1008" w:hanging="288"/>
+      </w:pPr>
+      <w:r>
+        <w:rPr>
+          <w:rFonts w:ascii="Garamond" w:cs="Garamond" w:eastAsia="Garamond" w:hAnsi="Garamond"/>
+          <w:color w:val="555555"/>
+          <w:sz w:val="21"/>
+          <w:szCs w:val="21"/>
+        </w:rPr>
+        <w:t xml:space="preserve">–	</w:t>
+      </w:r>
+      <w:r>
+        <w:rPr>
+          <w:rFonts w:ascii="Garamond" w:cs="Garamond" w:eastAsia="Garamond" w:hAnsi="Garamond"/>
+          <w:b w:val="false"/>
+          <w:bCs w:val="false"/>
+          <w:color w:val="555555"/>
+          <w:sz w:val="21"/>
+          <w:szCs w:val="21"/>
+        </w:rPr>
+        <w:t xml:space="preserve">What changed in the thinking between 2018 and the 2023 plan?</w:t>
       </w:r>
     </w:p>
     <w:p>
@@ -1918,59 +2428,59 @@
           <w:sz w:val="24"/>
           <w:szCs w:val="24"/>
         </w:rPr>
-        <w:t xml:space="preserve">The measure is permanent on the budget side but the agreement carrying it is renewed each year. How does that work?</w:t>
-      </w:r>
-    </w:p>
-    <w:p>
-      <w:pPr>
-        <w:spacing w:after="40" w:before="0"/>
-        <w:ind w:left="1008" w:hanging="288"/>
-      </w:pPr>
-      <w:r>
-        <w:rPr>
-          <w:rFonts w:ascii="Garamond" w:cs="Garamond" w:eastAsia="Garamond" w:hAnsi="Garamond"/>
-          <w:color w:val="555555"/>
-          <w:sz w:val="21"/>
-          <w:szCs w:val="21"/>
-        </w:rPr>
-        <w:t xml:space="preserve">–	</w:t>
-      </w:r>
-      <w:r>
-        <w:rPr>
-          <w:rFonts w:ascii="Garamond" w:cs="Garamond" w:eastAsia="Garamond" w:hAnsi="Garamond"/>
-          <w:b w:val="false"/>
-          <w:bCs w:val="false"/>
-          <w:color w:val="555555"/>
-          <w:sz w:val="21"/>
-          <w:szCs w:val="21"/>
-        </w:rPr>
-        <w:t xml:space="preserve">What is renegotiated, and what has changed from one year to the next?</w:t>
-      </w:r>
-    </w:p>
-    <w:p>
-      <w:pPr>
-        <w:spacing w:after="40" w:before="0"/>
-        <w:ind w:left="1008" w:hanging="288"/>
-      </w:pPr>
-      <w:r>
-        <w:rPr>
-          <w:rFonts w:ascii="Garamond" w:cs="Garamond" w:eastAsia="Garamond" w:hAnsi="Garamond"/>
-          <w:color w:val="555555"/>
-          <w:sz w:val="21"/>
-          <w:szCs w:val="21"/>
-        </w:rPr>
-        <w:t xml:space="preserve">–	</w:t>
-      </w:r>
-      <w:r>
-        <w:rPr>
-          <w:rFonts w:ascii="Garamond" w:cs="Garamond" w:eastAsia="Garamond" w:hAnsi="Garamond"/>
-          <w:b w:val="false"/>
-          <w:bCs w:val="false"/>
-          <w:color w:val="555555"/>
-          <w:sz w:val="21"/>
-          <w:szCs w:val="21"/>
-        </w:rPr>
-        <w:t xml:space="preserve">What will decide the next renewal?</w:t>
+        <w:t xml:space="preserve">From application to a classroom in a distant county, how does it work?</w:t>
+      </w:r>
+    </w:p>
+    <w:p>
+      <w:pPr>
+        <w:spacing w:after="40" w:before="0"/>
+        <w:ind w:left="1008" w:hanging="288"/>
+      </w:pPr>
+      <w:r>
+        <w:rPr>
+          <w:rFonts w:ascii="Garamond" w:cs="Garamond" w:eastAsia="Garamond" w:hAnsi="Garamond"/>
+          <w:color w:val="555555"/>
+          <w:sz w:val="21"/>
+          <w:szCs w:val="21"/>
+        </w:rPr>
+        <w:t xml:space="preserve">–	</w:t>
+      </w:r>
+      <w:r>
+        <w:rPr>
+          <w:rFonts w:ascii="Garamond" w:cs="Garamond" w:eastAsia="Garamond" w:hAnsi="Garamond"/>
+          <w:b w:val="false"/>
+          <w:bCs w:val="false"/>
+          <w:color w:val="555555"/>
+          <w:sz w:val="21"/>
+          <w:szCs w:val="21"/>
+        </w:rPr>
+        <w:t xml:space="preserve">Who decides which counties and schools receive a teacher?</w:t>
+      </w:r>
+    </w:p>
+    <w:p>
+      <w:pPr>
+        <w:spacing w:after="40" w:before="0"/>
+        <w:ind w:left="1008" w:hanging="288"/>
+      </w:pPr>
+      <w:r>
+        <w:rPr>
+          <w:rFonts w:ascii="Garamond" w:cs="Garamond" w:eastAsia="Garamond" w:hAnsi="Garamond"/>
+          <w:color w:val="555555"/>
+          <w:sz w:val="21"/>
+          <w:szCs w:val="21"/>
+        </w:rPr>
+        <w:t xml:space="preserve">–	</w:t>
+      </w:r>
+      <w:r>
+        <w:rPr>
+          <w:rFonts w:ascii="Garamond" w:cs="Garamond" w:eastAsia="Garamond" w:hAnsi="Garamond"/>
+          <w:b w:val="false"/>
+          <w:bCs w:val="false"/>
+          <w:color w:val="555555"/>
+          <w:sz w:val="21"/>
+          <w:szCs w:val="21"/>
+        </w:rPr>
+        <w:t xml:space="preserve">What happens when applicants outnumber posts, or fall short of them?</w:t>
       </w:r>
     </w:p>
     <w:p>
@@ -1998,59 +2508,59 @@
           <w:sz w:val="24"/>
           <w:szCs w:val="24"/>
         </w:rPr>
-        <w:t xml:space="preserve">Seen from a school service centre, how does the measure work?</w:t>
-      </w:r>
-    </w:p>
-    <w:p>
-      <w:pPr>
-        <w:spacing w:after="40" w:before="0"/>
-        <w:ind w:left="1008" w:hanging="288"/>
-      </w:pPr>
-      <w:r>
-        <w:rPr>
-          <w:rFonts w:ascii="Garamond" w:cs="Garamond" w:eastAsia="Garamond" w:hAnsi="Garamond"/>
-          <w:color w:val="555555"/>
-          <w:sz w:val="21"/>
-          <w:szCs w:val="21"/>
-        </w:rPr>
-        <w:t xml:space="preserve">–	</w:t>
-      </w:r>
-      <w:r>
-        <w:rPr>
-          <w:rFonts w:ascii="Garamond" w:cs="Garamond" w:eastAsia="Garamond" w:hAnsi="Garamond"/>
-          <w:b w:val="false"/>
-          <w:bCs w:val="false"/>
-          <w:color w:val="555555"/>
-          <w:sz w:val="21"/>
-          <w:szCs w:val="21"/>
-        </w:rPr>
-        <w:t xml:space="preserve">How do they draw on it, and what do they have to report?</w:t>
-      </w:r>
-    </w:p>
-    <w:p>
-      <w:pPr>
-        <w:spacing w:after="40" w:before="0"/>
-        <w:ind w:left="1008" w:hanging="288"/>
-      </w:pPr>
-      <w:r>
-        <w:rPr>
-          <w:rFonts w:ascii="Garamond" w:cs="Garamond" w:eastAsia="Garamond" w:hAnsi="Garamond"/>
-          <w:color w:val="555555"/>
-          <w:sz w:val="21"/>
-          <w:szCs w:val="21"/>
-        </w:rPr>
-        <w:t xml:space="preserve">–	</w:t>
-      </w:r>
-      <w:r>
-        <w:rPr>
-          <w:rFonts w:ascii="Garamond" w:cs="Garamond" w:eastAsia="Garamond" w:hAnsi="Garamond"/>
-          <w:b w:val="false"/>
-          <w:bCs w:val="false"/>
-          <w:color w:val="555555"/>
-          <w:sz w:val="21"/>
-          <w:szCs w:val="21"/>
-        </w:rPr>
-        <w:t xml:space="preserve">Some centres are said to call retirees last because they cost more. Do you recognise that? Who bears the premium, the ministry or the school?</w:t>
+        <w:t xml:space="preserve">What does a silver-age teacher do in the school week?</w:t>
+      </w:r>
+    </w:p>
+    <w:p>
+      <w:pPr>
+        <w:spacing w:after="40" w:before="0"/>
+        <w:ind w:left="1008" w:hanging="288"/>
+      </w:pPr>
+      <w:r>
+        <w:rPr>
+          <w:rFonts w:ascii="Garamond" w:cs="Garamond" w:eastAsia="Garamond" w:hAnsi="Garamond"/>
+          <w:color w:val="555555"/>
+          <w:sz w:val="21"/>
+          <w:szCs w:val="21"/>
+        </w:rPr>
+        <w:t xml:space="preserve">–	</w:t>
+      </w:r>
+      <w:r>
+        <w:rPr>
+          <w:rFonts w:ascii="Garamond" w:cs="Garamond" w:eastAsia="Garamond" w:hAnsi="Garamond"/>
+          <w:b w:val="false"/>
+          <w:bCs w:val="false"/>
+          <w:color w:val="555555"/>
+          <w:sz w:val="21"/>
+          <w:szCs w:val="21"/>
+        </w:rPr>
+        <w:t xml:space="preserve">How is the balance struck between teaching, mentoring young teachers and advising the leadership?</w:t>
+      </w:r>
+    </w:p>
+    <w:p>
+      <w:pPr>
+        <w:spacing w:after="40" w:before="0"/>
+        <w:ind w:left="1008" w:hanging="288"/>
+      </w:pPr>
+      <w:r>
+        <w:rPr>
+          <w:rFonts w:ascii="Garamond" w:cs="Garamond" w:eastAsia="Garamond" w:hAnsi="Garamond"/>
+          <w:color w:val="555555"/>
+          <w:sz w:val="21"/>
+          <w:szCs w:val="21"/>
+        </w:rPr>
+        <w:t xml:space="preserve">–	</w:t>
+      </w:r>
+      <w:r>
+        <w:rPr>
+          <w:rFonts w:ascii="Garamond" w:cs="Garamond" w:eastAsia="Garamond" w:hAnsi="Garamond"/>
+          <w:b w:val="false"/>
+          <w:bCs w:val="false"/>
+          <w:color w:val="555555"/>
+          <w:sz w:val="21"/>
+          <w:szCs w:val="21"/>
+        </w:rPr>
+        <w:t xml:space="preserve">What do the young teachers get from it?</w:t>
       </w:r>
     </w:p>
     <w:p>
@@ -2078,59 +2588,59 @@
           <w:sz w:val="24"/>
           <w:szCs w:val="24"/>
         </w:rPr>
-        <w:t xml:space="preserve">Who comes back, and to do what?</w:t>
-      </w:r>
-    </w:p>
-    <w:p>
-      <w:pPr>
-        <w:spacing w:after="40" w:before="0"/>
-        <w:ind w:left="1008" w:hanging="288"/>
-      </w:pPr>
-      <w:r>
-        <w:rPr>
-          <w:rFonts w:ascii="Garamond" w:cs="Garamond" w:eastAsia="Garamond" w:hAnsi="Garamond"/>
-          <w:color w:val="555555"/>
-          <w:sz w:val="21"/>
-          <w:szCs w:val="21"/>
-        </w:rPr>
-        <w:t xml:space="preserve">–	</w:t>
-      </w:r>
-      <w:r>
-        <w:rPr>
-          <w:rFonts w:ascii="Garamond" w:cs="Garamond" w:eastAsia="Garamond" w:hAnsi="Garamond"/>
-          <w:b w:val="false"/>
-          <w:bCs w:val="false"/>
-          <w:color w:val="555555"/>
-          <w:sz w:val="21"/>
-          <w:szCs w:val="21"/>
-        </w:rPr>
-        <w:t xml:space="preserve">How long after retiring, and for supply days or contracts?</w:t>
-      </w:r>
-    </w:p>
-    <w:p>
-      <w:pPr>
-        <w:spacing w:after="40" w:before="0"/>
-        <w:ind w:left="1008" w:hanging="288"/>
-      </w:pPr>
-      <w:r>
-        <w:rPr>
-          <w:rFonts w:ascii="Garamond" w:cs="Garamond" w:eastAsia="Garamond" w:hAnsi="Garamond"/>
-          <w:color w:val="555555"/>
-          <w:sz w:val="21"/>
-          <w:szCs w:val="21"/>
-        </w:rPr>
-        <w:t xml:space="preserve">–	</w:t>
-      </w:r>
-      <w:r>
-        <w:rPr>
-          <w:rFonts w:ascii="Garamond" w:cs="Garamond" w:eastAsia="Garamond" w:hAnsi="Garamond"/>
-          <w:b w:val="false"/>
-          <w:bCs w:val="false"/>
-          <w:color w:val="555555"/>
-          <w:sz w:val="21"/>
-          <w:szCs w:val="21"/>
-        </w:rPr>
-        <w:t xml:space="preserve">Is the option not to rejoin the pension plan explained to them?</w:t>
+        <w:t xml:space="preserve">An allowance on top of the pension, county housing, an agreement renewed each year: how was that arrangement arrived at, and does it hold?</w:t>
+      </w:r>
+    </w:p>
+    <w:p>
+      <w:pPr>
+        <w:spacing w:after="40" w:before="0"/>
+        <w:ind w:left="1008" w:hanging="288"/>
+      </w:pPr>
+      <w:r>
+        <w:rPr>
+          <w:rFonts w:ascii="Garamond" w:cs="Garamond" w:eastAsia="Garamond" w:hAnsi="Garamond"/>
+          <w:color w:val="555555"/>
+          <w:sz w:val="21"/>
+          <w:szCs w:val="21"/>
+        </w:rPr>
+        <w:t xml:space="preserve">–	</w:t>
+      </w:r>
+      <w:r>
+        <w:rPr>
+          <w:rFonts w:ascii="Garamond" w:cs="Garamond" w:eastAsia="Garamond" w:hAnsi="Garamond"/>
+          <w:b w:val="false"/>
+          <w:bCs w:val="false"/>
+          <w:color w:val="555555"/>
+          <w:sz w:val="21"/>
+          <w:szCs w:val="21"/>
+        </w:rPr>
+        <w:t xml:space="preserve">What does a county consider when it renews?</w:t>
+      </w:r>
+    </w:p>
+    <w:p>
+      <w:pPr>
+        <w:spacing w:after="40" w:before="0"/>
+        <w:ind w:left="1008" w:hanging="288"/>
+      </w:pPr>
+      <w:r>
+        <w:rPr>
+          <w:rFonts w:ascii="Garamond" w:cs="Garamond" w:eastAsia="Garamond" w:hAnsi="Garamond"/>
+          <w:color w:val="555555"/>
+          <w:sz w:val="21"/>
+          <w:szCs w:val="21"/>
+        </w:rPr>
+        <w:t xml:space="preserve">–	</w:t>
+      </w:r>
+      <w:r>
+        <w:rPr>
+          <w:rFonts w:ascii="Garamond" w:cs="Garamond" w:eastAsia="Garamond" w:hAnsi="Garamond"/>
+          <w:b w:val="false"/>
+          <w:bCs w:val="false"/>
+          <w:color w:val="555555"/>
+          <w:sz w:val="21"/>
+          <w:szCs w:val="21"/>
+        </w:rPr>
+        <w:t xml:space="preserve">How long do teachers stay?</w:t>
       </w:r>
     </w:p>
     <w:p>
@@ -2158,33 +2668,59 @@
           <w:sz w:val="24"/>
           <w:szCs w:val="24"/>
         </w:rPr>
-        <w:t xml:space="preserve">What came of the minister's letters, and what do they tell you about what moves this group?</w:t>
-      </w:r>
-    </w:p>
-    <w:p>
-      <w:pPr>
-        <w:spacing w:after="40" w:before="0"/>
-        <w:ind w:left="1008" w:hanging="288"/>
-      </w:pPr>
-      <w:r>
-        <w:rPr>
-          <w:rFonts w:ascii="Garamond" w:cs="Garamond" w:eastAsia="Garamond" w:hAnsi="Garamond"/>
-          <w:color w:val="555555"/>
-          <w:sz w:val="21"/>
-          <w:szCs w:val="21"/>
-        </w:rPr>
-        <w:t xml:space="preserve">–	</w:t>
-      </w:r>
-      <w:r>
-        <w:rPr>
-          <w:rFonts w:ascii="Garamond" w:cs="Garamond" w:eastAsia="Garamond" w:hAnsi="Garamond"/>
-          <w:b w:val="false"/>
-          <w:bCs w:val="false"/>
-          <w:color w:val="555555"/>
-          <w:sz w:val="21"/>
-          <w:szCs w:val="21"/>
-        </w:rPr>
-        <w:t xml:space="preserve">What do retirees say when they decline?</w:t>
+        <w:t xml:space="preserve">Who applies, and why?</w:t>
+      </w:r>
+    </w:p>
+    <w:p>
+      <w:pPr>
+        <w:spacing w:after="40" w:before="0"/>
+        <w:ind w:left="1008" w:hanging="288"/>
+      </w:pPr>
+      <w:r>
+        <w:rPr>
+          <w:rFonts w:ascii="Garamond" w:cs="Garamond" w:eastAsia="Garamond" w:hAnsi="Garamond"/>
+          <w:color w:val="555555"/>
+          <w:sz w:val="21"/>
+          <w:szCs w:val="21"/>
+        </w:rPr>
+        <w:t xml:space="preserve">–	</w:t>
+      </w:r>
+      <w:r>
+        <w:rPr>
+          <w:rFonts w:ascii="Garamond" w:cs="Garamond" w:eastAsia="Garamond" w:hAnsi="Garamond"/>
+          <w:b w:val="false"/>
+          <w:bCs w:val="false"/>
+          <w:color w:val="555555"/>
+          <w:sz w:val="21"/>
+          <w:szCs w:val="21"/>
+        </w:rPr>
+        <w:t xml:space="preserve">What is hardest: distance from family, health, the gap between the schools they knew and the ones they arrive in?</w:t>
+      </w:r>
+    </w:p>
+    <w:p>
+      <w:pPr>
+        <w:spacing w:after="40" w:before="0"/>
+        <w:ind w:left="1008" w:hanging="288"/>
+      </w:pPr>
+      <w:r>
+        <w:rPr>
+          <w:rFonts w:ascii="Garamond" w:cs="Garamond" w:eastAsia="Garamond" w:hAnsi="Garamond"/>
+          <w:color w:val="555555"/>
+          <w:sz w:val="21"/>
+          <w:szCs w:val="21"/>
+        </w:rPr>
+        <w:t xml:space="preserve">–	</w:t>
+      </w:r>
+      <w:r>
+        <w:rPr>
+          <w:rFonts w:ascii="Garamond" w:cs="Garamond" w:eastAsia="Garamond" w:hAnsi="Garamond"/>
+          <w:b w:val="false"/>
+          <w:bCs w:val="false"/>
+          <w:color w:val="555555"/>
+          <w:sz w:val="21"/>
+          <w:szCs w:val="21"/>
+        </w:rPr>
+        <w:t xml:space="preserve">What do those who leave early say?</w:t>
       </w:r>
     </w:p>
     <w:p>
@@ -2212,59 +2748,33 @@
           <w:sz w:val="24"/>
           <w:szCs w:val="24"/>
         </w:rPr>
-        <w:t xml:space="preserve">Do the retirees who return cover the same problem that drives teachers out of the profession, or a different one?</w:t>
-      </w:r>
-    </w:p>
-    <w:p>
-      <w:pPr>
-        <w:spacing w:after="40" w:before="0"/>
-        <w:ind w:left="1008" w:hanging="288"/>
-      </w:pPr>
-      <w:r>
-        <w:rPr>
-          <w:rFonts w:ascii="Garamond" w:cs="Garamond" w:eastAsia="Garamond" w:hAnsi="Garamond"/>
-          <w:color w:val="555555"/>
-          <w:sz w:val="21"/>
-          <w:szCs w:val="21"/>
-        </w:rPr>
-        <w:t xml:space="preserve">–	</w:t>
-      </w:r>
-      <w:r>
-        <w:rPr>
-          <w:rFonts w:ascii="Garamond" w:cs="Garamond" w:eastAsia="Garamond" w:hAnsi="Garamond"/>
-          <w:b w:val="false"/>
-          <w:bCs w:val="false"/>
-          <w:color w:val="555555"/>
-          <w:sz w:val="21"/>
-          <w:szCs w:val="21"/>
-        </w:rPr>
-        <w:t xml:space="preserve">Has the measure changed how absences are covered, and the number of classrooms without a qualified teacher?</w:t>
-      </w:r>
-    </w:p>
-    <w:p>
-      <w:pPr>
-        <w:spacing w:after="40" w:before="0"/>
-        <w:ind w:left="1008" w:hanging="288"/>
-      </w:pPr>
-      <w:r>
-        <w:rPr>
-          <w:rFonts w:ascii="Garamond" w:cs="Garamond" w:eastAsia="Garamond" w:hAnsi="Garamond"/>
-          <w:color w:val="555555"/>
-          <w:sz w:val="21"/>
-          <w:szCs w:val="21"/>
-        </w:rPr>
-        <w:t xml:space="preserve">–	</w:t>
-      </w:r>
-      <w:r>
-        <w:rPr>
-          <w:rFonts w:ascii="Garamond" w:cs="Garamond" w:eastAsia="Garamond" w:hAnsi="Garamond"/>
-          <w:b w:val="false"/>
-          <w:bCs w:val="false"/>
-          <w:color w:val="555555"/>
-          <w:sz w:val="21"/>
-          <w:szCs w:val="21"/>
-        </w:rPr>
-        <w:t xml:space="preserve">Does it reach the mid-career leaver at all?</w:t>
+        <w:t xml:space="preserve">Is a silver-age teacher an answer to why teachers leave rural schools, or never go to them, or an answer to something else?</w:t>
+      </w:r>
+    </w:p>
+    <w:p>
+      <w:pPr>
+        <w:spacing w:after="40" w:before="0"/>
+        <w:ind w:left="1008" w:hanging="288"/>
+      </w:pPr>
+      <w:r>
+        <w:rPr>
+          <w:rFonts w:ascii="Garamond" w:cs="Garamond" w:eastAsia="Garamond" w:hAnsi="Garamond"/>
+          <w:color w:val="555555"/>
+          <w:sz w:val="21"/>
+          <w:szCs w:val="21"/>
+        </w:rPr>
+        <w:t xml:space="preserve">–	</w:t>
+      </w:r>
+      <w:r>
+        <w:rPr>
+          <w:rFonts w:ascii="Garamond" w:cs="Garamond" w:eastAsia="Garamond" w:hAnsi="Garamond"/>
+          <w:b w:val="false"/>
+          <w:bCs w:val="false"/>
+          <w:color w:val="555555"/>
+          <w:sz w:val="21"/>
+          <w:szCs w:val="21"/>
+        </w:rPr>
+        <w:t xml:space="preserve">Does their presence change whether young teachers stay?</w:t>
       </w:r>
     </w:p>
     <w:p>
@@ -2292,59 +2802,59 @@
           <w:sz w:val="24"/>
           <w:szCs w:val="24"/>
         </w:rPr>
-        <w:t xml:space="preserve">How has take-up moved since 2020, and how is it counted?</w:t>
-      </w:r>
-    </w:p>
-    <w:p>
-      <w:pPr>
-        <w:spacing w:after="40" w:before="0"/>
-        <w:ind w:left="1008" w:hanging="288"/>
-      </w:pPr>
-      <w:r>
-        <w:rPr>
-          <w:rFonts w:ascii="Garamond" w:cs="Garamond" w:eastAsia="Garamond" w:hAnsi="Garamond"/>
-          <w:color w:val="555555"/>
-          <w:sz w:val="21"/>
-          <w:szCs w:val="21"/>
-        </w:rPr>
-        <w:t xml:space="preserve">–	</w:t>
-      </w:r>
-      <w:r>
-        <w:rPr>
-          <w:rFonts w:ascii="Garamond" w:cs="Garamond" w:eastAsia="Garamond" w:hAnsi="Garamond"/>
-          <w:b w:val="false"/>
-          <w:bCs w:val="false"/>
-          <w:color w:val="555555"/>
-          <w:sz w:val="21"/>
-          <w:szCs w:val="21"/>
-        </w:rPr>
-        <w:t xml:space="preserve">Does the 5,000 count anyone paid for one day, or people with a meaningful volume of work?</w:t>
-      </w:r>
-    </w:p>
-    <w:p>
-      <w:pPr>
-        <w:spacing w:after="40" w:before="0"/>
-        <w:ind w:left="1008" w:hanging="288"/>
-      </w:pPr>
-      <w:r>
-        <w:rPr>
-          <w:rFonts w:ascii="Garamond" w:cs="Garamond" w:eastAsia="Garamond" w:hAnsi="Garamond"/>
-          <w:color w:val="555555"/>
-          <w:sz w:val="21"/>
-          <w:szCs w:val="21"/>
-        </w:rPr>
-        <w:t xml:space="preserve">–	</w:t>
-      </w:r>
-      <w:r>
-        <w:rPr>
-          <w:rFonts w:ascii="Garamond" w:cs="Garamond" w:eastAsia="Garamond" w:hAnsi="Garamond"/>
-          <w:b w:val="false"/>
-          <w:bCs w:val="false"/>
-          <w:color w:val="555555"/>
-          <w:sz w:val="21"/>
-          <w:szCs w:val="21"/>
-        </w:rPr>
-        <w:t xml:space="preserve">Has the ministry assessed the measure? What has it solved, and what not?</w:t>
+        <w:t xml:space="preserve">How has recruitment gone against the annual plan, and where is the difficulty?</w:t>
+      </w:r>
+    </w:p>
+    <w:p>
+      <w:pPr>
+        <w:spacing w:after="40" w:before="0"/>
+        <w:ind w:left="1008" w:hanging="288"/>
+      </w:pPr>
+      <w:r>
+        <w:rPr>
+          <w:rFonts w:ascii="Garamond" w:cs="Garamond" w:eastAsia="Garamond" w:hAnsi="Garamond"/>
+          <w:color w:val="555555"/>
+          <w:sz w:val="21"/>
+          <w:szCs w:val="21"/>
+        </w:rPr>
+        <w:t xml:space="preserve">–	</w:t>
+      </w:r>
+      <w:r>
+        <w:rPr>
+          <w:rFonts w:ascii="Garamond" w:cs="Garamond" w:eastAsia="Garamond" w:hAnsi="Garamond"/>
+          <w:b w:val="false"/>
+          <w:bCs w:val="false"/>
+          <w:color w:val="555555"/>
+          <w:sz w:val="21"/>
+          <w:szCs w:val="21"/>
+        </w:rPr>
+        <w:t xml:space="preserve">How is progress towards 120,000 measured, and where does it stand?</w:t>
+      </w:r>
+    </w:p>
+    <w:p>
+      <w:pPr>
+        <w:spacing w:after="40" w:before="0"/>
+        <w:ind w:left="1008" w:hanging="288"/>
+      </w:pPr>
+      <w:r>
+        <w:rPr>
+          <w:rFonts w:ascii="Garamond" w:cs="Garamond" w:eastAsia="Garamond" w:hAnsi="Garamond"/>
+          <w:color w:val="555555"/>
+          <w:sz w:val="21"/>
+          <w:szCs w:val="21"/>
+        </w:rPr>
+        <w:t xml:space="preserve">–	</w:t>
+      </w:r>
+      <w:r>
+        <w:rPr>
+          <w:rFonts w:ascii="Garamond" w:cs="Garamond" w:eastAsia="Garamond" w:hAnsi="Garamond"/>
+          <w:b w:val="false"/>
+          <w:bCs w:val="false"/>
+          <w:color w:val="555555"/>
+          <w:sz w:val="21"/>
+          <w:szCs w:val="21"/>
+        </w:rPr>
+        <w:t xml:space="preserve">Has anyone looked at what the plan changed in the receiving schools?</w:t>
       </w:r>
     </w:p>
     <w:p>
@@ -2372,34 +2882,35 @@
           <w:sz w:val="24"/>
           <w:szCs w:val="24"/>
         </w:rPr>
-        <w:t xml:space="preserve">Is there someone who has followed this closely that we should speak to?</w:t>
-      </w:r>
-    </w:p>
-    <w:p>
-      <w:pPr>
-        <w:spacing w:after="100" w:before="100"/>
-      </w:pPr>
-      <w:r>
-        <w:rPr>
-          <w:rFonts w:ascii="Garamond" w:cs="Garamond" w:eastAsia="Garamond" w:hAnsi="Garamond"/>
-          <w:b/>
-          <w:bCs/>
-          <w:color w:val="000000"/>
-          <w:sz w:val="24"/>
-          <w:szCs w:val="24"/>
-        </w:rPr>
-        <w:t xml:space="preserve">Note.</w:t>
-      </w:r>
-      <w:r>
-        <w:rPr>
-          <w:rFonts w:ascii="Garamond" w:cs="Garamond" w:eastAsia="Garamond" w:hAnsi="Garamond"/>
-          <w:b w:val="false"/>
-          <w:bCs w:val="false"/>
-          <w:color w:val="000000"/>
-          <w:sz w:val="24"/>
-          <w:szCs w:val="24"/>
-        </w:rPr>
-        <w:t xml:space="preserve"> Two points the record does not settle, to ask in passing: the number and citation of the ministerial act of January 2022, and whether the measure has carried the number 15178 from the start.</w:t>
+        <w:t xml:space="preserve">What should a country with an ageing teaching profession take from this, and what should it avoid?</w:t>
+      </w:r>
+    </w:p>
+    <w:p>
+      <w:pPr>
+        <w:spacing w:after="60" w:before="200"/>
+        <w:ind w:left="504" w:hanging="504"/>
+      </w:pPr>
+      <w:r>
+        <w:rPr>
+          <w:rFonts w:ascii="Garamond" w:cs="Garamond" w:eastAsia="Garamond" w:hAnsi="Garamond"/>
+          <w:b/>
+          <w:bCs/>
+          <w:color w:val="000000"/>
+          <w:sz w:val="24"/>
+          <w:szCs w:val="24"/>
+        </w:rPr>
+        <w:t xml:space="preserve">9.	</w:t>
+      </w:r>
+      <w:r>
+        <w:rPr>
+          <w:rFonts w:ascii="Garamond" w:cs="Garamond" w:eastAsia="Garamond" w:hAnsi="Garamond"/>
+          <w:b/>
+          <w:bCs/>
+          <w:color w:val="000000"/>
+          <w:sz w:val="24"/>
+          <w:szCs w:val="24"/>
+        </w:rPr>
+        <w:t xml:space="preserve">Is there someone at the ministry, or in a province that recruits for the plan, we should speak to?</w:t>
       </w:r>
     </w:p>
     <w:p>
@@ -2422,7 +2933,7 @@
           <w:sz w:val="32"/>
           <w:szCs w:val="32"/>
         </w:rPr>
-        <w:t xml:space="preserve">China</w:t>
+        <w:t xml:space="preserve">Netherlands</w:t>
       </w:r>
       <w:bookmarkEnd w:id="1"/>
     </w:p>
@@ -2439,7 +2950,7 @@
           <w:sz w:val="22"/>
           <w:szCs w:val="22"/>
         </w:rPr>
-        <w:t xml:space="preserve">Silver-Age Lecturing Plan, since 2018</w:t>
+        <w:t xml:space="preserve">Grant to schools for re-hiring former teachers, 2017–2022</w:t>
       </w:r>
     </w:p>
     <w:p>
@@ -2466,7 +2977,7 @@
           <w:sz w:val="24"/>
           <w:szCs w:val="24"/>
         </w:rPr>
-        <w:t xml:space="preserve"> the Teacher Work Department of the Ministry of Education, which issues the plan with the Ministry of Finance, and if possible a provincial education department that recruits for it.</w:t>
+        <w:t xml:space="preserve"> the primary-education directorate of the Ministry of Education, Culture and Science, and the agency that handled the applications (DUS-I).</w:t>
       </w:r>
     </w:p>
     <w:p>
@@ -2493,7 +3004,35 @@
           <w:sz w:val="24"/>
           <w:szCs w:val="24"/>
         </w:rPr>
-        <w:t xml:space="preserve"> Since 2018 the Ministry of Education and the Ministry of Finance have recruited retired principals, teaching-research officers, special-grade and senior teachers, generally aged 65 or under, to county-town and rural schools in formerly poor, border and minority counties. Recruitment is run by provinces against named posts; the county education bureau signs an agreement with the teacher, for at least one school year and renewed annually, on the strength of a recent health certificate. The pension is untouched; the work is funded at 20,000 yuan per person per year, shared between central and local budgets, for an allowance, travel and accident insurance, and the county provides housing. In 2023 ten government departments extended the model to higher, vocational and private education, with a target of about 120,000 silver-age teachers within three years. The annual plan for compulsory education has been 7,000 in 2024 and 2025, and the notices ask provinces to raise their completion rate.</w:t>
+        <w:t xml:space="preserve"> The regulation took effect on 1 November 2017 and paid a primary-school board up to 2,500 euros for each qualified teacher it hired who had not worked in primary education for at least a year, on a contract of six months or more. The money went to the board, for the guidance and support a returner needs in the first months. The first budget was 1.25 million euros, enough for about 500 returners; a 2019 amendment extended the scheme, applications closed on 1 November 2020 and the regulation expired on 1 January</w:t>
+      </w:r>
+    </w:p>
+    <w:p>
+      <w:pPr>
+        <w:spacing w:after="60" w:before="200"/>
+        <w:ind w:left="504" w:hanging="504"/>
+      </w:pPr>
+      <w:r>
+        <w:rPr>
+          <w:rFonts w:ascii="Garamond" w:cs="Garamond" w:eastAsia="Garamond" w:hAnsi="Garamond"/>
+          <w:b/>
+          <w:bCs/>
+          <w:color w:val="000000"/>
+          <w:sz w:val="24"/>
+          <w:szCs w:val="24"/>
+        </w:rPr>
+        <w:t xml:space="preserve">2022.	</w:t>
+      </w:r>
+      <w:r>
+        <w:rPr>
+          <w:rFonts w:ascii="Garamond" w:cs="Garamond" w:eastAsia="Garamond" w:hAnsi="Garamond"/>
+          <w:b w:val="false"/>
+          <w:bCs w:val="false"/>
+          <w:color w:val="000000"/>
+          <w:sz w:val="24"/>
+          <w:szCs w:val="24"/>
+        </w:rPr>
+        <w:t xml:space="preserve">In mid-2019 the ministry reported that more than a hundred returners had used it, against a pool of qualified teachers outside education that it put in the tens of thousands. A Dutch teaching qualification does not expire, so there is no re-licensing step on the way back.</w:t>
       </w:r>
     </w:p>
     <w:p>
@@ -2521,59 +3060,59 @@
           <w:sz w:val="24"/>
           <w:szCs w:val="24"/>
         </w:rPr>
-        <w:t xml:space="preserve">How did the plan start in 2018, and what was it meant to do that other measures for rural schools were not doing?</w:t>
-      </w:r>
-    </w:p>
-    <w:p>
-      <w:pPr>
-        <w:spacing w:after="40" w:before="0"/>
-        <w:ind w:left="1008" w:hanging="288"/>
-      </w:pPr>
-      <w:r>
-        <w:rPr>
-          <w:rFonts w:ascii="Garamond" w:cs="Garamond" w:eastAsia="Garamond" w:hAnsi="Garamond"/>
-          <w:color w:val="555555"/>
-          <w:sz w:val="21"/>
-          <w:szCs w:val="21"/>
-        </w:rPr>
-        <w:t xml:space="preserve">–	</w:t>
-      </w:r>
-      <w:r>
-        <w:rPr>
-          <w:rFonts w:ascii="Garamond" w:cs="Garamond" w:eastAsia="Garamond" w:hAnsi="Garamond"/>
-          <w:b w:val="false"/>
-          <w:bCs w:val="false"/>
-          <w:color w:val="555555"/>
-          <w:sz w:val="21"/>
-          <w:szCs w:val="21"/>
-        </w:rPr>
-        <w:t xml:space="preserve">Why retired teachers, rather than more posts for young ones?</w:t>
-      </w:r>
-    </w:p>
-    <w:p>
-      <w:pPr>
-        <w:spacing w:after="40" w:before="0"/>
-        <w:ind w:left="1008" w:hanging="288"/>
-      </w:pPr>
-      <w:r>
-        <w:rPr>
-          <w:rFonts w:ascii="Garamond" w:cs="Garamond" w:eastAsia="Garamond" w:hAnsi="Garamond"/>
-          <w:color w:val="555555"/>
-          <w:sz w:val="21"/>
-          <w:szCs w:val="21"/>
-        </w:rPr>
-        <w:t xml:space="preserve">–	</w:t>
-      </w:r>
-      <w:r>
-        <w:rPr>
-          <w:rFonts w:ascii="Garamond" w:cs="Garamond" w:eastAsia="Garamond" w:hAnsi="Garamond"/>
-          <w:b w:val="false"/>
-          <w:bCs w:val="false"/>
-          <w:color w:val="555555"/>
-          <w:sz w:val="21"/>
-          <w:szCs w:val="21"/>
-        </w:rPr>
-        <w:t xml:space="preserve">What changed in the thinking between 2018 and the 2023 plan?</w:t>
+        <w:t xml:space="preserve">How did the scheme come about, and why pay the school rather than the teacher?</w:t>
+      </w:r>
+    </w:p>
+    <w:p>
+      <w:pPr>
+        <w:spacing w:after="40" w:before="0"/>
+        <w:ind w:left="1008" w:hanging="288"/>
+      </w:pPr>
+      <w:r>
+        <w:rPr>
+          <w:rFonts w:ascii="Garamond" w:cs="Garamond" w:eastAsia="Garamond" w:hAnsi="Garamond"/>
+          <w:color w:val="555555"/>
+          <w:sz w:val="21"/>
+          <w:szCs w:val="21"/>
+        </w:rPr>
+        <w:t xml:space="preserve">–	</w:t>
+      </w:r>
+      <w:r>
+        <w:rPr>
+          <w:rFonts w:ascii="Garamond" w:cs="Garamond" w:eastAsia="Garamond" w:hAnsi="Garamond"/>
+          <w:b w:val="false"/>
+          <w:bCs w:val="false"/>
+          <w:color w:val="555555"/>
+          <w:sz w:val="21"/>
+          <w:szCs w:val="21"/>
+        </w:rPr>
+        <w:t xml:space="preserve">Was that debated? What was the alternative?</w:t>
+      </w:r>
+    </w:p>
+    <w:p>
+      <w:pPr>
+        <w:spacing w:after="40" w:before="0"/>
+        <w:ind w:left="1008" w:hanging="288"/>
+      </w:pPr>
+      <w:r>
+        <w:rPr>
+          <w:rFonts w:ascii="Garamond" w:cs="Garamond" w:eastAsia="Garamond" w:hAnsi="Garamond"/>
+          <w:color w:val="555555"/>
+          <w:sz w:val="21"/>
+          <w:szCs w:val="21"/>
+        </w:rPr>
+        <w:t xml:space="preserve">–	</w:t>
+      </w:r>
+      <w:r>
+        <w:rPr>
+          <w:rFonts w:ascii="Garamond" w:cs="Garamond" w:eastAsia="Garamond" w:hAnsi="Garamond"/>
+          <w:b w:val="false"/>
+          <w:bCs w:val="false"/>
+          <w:color w:val="555555"/>
+          <w:sz w:val="21"/>
+          <w:szCs w:val="21"/>
+        </w:rPr>
+        <w:t xml:space="preserve">Who pushed for it?</w:t>
       </w:r>
     </w:p>
     <w:p>
@@ -2601,59 +3140,33 @@
           <w:sz w:val="24"/>
           <w:szCs w:val="24"/>
         </w:rPr>
-        <w:t xml:space="preserve">From application to a classroom in a distant county, how does it work?</w:t>
-      </w:r>
-    </w:p>
-    <w:p>
-      <w:pPr>
-        <w:spacing w:after="40" w:before="0"/>
-        <w:ind w:left="1008" w:hanging="288"/>
-      </w:pPr>
-      <w:r>
-        <w:rPr>
-          <w:rFonts w:ascii="Garamond" w:cs="Garamond" w:eastAsia="Garamond" w:hAnsi="Garamond"/>
-          <w:color w:val="555555"/>
-          <w:sz w:val="21"/>
-          <w:szCs w:val="21"/>
-        </w:rPr>
-        <w:t xml:space="preserve">–	</w:t>
-      </w:r>
-      <w:r>
-        <w:rPr>
-          <w:rFonts w:ascii="Garamond" w:cs="Garamond" w:eastAsia="Garamond" w:hAnsi="Garamond"/>
-          <w:b w:val="false"/>
-          <w:bCs w:val="false"/>
-          <w:color w:val="555555"/>
-          <w:sz w:val="21"/>
-          <w:szCs w:val="21"/>
-        </w:rPr>
-        <w:t xml:space="preserve">Who decides which counties and schools receive a teacher?</w:t>
-      </w:r>
-    </w:p>
-    <w:p>
-      <w:pPr>
-        <w:spacing w:after="40" w:before="0"/>
-        <w:ind w:left="1008" w:hanging="288"/>
-      </w:pPr>
-      <w:r>
-        <w:rPr>
-          <w:rFonts w:ascii="Garamond" w:cs="Garamond" w:eastAsia="Garamond" w:hAnsi="Garamond"/>
-          <w:color w:val="555555"/>
-          <w:sz w:val="21"/>
-          <w:szCs w:val="21"/>
-        </w:rPr>
-        <w:t xml:space="preserve">–	</w:t>
-      </w:r>
-      <w:r>
-        <w:rPr>
-          <w:rFonts w:ascii="Garamond" w:cs="Garamond" w:eastAsia="Garamond" w:hAnsi="Garamond"/>
-          <w:b w:val="false"/>
-          <w:bCs w:val="false"/>
-          <w:color w:val="555555"/>
-          <w:sz w:val="21"/>
-          <w:szCs w:val="21"/>
-        </w:rPr>
-        <w:t xml:space="preserve">What happens when applicants outnumber posts, or fall short of them?</w:t>
+        <w:t xml:space="preserve">What did a board have to do to claim it, and what was the money spent on?</w:t>
+      </w:r>
+    </w:p>
+    <w:p>
+      <w:pPr>
+        <w:spacing w:after="40" w:before="0"/>
+        <w:ind w:left="1008" w:hanging="288"/>
+      </w:pPr>
+      <w:r>
+        <w:rPr>
+          <w:rFonts w:ascii="Garamond" w:cs="Garamond" w:eastAsia="Garamond" w:hAnsi="Garamond"/>
+          <w:color w:val="555555"/>
+          <w:sz w:val="21"/>
+          <w:szCs w:val="21"/>
+        </w:rPr>
+        <w:t xml:space="preserve">–	</w:t>
+      </w:r>
+      <w:r>
+        <w:rPr>
+          <w:rFonts w:ascii="Garamond" w:cs="Garamond" w:eastAsia="Garamond" w:hAnsi="Garamond"/>
+          <w:b w:val="false"/>
+          <w:bCs w:val="false"/>
+          <w:color w:val="555555"/>
+          <w:sz w:val="21"/>
+          <w:szCs w:val="21"/>
+        </w:rPr>
+        <w:t xml:space="preserve">Did 2,500 euros change a hiring decision, or did boards hire first and claim afterwards?</w:t>
       </w:r>
     </w:p>
     <w:p>
@@ -2681,59 +3194,59 @@
           <w:sz w:val="24"/>
           <w:szCs w:val="24"/>
         </w:rPr>
-        <w:t xml:space="preserve">What does a silver-age teacher do in the school week?</w:t>
-      </w:r>
-    </w:p>
-    <w:p>
-      <w:pPr>
-        <w:spacing w:after="40" w:before="0"/>
-        <w:ind w:left="1008" w:hanging="288"/>
-      </w:pPr>
-      <w:r>
-        <w:rPr>
-          <w:rFonts w:ascii="Garamond" w:cs="Garamond" w:eastAsia="Garamond" w:hAnsi="Garamond"/>
-          <w:color w:val="555555"/>
-          <w:sz w:val="21"/>
-          <w:szCs w:val="21"/>
-        </w:rPr>
-        <w:t xml:space="preserve">–	</w:t>
-      </w:r>
-      <w:r>
-        <w:rPr>
-          <w:rFonts w:ascii="Garamond" w:cs="Garamond" w:eastAsia="Garamond" w:hAnsi="Garamond"/>
-          <w:b w:val="false"/>
-          <w:bCs w:val="false"/>
-          <w:color w:val="555555"/>
-          <w:sz w:val="21"/>
-          <w:szCs w:val="21"/>
-        </w:rPr>
-        <w:t xml:space="preserve">How is the balance struck between teaching, mentoring young teachers and advising the leadership?</w:t>
-      </w:r>
-    </w:p>
-    <w:p>
-      <w:pPr>
-        <w:spacing w:after="40" w:before="0"/>
-        <w:ind w:left="1008" w:hanging="288"/>
-      </w:pPr>
-      <w:r>
-        <w:rPr>
-          <w:rFonts w:ascii="Garamond" w:cs="Garamond" w:eastAsia="Garamond" w:hAnsi="Garamond"/>
-          <w:color w:val="555555"/>
-          <w:sz w:val="21"/>
-          <w:szCs w:val="21"/>
-        </w:rPr>
-        <w:t xml:space="preserve">–	</w:t>
-      </w:r>
-      <w:r>
-        <w:rPr>
-          <w:rFonts w:ascii="Garamond" w:cs="Garamond" w:eastAsia="Garamond" w:hAnsi="Garamond"/>
-          <w:b w:val="false"/>
-          <w:bCs w:val="false"/>
-          <w:color w:val="555555"/>
-          <w:sz w:val="21"/>
-          <w:szCs w:val="21"/>
-        </w:rPr>
-        <w:t xml:space="preserve">What do the young teachers get from it?</w:t>
+        <w:t xml:space="preserve">Our reading is that much less of the money was used than was available. Is that right, and why?</w:t>
+      </w:r>
+    </w:p>
+    <w:p>
+      <w:pPr>
+        <w:spacing w:after="40" w:before="0"/>
+        <w:ind w:left="1008" w:hanging="288"/>
+      </w:pPr>
+      <w:r>
+        <w:rPr>
+          <w:rFonts w:ascii="Garamond" w:cs="Garamond" w:eastAsia="Garamond" w:hAnsi="Garamond"/>
+          <w:color w:val="555555"/>
+          <w:sz w:val="21"/>
+          <w:szCs w:val="21"/>
+        </w:rPr>
+        <w:t xml:space="preserve">–	</w:t>
+      </w:r>
+      <w:r>
+        <w:rPr>
+          <w:rFonts w:ascii="Garamond" w:cs="Garamond" w:eastAsia="Garamond" w:hAnsi="Garamond"/>
+          <w:b w:val="false"/>
+          <w:bCs w:val="false"/>
+          <w:color w:val="555555"/>
+          <w:sz w:val="21"/>
+          <w:szCs w:val="21"/>
+        </w:rPr>
+        <w:t xml:space="preserve">Was the scheme known to schools?</w:t>
+      </w:r>
+    </w:p>
+    <w:p>
+      <w:pPr>
+        <w:spacing w:after="40" w:before="0"/>
+        <w:ind w:left="1008" w:hanging="288"/>
+      </w:pPr>
+      <w:r>
+        <w:rPr>
+          <w:rFonts w:ascii="Garamond" w:cs="Garamond" w:eastAsia="Garamond" w:hAnsi="Garamond"/>
+          <w:color w:val="555555"/>
+          <w:sz w:val="21"/>
+          <w:szCs w:val="21"/>
+        </w:rPr>
+        <w:t xml:space="preserve">–	</w:t>
+      </w:r>
+      <w:r>
+        <w:rPr>
+          <w:rFonts w:ascii="Garamond" w:cs="Garamond" w:eastAsia="Garamond" w:hAnsi="Garamond"/>
+          <w:b w:val="false"/>
+          <w:bCs w:val="false"/>
+          <w:color w:val="555555"/>
+          <w:sz w:val="21"/>
+          <w:szCs w:val="21"/>
+        </w:rPr>
+        <w:t xml:space="preserve">Did the six-month contract or the twelve-month absence rule get in the way?</w:t>
       </w:r>
     </w:p>
     <w:p>
@@ -2761,59 +3274,59 @@
           <w:sz w:val="24"/>
           <w:szCs w:val="24"/>
         </w:rPr>
-        <w:t xml:space="preserve">An allowance on top of the pension, county housing, an agreement renewed each year: how was that arrangement arrived at, and does it hold?</w:t>
-      </w:r>
-    </w:p>
-    <w:p>
-      <w:pPr>
-        <w:spacing w:after="40" w:before="0"/>
-        <w:ind w:left="1008" w:hanging="288"/>
-      </w:pPr>
-      <w:r>
-        <w:rPr>
-          <w:rFonts w:ascii="Garamond" w:cs="Garamond" w:eastAsia="Garamond" w:hAnsi="Garamond"/>
-          <w:color w:val="555555"/>
-          <w:sz w:val="21"/>
-          <w:szCs w:val="21"/>
-        </w:rPr>
-        <w:t xml:space="preserve">–	</w:t>
-      </w:r>
-      <w:r>
-        <w:rPr>
-          <w:rFonts w:ascii="Garamond" w:cs="Garamond" w:eastAsia="Garamond" w:hAnsi="Garamond"/>
-          <w:b w:val="false"/>
-          <w:bCs w:val="false"/>
-          <w:color w:val="555555"/>
-          <w:sz w:val="21"/>
-          <w:szCs w:val="21"/>
-        </w:rPr>
-        <w:t xml:space="preserve">What does a county consider when it renews?</w:t>
-      </w:r>
-    </w:p>
-    <w:p>
-      <w:pPr>
-        <w:spacing w:after="40" w:before="0"/>
-        <w:ind w:left="1008" w:hanging="288"/>
-      </w:pPr>
-      <w:r>
-        <w:rPr>
-          <w:rFonts w:ascii="Garamond" w:cs="Garamond" w:eastAsia="Garamond" w:hAnsi="Garamond"/>
-          <w:color w:val="555555"/>
-          <w:sz w:val="21"/>
-          <w:szCs w:val="21"/>
-        </w:rPr>
-        <w:t xml:space="preserve">–	</w:t>
-      </w:r>
-      <w:r>
-        <w:rPr>
-          <w:rFonts w:ascii="Garamond" w:cs="Garamond" w:eastAsia="Garamond" w:hAnsi="Garamond"/>
-          <w:b w:val="false"/>
-          <w:bCs w:val="false"/>
-          <w:color w:val="555555"/>
-          <w:sz w:val="21"/>
-          <w:szCs w:val="21"/>
-        </w:rPr>
-        <w:t xml:space="preserve">How long do teachers stay?</w:t>
+        <w:t xml:space="preserve">The scheme was extended in 2019 and then allowed to lapse in 2022 with nothing of the same kind in its place. How were those decisions taken?</w:t>
+      </w:r>
+    </w:p>
+    <w:p>
+      <w:pPr>
+        <w:spacing w:after="40" w:before="0"/>
+        <w:ind w:left="1008" w:hanging="288"/>
+      </w:pPr>
+      <w:r>
+        <w:rPr>
+          <w:rFonts w:ascii="Garamond" w:cs="Garamond" w:eastAsia="Garamond" w:hAnsi="Garamond"/>
+          <w:color w:val="555555"/>
+          <w:sz w:val="21"/>
+          <w:szCs w:val="21"/>
+        </w:rPr>
+        <w:t xml:space="preserve">–	</w:t>
+      </w:r>
+      <w:r>
+        <w:rPr>
+          <w:rFonts w:ascii="Garamond" w:cs="Garamond" w:eastAsia="Garamond" w:hAnsi="Garamond"/>
+          <w:b w:val="false"/>
+          <w:bCs w:val="false"/>
+          <w:color w:val="555555"/>
+          <w:sz w:val="21"/>
+          <w:szCs w:val="21"/>
+        </w:rPr>
+        <w:t xml:space="preserve">Was it evaluated?</w:t>
+      </w:r>
+    </w:p>
+    <w:p>
+      <w:pPr>
+        <w:spacing w:after="40" w:before="0"/>
+        <w:ind w:left="1008" w:hanging="288"/>
+      </w:pPr>
+      <w:r>
+        <w:rPr>
+          <w:rFonts w:ascii="Garamond" w:cs="Garamond" w:eastAsia="Garamond" w:hAnsi="Garamond"/>
+          <w:color w:val="555555"/>
+          <w:sz w:val="21"/>
+          <w:szCs w:val="21"/>
+        </w:rPr>
+        <w:t xml:space="preserve">–	</w:t>
+      </w:r>
+      <w:r>
+        <w:rPr>
+          <w:rFonts w:ascii="Garamond" w:cs="Garamond" w:eastAsia="Garamond" w:hAnsi="Garamond"/>
+          <w:b w:val="false"/>
+          <w:bCs w:val="false"/>
+          <w:color w:val="555555"/>
+          <w:sz w:val="21"/>
+          <w:szCs w:val="21"/>
+        </w:rPr>
+        <w:t xml:space="preserve">Did the work move to the regional partnerships, and does anyone there still target returners?</w:t>
       </w:r>
     </w:p>
     <w:p>
@@ -2841,59 +3354,70 @@
           <w:sz w:val="24"/>
           <w:szCs w:val="24"/>
         </w:rPr>
-        <w:t xml:space="preserve">Who applies, and why?</w:t>
-      </w:r>
-    </w:p>
-    <w:p>
-      <w:pPr>
-        <w:spacing w:after="40" w:before="0"/>
-        <w:ind w:left="1008" w:hanging="288"/>
-      </w:pPr>
-      <w:r>
-        <w:rPr>
-          <w:rFonts w:ascii="Garamond" w:cs="Garamond" w:eastAsia="Garamond" w:hAnsi="Garamond"/>
-          <w:color w:val="555555"/>
-          <w:sz w:val="21"/>
-          <w:szCs w:val="21"/>
-        </w:rPr>
-        <w:t xml:space="preserve">–	</w:t>
-      </w:r>
-      <w:r>
-        <w:rPr>
-          <w:rFonts w:ascii="Garamond" w:cs="Garamond" w:eastAsia="Garamond" w:hAnsi="Garamond"/>
-          <w:b w:val="false"/>
-          <w:bCs w:val="false"/>
-          <w:color w:val="555555"/>
-          <w:sz w:val="21"/>
-          <w:szCs w:val="21"/>
-        </w:rPr>
-        <w:t xml:space="preserve">What is hardest: distance from family, health, the gap between the schools they knew and the ones they arrive in?</w:t>
-      </w:r>
-    </w:p>
-    <w:p>
-      <w:pPr>
-        <w:spacing w:after="40" w:before="0"/>
-        <w:ind w:left="1008" w:hanging="288"/>
-      </w:pPr>
-      <w:r>
-        <w:rPr>
-          <w:rFonts w:ascii="Garamond" w:cs="Garamond" w:eastAsia="Garamond" w:hAnsi="Garamond"/>
-          <w:color w:val="555555"/>
-          <w:sz w:val="21"/>
-          <w:szCs w:val="21"/>
-        </w:rPr>
-        <w:t xml:space="preserve">–	</w:t>
-      </w:r>
-      <w:r>
-        <w:rPr>
-          <w:rFonts w:ascii="Garamond" w:cs="Garamond" w:eastAsia="Garamond" w:hAnsi="Garamond"/>
-          <w:b w:val="false"/>
-          <w:bCs w:val="false"/>
-          <w:color w:val="555555"/>
-          <w:sz w:val="21"/>
-          <w:szCs w:val="21"/>
-        </w:rPr>
-        <w:t xml:space="preserve">What do those who leave early say?</w:t>
+        <w:t xml:space="preserve">Who are the herintreders?</w:t>
+      </w:r>
+      <w:r>
+        <w:rPr>
+          <w:rFonts w:ascii="Garamond" w:cs="Garamond" w:eastAsia="Garamond" w:hAnsi="Garamond"/>
+          <w:b w:val="false"/>
+          <w:bCs w:val="false"/>
+          <w:color w:val="000000"/>
+          <w:sz w:val="24"/>
+          <w:szCs w:val="24"/>
+        </w:rPr>
+        <w:t xml:space="preserve"> The definition also covers people who qualified and never started.</w:t>
+      </w:r>
+    </w:p>
+    <w:p>
+      <w:pPr>
+        <w:spacing w:after="40" w:before="0"/>
+        <w:ind w:left="1008" w:hanging="288"/>
+      </w:pPr>
+      <w:r>
+        <w:rPr>
+          <w:rFonts w:ascii="Garamond" w:cs="Garamond" w:eastAsia="Garamond" w:hAnsi="Garamond"/>
+          <w:color w:val="555555"/>
+          <w:sz w:val="21"/>
+          <w:szCs w:val="21"/>
+        </w:rPr>
+        <w:t xml:space="preserve">–	</w:t>
+      </w:r>
+      <w:r>
+        <w:rPr>
+          <w:rFonts w:ascii="Garamond" w:cs="Garamond" w:eastAsia="Garamond" w:hAnsi="Garamond"/>
+          <w:b w:val="false"/>
+          <w:bCs w:val="false"/>
+          <w:color w:val="555555"/>
+          <w:sz w:val="21"/>
+          <w:szCs w:val="21"/>
+        </w:rPr>
+        <w:t xml:space="preserve">Why did they leave primary teaching, and what made returning possible?</w:t>
+      </w:r>
+    </w:p>
+    <w:p>
+      <w:pPr>
+        <w:spacing w:after="40" w:before="0"/>
+        <w:ind w:left="1008" w:hanging="288"/>
+      </w:pPr>
+      <w:r>
+        <w:rPr>
+          <w:rFonts w:ascii="Garamond" w:cs="Garamond" w:eastAsia="Garamond" w:hAnsi="Garamond"/>
+          <w:color w:val="555555"/>
+          <w:sz w:val="21"/>
+          <w:szCs w:val="21"/>
+        </w:rPr>
+        <w:t xml:space="preserve">–	</w:t>
+      </w:r>
+      <w:r>
+        <w:rPr>
+          <w:rFonts w:ascii="Garamond" w:cs="Garamond" w:eastAsia="Garamond" w:hAnsi="Garamond"/>
+          <w:b w:val="false"/>
+          <w:bCs w:val="false"/>
+          <w:color w:val="555555"/>
+          <w:sz w:val="21"/>
+          <w:szCs w:val="21"/>
+        </w:rPr>
+        <w:t xml:space="preserve">Does a qualification that never expires make return easier, or does it move the difficulty elsewhere?</w:t>
       </w:r>
     </w:p>
     <w:p>
@@ -2921,33 +3445,33 @@
           <w:sz w:val="24"/>
           <w:szCs w:val="24"/>
         </w:rPr>
-        <w:t xml:space="preserve">Is a silver-age teacher an answer to why teachers leave rural schools, or never go to them, or an answer to something else?</w:t>
-      </w:r>
-    </w:p>
-    <w:p>
-      <w:pPr>
-        <w:spacing w:after="40" w:before="0"/>
-        <w:ind w:left="1008" w:hanging="288"/>
-      </w:pPr>
-      <w:r>
-        <w:rPr>
-          <w:rFonts w:ascii="Garamond" w:cs="Garamond" w:eastAsia="Garamond" w:hAnsi="Garamond"/>
-          <w:color w:val="555555"/>
-          <w:sz w:val="21"/>
-          <w:szCs w:val="21"/>
-        </w:rPr>
-        <w:t xml:space="preserve">–	</w:t>
-      </w:r>
-      <w:r>
-        <w:rPr>
-          <w:rFonts w:ascii="Garamond" w:cs="Garamond" w:eastAsia="Garamond" w:hAnsi="Garamond"/>
-          <w:b w:val="false"/>
-          <w:bCs w:val="false"/>
-          <w:color w:val="555555"/>
-          <w:sz w:val="21"/>
-          <w:szCs w:val="21"/>
-        </w:rPr>
-        <w:t xml:space="preserve">Does their presence change whether young teachers stay?</w:t>
+        <w:t xml:space="preserve">Primary teachers leave over workload, class size and leadership. Does a grant to the school reach any of that?</w:t>
+      </w:r>
+    </w:p>
+    <w:p>
+      <w:pPr>
+        <w:spacing w:after="40" w:before="0"/>
+        <w:ind w:left="1008" w:hanging="288"/>
+      </w:pPr>
+      <w:r>
+        <w:rPr>
+          <w:rFonts w:ascii="Garamond" w:cs="Garamond" w:eastAsia="Garamond" w:hAnsi="Garamond"/>
+          <w:color w:val="555555"/>
+          <w:sz w:val="21"/>
+          <w:szCs w:val="21"/>
+        </w:rPr>
+        <w:t xml:space="preserve">–	</w:t>
+      </w:r>
+      <w:r>
+        <w:rPr>
+          <w:rFonts w:ascii="Garamond" w:cs="Garamond" w:eastAsia="Garamond" w:hAnsi="Garamond"/>
+          <w:b w:val="false"/>
+          <w:bCs w:val="false"/>
+          <w:color w:val="555555"/>
+          <w:sz w:val="21"/>
+          <w:szCs w:val="21"/>
+        </w:rPr>
+        <w:t xml:space="preserve">The number of returners in primary education has halved in a decade while the shortage persisted. How do you read that?</w:t>
       </w:r>
     </w:p>
     <w:p>
@@ -2975,59 +3499,33 @@
           <w:sz w:val="24"/>
           <w:szCs w:val="24"/>
         </w:rPr>
-        <w:t xml:space="preserve">How has recruitment gone against the annual plan, and where is the difficulty?</w:t>
-      </w:r>
-    </w:p>
-    <w:p>
-      <w:pPr>
-        <w:spacing w:after="40" w:before="0"/>
-        <w:ind w:left="1008" w:hanging="288"/>
-      </w:pPr>
-      <w:r>
-        <w:rPr>
-          <w:rFonts w:ascii="Garamond" w:cs="Garamond" w:eastAsia="Garamond" w:hAnsi="Garamond"/>
-          <w:color w:val="555555"/>
-          <w:sz w:val="21"/>
-          <w:szCs w:val="21"/>
-        </w:rPr>
-        <w:t xml:space="preserve">–	</w:t>
-      </w:r>
-      <w:r>
-        <w:rPr>
-          <w:rFonts w:ascii="Garamond" w:cs="Garamond" w:eastAsia="Garamond" w:hAnsi="Garamond"/>
-          <w:b w:val="false"/>
-          <w:bCs w:val="false"/>
-          <w:color w:val="555555"/>
-          <w:sz w:val="21"/>
-          <w:szCs w:val="21"/>
-        </w:rPr>
-        <w:t xml:space="preserve">How is progress towards 120,000 measured, and where does it stand?</w:t>
-      </w:r>
-    </w:p>
-    <w:p>
-      <w:pPr>
-        <w:spacing w:after="40" w:before="0"/>
-        <w:ind w:left="1008" w:hanging="288"/>
-      </w:pPr>
-      <w:r>
-        <w:rPr>
-          <w:rFonts w:ascii="Garamond" w:cs="Garamond" w:eastAsia="Garamond" w:hAnsi="Garamond"/>
-          <w:color w:val="555555"/>
-          <w:sz w:val="21"/>
-          <w:szCs w:val="21"/>
-        </w:rPr>
-        <w:t xml:space="preserve">–	</w:t>
-      </w:r>
-      <w:r>
-        <w:rPr>
-          <w:rFonts w:ascii="Garamond" w:cs="Garamond" w:eastAsia="Garamond" w:hAnsi="Garamond"/>
-          <w:b w:val="false"/>
-          <w:bCs w:val="false"/>
-          <w:color w:val="555555"/>
-          <w:sz w:val="21"/>
-          <w:szCs w:val="21"/>
-        </w:rPr>
-        <w:t xml:space="preserve">Has anyone looked at what the plan changed in the receiving schools?</w:t>
+        <w:t xml:space="preserve">The debate about the silent reserve now turns on whether the pool is really available, given how many already work elsewhere. Where has the ministry landed, and what follows for policy?</w:t>
+      </w:r>
+    </w:p>
+    <w:p>
+      <w:pPr>
+        <w:spacing w:after="40" w:before="0"/>
+        <w:ind w:left="1008" w:hanging="288"/>
+      </w:pPr>
+      <w:r>
+        <w:rPr>
+          <w:rFonts w:ascii="Garamond" w:cs="Garamond" w:eastAsia="Garamond" w:hAnsi="Garamond"/>
+          <w:color w:val="555555"/>
+          <w:sz w:val="21"/>
+          <w:szCs w:val="21"/>
+        </w:rPr>
+        <w:t xml:space="preserve">–	</w:t>
+      </w:r>
+      <w:r>
+        <w:rPr>
+          <w:rFonts w:ascii="Garamond" w:cs="Garamond" w:eastAsia="Garamond" w:hAnsi="Garamond"/>
+          <w:b w:val="false"/>
+          <w:bCs w:val="false"/>
+          <w:color w:val="555555"/>
+          <w:sz w:val="21"/>
+          <w:szCs w:val="21"/>
+        </w:rPr>
+        <w:t xml:space="preserve">Did the teachers who came back through the scheme stay?</w:t>
       </w:r>
     </w:p>
     <w:p>
@@ -3055,35 +3553,7 @@
           <w:sz w:val="24"/>
           <w:szCs w:val="24"/>
         </w:rPr>
-        <w:t xml:space="preserve">What should a country with an ageing teaching profession take from this, and what should it avoid?</w:t>
-      </w:r>
-    </w:p>
-    <w:p>
-      <w:pPr>
-        <w:spacing w:after="60" w:before="200"/>
-        <w:ind w:left="504" w:hanging="504"/>
-      </w:pPr>
-      <w:r>
-        <w:rPr>
-          <w:rFonts w:ascii="Garamond" w:cs="Garamond" w:eastAsia="Garamond" w:hAnsi="Garamond"/>
-          <w:b/>
-          <w:bCs/>
-          <w:color w:val="000000"/>
-          <w:sz w:val="24"/>
-          <w:szCs w:val="24"/>
-        </w:rPr>
-        <w:t xml:space="preserve">9.	</w:t>
-      </w:r>
-      <w:r>
-        <w:rPr>
-          <w:rFonts w:ascii="Garamond" w:cs="Garamond" w:eastAsia="Garamond" w:hAnsi="Garamond"/>
-          <w:b/>
-          <w:bCs/>
-          <w:color w:val="000000"/>
-          <w:sz w:val="24"/>
-          <w:szCs w:val="24"/>
-        </w:rPr>
-        <w:t xml:space="preserve">Is there someone at the ministry, or in a province that recruits for the plan, we should speak to?</w:t>
+        <w:t xml:space="preserve">Is there someone at the ministry or at the agency we should speak to?</w:t>
       </w:r>
     </w:p>
     <w:p>
@@ -3097,649 +3567,6 @@
         <w:spacing w:after="0" w:before="0"/>
       </w:pPr>
       <w:bookmarkStart w:name="sec5" w:id="1"/>
-      <w:r>
-        <w:rPr>
-          <w:rFonts w:ascii="Garamond" w:cs="Garamond" w:eastAsia="Garamond" w:hAnsi="Garamond"/>
-          <w:b/>
-          <w:bCs/>
-          <w:color w:val="000000"/>
-          <w:sz w:val="32"/>
-          <w:szCs w:val="32"/>
-        </w:rPr>
-        <w:t xml:space="preserve">Netherlands</w:t>
-      </w:r>
-      <w:bookmarkEnd w:id="1"/>
-    </w:p>
-    <w:p>
-      <w:pPr>
-        <w:spacing w:after="240"/>
-      </w:pPr>
-      <w:r>
-        <w:rPr>
-          <w:rFonts w:ascii="Garamond" w:cs="Garamond" w:eastAsia="Garamond" w:hAnsi="Garamond"/>
-          <w:i/>
-          <w:iCs/>
-          <w:color w:val="555555"/>
-          <w:sz w:val="22"/>
-          <w:szCs w:val="22"/>
-        </w:rPr>
-        <w:t xml:space="preserve">Grant to schools for re-hiring former teachers, 2017–2022</w:t>
-      </w:r>
-    </w:p>
-    <w:p>
-      <w:pPr>
-        <w:spacing w:after="100" w:before="100"/>
-      </w:pPr>
-      <w:r>
-        <w:rPr>
-          <w:rFonts w:ascii="Garamond" w:cs="Garamond" w:eastAsia="Garamond" w:hAnsi="Garamond"/>
-          <w:b/>
-          <w:bCs/>
-          <w:color w:val="000000"/>
-          <w:sz w:val="24"/>
-          <w:szCs w:val="24"/>
-        </w:rPr>
-        <w:t xml:space="preserve">Who to ask:</w:t>
-      </w:r>
-      <w:r>
-        <w:rPr>
-          <w:rFonts w:ascii="Garamond" w:cs="Garamond" w:eastAsia="Garamond" w:hAnsi="Garamond"/>
-          <w:b w:val="false"/>
-          <w:bCs w:val="false"/>
-          <w:color w:val="000000"/>
-          <w:sz w:val="24"/>
-          <w:szCs w:val="24"/>
-        </w:rPr>
-        <w:t xml:space="preserve"> the primary-education directorate of the Ministry of Education, Culture and Science, and the agency that handled the applications (DUS-I).</w:t>
-      </w:r>
-    </w:p>
-    <w:p>
-      <w:pPr>
-        <w:spacing w:after="100" w:before="100"/>
-      </w:pPr>
-      <w:r>
-        <w:rPr>
-          <w:rFonts w:ascii="Garamond" w:cs="Garamond" w:eastAsia="Garamond" w:hAnsi="Garamond"/>
-          <w:b/>
-          <w:bCs/>
-          <w:color w:val="000000"/>
-          <w:sz w:val="24"/>
-          <w:szCs w:val="24"/>
-        </w:rPr>
-        <w:t xml:space="preserve">What we know.</w:t>
-      </w:r>
-      <w:r>
-        <w:rPr>
-          <w:rFonts w:ascii="Garamond" w:cs="Garamond" w:eastAsia="Garamond" w:hAnsi="Garamond"/>
-          <w:b w:val="false"/>
-          <w:bCs w:val="false"/>
-          <w:color w:val="000000"/>
-          <w:sz w:val="24"/>
-          <w:szCs w:val="24"/>
-        </w:rPr>
-        <w:t xml:space="preserve"> The regulation took effect on 1 November 2017 and paid a primary-school board up to 2,500 euros for each qualified teacher it hired who had not worked in primary education for at least a year, on a contract of six months or more. The money went to the board, for the guidance and support a returner needs in the first months. The first budget was 1.25 million euros, enough for about 500 returners; a 2019 amendment extended the scheme, applications closed on 1 November 2020 and the regulation expired on 1 January</w:t>
-      </w:r>
-    </w:p>
-    <w:p>
-      <w:pPr>
-        <w:spacing w:after="60" w:before="200"/>
-        <w:ind w:left="504" w:hanging="504"/>
-      </w:pPr>
-      <w:r>
-        <w:rPr>
-          <w:rFonts w:ascii="Garamond" w:cs="Garamond" w:eastAsia="Garamond" w:hAnsi="Garamond"/>
-          <w:b/>
-          <w:bCs/>
-          <w:color w:val="000000"/>
-          <w:sz w:val="24"/>
-          <w:szCs w:val="24"/>
-        </w:rPr>
-        <w:t xml:space="preserve">2022.	</w:t>
-      </w:r>
-      <w:r>
-        <w:rPr>
-          <w:rFonts w:ascii="Garamond" w:cs="Garamond" w:eastAsia="Garamond" w:hAnsi="Garamond"/>
-          <w:b w:val="false"/>
-          <w:bCs w:val="false"/>
-          <w:color w:val="000000"/>
-          <w:sz w:val="24"/>
-          <w:szCs w:val="24"/>
-        </w:rPr>
-        <w:t xml:space="preserve">In mid-2019 the ministry reported that more than a hundred returners had used it, against a pool of qualified teachers outside education that it put in the tens of thousands. A Dutch teaching qualification does not expire, so there is no re-licensing step on the way back.</w:t>
-      </w:r>
-    </w:p>
-    <w:p>
-      <w:pPr>
-        <w:spacing w:after="60" w:before="200"/>
-        <w:ind w:left="504" w:hanging="504"/>
-      </w:pPr>
-      <w:r>
-        <w:rPr>
-          <w:rFonts w:ascii="Garamond" w:cs="Garamond" w:eastAsia="Garamond" w:hAnsi="Garamond"/>
-          <w:b/>
-          <w:bCs/>
-          <w:color w:val="000000"/>
-          <w:sz w:val="24"/>
-          <w:szCs w:val="24"/>
-        </w:rPr>
-        <w:t xml:space="preserve">1.	</w:t>
-      </w:r>
-      <w:r>
-        <w:rPr>
-          <w:rFonts w:ascii="Garamond" w:cs="Garamond" w:eastAsia="Garamond" w:hAnsi="Garamond"/>
-          <w:b/>
-          <w:bCs/>
-          <w:color w:val="000000"/>
-          <w:sz w:val="24"/>
-          <w:szCs w:val="24"/>
-        </w:rPr>
-        <w:t xml:space="preserve">How did the scheme come about, and why pay the school rather than the teacher?</w:t>
-      </w:r>
-    </w:p>
-    <w:p>
-      <w:pPr>
-        <w:spacing w:after="40" w:before="0"/>
-        <w:ind w:left="1008" w:hanging="288"/>
-      </w:pPr>
-      <w:r>
-        <w:rPr>
-          <w:rFonts w:ascii="Garamond" w:cs="Garamond" w:eastAsia="Garamond" w:hAnsi="Garamond"/>
-          <w:color w:val="555555"/>
-          <w:sz w:val="21"/>
-          <w:szCs w:val="21"/>
-        </w:rPr>
-        <w:t xml:space="preserve">–	</w:t>
-      </w:r>
-      <w:r>
-        <w:rPr>
-          <w:rFonts w:ascii="Garamond" w:cs="Garamond" w:eastAsia="Garamond" w:hAnsi="Garamond"/>
-          <w:b w:val="false"/>
-          <w:bCs w:val="false"/>
-          <w:color w:val="555555"/>
-          <w:sz w:val="21"/>
-          <w:szCs w:val="21"/>
-        </w:rPr>
-        <w:t xml:space="preserve">Was that debated? What was the alternative?</w:t>
-      </w:r>
-    </w:p>
-    <w:p>
-      <w:pPr>
-        <w:spacing w:after="40" w:before="0"/>
-        <w:ind w:left="1008" w:hanging="288"/>
-      </w:pPr>
-      <w:r>
-        <w:rPr>
-          <w:rFonts w:ascii="Garamond" w:cs="Garamond" w:eastAsia="Garamond" w:hAnsi="Garamond"/>
-          <w:color w:val="555555"/>
-          <w:sz w:val="21"/>
-          <w:szCs w:val="21"/>
-        </w:rPr>
-        <w:t xml:space="preserve">–	</w:t>
-      </w:r>
-      <w:r>
-        <w:rPr>
-          <w:rFonts w:ascii="Garamond" w:cs="Garamond" w:eastAsia="Garamond" w:hAnsi="Garamond"/>
-          <w:b w:val="false"/>
-          <w:bCs w:val="false"/>
-          <w:color w:val="555555"/>
-          <w:sz w:val="21"/>
-          <w:szCs w:val="21"/>
-        </w:rPr>
-        <w:t xml:space="preserve">Who pushed for it?</w:t>
-      </w:r>
-    </w:p>
-    <w:p>
-      <w:pPr>
-        <w:spacing w:after="60" w:before="200"/>
-        <w:ind w:left="504" w:hanging="504"/>
-      </w:pPr>
-      <w:r>
-        <w:rPr>
-          <w:rFonts w:ascii="Garamond" w:cs="Garamond" w:eastAsia="Garamond" w:hAnsi="Garamond"/>
-          <w:b/>
-          <w:bCs/>
-          <w:color w:val="000000"/>
-          <w:sz w:val="24"/>
-          <w:szCs w:val="24"/>
-        </w:rPr>
-        <w:t xml:space="preserve">2.	</w:t>
-      </w:r>
-      <w:r>
-        <w:rPr>
-          <w:rFonts w:ascii="Garamond" w:cs="Garamond" w:eastAsia="Garamond" w:hAnsi="Garamond"/>
-          <w:b/>
-          <w:bCs/>
-          <w:color w:val="000000"/>
-          <w:sz w:val="24"/>
-          <w:szCs w:val="24"/>
-        </w:rPr>
-        <w:t xml:space="preserve">What did a board have to do to claim it, and what was the money spent on?</w:t>
-      </w:r>
-    </w:p>
-    <w:p>
-      <w:pPr>
-        <w:spacing w:after="40" w:before="0"/>
-        <w:ind w:left="1008" w:hanging="288"/>
-      </w:pPr>
-      <w:r>
-        <w:rPr>
-          <w:rFonts w:ascii="Garamond" w:cs="Garamond" w:eastAsia="Garamond" w:hAnsi="Garamond"/>
-          <w:color w:val="555555"/>
-          <w:sz w:val="21"/>
-          <w:szCs w:val="21"/>
-        </w:rPr>
-        <w:t xml:space="preserve">–	</w:t>
-      </w:r>
-      <w:r>
-        <w:rPr>
-          <w:rFonts w:ascii="Garamond" w:cs="Garamond" w:eastAsia="Garamond" w:hAnsi="Garamond"/>
-          <w:b w:val="false"/>
-          <w:bCs w:val="false"/>
-          <w:color w:val="555555"/>
-          <w:sz w:val="21"/>
-          <w:szCs w:val="21"/>
-        </w:rPr>
-        <w:t xml:space="preserve">Did 2,500 euros change a hiring decision, or did boards hire first and claim afterwards?</w:t>
-      </w:r>
-    </w:p>
-    <w:p>
-      <w:pPr>
-        <w:spacing w:after="60" w:before="200"/>
-        <w:ind w:left="504" w:hanging="504"/>
-      </w:pPr>
-      <w:r>
-        <w:rPr>
-          <w:rFonts w:ascii="Garamond" w:cs="Garamond" w:eastAsia="Garamond" w:hAnsi="Garamond"/>
-          <w:b/>
-          <w:bCs/>
-          <w:color w:val="000000"/>
-          <w:sz w:val="24"/>
-          <w:szCs w:val="24"/>
-        </w:rPr>
-        <w:t xml:space="preserve">3.	</w:t>
-      </w:r>
-      <w:r>
-        <w:rPr>
-          <w:rFonts w:ascii="Garamond" w:cs="Garamond" w:eastAsia="Garamond" w:hAnsi="Garamond"/>
-          <w:b/>
-          <w:bCs/>
-          <w:color w:val="000000"/>
-          <w:sz w:val="24"/>
-          <w:szCs w:val="24"/>
-        </w:rPr>
-        <w:t xml:space="preserve">Our reading is that much less of the money was used than was available. Is that right, and why?</w:t>
-      </w:r>
-    </w:p>
-    <w:p>
-      <w:pPr>
-        <w:spacing w:after="40" w:before="0"/>
-        <w:ind w:left="1008" w:hanging="288"/>
-      </w:pPr>
-      <w:r>
-        <w:rPr>
-          <w:rFonts w:ascii="Garamond" w:cs="Garamond" w:eastAsia="Garamond" w:hAnsi="Garamond"/>
-          <w:color w:val="555555"/>
-          <w:sz w:val="21"/>
-          <w:szCs w:val="21"/>
-        </w:rPr>
-        <w:t xml:space="preserve">–	</w:t>
-      </w:r>
-      <w:r>
-        <w:rPr>
-          <w:rFonts w:ascii="Garamond" w:cs="Garamond" w:eastAsia="Garamond" w:hAnsi="Garamond"/>
-          <w:b w:val="false"/>
-          <w:bCs w:val="false"/>
-          <w:color w:val="555555"/>
-          <w:sz w:val="21"/>
-          <w:szCs w:val="21"/>
-        </w:rPr>
-        <w:t xml:space="preserve">Was the scheme known to schools?</w:t>
-      </w:r>
-    </w:p>
-    <w:p>
-      <w:pPr>
-        <w:spacing w:after="40" w:before="0"/>
-        <w:ind w:left="1008" w:hanging="288"/>
-      </w:pPr>
-      <w:r>
-        <w:rPr>
-          <w:rFonts w:ascii="Garamond" w:cs="Garamond" w:eastAsia="Garamond" w:hAnsi="Garamond"/>
-          <w:color w:val="555555"/>
-          <w:sz w:val="21"/>
-          <w:szCs w:val="21"/>
-        </w:rPr>
-        <w:t xml:space="preserve">–	</w:t>
-      </w:r>
-      <w:r>
-        <w:rPr>
-          <w:rFonts w:ascii="Garamond" w:cs="Garamond" w:eastAsia="Garamond" w:hAnsi="Garamond"/>
-          <w:b w:val="false"/>
-          <w:bCs w:val="false"/>
-          <w:color w:val="555555"/>
-          <w:sz w:val="21"/>
-          <w:szCs w:val="21"/>
-        </w:rPr>
-        <w:t xml:space="preserve">Did the six-month contract or the twelve-month absence rule get in the way?</w:t>
-      </w:r>
-    </w:p>
-    <w:p>
-      <w:pPr>
-        <w:spacing w:after="60" w:before="200"/>
-        <w:ind w:left="504" w:hanging="504"/>
-      </w:pPr>
-      <w:r>
-        <w:rPr>
-          <w:rFonts w:ascii="Garamond" w:cs="Garamond" w:eastAsia="Garamond" w:hAnsi="Garamond"/>
-          <w:b/>
-          <w:bCs/>
-          <w:color w:val="000000"/>
-          <w:sz w:val="24"/>
-          <w:szCs w:val="24"/>
-        </w:rPr>
-        <w:t xml:space="preserve">4.	</w:t>
-      </w:r>
-      <w:r>
-        <w:rPr>
-          <w:rFonts w:ascii="Garamond" w:cs="Garamond" w:eastAsia="Garamond" w:hAnsi="Garamond"/>
-          <w:b/>
-          <w:bCs/>
-          <w:color w:val="000000"/>
-          <w:sz w:val="24"/>
-          <w:szCs w:val="24"/>
-        </w:rPr>
-        <w:t xml:space="preserve">The scheme was extended in 2019 and then allowed to lapse in 2022 with nothing of the same kind in its place. How were those decisions taken?</w:t>
-      </w:r>
-    </w:p>
-    <w:p>
-      <w:pPr>
-        <w:spacing w:after="40" w:before="0"/>
-        <w:ind w:left="1008" w:hanging="288"/>
-      </w:pPr>
-      <w:r>
-        <w:rPr>
-          <w:rFonts w:ascii="Garamond" w:cs="Garamond" w:eastAsia="Garamond" w:hAnsi="Garamond"/>
-          <w:color w:val="555555"/>
-          <w:sz w:val="21"/>
-          <w:szCs w:val="21"/>
-        </w:rPr>
-        <w:t xml:space="preserve">–	</w:t>
-      </w:r>
-      <w:r>
-        <w:rPr>
-          <w:rFonts w:ascii="Garamond" w:cs="Garamond" w:eastAsia="Garamond" w:hAnsi="Garamond"/>
-          <w:b w:val="false"/>
-          <w:bCs w:val="false"/>
-          <w:color w:val="555555"/>
-          <w:sz w:val="21"/>
-          <w:szCs w:val="21"/>
-        </w:rPr>
-        <w:t xml:space="preserve">Was it evaluated?</w:t>
-      </w:r>
-    </w:p>
-    <w:p>
-      <w:pPr>
-        <w:spacing w:after="40" w:before="0"/>
-        <w:ind w:left="1008" w:hanging="288"/>
-      </w:pPr>
-      <w:r>
-        <w:rPr>
-          <w:rFonts w:ascii="Garamond" w:cs="Garamond" w:eastAsia="Garamond" w:hAnsi="Garamond"/>
-          <w:color w:val="555555"/>
-          <w:sz w:val="21"/>
-          <w:szCs w:val="21"/>
-        </w:rPr>
-        <w:t xml:space="preserve">–	</w:t>
-      </w:r>
-      <w:r>
-        <w:rPr>
-          <w:rFonts w:ascii="Garamond" w:cs="Garamond" w:eastAsia="Garamond" w:hAnsi="Garamond"/>
-          <w:b w:val="false"/>
-          <w:bCs w:val="false"/>
-          <w:color w:val="555555"/>
-          <w:sz w:val="21"/>
-          <w:szCs w:val="21"/>
-        </w:rPr>
-        <w:t xml:space="preserve">Did the work move to the regional partnerships, and does anyone there still target returners?</w:t>
-      </w:r>
-    </w:p>
-    <w:p>
-      <w:pPr>
-        <w:spacing w:after="60" w:before="200"/>
-        <w:ind w:left="504" w:hanging="504"/>
-      </w:pPr>
-      <w:r>
-        <w:rPr>
-          <w:rFonts w:ascii="Garamond" w:cs="Garamond" w:eastAsia="Garamond" w:hAnsi="Garamond"/>
-          <w:b/>
-          <w:bCs/>
-          <w:color w:val="000000"/>
-          <w:sz w:val="24"/>
-          <w:szCs w:val="24"/>
-        </w:rPr>
-        <w:t xml:space="preserve">5.	</w:t>
-      </w:r>
-      <w:r>
-        <w:rPr>
-          <w:rFonts w:ascii="Garamond" w:cs="Garamond" w:eastAsia="Garamond" w:hAnsi="Garamond"/>
-          <w:b/>
-          <w:bCs/>
-          <w:color w:val="000000"/>
-          <w:sz w:val="24"/>
-          <w:szCs w:val="24"/>
-        </w:rPr>
-        <w:t xml:space="preserve">Who are the herintreders?</w:t>
-      </w:r>
-      <w:r>
-        <w:rPr>
-          <w:rFonts w:ascii="Garamond" w:cs="Garamond" w:eastAsia="Garamond" w:hAnsi="Garamond"/>
-          <w:b w:val="false"/>
-          <w:bCs w:val="false"/>
-          <w:color w:val="000000"/>
-          <w:sz w:val="24"/>
-          <w:szCs w:val="24"/>
-        </w:rPr>
-        <w:t xml:space="preserve"> The definition also covers people who qualified and never started.</w:t>
-      </w:r>
-    </w:p>
-    <w:p>
-      <w:pPr>
-        <w:spacing w:after="40" w:before="0"/>
-        <w:ind w:left="1008" w:hanging="288"/>
-      </w:pPr>
-      <w:r>
-        <w:rPr>
-          <w:rFonts w:ascii="Garamond" w:cs="Garamond" w:eastAsia="Garamond" w:hAnsi="Garamond"/>
-          <w:color w:val="555555"/>
-          <w:sz w:val="21"/>
-          <w:szCs w:val="21"/>
-        </w:rPr>
-        <w:t xml:space="preserve">–	</w:t>
-      </w:r>
-      <w:r>
-        <w:rPr>
-          <w:rFonts w:ascii="Garamond" w:cs="Garamond" w:eastAsia="Garamond" w:hAnsi="Garamond"/>
-          <w:b w:val="false"/>
-          <w:bCs w:val="false"/>
-          <w:color w:val="555555"/>
-          <w:sz w:val="21"/>
-          <w:szCs w:val="21"/>
-        </w:rPr>
-        <w:t xml:space="preserve">Why did they leave primary teaching, and what made returning possible?</w:t>
-      </w:r>
-    </w:p>
-    <w:p>
-      <w:pPr>
-        <w:spacing w:after="40" w:before="0"/>
-        <w:ind w:left="1008" w:hanging="288"/>
-      </w:pPr>
-      <w:r>
-        <w:rPr>
-          <w:rFonts w:ascii="Garamond" w:cs="Garamond" w:eastAsia="Garamond" w:hAnsi="Garamond"/>
-          <w:color w:val="555555"/>
-          <w:sz w:val="21"/>
-          <w:szCs w:val="21"/>
-        </w:rPr>
-        <w:t xml:space="preserve">–	</w:t>
-      </w:r>
-      <w:r>
-        <w:rPr>
-          <w:rFonts w:ascii="Garamond" w:cs="Garamond" w:eastAsia="Garamond" w:hAnsi="Garamond"/>
-          <w:b w:val="false"/>
-          <w:bCs w:val="false"/>
-          <w:color w:val="555555"/>
-          <w:sz w:val="21"/>
-          <w:szCs w:val="21"/>
-        </w:rPr>
-        <w:t xml:space="preserve">Does a qualification that never expires make return easier, or does it move the difficulty elsewhere?</w:t>
-      </w:r>
-    </w:p>
-    <w:p>
-      <w:pPr>
-        <w:spacing w:after="60" w:before="200"/>
-        <w:ind w:left="504" w:hanging="504"/>
-      </w:pPr>
-      <w:r>
-        <w:rPr>
-          <w:rFonts w:ascii="Garamond" w:cs="Garamond" w:eastAsia="Garamond" w:hAnsi="Garamond"/>
-          <w:b/>
-          <w:bCs/>
-          <w:color w:val="000000"/>
-          <w:sz w:val="24"/>
-          <w:szCs w:val="24"/>
-        </w:rPr>
-        <w:t xml:space="preserve">6.	</w:t>
-      </w:r>
-      <w:r>
-        <w:rPr>
-          <w:rFonts w:ascii="Garamond" w:cs="Garamond" w:eastAsia="Garamond" w:hAnsi="Garamond"/>
-          <w:b/>
-          <w:bCs/>
-          <w:color w:val="000000"/>
-          <w:sz w:val="24"/>
-          <w:szCs w:val="24"/>
-        </w:rPr>
-        <w:t xml:space="preserve">Primary teachers leave over workload, class size and leadership. Does a grant to the school reach any of that?</w:t>
-      </w:r>
-    </w:p>
-    <w:p>
-      <w:pPr>
-        <w:spacing w:after="40" w:before="0"/>
-        <w:ind w:left="1008" w:hanging="288"/>
-      </w:pPr>
-      <w:r>
-        <w:rPr>
-          <w:rFonts w:ascii="Garamond" w:cs="Garamond" w:eastAsia="Garamond" w:hAnsi="Garamond"/>
-          <w:color w:val="555555"/>
-          <w:sz w:val="21"/>
-          <w:szCs w:val="21"/>
-        </w:rPr>
-        <w:t xml:space="preserve">–	</w:t>
-      </w:r>
-      <w:r>
-        <w:rPr>
-          <w:rFonts w:ascii="Garamond" w:cs="Garamond" w:eastAsia="Garamond" w:hAnsi="Garamond"/>
-          <w:b w:val="false"/>
-          <w:bCs w:val="false"/>
-          <w:color w:val="555555"/>
-          <w:sz w:val="21"/>
-          <w:szCs w:val="21"/>
-        </w:rPr>
-        <w:t xml:space="preserve">The number of returners in primary education has halved in a decade while the shortage persisted. How do you read that?</w:t>
-      </w:r>
-    </w:p>
-    <w:p>
-      <w:pPr>
-        <w:spacing w:after="60" w:before="200"/>
-        <w:ind w:left="504" w:hanging="504"/>
-      </w:pPr>
-      <w:r>
-        <w:rPr>
-          <w:rFonts w:ascii="Garamond" w:cs="Garamond" w:eastAsia="Garamond" w:hAnsi="Garamond"/>
-          <w:b/>
-          <w:bCs/>
-          <w:color w:val="000000"/>
-          <w:sz w:val="24"/>
-          <w:szCs w:val="24"/>
-        </w:rPr>
-        <w:t xml:space="preserve">7.	</w:t>
-      </w:r>
-      <w:r>
-        <w:rPr>
-          <w:rFonts w:ascii="Garamond" w:cs="Garamond" w:eastAsia="Garamond" w:hAnsi="Garamond"/>
-          <w:b/>
-          <w:bCs/>
-          <w:color w:val="000000"/>
-          <w:sz w:val="24"/>
-          <w:szCs w:val="24"/>
-        </w:rPr>
-        <w:t xml:space="preserve">The debate about the silent reserve now turns on whether the pool is really available, given how many already work elsewhere. Where has the ministry landed, and what follows for policy?</w:t>
-      </w:r>
-    </w:p>
-    <w:p>
-      <w:pPr>
-        <w:spacing w:after="40" w:before="0"/>
-        <w:ind w:left="1008" w:hanging="288"/>
-      </w:pPr>
-      <w:r>
-        <w:rPr>
-          <w:rFonts w:ascii="Garamond" w:cs="Garamond" w:eastAsia="Garamond" w:hAnsi="Garamond"/>
-          <w:color w:val="555555"/>
-          <w:sz w:val="21"/>
-          <w:szCs w:val="21"/>
-        </w:rPr>
-        <w:t xml:space="preserve">–	</w:t>
-      </w:r>
-      <w:r>
-        <w:rPr>
-          <w:rFonts w:ascii="Garamond" w:cs="Garamond" w:eastAsia="Garamond" w:hAnsi="Garamond"/>
-          <w:b w:val="false"/>
-          <w:bCs w:val="false"/>
-          <w:color w:val="555555"/>
-          <w:sz w:val="21"/>
-          <w:szCs w:val="21"/>
-        </w:rPr>
-        <w:t xml:space="preserve">Did the teachers who came back through the scheme stay?</w:t>
-      </w:r>
-    </w:p>
-    <w:p>
-      <w:pPr>
-        <w:spacing w:after="60" w:before="200"/>
-        <w:ind w:left="504" w:hanging="504"/>
-      </w:pPr>
-      <w:r>
-        <w:rPr>
-          <w:rFonts w:ascii="Garamond" w:cs="Garamond" w:eastAsia="Garamond" w:hAnsi="Garamond"/>
-          <w:b/>
-          <w:bCs/>
-          <w:color w:val="000000"/>
-          <w:sz w:val="24"/>
-          <w:szCs w:val="24"/>
-        </w:rPr>
-        <w:t xml:space="preserve">8.	</w:t>
-      </w:r>
-      <w:r>
-        <w:rPr>
-          <w:rFonts w:ascii="Garamond" w:cs="Garamond" w:eastAsia="Garamond" w:hAnsi="Garamond"/>
-          <w:b/>
-          <w:bCs/>
-          <w:color w:val="000000"/>
-          <w:sz w:val="24"/>
-          <w:szCs w:val="24"/>
-        </w:rPr>
-        <w:t xml:space="preserve">Is there someone at the ministry or at the agency we should speak to?</w:t>
-      </w:r>
-    </w:p>
-    <w:p>
-      <w:r>
-        <w:br w:type="page"/>
-      </w:r>
-    </w:p>
-    <w:p>
-      <w:pPr>
-        <w:pStyle w:val="Heading1"/>
-        <w:spacing w:after="0" w:before="0"/>
-      </w:pPr>
-      <w:bookmarkStart w:name="sec6" w:id="1"/>
       <w:r>
         <w:rPr>
           <w:rFonts w:ascii="Garamond" w:cs="Garamond" w:eastAsia="Garamond" w:hAnsi="Garamond"/>

--- a/policies/interviews/Interview_scripts.docx
+++ b/policies/interviews/Interview_scripts.docx
@@ -255,7 +255,7 @@
           <w:sz w:val="24"/>
           <w:szCs w:val="24"/>
         </w:rPr>
-        <w:t xml:space="preserve"> From November 2023 the Department went through its own records of teachers who had left in the previous five years and approached more than 1,500 of them. By May 2024, 260 had expressed interest and 145 had been linked with schools, about six in ten of them retirees. Returners are helped with accreditation, approval to teach and the working-with-children check, and register on the casual booking platform schools use. A shorter re-accreditation route for retired teachers appeared at the standards authority the month the calls began. The press described the outreach as cold-calling; the Department has not said what the channel was. No figures have been published since May 2024.</w:t>
+        <w:t xml:space="preserve"> From November 2023 the Department went through its own records of teachers who had left in the previous five years and approached more than 1,500 of them. By May 2024, 260 had expressed interest and 145 had joined the pool of casual and temporary teachers serving more than 600 schools, about six in ten of them retirees. Returners are helped with accreditation, approval to teach and the working-with-children check, and register on the casual booking platform schools use. A shorter re-accreditation route for retired teachers appeared at the standards authority the month the calls began. The press described the outreach as cold-calling; the Department has not said what the channel was. No figures have been published since May 2024.</w:t>
       </w:r>
     </w:p>
     <w:p>

--- a/policies/interviews/Interview_scripts.docx
+++ b/policies/interviews/Interview_scripts.docx
@@ -228,7 +228,7 @@
           <w:sz w:val="24"/>
           <w:szCs w:val="24"/>
         </w:rPr>
-        <w:t xml:space="preserve"> the School Workforce directorate of the NSW Department of Education, which handles attraction, retention and the placement of teachers in public schools.</w:t>
+        <w:t xml:space="preserve"> the School Workforce directorate of the NSW Department of Education.</w:t>
       </w:r>
     </w:p>
     <w:p>
@@ -283,44 +283,18 @@
           <w:sz w:val="24"/>
           <w:szCs w:val="24"/>
         </w:rPr>
-        <w:t xml:space="preserve">How did this start?</w:t>
-      </w:r>
-      <w:r>
-        <w:rPr>
-          <w:rFonts w:ascii="Garamond" w:cs="Garamond" w:eastAsia="Garamond" w:hAnsi="Garamond"/>
-          <w:b w:val="false"/>
-          <w:bCs w:val="false"/>
-          <w:color w:val="000000"/>
-          <w:sz w:val="24"/>
-          <w:szCs w:val="24"/>
-        </w:rPr>
-        <w:t xml:space="preserve"> Who first proposed going back to teachers who had already left, and who had to agree?</w:t>
-      </w:r>
-    </w:p>
-    <w:p>
-      <w:pPr>
-        <w:spacing w:after="40" w:before="0"/>
-        <w:ind w:left="1008" w:hanging="288"/>
-      </w:pPr>
-      <w:r>
-        <w:rPr>
-          <w:rFonts w:ascii="Garamond" w:cs="Garamond" w:eastAsia="Garamond" w:hAnsi="Garamond"/>
-          <w:color w:val="555555"/>
-          <w:sz w:val="21"/>
-          <w:szCs w:val="21"/>
-        </w:rPr>
-        <w:t xml:space="preserve">–	</w:t>
-      </w:r>
-      <w:r>
-        <w:rPr>
-          <w:rFonts w:ascii="Garamond" w:cs="Garamond" w:eastAsia="Garamond" w:hAnsi="Garamond"/>
-          <w:b w:val="false"/>
-          <w:bCs w:val="false"/>
-          <w:color w:val="555555"/>
-          <w:sz w:val="21"/>
-          <w:szCs w:val="21"/>
-        </w:rPr>
-        <w:t xml:space="preserve">Was there a model, in Australia or elsewhere?</w:t>
+        <w:t xml:space="preserve">In what context did this initiative come about, and with what purpose?</w:t>
+      </w:r>
+      <w:r>
+        <w:rPr>
+          <w:rFonts w:ascii="Garamond" w:cs="Garamond" w:eastAsia="Garamond" w:hAnsi="Garamond"/>
+          <w:b w:val="false"/>
+          <w:bCs w:val="false"/>
+          <w:color w:val="000000"/>
+          <w:sz w:val="24"/>
+          <w:szCs w:val="24"/>
+        </w:rPr>
+        <w:t xml:space="preserve"> Was the teacher shortage severe at the time?</w:t>
       </w:r>
     </w:p>
     <w:p>
@@ -454,7 +428,7 @@
           <w:sz w:val="24"/>
           <w:szCs w:val="24"/>
         </w:rPr>
-        <w:t xml:space="preserve">What did they answer?</w:t>
+        <w:t xml:space="preserve">How would you describe the response you got?</w:t>
       </w:r>
       <w:r>
         <w:rPr>
@@ -519,33 +493,33 @@
           <w:sz w:val="24"/>
           <w:szCs w:val="24"/>
         </w:rPr>
-        <w:t xml:space="preserve">Once someone said yes, what followed, and where did it stall?</w:t>
-      </w:r>
-    </w:p>
-    <w:p>
-      <w:pPr>
-        <w:spacing w:after="40" w:before="0"/>
-        <w:ind w:left="1008" w:hanging="288"/>
-      </w:pPr>
-      <w:r>
-        <w:rPr>
-          <w:rFonts w:ascii="Garamond" w:cs="Garamond" w:eastAsia="Garamond" w:hAnsi="Garamond"/>
-          <w:color w:val="555555"/>
-          <w:sz w:val="21"/>
-          <w:szCs w:val="21"/>
-        </w:rPr>
-        <w:t xml:space="preserve">–	</w:t>
-      </w:r>
-      <w:r>
-        <w:rPr>
-          <w:rFonts w:ascii="Garamond" w:cs="Garamond" w:eastAsia="Garamond" w:hAnsi="Garamond"/>
-          <w:b w:val="false"/>
-          <w:bCs w:val="false"/>
-          <w:color w:val="555555"/>
-          <w:sz w:val="21"/>
-          <w:szCs w:val="21"/>
-        </w:rPr>
-        <w:t xml:space="preserve">The standards authority opened a shorter re-accreditation route for retired teachers the same month. Was that planned together?</w:t>
+        <w:t xml:space="preserve">We understand the programme offered help with re-accreditation and a placement in casual or temporary work. What did that help consist of in practice?</w:t>
+      </w:r>
+    </w:p>
+    <w:p>
+      <w:pPr>
+        <w:spacing w:after="40" w:before="0"/>
+        <w:ind w:left="1008" w:hanging="288"/>
+      </w:pPr>
+      <w:r>
+        <w:rPr>
+          <w:rFonts w:ascii="Garamond" w:cs="Garamond" w:eastAsia="Garamond" w:hAnsi="Garamond"/>
+          <w:color w:val="555555"/>
+          <w:sz w:val="21"/>
+          <w:szCs w:val="21"/>
+        </w:rPr>
+        <w:t xml:space="preserve">–	</w:t>
+      </w:r>
+      <w:r>
+        <w:rPr>
+          <w:rFonts w:ascii="Garamond" w:cs="Garamond" w:eastAsia="Garamond" w:hAnsi="Garamond"/>
+          <w:b w:val="false"/>
+          <w:bCs w:val="false"/>
+          <w:color w:val="555555"/>
+          <w:sz w:val="21"/>
+          <w:szCs w:val="21"/>
+        </w:rPr>
+        <w:t xml:space="preserve">The standards authority opened a shorter route for retired teachers the same month. Was that planned together?</w:t>
       </w:r>
     </w:p>
     <w:p>
@@ -599,33 +573,61 @@
           <w:sz w:val="24"/>
           <w:szCs w:val="24"/>
         </w:rPr>
-        <w:t xml:space="preserve">Who came back, and to what kind of post?</w:t>
-      </w:r>
-    </w:p>
-    <w:p>
-      <w:pPr>
-        <w:spacing w:after="40" w:before="0"/>
-        <w:ind w:left="1008" w:hanging="288"/>
-      </w:pPr>
-      <w:r>
-        <w:rPr>
-          <w:rFonts w:ascii="Garamond" w:cs="Garamond" w:eastAsia="Garamond" w:hAnsi="Garamond"/>
-          <w:color w:val="555555"/>
-          <w:sz w:val="21"/>
-          <w:szCs w:val="21"/>
-        </w:rPr>
-        <w:t xml:space="preserve">–	</w:t>
-      </w:r>
-      <w:r>
-        <w:rPr>
-          <w:rFonts w:ascii="Garamond" w:cs="Garamond" w:eastAsia="Garamond" w:hAnsi="Garamond"/>
-          <w:b w:val="false"/>
-          <w:bCs w:val="false"/>
-          <w:color w:val="555555"/>
-          <w:sz w:val="21"/>
-          <w:szCs w:val="21"/>
-        </w:rPr>
-        <w:t xml:space="preserve">Casual, temporary, permanent: did what they wanted match what schools needed?</w:t>
+        <w:t xml:space="preserve">According to the sources we consulted, the initiative was launched right after a large pay rise and a cut in teachers' administrative workload. How much of the result do you attribute to the outreach itself, and how much to that?</w:t>
+      </w:r>
+    </w:p>
+    <w:p>
+      <w:pPr>
+        <w:spacing w:after="60" w:before="200"/>
+        <w:ind w:left="504" w:hanging="504"/>
+      </w:pPr>
+      <w:r>
+        <w:rPr>
+          <w:rFonts w:ascii="Garamond" w:cs="Garamond" w:eastAsia="Garamond" w:hAnsi="Garamond"/>
+          <w:b/>
+          <w:bCs/>
+          <w:color w:val="000000"/>
+          <w:sz w:val="24"/>
+          <w:szCs w:val="24"/>
+        </w:rPr>
+        <w:t xml:space="preserve">6.	</w:t>
+      </w:r>
+      <w:r>
+        <w:rPr>
+          <w:rFonts w:ascii="Garamond" w:cs="Garamond" w:eastAsia="Garamond" w:hAnsi="Garamond"/>
+          <w:b/>
+          <w:bCs/>
+          <w:color w:val="000000"/>
+          <w:sz w:val="24"/>
+          <w:szCs w:val="24"/>
+        </w:rPr>
+        <w:t xml:space="preserve">The Department's media release of May 2024 says about 60 per cent of those who came back were retired. Is that right, and if so, why did they come back?</w:t>
+      </w:r>
+    </w:p>
+    <w:p>
+      <w:pPr>
+        <w:spacing w:after="40" w:before="0"/>
+        <w:ind w:left="1008" w:hanging="288"/>
+      </w:pPr>
+      <w:r>
+        <w:rPr>
+          <w:rFonts w:ascii="Garamond" w:cs="Garamond" w:eastAsia="Garamond" w:hAnsi="Garamond"/>
+          <w:color w:val="555555"/>
+          <w:sz w:val="21"/>
+          <w:szCs w:val="21"/>
+        </w:rPr>
+        <w:t xml:space="preserve">–	</w:t>
+      </w:r>
+      <w:r>
+        <w:rPr>
+          <w:rFonts w:ascii="Garamond" w:cs="Garamond" w:eastAsia="Garamond" w:hAnsi="Garamond"/>
+          <w:b w:val="false"/>
+          <w:bCs w:val="false"/>
+          <w:color w:val="555555"/>
+          <w:sz w:val="21"/>
+          <w:szCs w:val="21"/>
+        </w:rPr>
+        <w:t xml:space="preserve">And the other 40 per cent: who were they, and what had they been doing?</w:t>
       </w:r>
     </w:p>
     <w:p>
@@ -668,34 +670,6 @@
           <w:sz w:val="24"/>
           <w:szCs w:val="24"/>
         </w:rPr>
-        <w:t xml:space="preserve">6.	</w:t>
-      </w:r>
-      <w:r>
-        <w:rPr>
-          <w:rFonts w:ascii="Garamond" w:cs="Garamond" w:eastAsia="Garamond" w:hAnsi="Garamond"/>
-          <w:b/>
-          <w:bCs/>
-          <w:color w:val="000000"/>
-          <w:sz w:val="24"/>
-          <w:szCs w:val="24"/>
-        </w:rPr>
-        <w:t xml:space="preserve">The pay rise and the reduction in administrative work came in at the same time. How much of the result do you attribute to the outreach itself?</w:t>
-      </w:r>
-    </w:p>
-    <w:p>
-      <w:pPr>
-        <w:spacing w:after="60" w:before="200"/>
-        <w:ind w:left="504" w:hanging="504"/>
-      </w:pPr>
-      <w:r>
-        <w:rPr>
-          <w:rFonts w:ascii="Garamond" w:cs="Garamond" w:eastAsia="Garamond" w:hAnsi="Garamond"/>
-          <w:b/>
-          <w:bCs/>
-          <w:color w:val="000000"/>
-          <w:sz w:val="24"/>
-          <w:szCs w:val="24"/>
-        </w:rPr>
         <w:t xml:space="preserve">7.	</w:t>
       </w:r>
       <w:r>
@@ -707,44 +681,59 @@
           <w:sz w:val="24"/>
           <w:szCs w:val="24"/>
         </w:rPr>
-        <w:t xml:space="preserve">Are the teachers who came back the same kind of teachers who leave?</w:t>
-      </w:r>
-      <w:r>
-        <w:rPr>
-          <w:rFonts w:ascii="Garamond" w:cs="Garamond" w:eastAsia="Garamond" w:hAnsi="Garamond"/>
-          <w:b w:val="false"/>
-          <w:bCs w:val="false"/>
-          <w:color w:val="000000"/>
-          <w:sz w:val="24"/>
-          <w:szCs w:val="24"/>
-        </w:rPr>
-        <w:t xml:space="preserve"> What did they say about why they had left, and what had changed?</w:t>
-      </w:r>
-    </w:p>
-    <w:p>
-      <w:pPr>
-        <w:spacing w:after="40" w:before="0"/>
-        <w:ind w:left="1008" w:hanging="288"/>
-      </w:pPr>
-      <w:r>
-        <w:rPr>
-          <w:rFonts w:ascii="Garamond" w:cs="Garamond" w:eastAsia="Garamond" w:hAnsi="Garamond"/>
-          <w:color w:val="555555"/>
-          <w:sz w:val="21"/>
-          <w:szCs w:val="21"/>
-        </w:rPr>
-        <w:t xml:space="preserve">–	</w:t>
-      </w:r>
-      <w:r>
-        <w:rPr>
-          <w:rFonts w:ascii="Garamond" w:cs="Garamond" w:eastAsia="Garamond" w:hAnsi="Garamond"/>
-          <w:b w:val="false"/>
-          <w:bCs w:val="false"/>
-          <w:color w:val="555555"/>
-          <w:sz w:val="21"/>
-          <w:szCs w:val="21"/>
-        </w:rPr>
-        <w:t xml:space="preserve">Is there a kind of leaver this approach does not reach?</w:t>
+        <w:t xml:space="preserve">Is there any record of how well the policy has worked — an internal evaluation, figures after May 2024?</w:t>
+      </w:r>
+    </w:p>
+    <w:p>
+      <w:pPr>
+        <w:spacing w:after="40" w:before="0"/>
+        <w:ind w:left="1008" w:hanging="288"/>
+      </w:pPr>
+      <w:r>
+        <w:rPr>
+          <w:rFonts w:ascii="Garamond" w:cs="Garamond" w:eastAsia="Garamond" w:hAnsi="Garamond"/>
+          <w:color w:val="555555"/>
+          <w:sz w:val="21"/>
+          <w:szCs w:val="21"/>
+        </w:rPr>
+        <w:t xml:space="preserve">–	</w:t>
+      </w:r>
+      <w:r>
+        <w:rPr>
+          <w:rFonts w:ascii="Garamond" w:cs="Garamond" w:eastAsia="Garamond" w:hAnsi="Garamond"/>
+          <w:b w:val="false"/>
+          <w:bCs w:val="false"/>
+          <w:color w:val="555555"/>
+          <w:sz w:val="21"/>
+          <w:szCs w:val="21"/>
+        </w:rPr>
+        <w:t xml:space="preserve">How many were still teaching a year later? Any permanent appointments?</w:t>
+      </w:r>
+    </w:p>
+    <w:p>
+      <w:pPr>
+        <w:spacing w:after="40" w:before="0"/>
+        <w:ind w:left="1008" w:hanging="288"/>
+      </w:pPr>
+      <w:r>
+        <w:rPr>
+          <w:rFonts w:ascii="Garamond" w:cs="Garamond" w:eastAsia="Garamond" w:hAnsi="Garamond"/>
+          <w:color w:val="555555"/>
+          <w:sz w:val="21"/>
+          <w:szCs w:val="21"/>
+        </w:rPr>
+        <w:t xml:space="preserve">–	</w:t>
+      </w:r>
+      <w:r>
+        <w:rPr>
+          <w:rFonts w:ascii="Garamond" w:cs="Garamond" w:eastAsia="Garamond" w:hAnsi="Garamond"/>
+          <w:b w:val="false"/>
+          <w:bCs w:val="false"/>
+          <w:color w:val="555555"/>
+          <w:sz w:val="21"/>
+          <w:szCs w:val="21"/>
+        </w:rPr>
+        <w:t xml:space="preserve">Is the initiative still running?</w:t>
       </w:r>
     </w:p>
     <w:p>
@@ -772,59 +761,7 @@
           <w:sz w:val="24"/>
           <w:szCs w:val="24"/>
         </w:rPr>
-        <w:t xml:space="preserve">What became of them, and what did the exercise teach you?</w:t>
-      </w:r>
-    </w:p>
-    <w:p>
-      <w:pPr>
-        <w:spacing w:after="40" w:before="0"/>
-        <w:ind w:left="1008" w:hanging="288"/>
-      </w:pPr>
-      <w:r>
-        <w:rPr>
-          <w:rFonts w:ascii="Garamond" w:cs="Garamond" w:eastAsia="Garamond" w:hAnsi="Garamond"/>
-          <w:color w:val="555555"/>
-          <w:sz w:val="21"/>
-          <w:szCs w:val="21"/>
-        </w:rPr>
-        <w:t xml:space="preserve">–	</w:t>
-      </w:r>
-      <w:r>
-        <w:rPr>
-          <w:rFonts w:ascii="Garamond" w:cs="Garamond" w:eastAsia="Garamond" w:hAnsi="Garamond"/>
-          <w:b w:val="false"/>
-          <w:bCs w:val="false"/>
-          <w:color w:val="555555"/>
-          <w:sz w:val="21"/>
-          <w:szCs w:val="21"/>
-        </w:rPr>
-        <w:t xml:space="preserve">How many were still teaching a year later? Any permanent appointments?</w:t>
-      </w:r>
-    </w:p>
-    <w:p>
-      <w:pPr>
-        <w:spacing w:after="40" w:before="0"/>
-        <w:ind w:left="1008" w:hanging="288"/>
-      </w:pPr>
-      <w:r>
-        <w:rPr>
-          <w:rFonts w:ascii="Garamond" w:cs="Garamond" w:eastAsia="Garamond" w:hAnsi="Garamond"/>
-          <w:color w:val="555555"/>
-          <w:sz w:val="21"/>
-          <w:szCs w:val="21"/>
-        </w:rPr>
-        <w:t xml:space="preserve">–	</w:t>
-      </w:r>
-      <w:r>
-        <w:rPr>
-          <w:rFonts w:ascii="Garamond" w:cs="Garamond" w:eastAsia="Garamond" w:hAnsi="Garamond"/>
-          <w:b w:val="false"/>
-          <w:bCs w:val="false"/>
-          <w:color w:val="555555"/>
-          <w:sz w:val="21"/>
-          <w:szCs w:val="21"/>
-        </w:rPr>
-        <w:t xml:space="preserve">Was it reviewed? Is it still running? What would you change?</w:t>
+        <w:t xml:space="preserve">Overall, what is your assessment of its impact, and what has it taught you?</w:t>
       </w:r>
     </w:p>
     <w:p>
@@ -852,7 +789,7 @@
           <w:sz w:val="24"/>
           <w:szCs w:val="24"/>
         </w:rPr>
-        <w:t xml:space="preserve">Is there someone else, in the Department or at the standards authority, we should speak to?</w:t>
+        <w:t xml:space="preserve">Is there someone else, in the Department or at the standards authority, you would recommend we speak to?</w:t>
       </w:r>
     </w:p>
     <w:p>
@@ -919,7 +856,7 @@
           <w:sz w:val="24"/>
           <w:szCs w:val="24"/>
         </w:rPr>
-        <w:t xml:space="preserve"> the re-engagement team of the Department of Education, in the area responsible for attracting teachers to government schools.</w:t>
+        <w:t xml:space="preserve"> the re-engagement team of the Victorian Department of Education.</w:t>
       </w:r>
     </w:p>
     <w:p>
@@ -974,18 +911,18 @@
           <w:sz w:val="24"/>
           <w:szCs w:val="24"/>
         </w:rPr>
-        <w:t xml:space="preserve">How did this start?</w:t>
-      </w:r>
-      <w:r>
-        <w:rPr>
-          <w:rFonts w:ascii="Garamond" w:cs="Garamond" w:eastAsia="Garamond" w:hAnsi="Garamond"/>
-          <w:b w:val="false"/>
-          <w:bCs w:val="false"/>
-          <w:color w:val="000000"/>
-          <w:sz w:val="24"/>
-          <w:szCs w:val="24"/>
-        </w:rPr>
-        <w:t xml:space="preserve"> The expressions of interest came before the money, which is the reverse of the usual order.</w:t>
+        <w:t xml:space="preserve">In what context did this initiative come about, and with what purpose?</w:t>
+      </w:r>
+      <w:r>
+        <w:rPr>
+          <w:rFonts w:ascii="Garamond" w:cs="Garamond" w:eastAsia="Garamond" w:hAnsi="Garamond"/>
+          <w:b w:val="false"/>
+          <w:bCs w:val="false"/>
+          <w:color w:val="000000"/>
+          <w:sz w:val="24"/>
+          <w:szCs w:val="24"/>
+        </w:rPr>
+        <w:t xml:space="preserve"> We understand the expressions of interest came before the funding.</w:t>
       </w:r>
     </w:p>
     <w:p>
@@ -1016,32 +953,6 @@
     </w:p>
     <w:p>
       <w:pPr>
-        <w:spacing w:after="40" w:before="0"/>
-        <w:ind w:left="1008" w:hanging="288"/>
-      </w:pPr>
-      <w:r>
-        <w:rPr>
-          <w:rFonts w:ascii="Garamond" w:cs="Garamond" w:eastAsia="Garamond" w:hAnsi="Garamond"/>
-          <w:color w:val="555555"/>
-          <w:sz w:val="21"/>
-          <w:szCs w:val="21"/>
-        </w:rPr>
-        <w:t xml:space="preserve">–	</w:t>
-      </w:r>
-      <w:r>
-        <w:rPr>
-          <w:rFonts w:ascii="Garamond" w:cs="Garamond" w:eastAsia="Garamond" w:hAnsi="Garamond"/>
-          <w:b w:val="false"/>
-          <w:bCs w:val="false"/>
-          <w:color w:val="555555"/>
-          <w:sz w:val="21"/>
-          <w:szCs w:val="21"/>
-        </w:rPr>
-        <w:t xml:space="preserve">What else was considered?</w:t>
-      </w:r>
-    </w:p>
-    <w:p>
-      <w:pPr>
         <w:spacing w:after="60" w:before="200"/>
         <w:ind w:left="504" w:hanging="504"/>
       </w:pPr>
@@ -1065,7 +976,7 @@
           <w:sz w:val="24"/>
           <w:szCs w:val="24"/>
         </w:rPr>
-        <w:t xml:space="preserve">From registration to the first day in a school, what happens?</w:t>
+        <w:t xml:space="preserve">How would you describe what happens between a teacher registering and their first day in a school?</w:t>
       </w:r>
     </w:p>
     <w:p>
@@ -1225,7 +1136,7 @@
           <w:sz w:val="24"/>
           <w:szCs w:val="24"/>
         </w:rPr>
-        <w:t xml:space="preserve">The placement is now described as funded by the school rather than centrally. Is that right, and how did it come about?</w:t>
+        <w:t xml:space="preserve">According to the current departmental pages, the placement is now funded by the school rather than centrally. Is that right, and how did that change come about?</w:t>
       </w:r>
     </w:p>
     <w:p>
@@ -1359,18 +1270,7 @@
           <w:sz w:val="24"/>
           <w:szCs w:val="24"/>
         </w:rPr>
-        <w:t xml:space="preserve">Are the teachers who came back the same kind of teachers who leave?</w:t>
-      </w:r>
-      <w:r>
-        <w:rPr>
-          <w:rFonts w:ascii="Garamond" w:cs="Garamond" w:eastAsia="Garamond" w:hAnsi="Garamond"/>
-          <w:b w:val="false"/>
-          <w:bCs w:val="false"/>
-          <w:color w:val="000000"/>
-          <w:sz w:val="24"/>
-          <w:szCs w:val="24"/>
-        </w:rPr>
-        <w:t xml:space="preserve"> What did they say about why they had left, and what worried them about returning?</w:t>
+        <w:t xml:space="preserve">We noticed that more than 1,100 teachers registered interest in the first months. What did they tell you about why they had left, and what worried them about coming back?</w:t>
       </w:r>
     </w:p>
     <w:p>
@@ -1424,59 +1324,59 @@
           <w:sz w:val="24"/>
           <w:szCs w:val="24"/>
         </w:rPr>
-        <w:t xml:space="preserve">What happened after the placements?</w:t>
-      </w:r>
-    </w:p>
-    <w:p>
-      <w:pPr>
-        <w:spacing w:after="40" w:before="0"/>
-        <w:ind w:left="1008" w:hanging="288"/>
-      </w:pPr>
-      <w:r>
-        <w:rPr>
-          <w:rFonts w:ascii="Garamond" w:cs="Garamond" w:eastAsia="Garamond" w:hAnsi="Garamond"/>
-          <w:color w:val="555555"/>
-          <w:sz w:val="21"/>
-          <w:szCs w:val="21"/>
-        </w:rPr>
-        <w:t xml:space="preserve">–	</w:t>
-      </w:r>
-      <w:r>
-        <w:rPr>
-          <w:rFonts w:ascii="Garamond" w:cs="Garamond" w:eastAsia="Garamond" w:hAnsi="Garamond"/>
-          <w:b w:val="false"/>
-          <w:bCs w:val="false"/>
-          <w:color w:val="555555"/>
-          <w:sz w:val="21"/>
-          <w:szCs w:val="21"/>
-        </w:rPr>
-        <w:t xml:space="preserve">Who took a post, who did not, and what became of those who decided against the classroom?</w:t>
-      </w:r>
-    </w:p>
-    <w:p>
-      <w:pPr>
-        <w:spacing w:after="40" w:before="0"/>
-        <w:ind w:left="1008" w:hanging="288"/>
-      </w:pPr>
-      <w:r>
-        <w:rPr>
-          <w:rFonts w:ascii="Garamond" w:cs="Garamond" w:eastAsia="Garamond" w:hAnsi="Garamond"/>
-          <w:color w:val="555555"/>
-          <w:sz w:val="21"/>
-          <w:szCs w:val="21"/>
-        </w:rPr>
-        <w:t xml:space="preserve">–	</w:t>
-      </w:r>
-      <w:r>
-        <w:rPr>
-          <w:rFonts w:ascii="Garamond" w:cs="Garamond" w:eastAsia="Garamond" w:hAnsi="Garamond"/>
-          <w:b w:val="false"/>
-          <w:bCs w:val="false"/>
-          <w:color w:val="555555"/>
-          <w:sz w:val="21"/>
-          <w:szCs w:val="21"/>
-        </w:rPr>
-        <w:t xml:space="preserve">Has it been evaluated? What did it cost against what it produced?</w:t>
+        <w:t xml:space="preserve">Is there any record of how well the initiative has worked — placements made, how many led to a post, an evaluation?</w:t>
+      </w:r>
+    </w:p>
+    <w:p>
+      <w:pPr>
+        <w:spacing w:after="40" w:before="0"/>
+        <w:ind w:left="1008" w:hanging="288"/>
+      </w:pPr>
+      <w:r>
+        <w:rPr>
+          <w:rFonts w:ascii="Garamond" w:cs="Garamond" w:eastAsia="Garamond" w:hAnsi="Garamond"/>
+          <w:color w:val="555555"/>
+          <w:sz w:val="21"/>
+          <w:szCs w:val="21"/>
+        </w:rPr>
+        <w:t xml:space="preserve">–	</w:t>
+      </w:r>
+      <w:r>
+        <w:rPr>
+          <w:rFonts w:ascii="Garamond" w:cs="Garamond" w:eastAsia="Garamond" w:hAnsi="Garamond"/>
+          <w:b w:val="false"/>
+          <w:bCs w:val="false"/>
+          <w:color w:val="555555"/>
+          <w:sz w:val="21"/>
+          <w:szCs w:val="21"/>
+        </w:rPr>
+        <w:t xml:space="preserve">What became of those who decided against the classroom?</w:t>
+      </w:r>
+    </w:p>
+    <w:p>
+      <w:pPr>
+        <w:spacing w:after="40" w:before="0"/>
+        <w:ind w:left="1008" w:hanging="288"/>
+      </w:pPr>
+      <w:r>
+        <w:rPr>
+          <w:rFonts w:ascii="Garamond" w:cs="Garamond" w:eastAsia="Garamond" w:hAnsi="Garamond"/>
+          <w:color w:val="555555"/>
+          <w:sz w:val="21"/>
+          <w:szCs w:val="21"/>
+        </w:rPr>
+        <w:t xml:space="preserve">–	</w:t>
+      </w:r>
+      <w:r>
+        <w:rPr>
+          <w:rFonts w:ascii="Garamond" w:cs="Garamond" w:eastAsia="Garamond" w:hAnsi="Garamond"/>
+          <w:b w:val="false"/>
+          <w:bCs w:val="false"/>
+          <w:color w:val="555555"/>
+          <w:sz w:val="21"/>
+          <w:szCs w:val="21"/>
+        </w:rPr>
+        <w:t xml:space="preserve">What did it cost against what it produced?</w:t>
       </w:r>
     </w:p>
     <w:p>
@@ -1504,7 +1404,7 @@
           <w:sz w:val="24"/>
           <w:szCs w:val="24"/>
         </w:rPr>
-        <w:t xml:space="preserve">Where does the initiative stand now, and what would you change?</w:t>
+        <w:t xml:space="preserve">Overall, what is your assessment of its impact, and what would you change if you were designing it again?</w:t>
       </w:r>
     </w:p>
     <w:p>
@@ -1532,7 +1432,7 @@
           <w:sz w:val="24"/>
           <w:szCs w:val="24"/>
         </w:rPr>
-        <w:t xml:space="preserve">Is there someone who has run this closely that we should speak to?</w:t>
+        <w:t xml:space="preserve">Is there someone who has run this closely you would recommend we speak to?</w:t>
       </w:r>
     </w:p>
     <w:p>
@@ -1599,7 +1499,7 @@
           <w:sz w:val="24"/>
           <w:szCs w:val="24"/>
         </w:rPr>
-        <w:t xml:space="preserve"> the direction of the Ministère de l'Éducation responsible for teaching staff and for the operating budget rules of the centres de services scolaires.</w:t>
+        <w:t xml:space="preserve"> the direction of the Ministère de l'Éducation responsible for teaching staff and for the budget rules of the centres de services scolaires.</w:t>
       </w:r>
     </w:p>
     <w:p>
@@ -1654,18 +1554,18 @@
           <w:sz w:val="24"/>
           <w:szCs w:val="24"/>
         </w:rPr>
-        <w:t xml:space="preserve">How did this come about in 2020?</w:t>
-      </w:r>
-      <w:r>
-        <w:rPr>
-          <w:rFonts w:ascii="Garamond" w:cs="Garamond" w:eastAsia="Garamond" w:hAnsi="Garamond"/>
-          <w:b w:val="false"/>
-          <w:bCs w:val="false"/>
-          <w:color w:val="000000"/>
-          <w:sz w:val="24"/>
-          <w:szCs w:val="24"/>
-        </w:rPr>
-        <w:t xml:space="preserve"> Why a pay rule, rather than a programme, a campaign or a change to pension rules?</w:t>
+        <w:t xml:space="preserve">In what context did this measure come about in 2020, and with what purpose?</w:t>
+      </w:r>
+      <w:r>
+        <w:rPr>
+          <w:rFonts w:ascii="Garamond" w:cs="Garamond" w:eastAsia="Garamond" w:hAnsi="Garamond"/>
+          <w:b w:val="false"/>
+          <w:bCs w:val="false"/>
+          <w:color w:val="000000"/>
+          <w:sz w:val="24"/>
+          <w:szCs w:val="24"/>
+        </w:rPr>
+        <w:t xml:space="preserve"> We understand it was a pandemic response; why a pay rule, rather than a programme, a campaign or a change to pension rules?</w:t>
       </w:r>
     </w:p>
     <w:p>
@@ -1696,32 +1596,6 @@
     </w:p>
     <w:p>
       <w:pPr>
-        <w:spacing w:after="40" w:before="0"/>
-        <w:ind w:left="1008" w:hanging="288"/>
-      </w:pPr>
-      <w:r>
-        <w:rPr>
-          <w:rFonts w:ascii="Garamond" w:cs="Garamond" w:eastAsia="Garamond" w:hAnsi="Garamond"/>
-          <w:color w:val="555555"/>
-          <w:sz w:val="21"/>
-          <w:szCs w:val="21"/>
-        </w:rPr>
-        <w:t xml:space="preserve">–	</w:t>
-      </w:r>
-      <w:r>
-        <w:rPr>
-          <w:rFonts w:ascii="Garamond" w:cs="Garamond" w:eastAsia="Garamond" w:hAnsi="Garamond"/>
-          <w:b w:val="false"/>
-          <w:bCs w:val="false"/>
-          <w:color w:val="555555"/>
-          <w:sz w:val="21"/>
-          <w:szCs w:val="21"/>
-        </w:rPr>
-        <w:t xml:space="preserve">Why the budget rules rather than the collective agreement?</w:t>
-      </w:r>
-    </w:p>
-    <w:p>
-      <w:pPr>
         <w:spacing w:after="60" w:before="200"/>
         <w:ind w:left="504" w:hanging="504"/>
       </w:pPr>
@@ -1745,7 +1619,7 @@
           <w:sz w:val="24"/>
           <w:szCs w:val="24"/>
         </w:rPr>
-        <w:t xml:space="preserve">The measure is permanent on the budget side but the agreement carrying it is renewed each year. How does that work?</w:t>
+        <w:t xml:space="preserve">We understand the measure is permanent on the budget side, while the agreement carrying it is renewed each year with the unions. How does that work in practice?</w:t>
       </w:r>
     </w:p>
     <w:p>
@@ -1776,32 +1650,6 @@
     </w:p>
     <w:p>
       <w:pPr>
-        <w:spacing w:after="40" w:before="0"/>
-        <w:ind w:left="1008" w:hanging="288"/>
-      </w:pPr>
-      <w:r>
-        <w:rPr>
-          <w:rFonts w:ascii="Garamond" w:cs="Garamond" w:eastAsia="Garamond" w:hAnsi="Garamond"/>
-          <w:color w:val="555555"/>
-          <w:sz w:val="21"/>
-          <w:szCs w:val="21"/>
-        </w:rPr>
-        <w:t xml:space="preserve">–	</w:t>
-      </w:r>
-      <w:r>
-        <w:rPr>
-          <w:rFonts w:ascii="Garamond" w:cs="Garamond" w:eastAsia="Garamond" w:hAnsi="Garamond"/>
-          <w:b w:val="false"/>
-          <w:bCs w:val="false"/>
-          <w:color w:val="555555"/>
-          <w:sz w:val="21"/>
-          <w:szCs w:val="21"/>
-        </w:rPr>
-        <w:t xml:space="preserve">What will decide the next renewal?</w:t>
-      </w:r>
-    </w:p>
-    <w:p>
-      <w:pPr>
         <w:spacing w:after="60" w:before="200"/>
         <w:ind w:left="504" w:hanging="504"/>
       </w:pPr>
@@ -1877,7 +1725,7 @@
           <w:sz w:val="21"/>
           <w:szCs w:val="21"/>
         </w:rPr>
-        <w:t xml:space="preserve">Some centres are said to call retirees last because they cost more. Do you recognise that? Who bears the premium, the ministry or the school?</w:t>
+        <w:t xml:space="preserve">According to the press, some centres call retirees last because they cost more. Do you recognise that? Who bears the premium, the ministry or the school?</w:t>
       </w:r>
     </w:p>
     <w:p>
@@ -1905,59 +1753,33 @@
           <w:sz w:val="24"/>
           <w:szCs w:val="24"/>
         </w:rPr>
-        <w:t xml:space="preserve">Who comes back, and to do what?</w:t>
-      </w:r>
-    </w:p>
-    <w:p>
-      <w:pPr>
-        <w:spacing w:after="40" w:before="0"/>
-        <w:ind w:left="1008" w:hanging="288"/>
-      </w:pPr>
-      <w:r>
-        <w:rPr>
-          <w:rFonts w:ascii="Garamond" w:cs="Garamond" w:eastAsia="Garamond" w:hAnsi="Garamond"/>
-          <w:color w:val="555555"/>
-          <w:sz w:val="21"/>
-          <w:szCs w:val="21"/>
-        </w:rPr>
-        <w:t xml:space="preserve">–	</w:t>
-      </w:r>
-      <w:r>
-        <w:rPr>
-          <w:rFonts w:ascii="Garamond" w:cs="Garamond" w:eastAsia="Garamond" w:hAnsi="Garamond"/>
-          <w:b w:val="false"/>
-          <w:bCs w:val="false"/>
-          <w:color w:val="555555"/>
-          <w:sz w:val="21"/>
-          <w:szCs w:val="21"/>
-        </w:rPr>
-        <w:t xml:space="preserve">How long after retiring, and for supply days or contracts?</w:t>
-      </w:r>
-    </w:p>
-    <w:p>
-      <w:pPr>
-        <w:spacing w:after="40" w:before="0"/>
-        <w:ind w:left="1008" w:hanging="288"/>
-      </w:pPr>
-      <w:r>
-        <w:rPr>
-          <w:rFonts w:ascii="Garamond" w:cs="Garamond" w:eastAsia="Garamond" w:hAnsi="Garamond"/>
-          <w:color w:val="555555"/>
-          <w:sz w:val="21"/>
-          <w:szCs w:val="21"/>
-        </w:rPr>
-        <w:t xml:space="preserve">–	</w:t>
-      </w:r>
-      <w:r>
-        <w:rPr>
-          <w:rFonts w:ascii="Garamond" w:cs="Garamond" w:eastAsia="Garamond" w:hAnsi="Garamond"/>
-          <w:b w:val="false"/>
-          <w:bCs w:val="false"/>
-          <w:color w:val="555555"/>
-          <w:sz w:val="21"/>
-          <w:szCs w:val="21"/>
-        </w:rPr>
-        <w:t xml:space="preserve">Is the option not to rejoin the pension plan explained to them?</w:t>
+        <w:t xml:space="preserve">How would you describe the retirees who come back — how long after retiring, and to do what?</w:t>
+      </w:r>
+    </w:p>
+    <w:p>
+      <w:pPr>
+        <w:spacing w:after="40" w:before="0"/>
+        <w:ind w:left="1008" w:hanging="288"/>
+      </w:pPr>
+      <w:r>
+        <w:rPr>
+          <w:rFonts w:ascii="Garamond" w:cs="Garamond" w:eastAsia="Garamond" w:hAnsi="Garamond"/>
+          <w:color w:val="555555"/>
+          <w:sz w:val="21"/>
+          <w:szCs w:val="21"/>
+        </w:rPr>
+        <w:t xml:space="preserve">–	</w:t>
+      </w:r>
+      <w:r>
+        <w:rPr>
+          <w:rFonts w:ascii="Garamond" w:cs="Garamond" w:eastAsia="Garamond" w:hAnsi="Garamond"/>
+          <w:b w:val="false"/>
+          <w:bCs w:val="false"/>
+          <w:color w:val="555555"/>
+          <w:sz w:val="21"/>
+          <w:szCs w:val="21"/>
+        </w:rPr>
+        <w:t xml:space="preserve">Supply days or contracts? Is the option not to rejoin the pension plan explained to them?</w:t>
       </w:r>
     </w:p>
     <w:p>
@@ -1985,7 +1807,7 @@
           <w:sz w:val="24"/>
           <w:szCs w:val="24"/>
         </w:rPr>
-        <w:t xml:space="preserve">What came of the minister's letters, and what do they tell you about what moves this group?</w:t>
+        <w:t xml:space="preserve">The minister has written to retired teachers twice. What came of those letters, and what do they tell you about what moves this group?</w:t>
       </w:r>
     </w:p>
     <w:p>
@@ -2039,59 +1861,33 @@
           <w:sz w:val="24"/>
           <w:szCs w:val="24"/>
         </w:rPr>
-        <w:t xml:space="preserve">Do the retirees who return cover the same problem that drives teachers out of the profession, or a different one?</w:t>
-      </w:r>
-    </w:p>
-    <w:p>
-      <w:pPr>
-        <w:spacing w:after="40" w:before="0"/>
-        <w:ind w:left="1008" w:hanging="288"/>
-      </w:pPr>
-      <w:r>
-        <w:rPr>
-          <w:rFonts w:ascii="Garamond" w:cs="Garamond" w:eastAsia="Garamond" w:hAnsi="Garamond"/>
-          <w:color w:val="555555"/>
-          <w:sz w:val="21"/>
-          <w:szCs w:val="21"/>
-        </w:rPr>
-        <w:t xml:space="preserve">–	</w:t>
-      </w:r>
-      <w:r>
-        <w:rPr>
-          <w:rFonts w:ascii="Garamond" w:cs="Garamond" w:eastAsia="Garamond" w:hAnsi="Garamond"/>
-          <w:b w:val="false"/>
-          <w:bCs w:val="false"/>
-          <w:color w:val="555555"/>
-          <w:sz w:val="21"/>
-          <w:szCs w:val="21"/>
-        </w:rPr>
-        <w:t xml:space="preserve">Has the measure changed how absences are covered, and the number of classrooms without a qualified teacher?</w:t>
-      </w:r>
-    </w:p>
-    <w:p>
-      <w:pPr>
-        <w:spacing w:after="40" w:before="0"/>
-        <w:ind w:left="1008" w:hanging="288"/>
-      </w:pPr>
-      <w:r>
-        <w:rPr>
-          <w:rFonts w:ascii="Garamond" w:cs="Garamond" w:eastAsia="Garamond" w:hAnsi="Garamond"/>
-          <w:color w:val="555555"/>
-          <w:sz w:val="21"/>
-          <w:szCs w:val="21"/>
-        </w:rPr>
-        <w:t xml:space="preserve">–	</w:t>
-      </w:r>
-      <w:r>
-        <w:rPr>
-          <w:rFonts w:ascii="Garamond" w:cs="Garamond" w:eastAsia="Garamond" w:hAnsi="Garamond"/>
-          <w:b w:val="false"/>
-          <w:bCs w:val="false"/>
-          <w:color w:val="555555"/>
-          <w:sz w:val="21"/>
-          <w:szCs w:val="21"/>
-        </w:rPr>
-        <w:t xml:space="preserve">Does it reach the mid-career leaver at all?</w:t>
+        <w:t xml:space="preserve">We noticed the ministry's figure of more than 5,000 retirees back in schools in 2024-25. How is that counted, and how has take-up moved since 2020?</w:t>
+      </w:r>
+    </w:p>
+    <w:p>
+      <w:pPr>
+        <w:spacing w:after="40" w:before="0"/>
+        <w:ind w:left="1008" w:hanging="288"/>
+      </w:pPr>
+      <w:r>
+        <w:rPr>
+          <w:rFonts w:ascii="Garamond" w:cs="Garamond" w:eastAsia="Garamond" w:hAnsi="Garamond"/>
+          <w:color w:val="555555"/>
+          <w:sz w:val="21"/>
+          <w:szCs w:val="21"/>
+        </w:rPr>
+        <w:t xml:space="preserve">–	</w:t>
+      </w:r>
+      <w:r>
+        <w:rPr>
+          <w:rFonts w:ascii="Garamond" w:cs="Garamond" w:eastAsia="Garamond" w:hAnsi="Garamond"/>
+          <w:b w:val="false"/>
+          <w:bCs w:val="false"/>
+          <w:color w:val="555555"/>
+          <w:sz w:val="21"/>
+          <w:szCs w:val="21"/>
+        </w:rPr>
+        <w:t xml:space="preserve">Does it count anyone paid for one day, or people with a meaningful volume of work?</w:t>
       </w:r>
     </w:p>
     <w:p>
@@ -2119,59 +1915,33 @@
           <w:sz w:val="24"/>
           <w:szCs w:val="24"/>
         </w:rPr>
-        <w:t xml:space="preserve">How has take-up moved since 2020, and how is it counted?</w:t>
-      </w:r>
-    </w:p>
-    <w:p>
-      <w:pPr>
-        <w:spacing w:after="40" w:before="0"/>
-        <w:ind w:left="1008" w:hanging="288"/>
-      </w:pPr>
-      <w:r>
-        <w:rPr>
-          <w:rFonts w:ascii="Garamond" w:cs="Garamond" w:eastAsia="Garamond" w:hAnsi="Garamond"/>
-          <w:color w:val="555555"/>
-          <w:sz w:val="21"/>
-          <w:szCs w:val="21"/>
-        </w:rPr>
-        <w:t xml:space="preserve">–	</w:t>
-      </w:r>
-      <w:r>
-        <w:rPr>
-          <w:rFonts w:ascii="Garamond" w:cs="Garamond" w:eastAsia="Garamond" w:hAnsi="Garamond"/>
-          <w:b w:val="false"/>
-          <w:bCs w:val="false"/>
-          <w:color w:val="555555"/>
-          <w:sz w:val="21"/>
-          <w:szCs w:val="21"/>
-        </w:rPr>
-        <w:t xml:space="preserve">Does the 5,000 count anyone paid for one day, or people with a meaningful volume of work?</w:t>
-      </w:r>
-    </w:p>
-    <w:p>
-      <w:pPr>
-        <w:spacing w:after="40" w:before="0"/>
-        <w:ind w:left="1008" w:hanging="288"/>
-      </w:pPr>
-      <w:r>
-        <w:rPr>
-          <w:rFonts w:ascii="Garamond" w:cs="Garamond" w:eastAsia="Garamond" w:hAnsi="Garamond"/>
-          <w:color w:val="555555"/>
-          <w:sz w:val="21"/>
-          <w:szCs w:val="21"/>
-        </w:rPr>
-        <w:t xml:space="preserve">–	</w:t>
-      </w:r>
-      <w:r>
-        <w:rPr>
-          <w:rFonts w:ascii="Garamond" w:cs="Garamond" w:eastAsia="Garamond" w:hAnsi="Garamond"/>
-          <w:b w:val="false"/>
-          <w:bCs w:val="false"/>
-          <w:color w:val="555555"/>
-          <w:sz w:val="21"/>
-          <w:szCs w:val="21"/>
-        </w:rPr>
-        <w:t xml:space="preserve">Has the ministry assessed the measure? What has it solved, and what not?</w:t>
+        <w:t xml:space="preserve">Is there any record of what the measure has changed — how absences are covered, the number of classrooms without a qualified teacher, an assessment?</w:t>
+      </w:r>
+    </w:p>
+    <w:p>
+      <w:pPr>
+        <w:spacing w:after="40" w:before="0"/>
+        <w:ind w:left="1008" w:hanging="288"/>
+      </w:pPr>
+      <w:r>
+        <w:rPr>
+          <w:rFonts w:ascii="Garamond" w:cs="Garamond" w:eastAsia="Garamond" w:hAnsi="Garamond"/>
+          <w:color w:val="555555"/>
+          <w:sz w:val="21"/>
+          <w:szCs w:val="21"/>
+        </w:rPr>
+        <w:t xml:space="preserve">–	</w:t>
+      </w:r>
+      <w:r>
+        <w:rPr>
+          <w:rFonts w:ascii="Garamond" w:cs="Garamond" w:eastAsia="Garamond" w:hAnsi="Garamond"/>
+          <w:b w:val="false"/>
+          <w:bCs w:val="false"/>
+          <w:color w:val="555555"/>
+          <w:sz w:val="21"/>
+          <w:szCs w:val="21"/>
+        </w:rPr>
+        <w:t xml:space="preserve">Does it reach the mid-career leaver at all, or only the retiree?</w:t>
       </w:r>
     </w:p>
     <w:p>
@@ -2199,7 +1969,35 @@
           <w:sz w:val="24"/>
           <w:szCs w:val="24"/>
         </w:rPr>
-        <w:t xml:space="preserve">Is there someone who has followed this closely that we should speak to?</w:t>
+        <w:t xml:space="preserve">Overall, what is your assessment of its impact, and what will decide the next renewal?</w:t>
+      </w:r>
+    </w:p>
+    <w:p>
+      <w:pPr>
+        <w:spacing w:after="60" w:before="200"/>
+        <w:ind w:left="504" w:hanging="504"/>
+      </w:pPr>
+      <w:r>
+        <w:rPr>
+          <w:rFonts w:ascii="Garamond" w:cs="Garamond" w:eastAsia="Garamond" w:hAnsi="Garamond"/>
+          <w:b/>
+          <w:bCs/>
+          <w:color w:val="000000"/>
+          <w:sz w:val="24"/>
+          <w:szCs w:val="24"/>
+        </w:rPr>
+        <w:t xml:space="preserve">9.	</w:t>
+      </w:r>
+      <w:r>
+        <w:rPr>
+          <w:rFonts w:ascii="Garamond" w:cs="Garamond" w:eastAsia="Garamond" w:hAnsi="Garamond"/>
+          <w:b/>
+          <w:bCs/>
+          <w:color w:val="000000"/>
+          <w:sz w:val="24"/>
+          <w:szCs w:val="24"/>
+        </w:rPr>
+        <w:t xml:space="preserve">Is there someone who has followed this closely you would recommend we speak to?</w:t>
       </w:r>
     </w:p>
     <w:p>
@@ -2293,7 +2091,7 @@
           <w:sz w:val="24"/>
           <w:szCs w:val="24"/>
         </w:rPr>
-        <w:t xml:space="preserve"> the Teacher Work Department of the Ministry of Education, which issues the plan with the Ministry of Finance, and if possible a provincial education department that recruits for it.</w:t>
+        <w:t xml:space="preserve"> the Teacher Work Department of the Ministry of Education, and if possible a provincial education department that recruits for the plan.</w:t>
       </w:r>
     </w:p>
     <w:p>
@@ -2348,7 +2146,18 @@
           <w:sz w:val="24"/>
           <w:szCs w:val="24"/>
         </w:rPr>
-        <w:t xml:space="preserve">How did the plan start in 2018, and what was it meant to do that other measures for rural schools were not doing?</w:t>
+        <w:t xml:space="preserve">In what context did the plan come about in 2018, and with what purpose?</w:t>
+      </w:r>
+      <w:r>
+        <w:rPr>
+          <w:rFonts w:ascii="Garamond" w:cs="Garamond" w:eastAsia="Garamond" w:hAnsi="Garamond"/>
+          <w:b w:val="false"/>
+          <w:bCs w:val="false"/>
+          <w:color w:val="000000"/>
+          <w:sz w:val="24"/>
+          <w:szCs w:val="24"/>
+        </w:rPr>
+        <w:t xml:space="preserve"> What was it meant to do that other measures for rural schools were not doing?</w:t>
       </w:r>
     </w:p>
     <w:p>
@@ -2428,7 +2237,7 @@
           <w:sz w:val="24"/>
           <w:szCs w:val="24"/>
         </w:rPr>
-        <w:t xml:space="preserve">From application to a classroom in a distant county, how does it work?</w:t>
+        <w:t xml:space="preserve">How would you describe the path from application to a classroom in a distant county?</w:t>
       </w:r>
     </w:p>
     <w:p>
@@ -2508,33 +2317,7 @@
           <w:sz w:val="24"/>
           <w:szCs w:val="24"/>
         </w:rPr>
-        <w:t xml:space="preserve">What does a silver-age teacher do in the school week?</w:t>
-      </w:r>
-    </w:p>
-    <w:p>
-      <w:pPr>
-        <w:spacing w:after="40" w:before="0"/>
-        <w:ind w:left="1008" w:hanging="288"/>
-      </w:pPr>
-      <w:r>
-        <w:rPr>
-          <w:rFonts w:ascii="Garamond" w:cs="Garamond" w:eastAsia="Garamond" w:hAnsi="Garamond"/>
-          <w:color w:val="555555"/>
-          <w:sz w:val="21"/>
-          <w:szCs w:val="21"/>
-        </w:rPr>
-        <w:t xml:space="preserve">–	</w:t>
-      </w:r>
-      <w:r>
-        <w:rPr>
-          <w:rFonts w:ascii="Garamond" w:cs="Garamond" w:eastAsia="Garamond" w:hAnsi="Garamond"/>
-          <w:b w:val="false"/>
-          <w:bCs w:val="false"/>
-          <w:color w:val="555555"/>
-          <w:sz w:val="21"/>
-          <w:szCs w:val="21"/>
-        </w:rPr>
-        <w:t xml:space="preserve">How is the balance struck between teaching, mentoring young teachers and advising the leadership?</w:t>
+        <w:t xml:space="preserve">We understand a silver-age teacher both teaches and works with the young teachers of the school. How is that balance struck in practice?</w:t>
       </w:r>
     </w:p>
     <w:p>
@@ -2748,33 +2531,33 @@
           <w:sz w:val="24"/>
           <w:szCs w:val="24"/>
         </w:rPr>
-        <w:t xml:space="preserve">Is a silver-age teacher an answer to why teachers leave rural schools, or never go to them, or an answer to something else?</w:t>
-      </w:r>
-    </w:p>
-    <w:p>
-      <w:pPr>
-        <w:spacing w:after="40" w:before="0"/>
-        <w:ind w:left="1008" w:hanging="288"/>
-      </w:pPr>
-      <w:r>
-        <w:rPr>
-          <w:rFonts w:ascii="Garamond" w:cs="Garamond" w:eastAsia="Garamond" w:hAnsi="Garamond"/>
-          <w:color w:val="555555"/>
-          <w:sz w:val="21"/>
-          <w:szCs w:val="21"/>
-        </w:rPr>
-        <w:t xml:space="preserve">–	</w:t>
-      </w:r>
-      <w:r>
-        <w:rPr>
-          <w:rFonts w:ascii="Garamond" w:cs="Garamond" w:eastAsia="Garamond" w:hAnsi="Garamond"/>
-          <w:b w:val="false"/>
-          <w:bCs w:val="false"/>
-          <w:color w:val="555555"/>
-          <w:sz w:val="21"/>
-          <w:szCs w:val="21"/>
-        </w:rPr>
-        <w:t xml:space="preserve">Does their presence change whether young teachers stay?</w:t>
+        <w:t xml:space="preserve">We noticed that the annual notices ask provinces to raise their completion rate. How has recruitment gone against the plan, and where is the difficulty?</w:t>
+      </w:r>
+    </w:p>
+    <w:p>
+      <w:pPr>
+        <w:spacing w:after="40" w:before="0"/>
+        <w:ind w:left="1008" w:hanging="288"/>
+      </w:pPr>
+      <w:r>
+        <w:rPr>
+          <w:rFonts w:ascii="Garamond" w:cs="Garamond" w:eastAsia="Garamond" w:hAnsi="Garamond"/>
+          <w:color w:val="555555"/>
+          <w:sz w:val="21"/>
+          <w:szCs w:val="21"/>
+        </w:rPr>
+        <w:t xml:space="preserve">–	</w:t>
+      </w:r>
+      <w:r>
+        <w:rPr>
+          <w:rFonts w:ascii="Garamond" w:cs="Garamond" w:eastAsia="Garamond" w:hAnsi="Garamond"/>
+          <w:b w:val="false"/>
+          <w:bCs w:val="false"/>
+          <w:color w:val="555555"/>
+          <w:sz w:val="21"/>
+          <w:szCs w:val="21"/>
+        </w:rPr>
+        <w:t xml:space="preserve">How is progress towards 120,000 measured, and where does it stand?</w:t>
       </w:r>
     </w:p>
     <w:p>
@@ -2802,59 +2585,7 @@
           <w:sz w:val="24"/>
           <w:szCs w:val="24"/>
         </w:rPr>
-        <w:t xml:space="preserve">How has recruitment gone against the annual plan, and where is the difficulty?</w:t>
-      </w:r>
-    </w:p>
-    <w:p>
-      <w:pPr>
-        <w:spacing w:after="40" w:before="0"/>
-        <w:ind w:left="1008" w:hanging="288"/>
-      </w:pPr>
-      <w:r>
-        <w:rPr>
-          <w:rFonts w:ascii="Garamond" w:cs="Garamond" w:eastAsia="Garamond" w:hAnsi="Garamond"/>
-          <w:color w:val="555555"/>
-          <w:sz w:val="21"/>
-          <w:szCs w:val="21"/>
-        </w:rPr>
-        <w:t xml:space="preserve">–	</w:t>
-      </w:r>
-      <w:r>
-        <w:rPr>
-          <w:rFonts w:ascii="Garamond" w:cs="Garamond" w:eastAsia="Garamond" w:hAnsi="Garamond"/>
-          <w:b w:val="false"/>
-          <w:bCs w:val="false"/>
-          <w:color w:val="555555"/>
-          <w:sz w:val="21"/>
-          <w:szCs w:val="21"/>
-        </w:rPr>
-        <w:t xml:space="preserve">How is progress towards 120,000 measured, and where does it stand?</w:t>
-      </w:r>
-    </w:p>
-    <w:p>
-      <w:pPr>
-        <w:spacing w:after="40" w:before="0"/>
-        <w:ind w:left="1008" w:hanging="288"/>
-      </w:pPr>
-      <w:r>
-        <w:rPr>
-          <w:rFonts w:ascii="Garamond" w:cs="Garamond" w:eastAsia="Garamond" w:hAnsi="Garamond"/>
-          <w:color w:val="555555"/>
-          <w:sz w:val="21"/>
-          <w:szCs w:val="21"/>
-        </w:rPr>
-        <w:t xml:space="preserve">–	</w:t>
-      </w:r>
-      <w:r>
-        <w:rPr>
-          <w:rFonts w:ascii="Garamond" w:cs="Garamond" w:eastAsia="Garamond" w:hAnsi="Garamond"/>
-          <w:b w:val="false"/>
-          <w:bCs w:val="false"/>
-          <w:color w:val="555555"/>
-          <w:sz w:val="21"/>
-          <w:szCs w:val="21"/>
-        </w:rPr>
-        <w:t xml:space="preserve">Has anyone looked at what the plan changed in the receiving schools?</w:t>
+        <w:t xml:space="preserve">Is there any record of what the plan has changed in the receiving schools — for the pupils, for the young teachers, for whether they stay?</w:t>
       </w:r>
     </w:p>
     <w:p>
@@ -2882,7 +2613,7 @@
           <w:sz w:val="24"/>
           <w:szCs w:val="24"/>
         </w:rPr>
-        <w:t xml:space="preserve">What should a country with an ageing teaching profession take from this, and what should it avoid?</w:t>
+        <w:t xml:space="preserve">Overall, what is your assessment of the plan, and what should a country with an ageing teaching profession take from it, or avoid?</w:t>
       </w:r>
     </w:p>
     <w:p>
@@ -2910,7 +2641,7 @@
           <w:sz w:val="24"/>
           <w:szCs w:val="24"/>
         </w:rPr>
-        <w:t xml:space="preserve">Is there someone at the ministry, or in a province that recruits for the plan, we should speak to?</w:t>
+        <w:t xml:space="preserve">Is there someone at the ministry, or in a province that recruits for the plan, you would recommend we speak to?</w:t>
       </w:r>
     </w:p>
     <w:p>
@@ -3060,7 +2791,18 @@
           <w:sz w:val="24"/>
           <w:szCs w:val="24"/>
         </w:rPr>
-        <w:t xml:space="preserve">How did the scheme come about, and why pay the school rather than the teacher?</w:t>
+        <w:t xml:space="preserve">In what context did the scheme come about in 2017, and with what purpose?</w:t>
+      </w:r>
+      <w:r>
+        <w:rPr>
+          <w:rFonts w:ascii="Garamond" w:cs="Garamond" w:eastAsia="Garamond" w:hAnsi="Garamond"/>
+          <w:b w:val="false"/>
+          <w:bCs w:val="false"/>
+          <w:color w:val="000000"/>
+          <w:sz w:val="24"/>
+          <w:szCs w:val="24"/>
+        </w:rPr>
+        <w:t xml:space="preserve"> Why pay the school rather than the teacher?</w:t>
       </w:r>
     </w:p>
     <w:p>
@@ -3091,32 +2833,6 @@
     </w:p>
     <w:p>
       <w:pPr>
-        <w:spacing w:after="40" w:before="0"/>
-        <w:ind w:left="1008" w:hanging="288"/>
-      </w:pPr>
-      <w:r>
-        <w:rPr>
-          <w:rFonts w:ascii="Garamond" w:cs="Garamond" w:eastAsia="Garamond" w:hAnsi="Garamond"/>
-          <w:color w:val="555555"/>
-          <w:sz w:val="21"/>
-          <w:szCs w:val="21"/>
-        </w:rPr>
-        <w:t xml:space="preserve">–	</w:t>
-      </w:r>
-      <w:r>
-        <w:rPr>
-          <w:rFonts w:ascii="Garamond" w:cs="Garamond" w:eastAsia="Garamond" w:hAnsi="Garamond"/>
-          <w:b w:val="false"/>
-          <w:bCs w:val="false"/>
-          <w:color w:val="555555"/>
-          <w:sz w:val="21"/>
-          <w:szCs w:val="21"/>
-        </w:rPr>
-        <w:t xml:space="preserve">Who pushed for it?</w:t>
-      </w:r>
-    </w:p>
-    <w:p>
-      <w:pPr>
         <w:spacing w:after="60" w:before="200"/>
         <w:ind w:left="504" w:hanging="504"/>
       </w:pPr>
@@ -3194,7 +2910,7 @@
           <w:sz w:val="24"/>
           <w:szCs w:val="24"/>
         </w:rPr>
-        <w:t xml:space="preserve">Our reading is that much less of the money was used than was available. Is that right, and why?</w:t>
+        <w:t xml:space="preserve">According to the figures we have seen, much less of the money was used than was available. Is that right, and why?</w:t>
       </w:r>
     </w:p>
     <w:p>
@@ -3274,7 +2990,7 @@
           <w:sz w:val="24"/>
           <w:szCs w:val="24"/>
         </w:rPr>
-        <w:t xml:space="preserve">The scheme was extended in 2019 and then allowed to lapse in 2022 with nothing of the same kind in its place. How were those decisions taken?</w:t>
+        <w:t xml:space="preserve">We understand the scheme was extended in 2019 and then allowed to lapse in 2022 with nothing of the same kind in its place. How were those decisions taken?</w:t>
       </w:r>
     </w:p>
     <w:p>
@@ -3354,44 +3070,44 @@
           <w:sz w:val="24"/>
           <w:szCs w:val="24"/>
         </w:rPr>
-        <w:t xml:space="preserve">Who are the herintreders?</w:t>
-      </w:r>
-      <w:r>
-        <w:rPr>
-          <w:rFonts w:ascii="Garamond" w:cs="Garamond" w:eastAsia="Garamond" w:hAnsi="Garamond"/>
-          <w:b w:val="false"/>
-          <w:bCs w:val="false"/>
-          <w:color w:val="000000"/>
-          <w:sz w:val="24"/>
-          <w:szCs w:val="24"/>
-        </w:rPr>
-        <w:t xml:space="preserve"> The definition also covers people who qualified and never started.</w:t>
-      </w:r>
-    </w:p>
-    <w:p>
-      <w:pPr>
-        <w:spacing w:after="40" w:before="0"/>
-        <w:ind w:left="1008" w:hanging="288"/>
-      </w:pPr>
-      <w:r>
-        <w:rPr>
-          <w:rFonts w:ascii="Garamond" w:cs="Garamond" w:eastAsia="Garamond" w:hAnsi="Garamond"/>
-          <w:color w:val="555555"/>
-          <w:sz w:val="21"/>
-          <w:szCs w:val="21"/>
-        </w:rPr>
-        <w:t xml:space="preserve">–	</w:t>
-      </w:r>
-      <w:r>
-        <w:rPr>
-          <w:rFonts w:ascii="Garamond" w:cs="Garamond" w:eastAsia="Garamond" w:hAnsi="Garamond"/>
-          <w:b w:val="false"/>
-          <w:bCs w:val="false"/>
-          <w:color w:val="555555"/>
-          <w:sz w:val="21"/>
-          <w:szCs w:val="21"/>
-        </w:rPr>
-        <w:t xml:space="preserve">Why did they leave primary teaching, and what made returning possible?</w:t>
+        <w:t xml:space="preserve">How would you describe the herintreders who came back?</w:t>
+      </w:r>
+      <w:r>
+        <w:rPr>
+          <w:rFonts w:ascii="Garamond" w:cs="Garamond" w:eastAsia="Garamond" w:hAnsi="Garamond"/>
+          <w:b w:val="false"/>
+          <w:bCs w:val="false"/>
+          <w:color w:val="000000"/>
+          <w:sz w:val="24"/>
+          <w:szCs w:val="24"/>
+        </w:rPr>
+        <w:t xml:space="preserve"> We are aware the definition also covers people who qualified and never started.</w:t>
+      </w:r>
+    </w:p>
+    <w:p>
+      <w:pPr>
+        <w:spacing w:after="40" w:before="0"/>
+        <w:ind w:left="1008" w:hanging="288"/>
+      </w:pPr>
+      <w:r>
+        <w:rPr>
+          <w:rFonts w:ascii="Garamond" w:cs="Garamond" w:eastAsia="Garamond" w:hAnsi="Garamond"/>
+          <w:color w:val="555555"/>
+          <w:sz w:val="21"/>
+          <w:szCs w:val="21"/>
+        </w:rPr>
+        <w:t xml:space="preserve">–	</w:t>
+      </w:r>
+      <w:r>
+        <w:rPr>
+          <w:rFonts w:ascii="Garamond" w:cs="Garamond" w:eastAsia="Garamond" w:hAnsi="Garamond"/>
+          <w:b w:val="false"/>
+          <w:bCs w:val="false"/>
+          <w:color w:val="555555"/>
+          <w:sz w:val="21"/>
+          <w:szCs w:val="21"/>
+        </w:rPr>
+        <w:t xml:space="preserve">Why had they left primary teaching, and what made returning possible?</w:t>
       </w:r>
     </w:p>
     <w:p>
@@ -3445,37 +3161,37 @@
           <w:sz w:val="24"/>
           <w:szCs w:val="24"/>
         </w:rPr>
+        <w:t xml:space="preserve">We noticed that the number of returners in primary education has halved in a decade while the shortage persisted. How do you read that?</w:t>
+      </w:r>
+    </w:p>
+    <w:p>
+      <w:pPr>
+        <w:spacing w:after="40" w:before="0"/>
+        <w:ind w:left="1008" w:hanging="288"/>
+      </w:pPr>
+      <w:r>
+        <w:rPr>
+          <w:rFonts w:ascii="Garamond" w:cs="Garamond" w:eastAsia="Garamond" w:hAnsi="Garamond"/>
+          <w:color w:val="555555"/>
+          <w:sz w:val="21"/>
+          <w:szCs w:val="21"/>
+        </w:rPr>
+        <w:t xml:space="preserve">–	</w:t>
+      </w:r>
+      <w:r>
+        <w:rPr>
+          <w:rFonts w:ascii="Garamond" w:cs="Garamond" w:eastAsia="Garamond" w:hAnsi="Garamond"/>
+          <w:b w:val="false"/>
+          <w:bCs w:val="false"/>
+          <w:color w:val="555555"/>
+          <w:sz w:val="21"/>
+          <w:szCs w:val="21"/>
+        </w:rPr>
         <w:t xml:space="preserve">Primary teachers leave over workload, class size and leadership. Does a grant to the school reach any of that?</w:t>
       </w:r>
     </w:p>
     <w:p>
       <w:pPr>
-        <w:spacing w:after="40" w:before="0"/>
-        <w:ind w:left="1008" w:hanging="288"/>
-      </w:pPr>
-      <w:r>
-        <w:rPr>
-          <w:rFonts w:ascii="Garamond" w:cs="Garamond" w:eastAsia="Garamond" w:hAnsi="Garamond"/>
-          <w:color w:val="555555"/>
-          <w:sz w:val="21"/>
-          <w:szCs w:val="21"/>
-        </w:rPr>
-        <w:t xml:space="preserve">–	</w:t>
-      </w:r>
-      <w:r>
-        <w:rPr>
-          <w:rFonts w:ascii="Garamond" w:cs="Garamond" w:eastAsia="Garamond" w:hAnsi="Garamond"/>
-          <w:b w:val="false"/>
-          <w:bCs w:val="false"/>
-          <w:color w:val="555555"/>
-          <w:sz w:val="21"/>
-          <w:szCs w:val="21"/>
-        </w:rPr>
-        <w:t xml:space="preserve">The number of returners in primary education has halved in a decade while the shortage persisted. How do you read that?</w:t>
-      </w:r>
-    </w:p>
-    <w:p>
-      <w:pPr>
         <w:spacing w:after="60" w:before="200"/>
         <w:ind w:left="504" w:hanging="504"/>
       </w:pPr>
@@ -3499,33 +3215,7 @@
           <w:sz w:val="24"/>
           <w:szCs w:val="24"/>
         </w:rPr>
-        <w:t xml:space="preserve">The debate about the silent reserve now turns on whether the pool is really available, given how many already work elsewhere. Where has the ministry landed, and what follows for policy?</w:t>
-      </w:r>
-    </w:p>
-    <w:p>
-      <w:pPr>
-        <w:spacing w:after="40" w:before="0"/>
-        <w:ind w:left="1008" w:hanging="288"/>
-      </w:pPr>
-      <w:r>
-        <w:rPr>
-          <w:rFonts w:ascii="Garamond" w:cs="Garamond" w:eastAsia="Garamond" w:hAnsi="Garamond"/>
-          <w:color w:val="555555"/>
-          <w:sz w:val="21"/>
-          <w:szCs w:val="21"/>
-        </w:rPr>
-        <w:t xml:space="preserve">–	</w:t>
-      </w:r>
-      <w:r>
-        <w:rPr>
-          <w:rFonts w:ascii="Garamond" w:cs="Garamond" w:eastAsia="Garamond" w:hAnsi="Garamond"/>
-          <w:b w:val="false"/>
-          <w:bCs w:val="false"/>
-          <w:color w:val="555555"/>
-          <w:sz w:val="21"/>
-          <w:szCs w:val="21"/>
-        </w:rPr>
-        <w:t xml:space="preserve">Did the teachers who came back through the scheme stay?</w:t>
+        <w:t xml:space="preserve">Is there any record of whether the teachers who came back through the scheme stayed?</w:t>
       </w:r>
     </w:p>
     <w:p>
@@ -3553,7 +3243,35 @@
           <w:sz w:val="24"/>
           <w:szCs w:val="24"/>
         </w:rPr>
-        <w:t xml:space="preserve">Is there someone at the ministry or at the agency we should speak to?</w:t>
+        <w:t xml:space="preserve">Overall, what is your assessment of the scheme, and where has the ministry landed on whether the silent reserve is really available?</w:t>
+      </w:r>
+    </w:p>
+    <w:p>
+      <w:pPr>
+        <w:spacing w:after="60" w:before="200"/>
+        <w:ind w:left="504" w:hanging="504"/>
+      </w:pPr>
+      <w:r>
+        <w:rPr>
+          <w:rFonts w:ascii="Garamond" w:cs="Garamond" w:eastAsia="Garamond" w:hAnsi="Garamond"/>
+          <w:b/>
+          <w:bCs/>
+          <w:color w:val="000000"/>
+          <w:sz w:val="24"/>
+          <w:szCs w:val="24"/>
+        </w:rPr>
+        <w:t xml:space="preserve">9.	</w:t>
+      </w:r>
+      <w:r>
+        <w:rPr>
+          <w:rFonts w:ascii="Garamond" w:cs="Garamond" w:eastAsia="Garamond" w:hAnsi="Garamond"/>
+          <w:b/>
+          <w:bCs/>
+          <w:color w:val="000000"/>
+          <w:sz w:val="24"/>
+          <w:szCs w:val="24"/>
+        </w:rPr>
+        <w:t xml:space="preserve">Is there someone at the ministry or at the agency you would recommend we speak to?</w:t>
       </w:r>
     </w:p>
     <w:p>
@@ -3620,7 +3338,7 @@
           <w:sz w:val="24"/>
           <w:szCs w:val="24"/>
         </w:rPr>
-        <w:t xml:space="preserve"> in each state, the teachers' retirement system, which administers the return and holds the records, and the department of education or certification board, which controls the licence.</w:t>
+        <w:t xml:space="preserve"> in each state, the teachers' retirement system and the department of education or certification board.</w:t>
       </w:r>
     </w:p>
     <w:p>
@@ -3692,7 +3410,18 @@
           <w:sz w:val="24"/>
           <w:szCs w:val="24"/>
         </w:rPr>
-        <w:t xml:space="preserve">How did this come about, and what problem was it meant to solve?</w:t>
+        <w:t xml:space="preserve">In what context did this law come about, and with what purpose?</w:t>
+      </w:r>
+      <w:r>
+        <w:rPr>
+          <w:rFonts w:ascii="Garamond" w:cs="Garamond" w:eastAsia="Garamond" w:hAnsi="Garamond"/>
+          <w:b w:val="false"/>
+          <w:bCs w:val="false"/>
+          <w:color w:val="000000"/>
+          <w:sz w:val="24"/>
+          <w:szCs w:val="24"/>
+        </w:rPr>
+        <w:t xml:space="preserve"> Was the shortage severe at the time?</w:t>
       </w:r>
     </w:p>
     <w:p>
@@ -3772,7 +3501,7 @@
           <w:sz w:val="24"/>
           <w:szCs w:val="24"/>
         </w:rPr>
-        <w:t xml:space="preserve">Of the four levers — waiting period, earnings ceiling, shortage designation, duration — which were argued over, and why did they land where they did?</w:t>
+        <w:t xml:space="preserve">We understand the rules are built from a few levers — waiting period, earnings ceiling, shortage designation, duration. Which were argued over, and why did they land where they did?</w:t>
       </w:r>
     </w:p>
     <w:p>
@@ -3826,7 +3555,7 @@
           <w:sz w:val="24"/>
           <w:szCs w:val="24"/>
         </w:rPr>
-        <w:t xml:space="preserve">What does a retiree have to do to come back, and who decides?</w:t>
+        <w:t xml:space="preserve">How would you describe what a retiree has to do to come back, and who decides?</w:t>
       </w:r>
     </w:p>
     <w:p>
@@ -4012,33 +3741,7 @@
           <w:sz w:val="24"/>
           <w:szCs w:val="24"/>
         </w:rPr>
-        <w:t xml:space="preserve">Is a returning retiree an answer to why teachers leave your schools, or an answer to something else?</w:t>
-      </w:r>
-    </w:p>
-    <w:p>
-      <w:pPr>
-        <w:spacing w:after="40" w:before="0"/>
-        <w:ind w:left="1008" w:hanging="288"/>
-      </w:pPr>
-      <w:r>
-        <w:rPr>
-          <w:rFonts w:ascii="Garamond" w:cs="Garamond" w:eastAsia="Garamond" w:hAnsi="Garamond"/>
-          <w:color w:val="555555"/>
-          <w:sz w:val="21"/>
-          <w:szCs w:val="21"/>
-        </w:rPr>
-        <w:t xml:space="preserve">–	</w:t>
-      </w:r>
-      <w:r>
-        <w:rPr>
-          <w:rFonts w:ascii="Garamond" w:cs="Garamond" w:eastAsia="Garamond" w:hAnsi="Garamond"/>
-          <w:b w:val="false"/>
-          <w:bCs w:val="false"/>
-          <w:color w:val="555555"/>
-          <w:sz w:val="21"/>
-          <w:szCs w:val="21"/>
-        </w:rPr>
-        <w:t xml:space="preserve">Do returning retirees take posts that would otherwise go to new teachers, and has anyone looked?</w:t>
+        <w:t xml:space="preserve">According to the research we have seen, there is a concern that returning retirees take posts that would otherwise go to new teachers. Has anyone looked at that in your state?</w:t>
       </w:r>
     </w:p>
     <w:p>
@@ -4066,7 +3769,7 @@
           <w:sz w:val="24"/>
           <w:szCs w:val="24"/>
         </w:rPr>
-        <w:t xml:space="preserve">How many have returned, and how are they counted?</w:t>
+        <w:t xml:space="preserve">Is there any record of how many have returned, and how are they counted?</w:t>
       </w:r>
     </w:p>
     <w:p>
@@ -4146,7 +3849,7 @@
           <w:sz w:val="24"/>
           <w:szCs w:val="24"/>
         </w:rPr>
-        <w:t xml:space="preserve">Several of these laws expire. What will decide whether yours is kept, and what would you want to know first?</w:t>
+        <w:t xml:space="preserve">Overall, what is your assessment of its impact, and what will decide whether it is kept when it expires?</w:t>
       </w:r>
     </w:p>
     <w:p>
@@ -4200,7 +3903,7 @@
           <w:sz w:val="24"/>
           <w:szCs w:val="24"/>
         </w:rPr>
-        <w:t xml:space="preserve">Is there someone at the retirement system or on the certification side we should speak to?</w:t>
+        <w:t xml:space="preserve">Is there someone at the retirement system or on the certification side you would recommend we speak to?</w:t>
       </w:r>
     </w:p>
     <w:p>

--- a/policies/interviews/Interview_scripts.docx
+++ b/policies/interviews/Interview_scripts.docx
@@ -255,7 +255,7 @@
           <w:sz w:val="24"/>
           <w:szCs w:val="24"/>
         </w:rPr>
-        <w:t xml:space="preserve"> From November 2023 the Department went through its own records of teachers who had left in the previous five years and approached more than 1,500 of them. By May 2024, 260 had expressed interest and 145 had joined the pool of casual and temporary teachers serving more than 600 schools, about six in ten of them retirees. Returners are helped with accreditation, approval to teach and the working-with-children check, and register on the casual booking platform schools use. A shorter re-accreditation route for retired teachers appeared at the standards authority the month the calls began. The press described the outreach as cold-calling; the Department has not said what the channel was. No figures have been published since May 2024.</w:t>
+        <w:t xml:space="preserve"> Teachers Re-Engage is an initiative of the NSW Department of Education, running since November 2023, under which the Department goes through its own records of teachers who left in the previous five years and invites them back. Those interested are helped with accreditation, approval to teach and the working-with-children check, and register on the casual booking platform schools use; a shorter re-accreditation route for retired teachers appeared at the standards authority the same month. By May 2024 more than 1,500 former teachers had been contacted, 260 had expressed interest and 145 had joined the pool of casual and temporary teachers serving more than 600 schools, about six in ten of them retirees. What we do not know: how the teachers were contacted (the press says by phone; the Department has not said), what became of the 145, and whether the initiative is still running, since nothing has been published since May 2024.</w:t>
       </w:r>
     </w:p>
     <w:p>
@@ -883,7 +883,7 @@
           <w:sz w:val="24"/>
           <w:szCs w:val="24"/>
         </w:rPr>
-        <w:t xml:space="preserve"> The initiative opened in late 2022 as a call for expressions of interest, answered by more than 1,100 teachers; the 2023/24 State Budget then put 12 million dollars into paid placements of up to forty days in government schools, to be completed by June 2025. A teacher away from a fixed-term or ongoing post for a year or more registers, the team calls, coaching is offered on applications and the current curriculum, and a placement is arranged with a serving teacher alongside. Returners from a career break or retirement receive an honorarium of up to 12,000 dollars; teachers returning from more than two years of parental absence resume duty temporarily on their own salary. The current departmental pages describe the placement as school-funded at 330 dollars a day, which we have not been able to confirm. No figure on placements made, or on how many led to a post, has been published.</w:t>
+        <w:t xml:space="preserve"> The Teacher Re-Engagement Initiative is a scheme of the Victorian Department of Education, running since late 2022, that offers teachers who have been away from a fixed-term or ongoing post for a year or more a paid placement of up to forty days in a government school before they apply for a job. The teacher registers, the re-engagement team calls, coaching is offered on applications and the current curriculum, and a placement is arranged with a serving teacher alongside; returners from a career break or retirement receive an honorarium of up to 12,000 dollars, while teachers back from more than two years of parental absence resume duty temporarily on their own salary. More than 1,100 teachers registered interest in the first months, and the 2023/24 State Budget put 12 million dollars into placements to be completed by June 2025. What we do not know: how many placements were made and how many led to a post, since no figure has been published, and whether the placement is now funded by the school at 330 dollars a day, as the current departmental pages suggest.</w:t>
       </w:r>
     </w:p>
     <w:p>
@@ -1526,7 +1526,7 @@
           <w:sz w:val="24"/>
           <w:szCs w:val="24"/>
         </w:rPr>
-        <w:t xml:space="preserve"> Announced on 21 September 2020 as a pandemic measure, the incentive sits in the Règles budgétaires de fonctionnement of the school service centres, now as measure 15178 in several volets. A retired teacher doing supply work is paid from the first day at the salary step and experience held at retirement, where the ordinary rules grant that step only after twenty days; the pension continues because the retiree may elect not to rejoin the plan. It was first limited to teachers retired since July 2015; a ministerial act effective in late January 2022 removed the condition, and the measure was declared permanent the same month. It rests on an agreement outside the collective agreement, between the employers' negotiating committee and the teaching unions, renewed each school year. The minister has written to retired teachers twice, in June 2023 and August 2025. The ministry's figure for 2024-25 is more than 5,000 retirees back in schools; the press has since reported that some school service centres call retirees last because they cost more.</w:t>
+        <w:t xml:space="preserve"> Since September 2020, a retired teacher in Quebec who does supply work is paid from the first day at the salary step and experience held at retirement, where the ordinary rules grant that step only after twenty days, and keeps the full pension by electing not to rejoin the plan. The incentive sits in the operating budget rules of the school service centres as measure 15178 and rests on an agreement outside the collective agreement, between the employers' negotiating committee and the teaching unions, renewed each school year. First limited to teachers retired since July 2015, it was opened to all retirees by ministerial act in January 2022 and declared permanent the same month; the minister has written to retired teachers twice, in June 2023 and August 2025. The ministry counts more than 5,000 retirees back in schools in 2024-25. What we do not know: how that figure is counted, whether the measure has been assessed, and whether, as the press reported in December 2025, some school service centres call retirees last because they cost more.</w:t>
       </w:r>
     </w:p>
     <w:p>
@@ -2118,7 +2118,7 @@
           <w:sz w:val="24"/>
           <w:szCs w:val="24"/>
         </w:rPr>
-        <w:t xml:space="preserve"> Since 2018 the Ministry of Education and the Ministry of Finance have recruited retired principals, teaching-research officers, special-grade and senior teachers, generally aged 65 or under, to county-town and rural schools in formerly poor, border and minority counties. Recruitment is run by provinces against named posts; the county education bureau signs an agreement with the teacher, for at least one school year and renewed annually, on the strength of a recent health certificate. The pension is untouched; the work is funded at 20,000 yuan per person per year, shared between central and local budgets, for an allowance, travel and accident insurance, and the county provides housing. In 2023 ten government departments extended the model to higher, vocational and private education, with a target of about 120,000 silver-age teachers within three years. The annual plan for compulsory education has been 7,000 in 2024 and 2025, and the notices ask provinces to raise their completion rate.</w:t>
+        <w:t xml:space="preserve"> The Silver-Age Lecturing Plan, run by the Ministry of Education with the Ministry of Finance since 2018, posts retired principals, teaching-research officers, special-grade and senior teachers, generally aged 65 or under, to county-town and rural schools in formerly poor, border and minority counties. Provinces recruit against named posts; the county education bureau signs a one-year agreement with the teacher, renewable, on the strength of a recent health certificate; the pension is untouched, the work is funded at 20,000 yuan per person per year for an allowance, travel and accident insurance, and the county provides housing. The plan aimed at 10,000 teachers in its first three years and at 7,000 a year in 2024 and 2025; in 2023 ten government departments extended the model to higher, vocational and private education, with a target of about 120,000 silver-age teachers within three years. What we do not know: how many have actually been recruited against those plans, since the annual notices ask provinces to raise their completion rate, how long teachers stay, and whether anyone has assessed the effect on the receiving schools.</w:t>
       </w:r>
     </w:p>
     <w:p>
@@ -2735,35 +2735,7 @@
           <w:sz w:val="24"/>
           <w:szCs w:val="24"/>
         </w:rPr>
-        <w:t xml:space="preserve"> The regulation took effect on 1 November 2017 and paid a primary-school board up to 2,500 euros for each qualified teacher it hired who had not worked in primary education for at least a year, on a contract of six months or more. The money went to the board, for the guidance and support a returner needs in the first months. The first budget was 1.25 million euros, enough for about 500 returners; a 2019 amendment extended the scheme, applications closed on 1 November 2020 and the regulation expired on 1 January</w:t>
-      </w:r>
-    </w:p>
-    <w:p>
-      <w:pPr>
-        <w:spacing w:after="60" w:before="200"/>
-        <w:ind w:left="504" w:hanging="504"/>
-      </w:pPr>
-      <w:r>
-        <w:rPr>
-          <w:rFonts w:ascii="Garamond" w:cs="Garamond" w:eastAsia="Garamond" w:hAnsi="Garamond"/>
-          <w:b/>
-          <w:bCs/>
-          <w:color w:val="000000"/>
-          <w:sz w:val="24"/>
-          <w:szCs w:val="24"/>
-        </w:rPr>
-        <w:t xml:space="preserve">2022.	</w:t>
-      </w:r>
-      <w:r>
-        <w:rPr>
-          <w:rFonts w:ascii="Garamond" w:cs="Garamond" w:eastAsia="Garamond" w:hAnsi="Garamond"/>
-          <w:b w:val="false"/>
-          <w:bCs w:val="false"/>
-          <w:color w:val="000000"/>
-          <w:sz w:val="24"/>
-          <w:szCs w:val="24"/>
-        </w:rPr>
-        <w:t xml:space="preserve">In mid-2019 the ministry reported that more than a hundred returners had used it, against a pool of qualified teachers outside education that it put in the tens of thousands. A Dutch teaching qualification does not expire, so there is no re-licensing step on the way back.</w:t>
+        <w:t xml:space="preserve"> The Regeling tegemoetkoming herintreders primair onderwijs, in force from November 2017, paid a primary-school board up to 2,500 euros for each qualified teacher it hired who had not worked in primary education for at least a year, on a contract of six months or more; the money went to the board, for the guidance and support a returner needs in the first months. A Dutch teaching qualification does not expire, so there was no re-licensing step on the way back. The first budget was 1.25 million euros, enough for about 500 returners; a 2019 amendment extended the scheme, applications closed in November 2020 and the regulation expired in January 2022. In mid-2019 the ministry reported that more than a hundred returners had used it, against a pool of qualified teachers outside education that it put in the tens of thousands. What we do not know: how much of the money was finally used, whether the returners stayed, why the scheme was allowed to lapse, and whether it was ever evaluated.</w:t>
       </w:r>
     </w:p>
     <w:p>
@@ -3365,7 +3337,7 @@
           <w:sz w:val="24"/>
           <w:szCs w:val="24"/>
         </w:rPr>
-        <w:t xml:space="preserve"> Almost every state lets a retired teacher return under conditions built from the same four levers: a waiting period, an earnings ceiling, a shortage designation the district must establish, and a limit on the duration of the return. The states in our set have moved these levers differently. Michigan cut the wait to six months and removed the earnings ceiling after it, under a law expiring in October 2028. Georgia opened full-time return only to teachers with thirty years of service, in subjects a region had designated as highest-need; its 2025 audit found a few hundred returns a year and the one-year wait, not the pay rules, as the main deterrent, and the legislature has since widened eligibility and extended the measure to 2034. New Mexico lets a retiree draw pension and full salary with no cap on earnings or hours for a limited number of months, each return approved by the retirement board. Louisiana removed the cut-off that had confined its critical-shortage route to teachers retired before mid-2020. North Carolina ran the most generous version between 1999 and 2009, and published research finds those returners went disproportionately to high-need schools; the policy was allowed to lapse. Virginia acted on the licence rather than the pension. Several of these laws were amended in 2025 and 2026; check the current text before the conversation.</w:t>
+        <w:t xml:space="preserve"> Almost every US state lets a retired teacher return to work under conditions built from four levers: a waiting period, an earnings ceiling, a shortage designation the district must establish, and a limit on the duration of the return. In the states in our set, Michigan, since October 2023, cut the wait to six months and removed the earnings ceiling after it, under a law expiring in October 2028; Georgia, from 2022, opened full-time return to teachers with thirty years of service in subjects a region designated as highest-need, and has since widened eligibility and extended the measure to 2034; New Mexico, since 2022, lets a retiree draw pension and full salary with no cap on earnings or hours for a limited number of months, each return approved by the retirement board; Louisiana, in 2024, removed the cut-off that confined its critical-shortage route to teachers retired before mid-2020; North Carolina let retirees return full-time on full salary and pension between 1999 and 2009; and Virginia, in 2022, acted on the licence rather than the pension. The numbers we have are few: Georgia's 2025 audit found a few hundred returns a year and named the one-year wait, not the pay rules, as the main deterrent, and research on North Carolina finds its returners went disproportionately to high-need schools. What we do not know: how many have returned in the other states, what the measures have cost the retirement systems, and the exact current rules, since several laws were amended in 2025 and 2026; check the text before the conversation.</w:t>
       </w:r>
     </w:p>
     <w:p>

--- a/policies/interviews/Interview_scripts.docx
+++ b/policies/interviews/Interview_scripts.docx
@@ -255,7 +255,7 @@
           <w:sz w:val="24"/>
           <w:szCs w:val="24"/>
         </w:rPr>
-        <w:t xml:space="preserve"> Teachers Re-Engage is an initiative of the NSW Department of Education, running since November 2023, under which the Department goes through its own records of teachers who left in the previous five years and invites them back. Those interested are helped with accreditation, approval to teach and the working-with-children check, and register on the casual booking platform schools use; a shorter re-accreditation route for retired teachers appeared at the standards authority the same month. By May 2024 more than 1,500 former teachers had been contacted, 260 had expressed interest and 145 had joined the pool of casual and temporary teachers serving more than 600 schools, about six in ten of them retirees. What we do not know: how the teachers were contacted (the press says by phone; the Department has not said), what became of the 145, and whether the initiative is still running, since nothing has been published since May 2024.</w:t>
+        <w:t xml:space="preserve"> Teachers Re-Engage is an initiative of the NSW Department of Education that has run since November 2023. The Department went through its own records of teachers who had left in the previous five years and invited them back; those who were interested were helped with accreditation, approval to teach and the working-with-children check, and registered on the casual booking platform that schools use. In the same month, the standards authority opened a shorter re-accreditation route for retired teachers. By May 2024, more than 1,500 former teachers had been contacted, 260 had expressed interest and 145 had joined the pool of casual and temporary teachers that serves more than 600 schools; about six in ten of them were retirees. Three things the record does not tell us: how the teachers were contacted, since the press says by phone and the Department has not said; what became of the 145; and whether the initiative is still running, as nothing has been published since May 2024.</w:t>
       </w:r>
     </w:p>
     <w:p>

--- a/policies/interviews/Interview_scripts.docx
+++ b/policies/interviews/Interview_scripts.docx
@@ -255,7 +255,7 @@
           <w:sz w:val="24"/>
           <w:szCs w:val="24"/>
         </w:rPr>
-        <w:t xml:space="preserve"> Teachers Re-Engage is an initiative of the NSW Department of Education that has run since November 2023. The Department went through its own records of teachers who had left in the previous five years and invited them back; those who were interested were helped with accreditation, approval to teach and the working-with-children check, and registered on the casual booking platform that schools use. In the same month, the standards authority opened a shorter re-accreditation route for retired teachers. By May 2024, more than 1,500 former teachers had been contacted, 260 had expressed interest and 145 had joined the pool of casual and temporary teachers that serves more than 600 schools; about six in ten of them were retirees. Three things the record does not tell us: how the teachers were contacted, since the press says by phone and the Department has not said; what became of the 145; and whether the initiative is still running, as nothing has been published since May 2024.</w:t>
+        <w:t xml:space="preserve"> Since November 2023 the NSW Department of Education has contacted teachers who resigned in the previous five years and asked them to consider coming back. Those interested are offered assistance to renew their accreditation and a placement in casual or temporary work, with the possibility of moving to a permanent post later; the standards authority opened a shorter re-accreditation route for retired teachers in the same month. The initiative was launched shortly after teachers received one of the largest pay rises in decades and a significant cut in administrative work. More than 1,500 former teachers were contacted; by May 2024, 260 had expressed interest and 145 had been placed in casual and temporary work, about sixty percent of them coming out of retirement. As far as we know the pathway is still open, but nothing has been published since May 2024, and we do not know how the teachers were contacted (the press says by phone) or what became of the 145.</w:t>
       </w:r>
     </w:p>
     <w:p>
